--- a/szerkesztendo_dokumentumok/felhasznaloi_REKA.docx
+++ b/szerkesztendo_dokumentumok/felhasznaloi_REKA.docx
@@ -299,6 +299,7 @@
                   </w:sdtPr>
                   <w:sdtEndPr/>
                   <w:sdtContent>
+                    <w:proofErr w:type="spellStart"/>
                     <w:r>
                       <w:rPr>
                         <w:color w:val="00C6BB" w:themeColor="accent1"/>
@@ -307,6 +308,7 @@
                       </w:rPr>
                       <w:t>Paller</w:t>
                     </w:r>
+                    <w:proofErr w:type="spellEnd"/>
                     <w:r>
                       <w:rPr>
                         <w:color w:val="00C6BB" w:themeColor="accent1"/>
@@ -1640,9 +1642,11 @@
           <w:numId w:val="18"/>
         </w:numPr>
       </w:pPr>
+      <w:proofErr w:type="spellStart"/>
       <w:r>
         <w:t>gf</w:t>
       </w:r>
+      <w:proofErr w:type="spellEnd"/>
     </w:p>
     <w:p>
       <w:pPr>
@@ -1652,9 +1656,11 @@
           <w:numId w:val="18"/>
         </w:numPr>
       </w:pPr>
+      <w:proofErr w:type="spellStart"/>
       <w:r>
         <w:t>gasd</w:t>
       </w:r>
+      <w:proofErr w:type="spellEnd"/>
     </w:p>
     <w:p>
       <w:pPr>
@@ -1829,10 +1835,29 @@
         <w:t>Hozzáférés kérése a RÉKA-rendszerhez</w:t>
       </w:r>
       <w:r>
-        <w:t xml:space="preserve">” hivatkozásra kattintva nyitható meg. Az oldalon található űrlap két részből áll: cég adatai és a rendszerkezelő felhasználó adatai. A vörös csillaggal jelölt mezők kitöltése kötelező a rendszerbe történő regisztrációhoz. </w:t>
-      </w:r>
-    </w:p>
-    <w:p/>
+        <w:t>” hivatkozásra kattintva nyitható meg. Az oldalon található űrlap két részből áll: cég adatai és a rendszerkezelő felhasználó adatai. A vörös csillaggal jelölt mezők kitöltése kötelező a rendszerbe történő regisztrációhoz.</w:t>
+      </w:r>
+    </w:p>
+    <w:p>
+      <w:r>
+        <w:t>Az céghez tartozó adminisztrátor</w:t>
+      </w:r>
+      <w:r>
+        <w:t xml:space="preserve"> bármi</w:t>
+      </w:r>
+      <w:r>
+        <w:t>kor</w:t>
+      </w:r>
+      <w:r>
+        <w:t xml:space="preserve"> módosíthatja a regisztrációkor megadott adatokat a </w:t>
+      </w:r>
+      <w:r>
+        <w:t>Cégem menüpontban</w:t>
+      </w:r>
+      <w:r>
+        <w:t>.</w:t>
+      </w:r>
+    </w:p>
     <w:p>
       <w:pPr>
         <w:pStyle w:val="Cmsor2"/>
@@ -1842,7 +1867,178 @@
         </w:numPr>
       </w:pPr>
       <w:r>
-        <w:t>f</w:t>
+        <w:t>Szükséges adatok</w:t>
+      </w:r>
+    </w:p>
+    <w:p>
+      <w:r>
+        <w:t>Cégek/Egyéb jogi személyek:</w:t>
+      </w:r>
+    </w:p>
+    <w:p>
+      <w:pPr>
+        <w:pStyle w:val="Listaszerbekezds"/>
+        <w:numPr>
+          <w:ilvl w:val="0"/>
+          <w:numId w:val="26"/>
+        </w:numPr>
+      </w:pPr>
+      <w:r>
+        <w:t>Cég neve</w:t>
+      </w:r>
+    </w:p>
+    <w:p>
+      <w:pPr>
+        <w:pStyle w:val="Listaszerbekezds"/>
+        <w:numPr>
+          <w:ilvl w:val="0"/>
+          <w:numId w:val="26"/>
+        </w:numPr>
+      </w:pPr>
+      <w:r>
+        <w:t>Vállalkozás címe</w:t>
+      </w:r>
+    </w:p>
+    <w:p>
+      <w:pPr>
+        <w:pStyle w:val="Listaszerbekezds"/>
+        <w:numPr>
+          <w:ilvl w:val="0"/>
+          <w:numId w:val="26"/>
+        </w:numPr>
+      </w:pPr>
+      <w:r>
+        <w:t>Magyar adószám</w:t>
+      </w:r>
+    </w:p>
+    <w:p>
+      <w:pPr>
+        <w:pStyle w:val="Listaszerbekezds"/>
+        <w:numPr>
+          <w:ilvl w:val="0"/>
+          <w:numId w:val="26"/>
+        </w:numPr>
+      </w:pPr>
+      <w:r>
+        <w:t>Európai adószám – nem kötelező adat</w:t>
+      </w:r>
+    </w:p>
+    <w:p>
+      <w:pPr>
+        <w:pStyle w:val="Listaszerbekezds"/>
+        <w:numPr>
+          <w:ilvl w:val="0"/>
+          <w:numId w:val="26"/>
+        </w:numPr>
+      </w:pPr>
+      <w:r>
+        <w:t>Vállalkozás telefonszáma</w:t>
+      </w:r>
+    </w:p>
+    <w:p>
+      <w:pPr>
+        <w:pStyle w:val="Listaszerbekezds"/>
+        <w:numPr>
+          <w:ilvl w:val="0"/>
+          <w:numId w:val="26"/>
+        </w:numPr>
+      </w:pPr>
+      <w:r>
+        <w:t>Cég email címe</w:t>
+      </w:r>
+    </w:p>
+    <w:p>
+      <w:pPr>
+        <w:pStyle w:val="Listaszerbekezds"/>
+        <w:numPr>
+          <w:ilvl w:val="0"/>
+          <w:numId w:val="26"/>
+        </w:numPr>
+      </w:pPr>
+      <w:r>
+        <w:t>Számlaszám</w:t>
+      </w:r>
+    </w:p>
+    <w:p>
+      <w:pPr>
+        <w:pStyle w:val="Listaszerbekezds"/>
+        <w:numPr>
+          <w:ilvl w:val="0"/>
+          <w:numId w:val="26"/>
+        </w:numPr>
+      </w:pPr>
+      <w:r>
+        <w:t>Rendelési számok mintája</w:t>
+      </w:r>
+      <w:r>
+        <w:t xml:space="preserve"> – A céghez beérkezett rendelésekhez automatikusan adott rendelési azonosítók mintája</w:t>
+      </w:r>
+    </w:p>
+    <w:p/>
+    <w:p>
+      <w:r>
+        <w:t>Rendszerkezelői adatok:</w:t>
+      </w:r>
+    </w:p>
+    <w:p>
+      <w:pPr>
+        <w:pStyle w:val="Listaszerbekezds"/>
+        <w:numPr>
+          <w:ilvl w:val="0"/>
+          <w:numId w:val="27"/>
+        </w:numPr>
+      </w:pPr>
+      <w:r>
+        <w:t>Felhasználónév</w:t>
+      </w:r>
+    </w:p>
+    <w:p>
+      <w:pPr>
+        <w:pStyle w:val="Listaszerbekezds"/>
+        <w:numPr>
+          <w:ilvl w:val="0"/>
+          <w:numId w:val="27"/>
+        </w:numPr>
+      </w:pPr>
+      <w:r>
+        <w:t>Jelszó</w:t>
+      </w:r>
+    </w:p>
+    <w:p>
+      <w:pPr>
+        <w:pStyle w:val="Listaszerbekezds"/>
+        <w:numPr>
+          <w:ilvl w:val="0"/>
+          <w:numId w:val="27"/>
+        </w:numPr>
+      </w:pPr>
+      <w:r>
+        <w:t>Telephely címe</w:t>
+      </w:r>
+    </w:p>
+    <w:p>
+      <w:pPr>
+        <w:pStyle w:val="Listaszerbekezds"/>
+        <w:numPr>
+          <w:ilvl w:val="0"/>
+          <w:numId w:val="27"/>
+        </w:numPr>
+      </w:pPr>
+      <w:r>
+        <w:t>Telefonszám</w:t>
+      </w:r>
+    </w:p>
+    <w:p/>
+    <w:p>
+      <w:pPr>
+        <w:pStyle w:val="Listaszerbekezds"/>
+        <w:numPr>
+          <w:ilvl w:val="0"/>
+          <w:numId w:val="27"/>
+        </w:numPr>
+      </w:pPr>
+      <w:r>
+        <w:t>Nyilatkozás az ÁSZF és az adatkezelési tájékoztató elfogadásáról</w:t>
       </w:r>
     </w:p>
     <w:p>
@@ -1854,7 +2050,15 @@
         </w:numPr>
       </w:pPr>
       <w:r>
-        <w:t>g</w:t>
+        <w:t>Előfizetés</w:t>
+      </w:r>
+    </w:p>
+    <w:p>
+      <w:r>
+        <w:t>A RÉKA-rendszer bizonyos funkcióinak eléréséhez aktív előfizetésre van szükség</w:t>
+      </w:r>
+      <w:r>
+        <w:t>. Az előfizetés indításához szükséges űrlap a Cégem menüpont alatt az „Előfizetés állapota” résznél található. Az előfizetés megkezdése előtt szükséges megadni a számlaazonosító mintaszámát (nem összetévesztendő a rendelési számmal).</w:t>
       </w:r>
     </w:p>
     <w:p>
@@ -1866,7 +2070,100 @@
         </w:numPr>
       </w:pPr>
       <w:r>
-        <w:t>h</w:t>
+        <w:lastRenderedPageBreak/>
+        <w:t>Céghez tartozó felhasználók felvétele</w:t>
+      </w:r>
+    </w:p>
+    <w:p>
+      <w:r>
+        <w:t xml:space="preserve">A Cégem menüpontban található „Felhasználók” gombra kattintva </w:t>
+      </w:r>
+      <w:r>
+        <w:t>a rendszerkezelőknek lehetősége van</w:t>
+      </w:r>
+      <w:r>
+        <w:t xml:space="preserve"> lehetőség elérni a céghez tartozó felhasználói profilok listáját, újakat felvenni és a </w:t>
+      </w:r>
+      <w:proofErr w:type="spellStart"/>
+      <w:r>
+        <w:t>meglévőeket</w:t>
+      </w:r>
+      <w:proofErr w:type="spellEnd"/>
+      <w:r>
+        <w:t xml:space="preserve"> módosítani. Ezen funkció használatához nincsen szükség előfizetésre.</w:t>
+      </w:r>
+    </w:p>
+    <w:p>
+      <w:r>
+        <w:t>Új felhasználói fiók hozzáadásához nyissuk meg az „Új felhasználó felvétele” űrlapot és töltsük ki az alábbi adatokat:</w:t>
+      </w:r>
+    </w:p>
+    <w:p>
+      <w:pPr>
+        <w:pStyle w:val="Listaszerbekezds"/>
+        <w:numPr>
+          <w:ilvl w:val="0"/>
+          <w:numId w:val="28"/>
+        </w:numPr>
+      </w:pPr>
+      <w:r>
+        <w:t>Felhasználónév</w:t>
+      </w:r>
+    </w:p>
+    <w:p>
+      <w:pPr>
+        <w:pStyle w:val="Listaszerbekezds"/>
+        <w:numPr>
+          <w:ilvl w:val="0"/>
+          <w:numId w:val="28"/>
+        </w:numPr>
+      </w:pPr>
+      <w:r>
+        <w:t>Jelszó</w:t>
+      </w:r>
+    </w:p>
+    <w:p>
+      <w:pPr>
+        <w:pStyle w:val="Listaszerbekezds"/>
+        <w:numPr>
+          <w:ilvl w:val="0"/>
+          <w:numId w:val="28"/>
+        </w:numPr>
+      </w:pPr>
+      <w:r>
+        <w:t>Jogosultságok</w:t>
+      </w:r>
+    </w:p>
+    <w:p>
+      <w:pPr>
+        <w:pStyle w:val="Listaszerbekezds"/>
+        <w:numPr>
+          <w:ilvl w:val="0"/>
+          <w:numId w:val="28"/>
+        </w:numPr>
+      </w:pPr>
+      <w:r>
+        <w:t>Telephely címe</w:t>
+      </w:r>
+    </w:p>
+    <w:p>
+      <w:pPr>
+        <w:pStyle w:val="Listaszerbekezds"/>
+        <w:numPr>
+          <w:ilvl w:val="0"/>
+          <w:numId w:val="28"/>
+        </w:numPr>
+      </w:pPr>
+      <w:r>
+        <w:t>Telefonszám</w:t>
+      </w:r>
+    </w:p>
+    <w:p>
+      <w:r>
+        <w:t>Meglévő felhaszn</w:t>
+      </w:r>
+      <w:r>
+        <w:t>áló adatainak módosítása a ceruza ikonra kattintva van lehetőség.</w:t>
       </w:r>
     </w:p>
     <w:p>
@@ -1878,7 +2175,79 @@
         </w:numPr>
       </w:pPr>
       <w:r>
-        <w:t>a</w:t>
+        <w:t>Jogosultságok</w:t>
+      </w:r>
+    </w:p>
+    <w:p>
+      <w:r>
+        <w:t>A rendszernél 4 különböző jogosultság beállítására van lehetőség, ezek a rendszer bizonyos funkcióhoz adnak hozzáférést a felhasználóknak.</w:t>
+      </w:r>
+    </w:p>
+    <w:p>
+      <w:r>
+        <w:t xml:space="preserve">Rendszerkezelő felhasználónak számítanak azok a fiókok, amelyek mindegyik </w:t>
+      </w:r>
+      <w:r>
+        <w:t xml:space="preserve">elérhető </w:t>
+      </w:r>
+      <w:r>
+        <w:t>jogosultsággal rendelkeznek. Ezek a fiókok hozzáférnek a RÉKA cégadminisztrációs felületeihez és beérkezett rendeléseket is törölhetnek.</w:t>
+      </w:r>
+    </w:p>
+    <w:p>
+      <w:r>
+        <w:t>Jogosultságok</w:t>
+      </w:r>
+      <w:r>
+        <w:t>:</w:t>
+      </w:r>
+    </w:p>
+    <w:p>
+      <w:pPr>
+        <w:pStyle w:val="Listaszerbekezds"/>
+        <w:numPr>
+          <w:ilvl w:val="0"/>
+          <w:numId w:val="29"/>
+        </w:numPr>
+      </w:pPr>
+      <w:r>
+        <w:t>Rendelés összeállítás</w:t>
+      </w:r>
+    </w:p>
+    <w:p>
+      <w:pPr>
+        <w:pStyle w:val="Listaszerbekezds"/>
+        <w:numPr>
+          <w:ilvl w:val="0"/>
+          <w:numId w:val="29"/>
+        </w:numPr>
+      </w:pPr>
+      <w:r>
+        <w:t>Rendelés leadás</w:t>
+      </w:r>
+    </w:p>
+    <w:p>
+      <w:pPr>
+        <w:pStyle w:val="Listaszerbekezds"/>
+        <w:numPr>
+          <w:ilvl w:val="0"/>
+          <w:numId w:val="29"/>
+        </w:numPr>
+      </w:pPr>
+      <w:r>
+        <w:t>Számlakészítés</w:t>
+      </w:r>
+    </w:p>
+    <w:p>
+      <w:pPr>
+        <w:pStyle w:val="Listaszerbekezds"/>
+        <w:numPr>
+          <w:ilvl w:val="0"/>
+          <w:numId w:val="29"/>
+        </w:numPr>
+      </w:pPr>
+      <w:r>
+        <w:t>Raktárkezelés</w:t>
       </w:r>
     </w:p>
     <w:p>
@@ -1917,17 +2286,13 @@
           <w:szCs w:val="27"/>
         </w:rPr>
       </w:pPr>
-      <w:bookmarkStart w:id="2" w:name="_Toc209178484"/>
-      <w:bookmarkStart w:id="3" w:name="_Toc209181913"/>
       <w:r>
         <w:lastRenderedPageBreak/>
-        <w:t>Szoftver specifikáci</w:t>
-      </w:r>
-      <w:r>
-        <w:t>ó</w:t>
-      </w:r>
-      <w:bookmarkEnd w:id="2"/>
-      <w:bookmarkEnd w:id="3"/>
+        <w:t xml:space="preserve"> </w:t>
+      </w:r>
+      <w:r>
+        <w:t>Rendelés leadása</w:t>
+      </w:r>
     </w:p>
     <w:p>
       <w:pPr>
@@ -1937,13 +2302,140 @@
           <w:numId w:val="18"/>
         </w:numPr>
       </w:pPr>
-      <w:bookmarkStart w:id="4" w:name="_Toc209178485"/>
-      <w:bookmarkStart w:id="5" w:name="_Toc209181914"/>
-      <w:r>
-        <w:t>Megjelenés</w:t>
-      </w:r>
-      <w:bookmarkEnd w:id="4"/>
-      <w:bookmarkEnd w:id="5"/>
+      <w:r>
+        <w:t>Jogosultság bemutatása</w:t>
+      </w:r>
+    </w:p>
+    <w:p>
+      <w:r>
+        <w:t>A jogosultság lehetőséget ad a</w:t>
+      </w:r>
+      <w:r>
+        <w:t>z áruház</w:t>
+      </w:r>
+      <w:r>
+        <w:t>,</w:t>
+      </w:r>
+      <w:r>
+        <w:t xml:space="preserve"> a kosár</w:t>
+      </w:r>
+      <w:r>
+        <w:t xml:space="preserve"> </w:t>
+      </w:r>
+      <w:r>
+        <w:t>és a leadott rendelések funkciók használatához. Ezen funkciók használatához nincsen</w:t>
+      </w:r>
+      <w:r>
+        <w:t xml:space="preserve"> szükség RÉKA-előfizetés</w:t>
+      </w:r>
+      <w:r>
+        <w:t>re</w:t>
+      </w:r>
+      <w:r>
+        <w:t>.</w:t>
+      </w:r>
+    </w:p>
+    <w:p>
+      <w:pPr>
+        <w:pStyle w:val="Cmsor2"/>
+        <w:numPr>
+          <w:ilvl w:val="1"/>
+          <w:numId w:val="18"/>
+        </w:numPr>
+      </w:pPr>
+      <w:r>
+        <w:t>Áruház használata</w:t>
+      </w:r>
+    </w:p>
+    <w:p>
+      <w:r>
+        <w:t>Az áruház menüpontra kattintva elérhetjük azon cégek készleteit, amelyekkel a cégünknek vevői partnersége van, és rendelkezik aktív előfizetéssel. A partnerségekről a X.Y. pontban található információ.</w:t>
+      </w:r>
+    </w:p>
+    <w:p>
+      <w:r>
+        <w:t>A kívánt cég nevére kattintva elérhetjük annak raktárkészletét és kosárba helyezhetjük a tőle rendelni kívánt termékeket.</w:t>
+      </w:r>
+      <w:r>
+        <w:t xml:space="preserve"> A termék nevére kattintva további információt érhetünk el róluk, például a cikkszámát, a minimum vásárlási mennyiségét vagy mennyi van abból készleten.</w:t>
+      </w:r>
+    </w:p>
+    <w:p>
+      <w:r>
+        <w:t xml:space="preserve">Fontos: egyszerre csak egy </w:t>
+      </w:r>
+      <w:r>
+        <w:t xml:space="preserve">cég készletéről helyezhetünk kosárba termékeket. </w:t>
+      </w:r>
+    </w:p>
+    <w:p>
+      <w:pPr>
+        <w:pStyle w:val="Cmsor2"/>
+        <w:numPr>
+          <w:ilvl w:val="1"/>
+          <w:numId w:val="18"/>
+        </w:numPr>
+      </w:pPr>
+      <w:r>
+        <w:t>Kosár használata</w:t>
+      </w:r>
+    </w:p>
+    <w:p>
+      <w:r>
+        <w:t>A kosár menüpont megnyitásakor megjelennek a korábban kosárba helyezett termékek. Itt is van lehetőség a kosárba helyezett termékek mennyiségének módosítására vagy azok eltávolítására. A kosár teljes tartalma is törölhető.</w:t>
+      </w:r>
+    </w:p>
+    <w:p>
+      <w:r>
+        <w:t>A kosár alján található a kosárban lévő termékek nettó és bruttó végösszege, illetve az áfa összege. A rendelés leadása gombra kattintva elküldhető a rendelés a cég számára.</w:t>
+      </w:r>
+    </w:p>
+    <w:p>
+      <w:pPr>
+        <w:pStyle w:val="Cmsor2"/>
+        <w:numPr>
+          <w:ilvl w:val="1"/>
+          <w:numId w:val="18"/>
+        </w:numPr>
+      </w:pPr>
+      <w:r>
+        <w:t>Leadott rendelések</w:t>
+      </w:r>
+    </w:p>
+    <w:p>
+      <w:r>
+        <w:t xml:space="preserve">Ezen </w:t>
+      </w:r>
+      <w:r>
+        <w:t xml:space="preserve">az </w:t>
+      </w:r>
+      <w:r>
+        <w:t xml:space="preserve">oldalon </w:t>
+      </w:r>
+      <w:r>
+        <w:t>láthatóak</w:t>
+      </w:r>
+      <w:r>
+        <w:t xml:space="preserve"> az elküldött rendelések részletei</w:t>
+      </w:r>
+      <w:r>
+        <w:t xml:space="preserve"> és állapota</w:t>
+      </w:r>
+      <w:r>
+        <w:t>.</w:t>
+      </w:r>
+    </w:p>
+    <w:p>
+      <w:pPr>
+        <w:pStyle w:val="Cmsor2"/>
+        <w:numPr>
+          <w:ilvl w:val="1"/>
+          <w:numId w:val="18"/>
+        </w:numPr>
+      </w:pPr>
+      <w:r>
+        <w:t>g</w:t>
+      </w:r>
     </w:p>
     <w:p>
       <w:pPr>
@@ -1957,20 +2449,9 @@
           <w:szCs w:val="27"/>
         </w:rPr>
       </w:pPr>
-      <w:bookmarkStart w:id="6" w:name="_Toc209178487"/>
-      <w:bookmarkStart w:id="7" w:name="_Toc209181915"/>
       <w:r>
         <w:lastRenderedPageBreak/>
-        <w:t>Dokumentáció</w:t>
-      </w:r>
-      <w:bookmarkEnd w:id="6"/>
-      <w:bookmarkEnd w:id="7"/>
-      <w:r>
-        <w:rPr>
-          <w:sz w:val="27"/>
-          <w:szCs w:val="27"/>
-        </w:rPr>
-        <w:t xml:space="preserve"> </w:t>
+        <w:t>Rendelés összekészítés</w:t>
       </w:r>
     </w:p>
     <w:p>
@@ -1981,13 +2462,13 @@
           <w:numId w:val="18"/>
         </w:numPr>
       </w:pPr>
-      <w:bookmarkStart w:id="8" w:name="_Toc209178488"/>
-      <w:bookmarkStart w:id="9" w:name="_Toc209181916"/>
+      <w:bookmarkStart w:id="2" w:name="_Toc209178488"/>
+      <w:bookmarkStart w:id="3" w:name="_Toc209181916"/>
       <w:r>
         <w:t>Erőforrás-terv, munkaidő nyilvántartás</w:t>
       </w:r>
-      <w:bookmarkEnd w:id="8"/>
-      <w:bookmarkEnd w:id="9"/>
+      <w:bookmarkEnd w:id="2"/>
+      <w:bookmarkEnd w:id="3"/>
     </w:p>
     <w:p>
       <w:pPr>
@@ -1997,14 +2478,14 @@
           <w:numId w:val="18"/>
         </w:numPr>
       </w:pPr>
-      <w:bookmarkStart w:id="10" w:name="_Toc209178492"/>
-      <w:bookmarkStart w:id="11" w:name="_Toc209181917"/>
+      <w:bookmarkStart w:id="4" w:name="_Toc209178492"/>
+      <w:bookmarkStart w:id="5" w:name="_Toc209181917"/>
       <w:r>
         <w:lastRenderedPageBreak/>
         <w:t>Jövőbeli bővítési lehetőségek</w:t>
       </w:r>
-      <w:bookmarkEnd w:id="10"/>
-      <w:bookmarkEnd w:id="11"/>
+      <w:bookmarkEnd w:id="4"/>
+      <w:bookmarkEnd w:id="5"/>
     </w:p>
     <w:p>
       <w:pPr>
@@ -2014,11 +2495,11 @@
           <w:numId w:val="18"/>
         </w:numPr>
       </w:pPr>
-      <w:bookmarkStart w:id="12" w:name="_Toc209181918"/>
+      <w:bookmarkStart w:id="6" w:name="_Toc209181918"/>
       <w:r>
         <w:t>v</w:t>
       </w:r>
-      <w:bookmarkEnd w:id="12"/>
+      <w:bookmarkEnd w:id="6"/>
     </w:p>
     <w:p>
       <w:pPr>
@@ -2028,18 +2509,18 @@
           <w:numId w:val="18"/>
         </w:numPr>
       </w:pPr>
-      <w:bookmarkStart w:id="13" w:name="_Toc209178493"/>
-      <w:bookmarkStart w:id="14" w:name="_Toc209181919"/>
+      <w:bookmarkStart w:id="7" w:name="_Toc209178493"/>
+      <w:bookmarkStart w:id="8" w:name="_Toc209181919"/>
       <w:r>
         <w:lastRenderedPageBreak/>
         <w:t>Projekt adatlap</w:t>
       </w:r>
-      <w:bookmarkEnd w:id="13"/>
-      <w:bookmarkEnd w:id="14"/>
-    </w:p>
-    <w:p>
-      <w:pPr>
-        <w:pStyle w:val="Listaszerbekezds"/>
+      <w:bookmarkEnd w:id="7"/>
+      <w:bookmarkEnd w:id="8"/>
+    </w:p>
+    <w:p>
+      <w:pPr>
+        <w:ind w:left="0"/>
         <w:rPr>
           <w:lang w:eastAsia="hu-HU"/>
         </w:rPr>
@@ -2358,7 +2839,7 @@
         <v:path o:extrusionok="f" gradientshapeok="t" o:connecttype="rect"/>
         <o:lock v:ext="edit" aspectratio="t"/>
       </v:shapetype>
-      <v:shape id="_x0000_i1629" type="#_x0000_t75" style="width:159.75pt;height:173.25pt" o:bullet="t">
+      <v:shape id="_x0000_i1290" type="#_x0000_t75" style="width:159.75pt;height:173.25pt" o:bullet="t">
         <v:imagedata r:id="rId1" o:title="reka_symbol_alt"/>
       </v:shape>
     </w:pict>
@@ -2902,6 +3383,119 @@
     </w:lvl>
   </w:abstractNum>
   <w:abstractNum w:abstractNumId="5" w15:restartNumberingAfterBreak="0">
+    <w:nsid w:val="21C81B12"/>
+    <w:multiLevelType w:val="hybridMultilevel"/>
+    <w:tmpl w:val="F6C8D96E"/>
+    <w:lvl w:ilvl="0" w:tplc="040E0001">
+      <w:start w:val="1"/>
+      <w:numFmt w:val="bullet"/>
+      <w:lvlText w:val=""/>
+      <w:lvlJc w:val="left"/>
+      <w:pPr>
+        <w:ind w:left="2138" w:hanging="360"/>
+      </w:pPr>
+      <w:rPr>
+        <w:rFonts w:ascii="Symbol" w:hAnsi="Symbol" w:hint="default"/>
+      </w:rPr>
+    </w:lvl>
+    <w:lvl w:ilvl="1" w:tplc="040E0003" w:tentative="1">
+      <w:start w:val="1"/>
+      <w:numFmt w:val="bullet"/>
+      <w:lvlText w:val="o"/>
+      <w:lvlJc w:val="left"/>
+      <w:pPr>
+        <w:ind w:left="2858" w:hanging="360"/>
+      </w:pPr>
+      <w:rPr>
+        <w:rFonts w:ascii="Courier New" w:hAnsi="Courier New" w:cs="Courier New" w:hint="default"/>
+      </w:rPr>
+    </w:lvl>
+    <w:lvl w:ilvl="2" w:tplc="040E0005" w:tentative="1">
+      <w:start w:val="1"/>
+      <w:numFmt w:val="bullet"/>
+      <w:lvlText w:val=""/>
+      <w:lvlJc w:val="left"/>
+      <w:pPr>
+        <w:ind w:left="3578" w:hanging="360"/>
+      </w:pPr>
+      <w:rPr>
+        <w:rFonts w:ascii="Wingdings" w:hAnsi="Wingdings" w:hint="default"/>
+      </w:rPr>
+    </w:lvl>
+    <w:lvl w:ilvl="3" w:tplc="040E0001" w:tentative="1">
+      <w:start w:val="1"/>
+      <w:numFmt w:val="bullet"/>
+      <w:lvlText w:val=""/>
+      <w:lvlJc w:val="left"/>
+      <w:pPr>
+        <w:ind w:left="4298" w:hanging="360"/>
+      </w:pPr>
+      <w:rPr>
+        <w:rFonts w:ascii="Symbol" w:hAnsi="Symbol" w:hint="default"/>
+      </w:rPr>
+    </w:lvl>
+    <w:lvl w:ilvl="4" w:tplc="040E0003" w:tentative="1">
+      <w:start w:val="1"/>
+      <w:numFmt w:val="bullet"/>
+      <w:lvlText w:val="o"/>
+      <w:lvlJc w:val="left"/>
+      <w:pPr>
+        <w:ind w:left="5018" w:hanging="360"/>
+      </w:pPr>
+      <w:rPr>
+        <w:rFonts w:ascii="Courier New" w:hAnsi="Courier New" w:cs="Courier New" w:hint="default"/>
+      </w:rPr>
+    </w:lvl>
+    <w:lvl w:ilvl="5" w:tplc="040E0005" w:tentative="1">
+      <w:start w:val="1"/>
+      <w:numFmt w:val="bullet"/>
+      <w:lvlText w:val=""/>
+      <w:lvlJc w:val="left"/>
+      <w:pPr>
+        <w:ind w:left="5738" w:hanging="360"/>
+      </w:pPr>
+      <w:rPr>
+        <w:rFonts w:ascii="Wingdings" w:hAnsi="Wingdings" w:hint="default"/>
+      </w:rPr>
+    </w:lvl>
+    <w:lvl w:ilvl="6" w:tplc="040E0001" w:tentative="1">
+      <w:start w:val="1"/>
+      <w:numFmt w:val="bullet"/>
+      <w:lvlText w:val=""/>
+      <w:lvlJc w:val="left"/>
+      <w:pPr>
+        <w:ind w:left="6458" w:hanging="360"/>
+      </w:pPr>
+      <w:rPr>
+        <w:rFonts w:ascii="Symbol" w:hAnsi="Symbol" w:hint="default"/>
+      </w:rPr>
+    </w:lvl>
+    <w:lvl w:ilvl="7" w:tplc="040E0003" w:tentative="1">
+      <w:start w:val="1"/>
+      <w:numFmt w:val="bullet"/>
+      <w:lvlText w:val="o"/>
+      <w:lvlJc w:val="left"/>
+      <w:pPr>
+        <w:ind w:left="7178" w:hanging="360"/>
+      </w:pPr>
+      <w:rPr>
+        <w:rFonts w:ascii="Courier New" w:hAnsi="Courier New" w:cs="Courier New" w:hint="default"/>
+      </w:rPr>
+    </w:lvl>
+    <w:lvl w:ilvl="8" w:tplc="040E0005" w:tentative="1">
+      <w:start w:val="1"/>
+      <w:numFmt w:val="bullet"/>
+      <w:lvlText w:val=""/>
+      <w:lvlJc w:val="left"/>
+      <w:pPr>
+        <w:ind w:left="7898" w:hanging="360"/>
+      </w:pPr>
+      <w:rPr>
+        <w:rFonts w:ascii="Wingdings" w:hAnsi="Wingdings" w:hint="default"/>
+      </w:rPr>
+    </w:lvl>
+  </w:abstractNum>
+  <w:abstractNum w:abstractNumId="6" w15:restartNumberingAfterBreak="0">
     <w:nsid w:val="26C504CA"/>
     <w:multiLevelType w:val="multilevel"/>
     <w:tmpl w:val="AE84AFAA"/>
@@ -3023,7 +3617,7 @@
       </w:rPr>
     </w:lvl>
   </w:abstractNum>
-  <w:abstractNum w:abstractNumId="6" w15:restartNumberingAfterBreak="0">
+  <w:abstractNum w:abstractNumId="7" w15:restartNumberingAfterBreak="0">
     <w:nsid w:val="276871A6"/>
     <w:multiLevelType w:val="multilevel"/>
     <w:tmpl w:val="97146912"/>
@@ -3172,7 +3766,7 @@
       </w:rPr>
     </w:lvl>
   </w:abstractNum>
-  <w:abstractNum w:abstractNumId="7" w15:restartNumberingAfterBreak="0">
+  <w:abstractNum w:abstractNumId="8" w15:restartNumberingAfterBreak="0">
     <w:nsid w:val="29642784"/>
     <w:multiLevelType w:val="hybridMultilevel"/>
     <w:tmpl w:val="37E4B78C"/>
@@ -3286,7 +3880,7 @@
       </w:rPr>
     </w:lvl>
   </w:abstractNum>
-  <w:abstractNum w:abstractNumId="8" w15:restartNumberingAfterBreak="0">
+  <w:abstractNum w:abstractNumId="9" w15:restartNumberingAfterBreak="0">
     <w:nsid w:val="2AF95178"/>
     <w:multiLevelType w:val="hybridMultilevel"/>
     <w:tmpl w:val="384891A0"/>
@@ -3373,7 +3967,7 @@
       </w:pPr>
     </w:lvl>
   </w:abstractNum>
-  <w:abstractNum w:abstractNumId="9" w15:restartNumberingAfterBreak="0">
+  <w:abstractNum w:abstractNumId="10" w15:restartNumberingAfterBreak="0">
     <w:nsid w:val="30F978DE"/>
     <w:multiLevelType w:val="multilevel"/>
     <w:tmpl w:val="71ECE1B8"/>
@@ -3522,7 +4116,7 @@
       </w:rPr>
     </w:lvl>
   </w:abstractNum>
-  <w:abstractNum w:abstractNumId="10" w15:restartNumberingAfterBreak="0">
+  <w:abstractNum w:abstractNumId="11" w15:restartNumberingAfterBreak="0">
     <w:nsid w:val="32EE0347"/>
     <w:multiLevelType w:val="multilevel"/>
     <w:tmpl w:val="EA0A11CA"/>
@@ -3671,7 +4265,7 @@
       </w:rPr>
     </w:lvl>
   </w:abstractNum>
-  <w:abstractNum w:abstractNumId="11" w15:restartNumberingAfterBreak="0">
+  <w:abstractNum w:abstractNumId="12" w15:restartNumberingAfterBreak="0">
     <w:nsid w:val="34DA4803"/>
     <w:multiLevelType w:val="hybridMultilevel"/>
     <w:tmpl w:val="0EF2CE3A"/>
@@ -3759,7 +4353,7 @@
       </w:pPr>
     </w:lvl>
   </w:abstractNum>
-  <w:abstractNum w:abstractNumId="12" w15:restartNumberingAfterBreak="0">
+  <w:abstractNum w:abstractNumId="13" w15:restartNumberingAfterBreak="0">
     <w:nsid w:val="3C431435"/>
     <w:multiLevelType w:val="hybridMultilevel"/>
     <w:tmpl w:val="B4EC3032"/>
@@ -3845,7 +4439,120 @@
       </w:pPr>
     </w:lvl>
   </w:abstractNum>
-  <w:abstractNum w:abstractNumId="13" w15:restartNumberingAfterBreak="0">
+  <w:abstractNum w:abstractNumId="14" w15:restartNumberingAfterBreak="0">
+    <w:nsid w:val="3D8568A1"/>
+    <w:multiLevelType w:val="hybridMultilevel"/>
+    <w:tmpl w:val="81F6373E"/>
+    <w:lvl w:ilvl="0" w:tplc="040E0001">
+      <w:start w:val="1"/>
+      <w:numFmt w:val="bullet"/>
+      <w:lvlText w:val=""/>
+      <w:lvlJc w:val="left"/>
+      <w:pPr>
+        <w:ind w:left="2138" w:hanging="360"/>
+      </w:pPr>
+      <w:rPr>
+        <w:rFonts w:ascii="Symbol" w:hAnsi="Symbol" w:hint="default"/>
+      </w:rPr>
+    </w:lvl>
+    <w:lvl w:ilvl="1" w:tplc="040E0003" w:tentative="1">
+      <w:start w:val="1"/>
+      <w:numFmt w:val="bullet"/>
+      <w:lvlText w:val="o"/>
+      <w:lvlJc w:val="left"/>
+      <w:pPr>
+        <w:ind w:left="2858" w:hanging="360"/>
+      </w:pPr>
+      <w:rPr>
+        <w:rFonts w:ascii="Courier New" w:hAnsi="Courier New" w:cs="Courier New" w:hint="default"/>
+      </w:rPr>
+    </w:lvl>
+    <w:lvl w:ilvl="2" w:tplc="040E0005" w:tentative="1">
+      <w:start w:val="1"/>
+      <w:numFmt w:val="bullet"/>
+      <w:lvlText w:val=""/>
+      <w:lvlJc w:val="left"/>
+      <w:pPr>
+        <w:ind w:left="3578" w:hanging="360"/>
+      </w:pPr>
+      <w:rPr>
+        <w:rFonts w:ascii="Wingdings" w:hAnsi="Wingdings" w:hint="default"/>
+      </w:rPr>
+    </w:lvl>
+    <w:lvl w:ilvl="3" w:tplc="040E0001" w:tentative="1">
+      <w:start w:val="1"/>
+      <w:numFmt w:val="bullet"/>
+      <w:lvlText w:val=""/>
+      <w:lvlJc w:val="left"/>
+      <w:pPr>
+        <w:ind w:left="4298" w:hanging="360"/>
+      </w:pPr>
+      <w:rPr>
+        <w:rFonts w:ascii="Symbol" w:hAnsi="Symbol" w:hint="default"/>
+      </w:rPr>
+    </w:lvl>
+    <w:lvl w:ilvl="4" w:tplc="040E0003" w:tentative="1">
+      <w:start w:val="1"/>
+      <w:numFmt w:val="bullet"/>
+      <w:lvlText w:val="o"/>
+      <w:lvlJc w:val="left"/>
+      <w:pPr>
+        <w:ind w:left="5018" w:hanging="360"/>
+      </w:pPr>
+      <w:rPr>
+        <w:rFonts w:ascii="Courier New" w:hAnsi="Courier New" w:cs="Courier New" w:hint="default"/>
+      </w:rPr>
+    </w:lvl>
+    <w:lvl w:ilvl="5" w:tplc="040E0005" w:tentative="1">
+      <w:start w:val="1"/>
+      <w:numFmt w:val="bullet"/>
+      <w:lvlText w:val=""/>
+      <w:lvlJc w:val="left"/>
+      <w:pPr>
+        <w:ind w:left="5738" w:hanging="360"/>
+      </w:pPr>
+      <w:rPr>
+        <w:rFonts w:ascii="Wingdings" w:hAnsi="Wingdings" w:hint="default"/>
+      </w:rPr>
+    </w:lvl>
+    <w:lvl w:ilvl="6" w:tplc="040E0001" w:tentative="1">
+      <w:start w:val="1"/>
+      <w:numFmt w:val="bullet"/>
+      <w:lvlText w:val=""/>
+      <w:lvlJc w:val="left"/>
+      <w:pPr>
+        <w:ind w:left="6458" w:hanging="360"/>
+      </w:pPr>
+      <w:rPr>
+        <w:rFonts w:ascii="Symbol" w:hAnsi="Symbol" w:hint="default"/>
+      </w:rPr>
+    </w:lvl>
+    <w:lvl w:ilvl="7" w:tplc="040E0003" w:tentative="1">
+      <w:start w:val="1"/>
+      <w:numFmt w:val="bullet"/>
+      <w:lvlText w:val="o"/>
+      <w:lvlJc w:val="left"/>
+      <w:pPr>
+        <w:ind w:left="7178" w:hanging="360"/>
+      </w:pPr>
+      <w:rPr>
+        <w:rFonts w:ascii="Courier New" w:hAnsi="Courier New" w:cs="Courier New" w:hint="default"/>
+      </w:rPr>
+    </w:lvl>
+    <w:lvl w:ilvl="8" w:tplc="040E0005" w:tentative="1">
+      <w:start w:val="1"/>
+      <w:numFmt w:val="bullet"/>
+      <w:lvlText w:val=""/>
+      <w:lvlJc w:val="left"/>
+      <w:pPr>
+        <w:ind w:left="7898" w:hanging="360"/>
+      </w:pPr>
+      <w:rPr>
+        <w:rFonts w:ascii="Wingdings" w:hAnsi="Wingdings" w:hint="default"/>
+      </w:rPr>
+    </w:lvl>
+  </w:abstractNum>
+  <w:abstractNum w:abstractNumId="15" w15:restartNumberingAfterBreak="0">
     <w:nsid w:val="506B679A"/>
     <w:multiLevelType w:val="hybridMultilevel"/>
     <w:tmpl w:val="2B34F844"/>
@@ -3934,7 +4641,7 @@
       </w:pPr>
     </w:lvl>
   </w:abstractNum>
-  <w:abstractNum w:abstractNumId="14" w15:restartNumberingAfterBreak="0">
+  <w:abstractNum w:abstractNumId="16" w15:restartNumberingAfterBreak="0">
     <w:nsid w:val="52085197"/>
     <w:multiLevelType w:val="multilevel"/>
     <w:tmpl w:val="BA12FBB6"/>
@@ -4083,7 +4790,7 @@
       </w:rPr>
     </w:lvl>
   </w:abstractNum>
-  <w:abstractNum w:abstractNumId="15" w15:restartNumberingAfterBreak="0">
+  <w:abstractNum w:abstractNumId="17" w15:restartNumberingAfterBreak="0">
     <w:nsid w:val="5AFA7A8C"/>
     <w:multiLevelType w:val="multilevel"/>
     <w:tmpl w:val="3836C31A"/>
@@ -4232,7 +4939,120 @@
       </w:rPr>
     </w:lvl>
   </w:abstractNum>
-  <w:abstractNum w:abstractNumId="16" w15:restartNumberingAfterBreak="0">
+  <w:abstractNum w:abstractNumId="18" w15:restartNumberingAfterBreak="0">
+    <w:nsid w:val="613F7FC3"/>
+    <w:multiLevelType w:val="hybridMultilevel"/>
+    <w:tmpl w:val="421EFB6E"/>
+    <w:lvl w:ilvl="0" w:tplc="040E0001">
+      <w:start w:val="1"/>
+      <w:numFmt w:val="bullet"/>
+      <w:lvlText w:val=""/>
+      <w:lvlJc w:val="left"/>
+      <w:pPr>
+        <w:ind w:left="2138" w:hanging="360"/>
+      </w:pPr>
+      <w:rPr>
+        <w:rFonts w:ascii="Symbol" w:hAnsi="Symbol" w:hint="default"/>
+      </w:rPr>
+    </w:lvl>
+    <w:lvl w:ilvl="1" w:tplc="040E0003" w:tentative="1">
+      <w:start w:val="1"/>
+      <w:numFmt w:val="bullet"/>
+      <w:lvlText w:val="o"/>
+      <w:lvlJc w:val="left"/>
+      <w:pPr>
+        <w:ind w:left="2858" w:hanging="360"/>
+      </w:pPr>
+      <w:rPr>
+        <w:rFonts w:ascii="Courier New" w:hAnsi="Courier New" w:cs="Courier New" w:hint="default"/>
+      </w:rPr>
+    </w:lvl>
+    <w:lvl w:ilvl="2" w:tplc="040E0005" w:tentative="1">
+      <w:start w:val="1"/>
+      <w:numFmt w:val="bullet"/>
+      <w:lvlText w:val=""/>
+      <w:lvlJc w:val="left"/>
+      <w:pPr>
+        <w:ind w:left="3578" w:hanging="360"/>
+      </w:pPr>
+      <w:rPr>
+        <w:rFonts w:ascii="Wingdings" w:hAnsi="Wingdings" w:hint="default"/>
+      </w:rPr>
+    </w:lvl>
+    <w:lvl w:ilvl="3" w:tplc="040E0001" w:tentative="1">
+      <w:start w:val="1"/>
+      <w:numFmt w:val="bullet"/>
+      <w:lvlText w:val=""/>
+      <w:lvlJc w:val="left"/>
+      <w:pPr>
+        <w:ind w:left="4298" w:hanging="360"/>
+      </w:pPr>
+      <w:rPr>
+        <w:rFonts w:ascii="Symbol" w:hAnsi="Symbol" w:hint="default"/>
+      </w:rPr>
+    </w:lvl>
+    <w:lvl w:ilvl="4" w:tplc="040E0003" w:tentative="1">
+      <w:start w:val="1"/>
+      <w:numFmt w:val="bullet"/>
+      <w:lvlText w:val="o"/>
+      <w:lvlJc w:val="left"/>
+      <w:pPr>
+        <w:ind w:left="5018" w:hanging="360"/>
+      </w:pPr>
+      <w:rPr>
+        <w:rFonts w:ascii="Courier New" w:hAnsi="Courier New" w:cs="Courier New" w:hint="default"/>
+      </w:rPr>
+    </w:lvl>
+    <w:lvl w:ilvl="5" w:tplc="040E0005" w:tentative="1">
+      <w:start w:val="1"/>
+      <w:numFmt w:val="bullet"/>
+      <w:lvlText w:val=""/>
+      <w:lvlJc w:val="left"/>
+      <w:pPr>
+        <w:ind w:left="5738" w:hanging="360"/>
+      </w:pPr>
+      <w:rPr>
+        <w:rFonts w:ascii="Wingdings" w:hAnsi="Wingdings" w:hint="default"/>
+      </w:rPr>
+    </w:lvl>
+    <w:lvl w:ilvl="6" w:tplc="040E0001" w:tentative="1">
+      <w:start w:val="1"/>
+      <w:numFmt w:val="bullet"/>
+      <w:lvlText w:val=""/>
+      <w:lvlJc w:val="left"/>
+      <w:pPr>
+        <w:ind w:left="6458" w:hanging="360"/>
+      </w:pPr>
+      <w:rPr>
+        <w:rFonts w:ascii="Symbol" w:hAnsi="Symbol" w:hint="default"/>
+      </w:rPr>
+    </w:lvl>
+    <w:lvl w:ilvl="7" w:tplc="040E0003" w:tentative="1">
+      <w:start w:val="1"/>
+      <w:numFmt w:val="bullet"/>
+      <w:lvlText w:val="o"/>
+      <w:lvlJc w:val="left"/>
+      <w:pPr>
+        <w:ind w:left="7178" w:hanging="360"/>
+      </w:pPr>
+      <w:rPr>
+        <w:rFonts w:ascii="Courier New" w:hAnsi="Courier New" w:cs="Courier New" w:hint="default"/>
+      </w:rPr>
+    </w:lvl>
+    <w:lvl w:ilvl="8" w:tplc="040E0005" w:tentative="1">
+      <w:start w:val="1"/>
+      <w:numFmt w:val="bullet"/>
+      <w:lvlText w:val=""/>
+      <w:lvlJc w:val="left"/>
+      <w:pPr>
+        <w:ind w:left="7898" w:hanging="360"/>
+      </w:pPr>
+      <w:rPr>
+        <w:rFonts w:ascii="Wingdings" w:hAnsi="Wingdings" w:hint="default"/>
+      </w:rPr>
+    </w:lvl>
+  </w:abstractNum>
+  <w:abstractNum w:abstractNumId="19" w15:restartNumberingAfterBreak="0">
     <w:nsid w:val="65C867C0"/>
     <w:multiLevelType w:val="hybridMultilevel"/>
     <w:tmpl w:val="532E8018"/>
@@ -4320,7 +5140,120 @@
       </w:pPr>
     </w:lvl>
   </w:abstractNum>
-  <w:abstractNum w:abstractNumId="17" w15:restartNumberingAfterBreak="0">
+  <w:abstractNum w:abstractNumId="20" w15:restartNumberingAfterBreak="0">
+    <w:nsid w:val="67B2598D"/>
+    <w:multiLevelType w:val="hybridMultilevel"/>
+    <w:tmpl w:val="9DFC583A"/>
+    <w:lvl w:ilvl="0" w:tplc="040E0001">
+      <w:start w:val="1"/>
+      <w:numFmt w:val="bullet"/>
+      <w:lvlText w:val=""/>
+      <w:lvlJc w:val="left"/>
+      <w:pPr>
+        <w:ind w:left="2138" w:hanging="360"/>
+      </w:pPr>
+      <w:rPr>
+        <w:rFonts w:ascii="Symbol" w:hAnsi="Symbol" w:hint="default"/>
+      </w:rPr>
+    </w:lvl>
+    <w:lvl w:ilvl="1" w:tplc="040E0003" w:tentative="1">
+      <w:start w:val="1"/>
+      <w:numFmt w:val="bullet"/>
+      <w:lvlText w:val="o"/>
+      <w:lvlJc w:val="left"/>
+      <w:pPr>
+        <w:ind w:left="2858" w:hanging="360"/>
+      </w:pPr>
+      <w:rPr>
+        <w:rFonts w:ascii="Courier New" w:hAnsi="Courier New" w:cs="Courier New" w:hint="default"/>
+      </w:rPr>
+    </w:lvl>
+    <w:lvl w:ilvl="2" w:tplc="040E0005" w:tentative="1">
+      <w:start w:val="1"/>
+      <w:numFmt w:val="bullet"/>
+      <w:lvlText w:val=""/>
+      <w:lvlJc w:val="left"/>
+      <w:pPr>
+        <w:ind w:left="3578" w:hanging="360"/>
+      </w:pPr>
+      <w:rPr>
+        <w:rFonts w:ascii="Wingdings" w:hAnsi="Wingdings" w:hint="default"/>
+      </w:rPr>
+    </w:lvl>
+    <w:lvl w:ilvl="3" w:tplc="040E0001" w:tentative="1">
+      <w:start w:val="1"/>
+      <w:numFmt w:val="bullet"/>
+      <w:lvlText w:val=""/>
+      <w:lvlJc w:val="left"/>
+      <w:pPr>
+        <w:ind w:left="4298" w:hanging="360"/>
+      </w:pPr>
+      <w:rPr>
+        <w:rFonts w:ascii="Symbol" w:hAnsi="Symbol" w:hint="default"/>
+      </w:rPr>
+    </w:lvl>
+    <w:lvl w:ilvl="4" w:tplc="040E0003" w:tentative="1">
+      <w:start w:val="1"/>
+      <w:numFmt w:val="bullet"/>
+      <w:lvlText w:val="o"/>
+      <w:lvlJc w:val="left"/>
+      <w:pPr>
+        <w:ind w:left="5018" w:hanging="360"/>
+      </w:pPr>
+      <w:rPr>
+        <w:rFonts w:ascii="Courier New" w:hAnsi="Courier New" w:cs="Courier New" w:hint="default"/>
+      </w:rPr>
+    </w:lvl>
+    <w:lvl w:ilvl="5" w:tplc="040E0005" w:tentative="1">
+      <w:start w:val="1"/>
+      <w:numFmt w:val="bullet"/>
+      <w:lvlText w:val=""/>
+      <w:lvlJc w:val="left"/>
+      <w:pPr>
+        <w:ind w:left="5738" w:hanging="360"/>
+      </w:pPr>
+      <w:rPr>
+        <w:rFonts w:ascii="Wingdings" w:hAnsi="Wingdings" w:hint="default"/>
+      </w:rPr>
+    </w:lvl>
+    <w:lvl w:ilvl="6" w:tplc="040E0001" w:tentative="1">
+      <w:start w:val="1"/>
+      <w:numFmt w:val="bullet"/>
+      <w:lvlText w:val=""/>
+      <w:lvlJc w:val="left"/>
+      <w:pPr>
+        <w:ind w:left="6458" w:hanging="360"/>
+      </w:pPr>
+      <w:rPr>
+        <w:rFonts w:ascii="Symbol" w:hAnsi="Symbol" w:hint="default"/>
+      </w:rPr>
+    </w:lvl>
+    <w:lvl w:ilvl="7" w:tplc="040E0003" w:tentative="1">
+      <w:start w:val="1"/>
+      <w:numFmt w:val="bullet"/>
+      <w:lvlText w:val="o"/>
+      <w:lvlJc w:val="left"/>
+      <w:pPr>
+        <w:ind w:left="7178" w:hanging="360"/>
+      </w:pPr>
+      <w:rPr>
+        <w:rFonts w:ascii="Courier New" w:hAnsi="Courier New" w:cs="Courier New" w:hint="default"/>
+      </w:rPr>
+    </w:lvl>
+    <w:lvl w:ilvl="8" w:tplc="040E0005" w:tentative="1">
+      <w:start w:val="1"/>
+      <w:numFmt w:val="bullet"/>
+      <w:lvlText w:val=""/>
+      <w:lvlJc w:val="left"/>
+      <w:pPr>
+        <w:ind w:left="7898" w:hanging="360"/>
+      </w:pPr>
+      <w:rPr>
+        <w:rFonts w:ascii="Wingdings" w:hAnsi="Wingdings" w:hint="default"/>
+      </w:rPr>
+    </w:lvl>
+  </w:abstractNum>
+  <w:abstractNum w:abstractNumId="21" w15:restartNumberingAfterBreak="0">
     <w:nsid w:val="688912E2"/>
     <w:multiLevelType w:val="multilevel"/>
     <w:tmpl w:val="50D67FF2"/>
@@ -4433,7 +5366,7 @@
       </w:rPr>
     </w:lvl>
   </w:abstractNum>
-  <w:abstractNum w:abstractNumId="18" w15:restartNumberingAfterBreak="0">
+  <w:abstractNum w:abstractNumId="22" w15:restartNumberingAfterBreak="0">
     <w:nsid w:val="68F53D98"/>
     <w:multiLevelType w:val="hybridMultilevel"/>
     <w:tmpl w:val="B95A2498"/>
@@ -4547,7 +5480,7 @@
       </w:rPr>
     </w:lvl>
   </w:abstractNum>
-  <w:abstractNum w:abstractNumId="19" w15:restartNumberingAfterBreak="0">
+  <w:abstractNum w:abstractNumId="23" w15:restartNumberingAfterBreak="0">
     <w:nsid w:val="69536A47"/>
     <w:multiLevelType w:val="hybridMultilevel"/>
     <w:tmpl w:val="F5FC8A6E"/>
@@ -4662,7 +5595,7 @@
       </w:rPr>
     </w:lvl>
   </w:abstractNum>
-  <w:abstractNum w:abstractNumId="20" w15:restartNumberingAfterBreak="0">
+  <w:abstractNum w:abstractNumId="24" w15:restartNumberingAfterBreak="0">
     <w:nsid w:val="6C8E5D34"/>
     <w:multiLevelType w:val="multilevel"/>
     <w:tmpl w:val="D04A3E9A"/>
@@ -4784,7 +5717,7 @@
       </w:rPr>
     </w:lvl>
   </w:abstractNum>
-  <w:abstractNum w:abstractNumId="21" w15:restartNumberingAfterBreak="0">
+  <w:abstractNum w:abstractNumId="25" w15:restartNumberingAfterBreak="0">
     <w:nsid w:val="743451C1"/>
     <w:multiLevelType w:val="multilevel"/>
     <w:tmpl w:val="1C228402"/>
@@ -4933,7 +5866,7 @@
       </w:rPr>
     </w:lvl>
   </w:abstractNum>
-  <w:abstractNum w:abstractNumId="22" w15:restartNumberingAfterBreak="0">
+  <w:abstractNum w:abstractNumId="26" w15:restartNumberingAfterBreak="0">
     <w:nsid w:val="75C67F10"/>
     <w:multiLevelType w:val="multilevel"/>
     <w:tmpl w:val="C9740B52"/>
@@ -5082,7 +6015,7 @@
       </w:rPr>
     </w:lvl>
   </w:abstractNum>
-  <w:abstractNum w:abstractNumId="23" w15:restartNumberingAfterBreak="0">
+  <w:abstractNum w:abstractNumId="27" w15:restartNumberingAfterBreak="0">
     <w:nsid w:val="768059DC"/>
     <w:multiLevelType w:val="multilevel"/>
     <w:tmpl w:val="07E08CE0"/>
@@ -5231,7 +6164,7 @@
       </w:rPr>
     </w:lvl>
   </w:abstractNum>
-  <w:abstractNum w:abstractNumId="24" w15:restartNumberingAfterBreak="0">
+  <w:abstractNum w:abstractNumId="28" w15:restartNumberingAfterBreak="0">
     <w:nsid w:val="7DE170CC"/>
     <w:multiLevelType w:val="hybridMultilevel"/>
     <w:tmpl w:val="E1D2B952"/>
@@ -5321,55 +6254,55 @@
     </w:lvl>
   </w:abstractNum>
   <w:num w:numId="1">
-    <w:abstractNumId w:val="23"/>
+    <w:abstractNumId w:val="27"/>
   </w:num>
   <w:num w:numId="2">
-    <w:abstractNumId w:val="21"/>
+    <w:abstractNumId w:val="25"/>
   </w:num>
   <w:num w:numId="3">
-    <w:abstractNumId w:val="15"/>
+    <w:abstractNumId w:val="17"/>
   </w:num>
   <w:num w:numId="4">
-    <w:abstractNumId w:val="6"/>
+    <w:abstractNumId w:val="7"/>
   </w:num>
   <w:num w:numId="5">
-    <w:abstractNumId w:val="9"/>
+    <w:abstractNumId w:val="10"/>
   </w:num>
   <w:num w:numId="6">
-    <w:abstractNumId w:val="22"/>
+    <w:abstractNumId w:val="26"/>
   </w:num>
   <w:num w:numId="7">
-    <w:abstractNumId w:val="14"/>
+    <w:abstractNumId w:val="16"/>
   </w:num>
   <w:num w:numId="8">
     <w:abstractNumId w:val="3"/>
   </w:num>
   <w:num w:numId="9">
-    <w:abstractNumId w:val="10"/>
+    <w:abstractNumId w:val="11"/>
   </w:num>
   <w:num w:numId="10">
     <w:abstractNumId w:val="0"/>
   </w:num>
   <w:num w:numId="11">
+    <w:abstractNumId w:val="13"/>
+  </w:num>
+  <w:num w:numId="12">
     <w:abstractNumId w:val="12"/>
   </w:num>
-  <w:num w:numId="12">
-    <w:abstractNumId w:val="11"/>
+  <w:num w:numId="13">
+    <w:abstractNumId w:val="28"/>
   </w:num>
-  <w:num w:numId="13">
+  <w:num w:numId="14">
+    <w:abstractNumId w:val="15"/>
+  </w:num>
+  <w:num w:numId="15">
+    <w:abstractNumId w:val="21"/>
+  </w:num>
+  <w:num w:numId="16">
     <w:abstractNumId w:val="24"/>
   </w:num>
-  <w:num w:numId="14">
-    <w:abstractNumId w:val="13"/>
-  </w:num>
-  <w:num w:numId="15">
-    <w:abstractNumId w:val="17"/>
-  </w:num>
-  <w:num w:numId="16">
-    <w:abstractNumId w:val="20"/>
-  </w:num>
   <w:num w:numId="17">
-    <w:abstractNumId w:val="5"/>
+    <w:abstractNumId w:val="6"/>
   </w:num>
   <w:num w:numId="18">
     <w:abstractNumId w:val="1"/>
@@ -5378,22 +6311,34 @@
     <w:abstractNumId w:val="4"/>
   </w:num>
   <w:num w:numId="20">
-    <w:abstractNumId w:val="16"/>
+    <w:abstractNumId w:val="19"/>
   </w:num>
   <w:num w:numId="21">
-    <w:abstractNumId w:val="18"/>
+    <w:abstractNumId w:val="22"/>
   </w:num>
   <w:num w:numId="22">
-    <w:abstractNumId w:val="19"/>
+    <w:abstractNumId w:val="23"/>
   </w:num>
   <w:num w:numId="23">
-    <w:abstractNumId w:val="8"/>
+    <w:abstractNumId w:val="9"/>
   </w:num>
   <w:num w:numId="24">
     <w:abstractNumId w:val="2"/>
   </w:num>
   <w:num w:numId="25">
-    <w:abstractNumId w:val="7"/>
+    <w:abstractNumId w:val="8"/>
+  </w:num>
+  <w:num w:numId="26">
+    <w:abstractNumId w:val="20"/>
+  </w:num>
+  <w:num w:numId="27">
+    <w:abstractNumId w:val="5"/>
+  </w:num>
+  <w:num w:numId="28">
+    <w:abstractNumId w:val="14"/>
+  </w:num>
+  <w:num w:numId="29">
+    <w:abstractNumId w:val="18"/>
   </w:num>
 </w:numbering>
 </file>
@@ -5880,6 +6825,7 @@
   <w:style w:type="character" w:default="1" w:styleId="Bekezdsalapbettpusa">
     <w:name w:val="Default Paragraph Font"/>
     <w:uiPriority w:val="1"/>
+    <w:semiHidden/>
     <w:unhideWhenUsed/>
   </w:style>
   <w:style w:type="table" w:default="1" w:styleId="Normltblzat">
@@ -6389,14 +7335,14 @@
     <w:charset w:val="EE"/>
     <w:family w:val="roman"/>
     <w:pitch w:val="variable"/>
-    <w:sig w:usb0="E0002EFF" w:usb1="C000785B" w:usb2="00000009" w:usb3="00000000" w:csb0="000001FF" w:csb1="00000000"/>
+    <w:sig w:usb0="E0002AFF" w:usb1="C0007843" w:usb2="00000009" w:usb3="00000000" w:csb0="000001FF" w:csb1="00000000"/>
   </w:font>
   <w:font w:name="Calibri Light">
     <w:panose1 w:val="020F0302020204030204"/>
     <w:charset w:val="EE"/>
     <w:family w:val="swiss"/>
     <w:pitch w:val="variable"/>
-    <w:sig w:usb0="E4002EFF" w:usb1="C200247B" w:usb2="00000009" w:usb3="00000000" w:csb0="000001FF" w:csb1="00000000"/>
+    <w:sig w:usb0="A0002AEF" w:usb1="4000207B" w:usb2="00000000" w:usb3="00000000" w:csb0="000001FF" w:csb1="00000000"/>
   </w:font>
   <w:font w:name="Courier New">
     <w:panose1 w:val="02070309020205020404"/>
@@ -6432,7 +7378,7 @@
     <w:charset w:val="EE"/>
     <w:family w:val="swiss"/>
     <w:pitch w:val="variable"/>
-    <w:sig w:usb0="E4002EFF" w:usb1="C200247B" w:usb2="00000009" w:usb3="00000000" w:csb0="000001FF" w:csb1="00000000"/>
+    <w:sig w:usb0="E0002AFF" w:usb1="4000ACFF" w:usb2="00000001" w:usb3="00000000" w:csb0="000001FF" w:csb1="00000000"/>
   </w:font>
 </w:fonts>
 </file>
@@ -6458,6 +7404,7 @@
     <w:rsid w:val="00180FC5"/>
     <w:rsid w:val="001A790F"/>
     <w:rsid w:val="001E09DD"/>
+    <w:rsid w:val="00252139"/>
     <w:rsid w:val="00286933"/>
     <w:rsid w:val="00492333"/>
     <w:rsid w:val="00533680"/>

--- a/szerkesztendo_dokumentumok/felhasznaloi_REKA.docx
+++ b/szerkesztendo_dokumentumok/felhasznaloi_REKA.docx
@@ -299,47 +299,13 @@
                   </w:sdtPr>
                   <w:sdtEndPr/>
                   <w:sdtContent>
-                    <w:proofErr w:type="spellStart"/>
                     <w:r>
                       <w:rPr>
                         <w:color w:val="00C6BB" w:themeColor="accent1"/>
                         <w:sz w:val="28"/>
                         <w:szCs w:val="28"/>
                       </w:rPr>
-                      <w:t>Paller</w:t>
-                    </w:r>
-                    <w:proofErr w:type="spellEnd"/>
-                    <w:r>
-                      <w:rPr>
-                        <w:color w:val="00C6BB" w:themeColor="accent1"/>
-                        <w:sz w:val="28"/>
-                        <w:szCs w:val="28"/>
-                      </w:rPr>
-                      <w:t> </w:t>
-                    </w:r>
-                    <w:r>
-                      <w:rPr>
-                        <w:color w:val="00C6BB" w:themeColor="accent1"/>
-                        <w:sz w:val="28"/>
-                        <w:szCs w:val="28"/>
-                      </w:rPr>
-                      <w:t>Péter</w:t>
-                    </w:r>
-                    <w:r>
-                      <w:rPr>
-                        <w:color w:val="00C6BB" w:themeColor="accent1"/>
-                        <w:sz w:val="28"/>
-                        <w:szCs w:val="28"/>
-                      </w:rPr>
-                      <w:t> </w:t>
-                    </w:r>
-                    <w:r>
-                      <w:rPr>
-                        <w:color w:val="00C6BB" w:themeColor="accent1"/>
-                        <w:sz w:val="28"/>
-                        <w:szCs w:val="28"/>
-                      </w:rPr>
-                      <w:t>Décse</w:t>
+                      <w:t>Csuka Tamás</w:t>
                     </w:r>
                   </w:sdtContent>
                 </w:sdt>
@@ -1642,11 +1608,9 @@
           <w:numId w:val="18"/>
         </w:numPr>
       </w:pPr>
-      <w:proofErr w:type="spellStart"/>
       <w:r>
         <w:t>gf</w:t>
       </w:r>
-      <w:proofErr w:type="spellEnd"/>
     </w:p>
     <w:p>
       <w:pPr>
@@ -1656,11 +1620,9 @@
           <w:numId w:val="18"/>
         </w:numPr>
       </w:pPr>
-      <w:proofErr w:type="spellStart"/>
       <w:r>
         <w:t>gasd</w:t>
       </w:r>
-      <w:proofErr w:type="spellEnd"/>
     </w:p>
     <w:p>
       <w:pPr>
@@ -1803,7 +1765,14 @@
     </w:p>
     <w:p>
       <w:r>
-        <w:t>Figyelem! Céget regisztrálni a RÉKA rendszerbe kizárólag a cég vezetőinek vagy az általuk megbízott informatikai döntéshozóknak van jogosultságuk</w:t>
+        <w:rPr>
+          <w:b/>
+          <w:bCs/>
+        </w:rPr>
+        <w:t>Figyelem!</w:t>
+      </w:r>
+      <w:r>
+        <w:t xml:space="preserve"> Céget regisztrálni a RÉKA rendszerbe kizárólag a cég vezetőinek vagy az általuk megbízott informatikai döntéshozóknak van jogosultságuk</w:t>
       </w:r>
       <w:r>
         <w:t>, a szolgáltatás felhasználási feltételei</w:t>
@@ -1974,7 +1943,6 @@
         <w:t xml:space="preserve"> – A céghez beérkezett rendelésekhez automatikusan adott rendelési azonosítók mintája</w:t>
       </w:r>
     </w:p>
-    <w:p/>
     <w:p>
       <w:r>
         <w:t>Rendszerkezelői adatok:</w:t>
@@ -2070,27 +2038,22 @@
         </w:numPr>
       </w:pPr>
       <w:r>
+        <w:t>Céghez tartozó felhasználók felvétele</w:t>
+      </w:r>
+    </w:p>
+    <w:p>
+      <w:r>
+        <w:t xml:space="preserve">A Cégem menüpontban található „Felhasználók” gombra kattintva </w:t>
+      </w:r>
+      <w:r>
+        <w:t>a rendszerkezelőknek lehetősége van</w:t>
+      </w:r>
+      <w:r>
+        <w:t xml:space="preserve"> lehetőség elérni a céghez tartozó </w:t>
+      </w:r>
+      <w:r>
         <w:lastRenderedPageBreak/>
-        <w:t>Céghez tartozó felhasználók felvétele</w:t>
-      </w:r>
-    </w:p>
-    <w:p>
-      <w:r>
-        <w:t xml:space="preserve">A Cégem menüpontban található „Felhasználók” gombra kattintva </w:t>
-      </w:r>
-      <w:r>
-        <w:t>a rendszerkezelőknek lehetősége van</w:t>
-      </w:r>
-      <w:r>
-        <w:t xml:space="preserve"> lehetőség elérni a céghez tartozó felhasználói profilok listáját, újakat felvenni és a </w:t>
-      </w:r>
-      <w:proofErr w:type="spellStart"/>
-      <w:r>
-        <w:t>meglévőeket</w:t>
-      </w:r>
-      <w:proofErr w:type="spellEnd"/>
-      <w:r>
-        <w:t xml:space="preserve"> módosítani. Ezen funkció használatához nincsen szükség előfizetésre.</w:t>
+        <w:t>felhasználói profilok listáját, újakat felvenni és a meglévőeket módosítani. Ezen funkció használatához nincsen szükség előfizetésre.</w:t>
       </w:r>
     </w:p>
     <w:p>
@@ -2403,6 +2366,7 @@
       </w:r>
     </w:p>
     <w:p>
+      <w:bookmarkStart w:id="2" w:name="_Hlk227667298"/>
       <w:r>
         <w:t xml:space="preserve">Ezen </w:t>
       </w:r>
@@ -2425,6 +2389,7 @@
         <w:t>.</w:t>
       </w:r>
     </w:p>
+    <w:bookmarkEnd w:id="2"/>
     <w:p>
       <w:pPr>
         <w:pStyle w:val="Cmsor2"/>
@@ -2449,9 +2414,14 @@
           <w:szCs w:val="27"/>
         </w:rPr>
       </w:pPr>
+      <w:bookmarkStart w:id="3" w:name="_Toc209178492"/>
+      <w:bookmarkStart w:id="4" w:name="_Toc209181917"/>
       <w:r>
         <w:lastRenderedPageBreak/>
-        <w:t>Rendelés összekészítés</w:t>
+        <w:t xml:space="preserve">Rendelés </w:t>
+      </w:r>
+      <w:r>
+        <w:t>összekészítés</w:t>
       </w:r>
     </w:p>
     <w:p>
@@ -2462,13 +2432,107 @@
           <w:numId w:val="18"/>
         </w:numPr>
       </w:pPr>
-      <w:bookmarkStart w:id="2" w:name="_Toc209178488"/>
-      <w:bookmarkStart w:id="3" w:name="_Toc209181916"/>
-      <w:r>
-        <w:t>Erőforrás-terv, munkaidő nyilvántartás</w:t>
-      </w:r>
-      <w:bookmarkEnd w:id="2"/>
-      <w:bookmarkEnd w:id="3"/>
+      <w:r>
+        <w:t>Jogosultság bemutatása</w:t>
+      </w:r>
+    </w:p>
+    <w:p>
+      <w:r>
+        <w:t xml:space="preserve">A jogosultság lehetőséget ad </w:t>
+      </w:r>
+      <w:r>
+        <w:t>a beérkezett</w:t>
+      </w:r>
+      <w:r>
+        <w:t xml:space="preserve"> rendelések</w:t>
+      </w:r>
+      <w:r>
+        <w:t xml:space="preserve"> és a raktár</w:t>
+      </w:r>
+      <w:r>
+        <w:t xml:space="preserve"> </w:t>
+      </w:r>
+      <w:r>
+        <w:t>oldalak</w:t>
+      </w:r>
+      <w:r>
+        <w:t xml:space="preserve"> használatához. Ezen funkciók használatához nincsen szükség RÉKA-előfizetésre</w:t>
+      </w:r>
+      <w:r>
+        <w:t>, de csak előfizetéssel lehetséges új rendeléseket fogadni</w:t>
+      </w:r>
+      <w:r>
+        <w:t>.</w:t>
+      </w:r>
+    </w:p>
+    <w:p>
+      <w:pPr>
+        <w:pStyle w:val="Cmsor2"/>
+        <w:numPr>
+          <w:ilvl w:val="1"/>
+          <w:numId w:val="18"/>
+        </w:numPr>
+      </w:pPr>
+      <w:r>
+        <w:t>Beérkezett</w:t>
+      </w:r>
+      <w:r>
+        <w:t xml:space="preserve"> rendelések</w:t>
+      </w:r>
+    </w:p>
+    <w:p>
+      <w:bookmarkStart w:id="5" w:name="_Hlk227667272"/>
+      <w:r>
+        <w:t xml:space="preserve">Ezen az oldalon láthatóak a </w:t>
+      </w:r>
+      <w:r>
+        <w:t>beé</w:t>
+      </w:r>
+      <w:r>
+        <w:t>rkezett</w:t>
+      </w:r>
+      <w:r>
+        <w:t xml:space="preserve"> rendelések részletei és állapota.</w:t>
+      </w:r>
+      <w:r>
+        <w:t xml:space="preserve"> </w:t>
+      </w:r>
+      <w:bookmarkEnd w:id="5"/>
+      <w:r>
+        <w:t xml:space="preserve">Az új rendelések teljesítéséhez be kell jelölni a rendelésben lévő termékek előtt a jelölőnégyzeteket, meggyőződve arról, hogy minden termék elő lett készítve a rendeléshez. </w:t>
+      </w:r>
+      <w:r>
+        <w:t>Amennyiben</w:t>
+      </w:r>
+      <w:r>
+        <w:t xml:space="preserve"> egy terméknél</w:t>
+      </w:r>
+      <w:r>
+        <w:t xml:space="preserve"> a rendelt mennyiség pontos teljesítése nem megoldható, lehetőség van az egyes termékek mennyiségének módosítására is.</w:t>
+      </w:r>
+    </w:p>
+    <w:p>
+      <w:pPr>
+        <w:pStyle w:val="Cmsor2"/>
+        <w:numPr>
+          <w:ilvl w:val="1"/>
+          <w:numId w:val="18"/>
+        </w:numPr>
+      </w:pPr>
+      <w:r>
+        <w:t>Raktár</w:t>
+      </w:r>
+      <w:r>
+        <w:t xml:space="preserve"> használata</w:t>
+      </w:r>
+    </w:p>
+    <w:p>
+      <w:r>
+        <w:t>A raktárkezelő felület megnyitásakor a felhasználó vállalatához tartozó aktuális készletállomány jelenik meg, amely részletesen tartalmazza a raktáron elérhető termékeket és azok mennyiségi adatait.</w:t>
+      </w:r>
+      <w:r>
+        <w:t xml:space="preserve"> A termékek nevére kattintva elérhető az adott termék további adatai, például a cikkszám, az áfakulcs vagy a minimum vásárlási mennyiség.</w:t>
+      </w:r>
     </w:p>
     <w:p>
       <w:pPr>
@@ -2477,15 +2541,19 @@
           <w:ilvl w:val="0"/>
           <w:numId w:val="18"/>
         </w:numPr>
-      </w:pPr>
-      <w:bookmarkStart w:id="4" w:name="_Toc209178492"/>
-      <w:bookmarkStart w:id="5" w:name="_Toc209181917"/>
+        <w:rPr>
+          <w:sz w:val="27"/>
+          <w:szCs w:val="27"/>
+        </w:rPr>
+      </w:pPr>
+      <w:bookmarkStart w:id="6" w:name="_Toc209178493"/>
+      <w:bookmarkStart w:id="7" w:name="_Toc209181919"/>
+      <w:bookmarkEnd w:id="3"/>
+      <w:bookmarkEnd w:id="4"/>
       <w:r>
         <w:lastRenderedPageBreak/>
-        <w:t>Jövőbeli bővítési lehetőségek</w:t>
-      </w:r>
-      <w:bookmarkEnd w:id="4"/>
-      <w:bookmarkEnd w:id="5"/>
+        <w:t>Számlakészítés</w:t>
+      </w:r>
     </w:p>
     <w:p>
       <w:pPr>
@@ -2495,11 +2563,113 @@
           <w:numId w:val="18"/>
         </w:numPr>
       </w:pPr>
-      <w:bookmarkStart w:id="6" w:name="_Toc209181918"/>
-      <w:r>
-        <w:t>v</w:t>
-      </w:r>
-      <w:bookmarkEnd w:id="6"/>
+      <w:r>
+        <w:t>Jogosultság bemutatása</w:t>
+      </w:r>
+    </w:p>
+    <w:p>
+      <w:r>
+        <w:t>A jogosultság lehetőséget ad a</w:t>
+      </w:r>
+      <w:r>
+        <w:t xml:space="preserve"> beérkezett </w:t>
+      </w:r>
+      <w:r>
+        <w:t>és a leadott rendelések</w:t>
+      </w:r>
+      <w:r>
+        <w:t xml:space="preserve"> oldalakon található számlakészítési funkciók</w:t>
+      </w:r>
+      <w:r>
+        <w:t xml:space="preserve"> használatához.</w:t>
+      </w:r>
+    </w:p>
+    <w:p>
+      <w:pPr>
+        <w:pStyle w:val="Cmsor2"/>
+        <w:numPr>
+          <w:ilvl w:val="1"/>
+          <w:numId w:val="18"/>
+        </w:numPr>
+      </w:pPr>
+      <w:r>
+        <w:t>Beérkezett lehetőségek</w:t>
+      </w:r>
+    </w:p>
+    <w:p>
+      <w:r>
+        <w:t xml:space="preserve">Ezen az oldalon láthatóak a beérkezett rendelések részletei és állapota. </w:t>
+      </w:r>
+      <w:r>
+        <w:t>Az áruház menüpontra kattintva elérhetjük azon cégek készleteit, amelyekkel a cégünknek vevői partnersége van, és rendelkezik aktív előfizetéssel. A partnerségekről a X.Y. pontban található információ.</w:t>
+      </w:r>
+    </w:p>
+    <w:p>
+      <w:r>
+        <w:t>A kívánt cég nevére kattintva elérhetjük annak raktárkészletét és kosárba helyezhetjük a tőle rendelni kívánt termékeket. A termék nevére kattintva további információt érhetünk el róluk, például a cikkszámát, a minimum vásárlási mennyiségét vagy mennyi van abból készleten.</w:t>
+      </w:r>
+    </w:p>
+    <w:p>
+      <w:r>
+        <w:t xml:space="preserve">Fontos: egyszerre csak egy cég készletéről helyezhetünk kosárba termékeket. </w:t>
+      </w:r>
+    </w:p>
+    <w:p>
+      <w:pPr>
+        <w:pStyle w:val="Cmsor2"/>
+        <w:numPr>
+          <w:ilvl w:val="1"/>
+          <w:numId w:val="18"/>
+        </w:numPr>
+      </w:pPr>
+      <w:r>
+        <w:t>Kosár használata</w:t>
+      </w:r>
+    </w:p>
+    <w:p>
+      <w:r>
+        <w:t>Ezen az oldalon láthatóak az elküldött rendelések részletei és állapota.</w:t>
+      </w:r>
+      <w:r>
+        <w:t xml:space="preserve"> </w:t>
+      </w:r>
+      <w:r>
+        <w:t>A kosár menüpont megnyitásakor megjelennek a korábban kosárba helyezett termékek. Itt is van lehetőség a kosárba helyezett termékek mennyiségének módosítására vagy azok eltávolítására. A kosár teljes tartalma is törölhető.</w:t>
+      </w:r>
+    </w:p>
+    <w:p>
+      <w:r>
+        <w:t>A kosár alján található a kosárban lévő termékek nettó és bruttó végösszege, illetve az áfa összege. A rendelés leadása gombra kattintva elküldhető a rendelés a cég számára.</w:t>
+      </w:r>
+    </w:p>
+    <w:p>
+      <w:pPr>
+        <w:pStyle w:val="Cmsor2"/>
+        <w:numPr>
+          <w:ilvl w:val="1"/>
+          <w:numId w:val="18"/>
+        </w:numPr>
+      </w:pPr>
+      <w:r>
+        <w:t>Leadott rendelések</w:t>
+      </w:r>
+    </w:p>
+    <w:p>
+      <w:r>
+        <w:t>Ezen az oldalon láthatóak az elküldött rendelések részletei és állapota.</w:t>
+      </w:r>
+    </w:p>
+    <w:p>
+      <w:pPr>
+        <w:pStyle w:val="Cmsor2"/>
+        <w:numPr>
+          <w:ilvl w:val="1"/>
+          <w:numId w:val="18"/>
+        </w:numPr>
+      </w:pPr>
+      <w:r>
+        <w:t>g</w:t>
+      </w:r>
     </w:p>
     <w:p>
       <w:pPr>
@@ -2509,14 +2679,12 @@
           <w:numId w:val="18"/>
         </w:numPr>
       </w:pPr>
-      <w:bookmarkStart w:id="7" w:name="_Toc209178493"/>
-      <w:bookmarkStart w:id="8" w:name="_Toc209181919"/>
       <w:r>
         <w:lastRenderedPageBreak/>
         <w:t>Projekt adatlap</w:t>
       </w:r>
+      <w:bookmarkEnd w:id="6"/>
       <w:bookmarkEnd w:id="7"/>
-      <w:bookmarkEnd w:id="8"/>
     </w:p>
     <w:p>
       <w:pPr>
@@ -2839,7 +3007,7 @@
         <v:path o:extrusionok="f" gradientshapeok="t" o:connecttype="rect"/>
         <o:lock v:ext="edit" aspectratio="t"/>
       </v:shapetype>
-      <v:shape id="_x0000_i1290" type="#_x0000_t75" style="width:159.75pt;height:173.25pt" o:bullet="t">
+      <v:shape id="_x0000_i1296" type="#_x0000_t75" style="width:159.65pt;height:173.45pt" o:bullet="t">
         <v:imagedata r:id="rId1" o:title="reka_symbol_alt"/>
       </v:shape>
     </w:pict>
@@ -7335,14 +7503,14 @@
     <w:charset w:val="EE"/>
     <w:family w:val="roman"/>
     <w:pitch w:val="variable"/>
-    <w:sig w:usb0="E0002AFF" w:usb1="C0007843" w:usb2="00000009" w:usb3="00000000" w:csb0="000001FF" w:csb1="00000000"/>
+    <w:sig w:usb0="E0002EFF" w:usb1="C000785B" w:usb2="00000009" w:usb3="00000000" w:csb0="000001FF" w:csb1="00000000"/>
   </w:font>
   <w:font w:name="Calibri Light">
     <w:panose1 w:val="020F0302020204030204"/>
     <w:charset w:val="EE"/>
     <w:family w:val="swiss"/>
     <w:pitch w:val="variable"/>
-    <w:sig w:usb0="A0002AEF" w:usb1="4000207B" w:usb2="00000000" w:usb3="00000000" w:csb0="000001FF" w:csb1="00000000"/>
+    <w:sig w:usb0="E4002EFF" w:usb1="C200247B" w:usb2="00000009" w:usb3="00000000" w:csb0="000001FF" w:csb1="00000000"/>
   </w:font>
   <w:font w:name="Courier New">
     <w:panose1 w:val="02070309020205020404"/>
@@ -7367,7 +7535,6 @@
   </w:font>
   <w:font w:name="Horizon">
     <w:altName w:val="Calibri"/>
-    <w:panose1 w:val="02000500000000000000"/>
     <w:charset w:val="EE"/>
     <w:family w:val="auto"/>
     <w:pitch w:val="variable"/>
@@ -7378,7 +7545,7 @@
     <w:charset w:val="EE"/>
     <w:family w:val="swiss"/>
     <w:pitch w:val="variable"/>
-    <w:sig w:usb0="E0002AFF" w:usb1="4000ACFF" w:usb2="00000001" w:usb3="00000000" w:csb0="000001FF" w:csb1="00000000"/>
+    <w:sig w:usb0="E4002EFF" w:usb1="C200247B" w:usb2="00000009" w:usb3="00000000" w:csb0="000001FF" w:csb1="00000000"/>
   </w:font>
 </w:fonts>
 </file>
@@ -7415,6 +7582,7 @@
     <w:rsid w:val="007C3123"/>
     <w:rsid w:val="008D461B"/>
     <w:rsid w:val="00977F14"/>
+    <w:rsid w:val="00B268FD"/>
     <w:rsid w:val="00CA50EE"/>
     <w:rsid w:val="00D1597E"/>
     <w:rsid w:val="00DA1126"/>

--- a/szerkesztendo_dokumentumok/felhasznaloi_REKA.docx
+++ b/szerkesztendo_dokumentumok/felhasznaloi_REKA.docx
@@ -2418,10 +2418,7 @@
       <w:bookmarkStart w:id="4" w:name="_Toc209181917"/>
       <w:r>
         <w:lastRenderedPageBreak/>
-        <w:t xml:space="preserve">Rendelés </w:t>
-      </w:r>
-      <w:r>
-        <w:t>összekészítés</w:t>
+        <w:t>Rendelés összekészítés</w:t>
       </w:r>
     </w:p>
     <w:p>
@@ -2438,25 +2435,7 @@
     </w:p>
     <w:p>
       <w:r>
-        <w:t xml:space="preserve">A jogosultság lehetőséget ad </w:t>
-      </w:r>
-      <w:r>
-        <w:t>a beérkezett</w:t>
-      </w:r>
-      <w:r>
-        <w:t xml:space="preserve"> rendelések</w:t>
-      </w:r>
-      <w:r>
-        <w:t xml:space="preserve"> és a raktár</w:t>
-      </w:r>
-      <w:r>
-        <w:t xml:space="preserve"> </w:t>
-      </w:r>
-      <w:r>
-        <w:t>oldalak</w:t>
-      </w:r>
-      <w:r>
-        <w:t xml:space="preserve"> használatához. Ezen funkciók használatához nincsen szükség RÉKA-előfizetésre</w:t>
+        <w:t>A jogosultság lehetőséget ad a beérkezett rendelések és a raktár oldalak használatához. Ezen funkciók használatához nincsen szükség RÉKA-előfizetésre</w:t>
       </w:r>
       <w:r>
         <w:t>, de csak előfizetéssel lehetséges új rendeléseket fogadni</w:t>
@@ -2593,7 +2572,10 @@
         </w:numPr>
       </w:pPr>
       <w:r>
-        <w:t>Beérkezett lehetőségek</w:t>
+        <w:t xml:space="preserve">Beérkezett </w:t>
+      </w:r>
+      <w:r>
+        <w:t>rendelések</w:t>
       </w:r>
     </w:p>
     <w:p>
@@ -2601,17 +2583,7 @@
         <w:t xml:space="preserve">Ezen az oldalon láthatóak a beérkezett rendelések részletei és állapota. </w:t>
       </w:r>
       <w:r>
-        <w:t>Az áruház menüpontra kattintva elérhetjük azon cégek készleteit, amelyekkel a cégünknek vevői partnersége van, és rendelkezik aktív előfizetéssel. A partnerségekről a X.Y. pontban található információ.</w:t>
-      </w:r>
-    </w:p>
-    <w:p>
-      <w:r>
-        <w:t>A kívánt cég nevére kattintva elérhetjük annak raktárkészletét és kosárba helyezhetjük a tőle rendelni kívánt termékeket. A termék nevére kattintva további információt érhetünk el róluk, például a cikkszámát, a minimum vásárlási mennyiségét vagy mennyi van abból készleten.</w:t>
-      </w:r>
-    </w:p>
-    <w:p>
-      <w:r>
-        <w:t xml:space="preserve">Fontos: egyszerre csak egy cég készletéről helyezhetünk kosárba termékeket. </w:t>
+        <w:t>A teljesített státuszban lévő rendeléseknél a számlakészítési jogosultsággal rendelkező felhasználók legeneráltathatnak a rendelésekhez számlát, ezáltal véglegesíthető a rendelés.</w:t>
       </w:r>
     </w:p>
     <w:p>
@@ -3007,7 +2979,7 @@
         <v:path o:extrusionok="f" gradientshapeok="t" o:connecttype="rect"/>
         <o:lock v:ext="edit" aspectratio="t"/>
       </v:shapetype>
-      <v:shape id="_x0000_i1296" type="#_x0000_t75" style="width:159.65pt;height:173.45pt" o:bullet="t">
+      <v:shape id="_x0000_i1073" type="#_x0000_t75" style="width:159.75pt;height:173.25pt" o:bullet="t">
         <v:imagedata r:id="rId1" o:title="reka_symbol_alt"/>
       </v:shape>
     </w:pict>
@@ -7580,6 +7552,7 @@
     <w:rsid w:val="005A7BE3"/>
     <w:rsid w:val="006766BE"/>
     <w:rsid w:val="007C3123"/>
+    <w:rsid w:val="00803BF0"/>
     <w:rsid w:val="008D461B"/>
     <w:rsid w:val="00977F14"/>
     <w:rsid w:val="00B268FD"/>

--- a/szerkesztendo_dokumentumok/felhasznaloi_REKA.docx
+++ b/szerkesztendo_dokumentumok/felhasznaloi_REKA.docx
@@ -1,6 +1,6 @@
 
 <file path=word/document.xml><?xml version="1.0" encoding="utf-8"?>
-<w:document xmlns:wpc="http://schemas.microsoft.com/office/word/2010/wordprocessingCanvas" xmlns:cx="http://schemas.microsoft.com/office/drawing/2014/chartex" xmlns:cx1="http://schemas.microsoft.com/office/drawing/2015/9/8/chartex" xmlns:cx2="http://schemas.microsoft.com/office/drawing/2015/10/21/chartex" xmlns:cx3="http://schemas.microsoft.com/office/drawing/2016/5/9/chartex" xmlns:cx4="http://schemas.microsoft.com/office/drawing/2016/5/10/chartex" xmlns:cx5="http://schemas.microsoft.com/office/drawing/2016/5/11/chartex" xmlns:cx6="http://schemas.microsoft.com/office/drawing/2016/5/12/chartex" xmlns:cx7="http://schemas.microsoft.com/office/drawing/2016/5/13/chartex" xmlns:cx8="http://schemas.microsoft.com/office/drawing/2016/5/14/chartex" xmlns:mc="http://schemas.openxmlformats.org/markup-compatibility/2006" xmlns:aink="http://schemas.microsoft.com/office/drawing/2016/ink" xmlns:am3d="http://schemas.microsoft.com/office/drawing/2017/model3d" xmlns:o="urn:schemas-microsoft-com:office:office" xmlns:r="http://schemas.openxmlformats.org/officeDocument/2006/relationships" xmlns:m="http://schemas.openxmlformats.org/officeDocument/2006/math" xmlns:v="urn:schemas-microsoft-com:vml" xmlns:wp14="http://schemas.microsoft.com/office/word/2010/wordprocessingDrawing" xmlns:wp="http://schemas.openxmlformats.org/drawingml/2006/wordprocessingDrawing" xmlns:w10="urn:schemas-microsoft-com:office:word" xmlns:w="http://schemas.openxmlformats.org/wordprocessingml/2006/main" xmlns:w14="http://schemas.microsoft.com/office/word/2010/wordml" xmlns:w15="http://schemas.microsoft.com/office/word/2012/wordml" xmlns:w16cex="http://schemas.microsoft.com/office/word/2018/wordml/cex" xmlns:w16cid="http://schemas.microsoft.com/office/word/2016/wordml/cid" xmlns:w16="http://schemas.microsoft.com/office/word/2018/wordml" xmlns:w16sdtdh="http://schemas.microsoft.com/office/word/2020/wordml/sdtdatahash" xmlns:w16se="http://schemas.microsoft.com/office/word/2015/wordml/symex" xmlns:wpg="http://schemas.microsoft.com/office/word/2010/wordprocessingGroup" xmlns:wpi="http://schemas.microsoft.com/office/word/2010/wordprocessingInk" xmlns:wne="http://schemas.microsoft.com/office/word/2006/wordml" xmlns:wps="http://schemas.microsoft.com/office/word/2010/wordprocessingShape" mc:Ignorable="w14 w15 w16se w16cid w16 w16cex w16sdtdh wp14">
+<w:document xmlns:wpc="http://schemas.microsoft.com/office/word/2010/wordprocessingCanvas" xmlns:cx="http://schemas.microsoft.com/office/drawing/2014/chartex" xmlns:cx1="http://schemas.microsoft.com/office/drawing/2015/9/8/chartex" xmlns:cx2="http://schemas.microsoft.com/office/drawing/2015/10/21/chartex" xmlns:cx3="http://schemas.microsoft.com/office/drawing/2016/5/9/chartex" xmlns:cx4="http://schemas.microsoft.com/office/drawing/2016/5/10/chartex" xmlns:cx5="http://schemas.microsoft.com/office/drawing/2016/5/11/chartex" xmlns:cx6="http://schemas.microsoft.com/office/drawing/2016/5/12/chartex" xmlns:cx7="http://schemas.microsoft.com/office/drawing/2016/5/13/chartex" xmlns:cx8="http://schemas.microsoft.com/office/drawing/2016/5/14/chartex" xmlns:mc="http://schemas.openxmlformats.org/markup-compatibility/2006" xmlns:aink="http://schemas.microsoft.com/office/drawing/2016/ink" xmlns:am3d="http://schemas.microsoft.com/office/drawing/2017/model3d" xmlns:o="urn:schemas-microsoft-com:office:office" xmlns:oel="http://schemas.microsoft.com/office/2019/extlst" xmlns:r="http://schemas.openxmlformats.org/officeDocument/2006/relationships" xmlns:m="http://schemas.openxmlformats.org/officeDocument/2006/math" xmlns:v="urn:schemas-microsoft-com:vml" xmlns:wp14="http://schemas.microsoft.com/office/word/2010/wordprocessingDrawing" xmlns:wp="http://schemas.openxmlformats.org/drawingml/2006/wordprocessingDrawing" xmlns:w10="urn:schemas-microsoft-com:office:word" xmlns:w="http://schemas.openxmlformats.org/wordprocessingml/2006/main" xmlns:w14="http://schemas.microsoft.com/office/word/2010/wordml" xmlns:w15="http://schemas.microsoft.com/office/word/2012/wordml" xmlns:w16cex="http://schemas.microsoft.com/office/word/2018/wordml/cex" xmlns:w16cid="http://schemas.microsoft.com/office/word/2016/wordml/cid" xmlns:w16="http://schemas.microsoft.com/office/word/2018/wordml" xmlns:w16du="http://schemas.microsoft.com/office/word/2023/wordml/word16du" xmlns:w16sdtdh="http://schemas.microsoft.com/office/word/2020/wordml/sdtdatahash" xmlns:w16sdtfl="http://schemas.microsoft.com/office/word/2024/wordml/sdtformatlock" xmlns:w16se="http://schemas.microsoft.com/office/word/2015/wordml/symex" xmlns:wpg="http://schemas.microsoft.com/office/word/2010/wordprocessingGroup" xmlns:wpi="http://schemas.microsoft.com/office/word/2010/wordprocessingInk" xmlns:wne="http://schemas.microsoft.com/office/word/2006/wordml" xmlns:wps="http://schemas.microsoft.com/office/word/2010/wordprocessingShape" mc:Ignorable="w14 w15 w16se w16cid w16 w16cex w16sdtdh w16sdtfl w16du wp14">
   <w:body>
     <w:sdt>
       <w:sdtPr>
@@ -62,7 +62,7 @@
               </w:tcPr>
               <w:p>
                 <w:pPr>
-                  <w:pStyle w:val="Nincstrkz"/>
+                  <w:pStyle w:val="NoSpacing"/>
                   <w:rPr>
                     <w:color w:val="00948B" w:themeColor="accent1" w:themeShade="BF"/>
                     <w:sz w:val="24"/>
@@ -99,7 +99,7 @@
             <w:sdt>
               <w:sdtPr>
                 <w:rPr>
-                  <w:rStyle w:val="AlcmChar"/>
+                  <w:rStyle w:val="SubtitleChar"/>
                   <w:color w:val="auto"/>
                   <w:sz w:val="28"/>
                   <w:szCs w:val="28"/>
@@ -112,11 +112,6 @@
                 <w:dataBinding w:prefixMappings="xmlns:ns0='http://schemas.openxmlformats.org/package/2006/metadata/core-properties' xmlns:ns1='http://purl.org/dc/elements/1.1/'" w:xpath="/ns0:coreProperties[1]/ns1:subject[1]" w:storeItemID="{6C3C8BC8-F283-45AE-878A-BAB7291924A1}"/>
                 <w:text/>
               </w:sdtPr>
-              <w:sdtEndPr>
-                <w:rPr>
-                  <w:rStyle w:val="AlcmChar"/>
-                </w:rPr>
-              </w:sdtEndPr>
               <w:sdtContent>
                 <w:tc>
                   <w:tcPr>
@@ -130,7 +125,7 @@
                   </w:tcPr>
                   <w:p>
                     <w:pPr>
-                      <w:pStyle w:val="Nincstrkz"/>
+                      <w:pStyle w:val="NoSpacing"/>
                       <w:rPr>
                         <w:color w:val="00948B" w:themeColor="accent1" w:themeShade="BF"/>
                         <w:sz w:val="24"/>
@@ -138,7 +133,7 @@
                     </w:pPr>
                     <w:r>
                       <w:rPr>
-                        <w:rStyle w:val="AlcmChar"/>
+                        <w:rStyle w:val="SubtitleChar"/>
                         <w:color w:val="auto"/>
                         <w:sz w:val="28"/>
                         <w:szCs w:val="28"/>
@@ -163,10 +158,10 @@
               </w:tcPr>
               <w:p>
                 <w:pPr>
-                  <w:pStyle w:val="Nincstrkz"/>
+                  <w:pStyle w:val="NoSpacing"/>
                   <w:spacing w:before="1800"/>
                   <w:rPr>
-                    <w:rStyle w:val="AlcmChar"/>
+                    <w:rStyle w:val="SubtitleChar"/>
                     <w:i w:val="0"/>
                     <w:iCs/>
                     <w:color w:val="00C6BB" w:themeColor="accent1"/>
@@ -176,7 +171,7 @@
                 </w:pPr>
                 <w:r>
                   <w:rPr>
-                    <w:rStyle w:val="AlcmChar"/>
+                    <w:rStyle w:val="SubtitleChar"/>
                     <w:i w:val="0"/>
                     <w:iCs/>
                     <w:color w:val="00C6BB" w:themeColor="accent1"/>
@@ -211,7 +206,7 @@
               </w:tcPr>
               <w:p>
                 <w:pPr>
-                  <w:pStyle w:val="Nincstrkz"/>
+                  <w:pStyle w:val="NoSpacing"/>
                   <w:rPr>
                     <w:color w:val="00C6BB" w:themeColor="accent1"/>
                     <w:sz w:val="28"/>
@@ -297,7 +292,6 @@
                     <w:dataBinding w:prefixMappings="xmlns:ns0='http://schemas.openxmlformats.org/package/2006/metadata/core-properties' xmlns:ns1='http://purl.org/dc/elements/1.1/'" w:xpath="/ns0:coreProperties[1]/ns1:creator[1]" w:storeItemID="{6C3C8BC8-F283-45AE-878A-BAB7291924A1}"/>
                     <w:text/>
                   </w:sdtPr>
-                  <w:sdtEndPr/>
                   <w:sdtContent>
                     <w:r>
                       <w:rPr>
@@ -331,11 +325,10 @@
                     <w:calendar w:val="gregorian"/>
                   </w:date>
                 </w:sdtPr>
-                <w:sdtEndPr/>
                 <w:sdtContent>
                   <w:p>
                     <w:pPr>
-                      <w:pStyle w:val="Nincstrkz"/>
+                      <w:pStyle w:val="NoSpacing"/>
                       <w:rPr>
                         <w:color w:val="00C6BB" w:themeColor="accent1"/>
                         <w:sz w:val="28"/>
@@ -355,7 +348,7 @@
               </w:sdt>
               <w:p>
                 <w:pPr>
-                  <w:pStyle w:val="Nincstrkz"/>
+                  <w:pStyle w:val="NoSpacing"/>
                   <w:rPr>
                     <w:color w:val="00C6BB" w:themeColor="accent1"/>
                   </w:rPr>
@@ -410,13 +403,13 @@
           <w:pPr>
             <w:ind w:left="0"/>
             <w:rPr>
-              <w:rStyle w:val="Cmsor1Char"/>
+              <w:rStyle w:val="Heading1Char"/>
               <w:rFonts w:eastAsiaTheme="minorHAnsi"/>
             </w:rPr>
           </w:pPr>
           <w:r>
             <w:rPr>
-              <w:rStyle w:val="Cmsor1Char"/>
+              <w:rStyle w:val="Heading1Char"/>
               <w:rFonts w:eastAsiaTheme="minorHAnsi"/>
             </w:rPr>
             <w:t>Tartalomjegyzék</w:t>
@@ -424,10 +417,15 @@
         </w:p>
         <w:p>
           <w:pPr>
-            <w:pStyle w:val="TJ1"/>
+            <w:pStyle w:val="TOC1"/>
             <w:rPr>
               <w:rFonts w:cstheme="minorBidi"/>
               <w:noProof/>
+              <w:kern w:val="2"/>
+              <w:sz w:val="24"/>
+              <w:szCs w:val="24"/>
+              <w:lang w:val="en-US" w:eastAsia="en-US"/>
+              <w14:ligatures w14:val="standardContextual"/>
             </w:rPr>
           </w:pPr>
           <w:r>
@@ -439,10 +437,10 @@
           <w:r>
             <w:fldChar w:fldCharType="separate"/>
           </w:r>
-          <w:hyperlink w:anchor="_Toc209181907" w:history="1">
-            <w:r>
-              <w:rPr>
-                <w:rStyle w:val="Hiperhivatkozs"/>
+          <w:hyperlink w:anchor="_Toc227704570" w:history="1">
+            <w:r>
+              <w:rPr>
+                <w:rStyle w:val="Hyperlink"/>
                 <w:noProof/>
               </w:rPr>
               <w:t>1.Bevezetés</w:t>
@@ -466,7 +464,7 @@
                 <w:noProof/>
                 <w:webHidden/>
               </w:rPr>
-              <w:instrText xml:space="preserve"> PAGEREF _Toc209181907 \h </w:instrText>
+              <w:instrText xml:space="preserve"> PAGEREF _Toc227704570 \h </w:instrText>
             </w:r>
             <w:r>
               <w:rPr>
@@ -486,7 +484,7 @@
                 <w:noProof/>
                 <w:webHidden/>
               </w:rPr>
-              <w:t>2</w:t>
+              <w:t>3</w:t>
             </w:r>
             <w:r>
               <w:rPr>
@@ -499,17 +497,21 @@
         </w:p>
         <w:p>
           <w:pPr>
-            <w:pStyle w:val="TJ2"/>
+            <w:pStyle w:val="TOC2"/>
             <w:rPr>
               <w:rFonts w:eastAsiaTheme="minorEastAsia"/>
               <w:noProof/>
-              <w:lang w:eastAsia="hu-HU"/>
+              <w:kern w:val="2"/>
+              <w:sz w:val="24"/>
+              <w:szCs w:val="24"/>
+              <w:lang w:val="en-US"/>
+              <w14:ligatures w14:val="standardContextual"/>
             </w:rPr>
           </w:pPr>
-          <w:hyperlink w:anchor="_Toc209181908" w:history="1">
-            <w:r>
-              <w:rPr>
-                <w:rStyle w:val="Hiperhivatkozs"/>
+          <w:hyperlink w:anchor="_Toc227704571" w:history="1">
+            <w:r>
+              <w:rPr>
+                <w:rStyle w:val="Hyperlink"/>
                 <w:noProof/>
               </w:rPr>
               <w:t>1.1.</w:t>
@@ -518,16 +520,20 @@
               <w:rPr>
                 <w:rFonts w:eastAsiaTheme="minorEastAsia"/>
                 <w:noProof/>
-                <w:lang w:eastAsia="hu-HU"/>
+                <w:kern w:val="2"/>
+                <w:sz w:val="24"/>
+                <w:szCs w:val="24"/>
+                <w:lang w:val="en-US"/>
+                <w14:ligatures w14:val="standardContextual"/>
               </w:rPr>
               <w:tab/>
             </w:r>
             <w:r>
               <w:rPr>
-                <w:rStyle w:val="Hiperhivatkozs"/>
-                <w:noProof/>
-              </w:rPr>
-              <w:t>Projekt címe</w:t>
+                <w:rStyle w:val="Hyperlink"/>
+                <w:noProof/>
+              </w:rPr>
+              <w:t>Ismertetés</w:t>
             </w:r>
             <w:r>
               <w:rPr>
@@ -548,7 +554,7 @@
                 <w:noProof/>
                 <w:webHidden/>
               </w:rPr>
-              <w:instrText xml:space="preserve"> PAGEREF _Toc209181908 \h </w:instrText>
+              <w:instrText xml:space="preserve"> PAGEREF _Toc227704571 \h </w:instrText>
             </w:r>
             <w:r>
               <w:rPr>
@@ -568,7 +574,7 @@
                 <w:noProof/>
                 <w:webHidden/>
               </w:rPr>
-              <w:t>2</w:t>
+              <w:t>3</w:t>
             </w:r>
             <w:r>
               <w:rPr>
@@ -581,34 +587,43 @@
         </w:p>
         <w:p>
           <w:pPr>
-            <w:pStyle w:val="TJ1"/>
+            <w:pStyle w:val="TOC2"/>
             <w:rPr>
-              <w:rFonts w:cstheme="minorBidi"/>
+              <w:rFonts w:eastAsiaTheme="minorEastAsia"/>
               <w:noProof/>
+              <w:kern w:val="2"/>
+              <w:sz w:val="24"/>
+              <w:szCs w:val="24"/>
+              <w:lang w:val="en-US"/>
+              <w14:ligatures w14:val="standardContextual"/>
             </w:rPr>
           </w:pPr>
-          <w:hyperlink w:anchor="_Toc209181909" w:history="1">
-            <w:r>
-              <w:rPr>
-                <w:rStyle w:val="Hiperhivatkozs"/>
-                <w:rFonts w:cstheme="majorHAnsi"/>
-                <w:noProof/>
-              </w:rPr>
-              <w:t>2.</w:t>
-            </w:r>
-            <w:r>
-              <w:rPr>
-                <w:rFonts w:cstheme="minorBidi"/>
-                <w:noProof/>
+          <w:hyperlink w:anchor="_Toc227704572" w:history="1">
+            <w:r>
+              <w:rPr>
+                <w:rStyle w:val="Hyperlink"/>
+                <w:noProof/>
+              </w:rPr>
+              <w:t>1.2.</w:t>
+            </w:r>
+            <w:r>
+              <w:rPr>
+                <w:rFonts w:eastAsiaTheme="minorEastAsia"/>
+                <w:noProof/>
+                <w:kern w:val="2"/>
+                <w:sz w:val="24"/>
+                <w:szCs w:val="24"/>
+                <w:lang w:val="en-US"/>
+                <w14:ligatures w14:val="standardContextual"/>
               </w:rPr>
               <w:tab/>
             </w:r>
             <w:r>
               <w:rPr>
-                <w:rStyle w:val="Hiperhivatkozs"/>
-                <w:noProof/>
-              </w:rPr>
-              <w:t>Fő funkciók</w:t>
+                <w:rStyle w:val="Hyperlink"/>
+                <w:noProof/>
+              </w:rPr>
+              <w:t>Célközönség</w:t>
             </w:r>
             <w:r>
               <w:rPr>
@@ -629,7 +644,7 @@
                 <w:noProof/>
                 <w:webHidden/>
               </w:rPr>
-              <w:instrText xml:space="preserve"> PAGEREF _Toc209181909 \h </w:instrText>
+              <w:instrText xml:space="preserve"> PAGEREF _Toc227704572 \h </w:instrText>
             </w:r>
             <w:r>
               <w:rPr>
@@ -662,35 +677,43 @@
         </w:p>
         <w:p>
           <w:pPr>
-            <w:pStyle w:val="TJ2"/>
+            <w:pStyle w:val="TOC2"/>
             <w:rPr>
               <w:rFonts w:eastAsiaTheme="minorEastAsia"/>
               <w:noProof/>
-              <w:lang w:eastAsia="hu-HU"/>
+              <w:kern w:val="2"/>
+              <w:sz w:val="24"/>
+              <w:szCs w:val="24"/>
+              <w:lang w:val="en-US"/>
+              <w14:ligatures w14:val="standardContextual"/>
             </w:rPr>
           </w:pPr>
-          <w:hyperlink w:anchor="_Toc209181910" w:history="1">
-            <w:r>
-              <w:rPr>
-                <w:rStyle w:val="Hiperhivatkozs"/>
-                <w:noProof/>
-              </w:rPr>
-              <w:t>2.1.</w:t>
+          <w:hyperlink w:anchor="_Toc227704573" w:history="1">
+            <w:r>
+              <w:rPr>
+                <w:rStyle w:val="Hyperlink"/>
+                <w:noProof/>
+              </w:rPr>
+              <w:t>1.3.</w:t>
             </w:r>
             <w:r>
               <w:rPr>
                 <w:rFonts w:eastAsiaTheme="minorEastAsia"/>
                 <w:noProof/>
-                <w:lang w:eastAsia="hu-HU"/>
+                <w:kern w:val="2"/>
+                <w:sz w:val="24"/>
+                <w:szCs w:val="24"/>
+                <w:lang w:val="en-US"/>
+                <w14:ligatures w14:val="standardContextual"/>
               </w:rPr>
               <w:tab/>
             </w:r>
             <w:r>
               <w:rPr>
-                <w:rStyle w:val="Hiperhivatkozs"/>
-                <w:noProof/>
-              </w:rPr>
-              <w:t>Rendeléskezelés</w:t>
+                <w:rStyle w:val="Hyperlink"/>
+                <w:noProof/>
+              </w:rPr>
+              <w:t>Harmadik</w:t>
             </w:r>
             <w:r>
               <w:rPr>
@@ -711,7 +734,7 @@
                 <w:noProof/>
                 <w:webHidden/>
               </w:rPr>
-              <w:instrText xml:space="preserve"> PAGEREF _Toc209181910 \h </w:instrText>
+              <w:instrText xml:space="preserve"> PAGEREF _Toc227704573 \h </w:instrText>
             </w:r>
             <w:r>
               <w:rPr>
@@ -744,34 +767,43 @@
         </w:p>
         <w:p>
           <w:pPr>
-            <w:pStyle w:val="TJ1"/>
+            <w:pStyle w:val="TOC2"/>
             <w:rPr>
-              <w:rFonts w:cstheme="minorBidi"/>
+              <w:rFonts w:eastAsiaTheme="minorEastAsia"/>
               <w:noProof/>
+              <w:kern w:val="2"/>
+              <w:sz w:val="24"/>
+              <w:szCs w:val="24"/>
+              <w:lang w:val="en-US"/>
+              <w14:ligatures w14:val="standardContextual"/>
             </w:rPr>
           </w:pPr>
-          <w:hyperlink w:anchor="_Toc209181911" w:history="1">
-            <w:r>
-              <w:rPr>
-                <w:rStyle w:val="Hiperhivatkozs"/>
-                <w:rFonts w:cstheme="majorHAnsi"/>
-                <w:noProof/>
-              </w:rPr>
-              <w:t>3.</w:t>
-            </w:r>
-            <w:r>
-              <w:rPr>
-                <w:rFonts w:cstheme="minorBidi"/>
-                <w:noProof/>
+          <w:hyperlink w:anchor="_Toc227704574" w:history="1">
+            <w:r>
+              <w:rPr>
+                <w:rStyle w:val="Hyperlink"/>
+                <w:noProof/>
+              </w:rPr>
+              <w:t>1.4.</w:t>
+            </w:r>
+            <w:r>
+              <w:rPr>
+                <w:rFonts w:eastAsiaTheme="minorEastAsia"/>
+                <w:noProof/>
+                <w:kern w:val="2"/>
+                <w:sz w:val="24"/>
+                <w:szCs w:val="24"/>
+                <w:lang w:val="en-US"/>
+                <w14:ligatures w14:val="standardContextual"/>
               </w:rPr>
               <w:tab/>
             </w:r>
             <w:r>
               <w:rPr>
-                <w:rStyle w:val="Hiperhivatkozs"/>
-                <w:noProof/>
-              </w:rPr>
-              <w:t>Technológiai adatok</w:t>
+                <w:rStyle w:val="Hyperlink"/>
+                <w:noProof/>
+              </w:rPr>
+              <w:t>gf</w:t>
             </w:r>
             <w:r>
               <w:rPr>
@@ -792,7 +824,7 @@
                 <w:noProof/>
                 <w:webHidden/>
               </w:rPr>
-              <w:instrText xml:space="preserve"> PAGEREF _Toc209181911 \h </w:instrText>
+              <w:instrText xml:space="preserve"> PAGEREF _Toc227704574 \h </w:instrText>
             </w:r>
             <w:r>
               <w:rPr>
@@ -812,7 +844,7 @@
                 <w:noProof/>
                 <w:webHidden/>
               </w:rPr>
-              <w:t>4</w:t>
+              <w:t>3</w:t>
             </w:r>
             <w:r>
               <w:rPr>
@@ -825,35 +857,43 @@
         </w:p>
         <w:p>
           <w:pPr>
-            <w:pStyle w:val="TJ2"/>
+            <w:pStyle w:val="TOC2"/>
             <w:rPr>
               <w:rFonts w:eastAsiaTheme="minorEastAsia"/>
               <w:noProof/>
-              <w:lang w:eastAsia="hu-HU"/>
+              <w:kern w:val="2"/>
+              <w:sz w:val="24"/>
+              <w:szCs w:val="24"/>
+              <w:lang w:val="en-US"/>
+              <w14:ligatures w14:val="standardContextual"/>
             </w:rPr>
           </w:pPr>
-          <w:hyperlink w:anchor="_Toc209181912" w:history="1">
-            <w:r>
-              <w:rPr>
-                <w:rStyle w:val="Hiperhivatkozs"/>
-                <w:noProof/>
-              </w:rPr>
-              <w:t>3.1.</w:t>
+          <w:hyperlink w:anchor="_Toc227704575" w:history="1">
+            <w:r>
+              <w:rPr>
+                <w:rStyle w:val="Hyperlink"/>
+                <w:noProof/>
+              </w:rPr>
+              <w:t>1.5.</w:t>
             </w:r>
             <w:r>
               <w:rPr>
                 <w:rFonts w:eastAsiaTheme="minorEastAsia"/>
                 <w:noProof/>
-                <w:lang w:eastAsia="hu-HU"/>
+                <w:kern w:val="2"/>
+                <w:sz w:val="24"/>
+                <w:szCs w:val="24"/>
+                <w:lang w:val="en-US"/>
+                <w14:ligatures w14:val="standardContextual"/>
               </w:rPr>
               <w:tab/>
             </w:r>
             <w:r>
               <w:rPr>
-                <w:rStyle w:val="Hiperhivatkozs"/>
-                <w:noProof/>
-              </w:rPr>
-              <w:t>Operációs rendszer</w:t>
+                <w:rStyle w:val="Hyperlink"/>
+                <w:noProof/>
+              </w:rPr>
+              <w:t>gasd</w:t>
             </w:r>
             <w:r>
               <w:rPr>
@@ -874,7 +914,7 @@
                 <w:noProof/>
                 <w:webHidden/>
               </w:rPr>
-              <w:instrText xml:space="preserve"> PAGEREF _Toc209181912 \h </w:instrText>
+              <w:instrText xml:space="preserve"> PAGEREF _Toc227704575 \h </w:instrText>
             </w:r>
             <w:r>
               <w:rPr>
@@ -894,7 +934,7 @@
                 <w:noProof/>
                 <w:webHidden/>
               </w:rPr>
-              <w:t>4</w:t>
+              <w:t>3</w:t>
             </w:r>
             <w:r>
               <w:rPr>
@@ -907,34 +947,43 @@
         </w:p>
         <w:p>
           <w:pPr>
-            <w:pStyle w:val="TJ1"/>
+            <w:pStyle w:val="TOC2"/>
             <w:rPr>
-              <w:rFonts w:cstheme="minorBidi"/>
+              <w:rFonts w:eastAsiaTheme="minorEastAsia"/>
               <w:noProof/>
+              <w:kern w:val="2"/>
+              <w:sz w:val="24"/>
+              <w:szCs w:val="24"/>
+              <w:lang w:val="en-US"/>
+              <w14:ligatures w14:val="standardContextual"/>
             </w:rPr>
           </w:pPr>
-          <w:hyperlink w:anchor="_Toc209181913" w:history="1">
-            <w:r>
-              <w:rPr>
-                <w:rStyle w:val="Hiperhivatkozs"/>
-                <w:rFonts w:cstheme="majorHAnsi"/>
-                <w:noProof/>
-              </w:rPr>
-              <w:t>4.</w:t>
-            </w:r>
-            <w:r>
-              <w:rPr>
-                <w:rFonts w:cstheme="minorBidi"/>
-                <w:noProof/>
+          <w:hyperlink w:anchor="_Toc227704576" w:history="1">
+            <w:r>
+              <w:rPr>
+                <w:rStyle w:val="Hyperlink"/>
+                <w:noProof/>
+              </w:rPr>
+              <w:t>1.6.</w:t>
+            </w:r>
+            <w:r>
+              <w:rPr>
+                <w:rFonts w:eastAsiaTheme="minorEastAsia"/>
+                <w:noProof/>
+                <w:kern w:val="2"/>
+                <w:sz w:val="24"/>
+                <w:szCs w:val="24"/>
+                <w:lang w:val="en-US"/>
+                <w14:ligatures w14:val="standardContextual"/>
               </w:rPr>
               <w:tab/>
             </w:r>
             <w:r>
               <w:rPr>
-                <w:rStyle w:val="Hiperhivatkozs"/>
-                <w:noProof/>
-              </w:rPr>
-              <w:t>Szoftver specifikáció</w:t>
+                <w:rStyle w:val="Hyperlink"/>
+                <w:noProof/>
+              </w:rPr>
+              <w:t>h</w:t>
             </w:r>
             <w:r>
               <w:rPr>
@@ -955,7 +1004,7 @@
                 <w:noProof/>
                 <w:webHidden/>
               </w:rPr>
-              <w:instrText xml:space="preserve"> PAGEREF _Toc209181913 \h </w:instrText>
+              <w:instrText xml:space="preserve"> PAGEREF _Toc227704576 \h </w:instrText>
             </w:r>
             <w:r>
               <w:rPr>
@@ -975,7 +1024,7 @@
                 <w:noProof/>
                 <w:webHidden/>
               </w:rPr>
-              <w:t>5</w:t>
+              <w:t>3</w:t>
             </w:r>
             <w:r>
               <w:rPr>
@@ -988,35 +1037,44 @@
         </w:p>
         <w:p>
           <w:pPr>
-            <w:pStyle w:val="TJ2"/>
+            <w:pStyle w:val="TOC1"/>
             <w:rPr>
-              <w:rFonts w:eastAsiaTheme="minorEastAsia"/>
+              <w:rFonts w:cstheme="minorBidi"/>
               <w:noProof/>
-              <w:lang w:eastAsia="hu-HU"/>
+              <w:kern w:val="2"/>
+              <w:sz w:val="24"/>
+              <w:szCs w:val="24"/>
+              <w:lang w:val="en-US" w:eastAsia="en-US"/>
+              <w14:ligatures w14:val="standardContextual"/>
             </w:rPr>
           </w:pPr>
-          <w:hyperlink w:anchor="_Toc209181914" w:history="1">
-            <w:r>
-              <w:rPr>
-                <w:rStyle w:val="Hiperhivatkozs"/>
-                <w:noProof/>
-              </w:rPr>
-              <w:t>4.1.</w:t>
-            </w:r>
-            <w:r>
-              <w:rPr>
-                <w:rFonts w:eastAsiaTheme="minorEastAsia"/>
-                <w:noProof/>
-                <w:lang w:eastAsia="hu-HU"/>
+          <w:hyperlink w:anchor="_Toc227704577" w:history="1">
+            <w:r>
+              <w:rPr>
+                <w:rStyle w:val="Hyperlink"/>
+                <w:rFonts w:cstheme="majorHAnsi"/>
+                <w:noProof/>
+              </w:rPr>
+              <w:t>2.</w:t>
+            </w:r>
+            <w:r>
+              <w:rPr>
+                <w:rFonts w:cstheme="minorBidi"/>
+                <w:noProof/>
+                <w:kern w:val="2"/>
+                <w:sz w:val="24"/>
+                <w:szCs w:val="24"/>
+                <w:lang w:val="en-US" w:eastAsia="en-US"/>
+                <w14:ligatures w14:val="standardContextual"/>
               </w:rPr>
               <w:tab/>
             </w:r>
             <w:r>
               <w:rPr>
-                <w:rStyle w:val="Hiperhivatkozs"/>
-                <w:noProof/>
-              </w:rPr>
-              <w:t>Megjelenés</w:t>
+                <w:rStyle w:val="Hyperlink"/>
+                <w:noProof/>
+              </w:rPr>
+              <w:t>Telepítés és beállítás</w:t>
             </w:r>
             <w:r>
               <w:rPr>
@@ -1037,7 +1095,7 @@
                 <w:noProof/>
                 <w:webHidden/>
               </w:rPr>
-              <w:instrText xml:space="preserve"> PAGEREF _Toc209181914 \h </w:instrText>
+              <w:instrText xml:space="preserve"> PAGEREF _Toc227704577 \h </w:instrText>
             </w:r>
             <w:r>
               <w:rPr>
@@ -1057,7 +1115,7 @@
                 <w:noProof/>
                 <w:webHidden/>
               </w:rPr>
-              <w:t>5</w:t>
+              <w:t>4</w:t>
             </w:r>
             <w:r>
               <w:rPr>
@@ -1070,34 +1128,43 @@
         </w:p>
         <w:p>
           <w:pPr>
-            <w:pStyle w:val="TJ1"/>
+            <w:pStyle w:val="TOC2"/>
             <w:rPr>
-              <w:rFonts w:cstheme="minorBidi"/>
+              <w:rFonts w:eastAsiaTheme="minorEastAsia"/>
               <w:noProof/>
+              <w:kern w:val="2"/>
+              <w:sz w:val="24"/>
+              <w:szCs w:val="24"/>
+              <w:lang w:val="en-US"/>
+              <w14:ligatures w14:val="standardContextual"/>
             </w:rPr>
           </w:pPr>
-          <w:hyperlink w:anchor="_Toc209181915" w:history="1">
-            <w:r>
-              <w:rPr>
-                <w:rStyle w:val="Hiperhivatkozs"/>
-                <w:rFonts w:cstheme="majorHAnsi"/>
-                <w:noProof/>
-              </w:rPr>
-              <w:t>5.</w:t>
-            </w:r>
-            <w:r>
-              <w:rPr>
-                <w:rFonts w:cstheme="minorBidi"/>
-                <w:noProof/>
+          <w:hyperlink w:anchor="_Toc227704578" w:history="1">
+            <w:r>
+              <w:rPr>
+                <w:rStyle w:val="Hyperlink"/>
+                <w:noProof/>
+              </w:rPr>
+              <w:t>2.1.</w:t>
+            </w:r>
+            <w:r>
+              <w:rPr>
+                <w:rFonts w:eastAsiaTheme="minorEastAsia"/>
+                <w:noProof/>
+                <w:kern w:val="2"/>
+                <w:sz w:val="24"/>
+                <w:szCs w:val="24"/>
+                <w:lang w:val="en-US"/>
+                <w14:ligatures w14:val="standardContextual"/>
               </w:rPr>
               <w:tab/>
             </w:r>
             <w:r>
               <w:rPr>
-                <w:rStyle w:val="Hiperhivatkozs"/>
-                <w:noProof/>
-              </w:rPr>
-              <w:t>Dokumentáció</w:t>
+                <w:rStyle w:val="Hyperlink"/>
+                <w:noProof/>
+              </w:rPr>
+              <w:t>Rendszerkövetelmények</w:t>
             </w:r>
             <w:r>
               <w:rPr>
@@ -1118,7 +1185,7 @@
                 <w:noProof/>
                 <w:webHidden/>
               </w:rPr>
-              <w:instrText xml:space="preserve"> PAGEREF _Toc209181915 \h </w:instrText>
+              <w:instrText xml:space="preserve"> PAGEREF _Toc227704578 \h </w:instrText>
             </w:r>
             <w:r>
               <w:rPr>
@@ -1138,7 +1205,7 @@
                 <w:noProof/>
                 <w:webHidden/>
               </w:rPr>
-              <w:t>6</w:t>
+              <w:t>4</w:t>
             </w:r>
             <w:r>
               <w:rPr>
@@ -1151,35 +1218,43 @@
         </w:p>
         <w:p>
           <w:pPr>
-            <w:pStyle w:val="TJ2"/>
+            <w:pStyle w:val="TOC2"/>
             <w:rPr>
               <w:rFonts w:eastAsiaTheme="minorEastAsia"/>
               <w:noProof/>
-              <w:lang w:eastAsia="hu-HU"/>
+              <w:kern w:val="2"/>
+              <w:sz w:val="24"/>
+              <w:szCs w:val="24"/>
+              <w:lang w:val="en-US"/>
+              <w14:ligatures w14:val="standardContextual"/>
             </w:rPr>
           </w:pPr>
-          <w:hyperlink w:anchor="_Toc209181916" w:history="1">
-            <w:r>
-              <w:rPr>
-                <w:rStyle w:val="Hiperhivatkozs"/>
-                <w:noProof/>
-              </w:rPr>
-              <w:t>5.1.</w:t>
+          <w:hyperlink w:anchor="_Toc227704579" w:history="1">
+            <w:r>
+              <w:rPr>
+                <w:rStyle w:val="Hyperlink"/>
+                <w:noProof/>
+              </w:rPr>
+              <w:t>2.2.</w:t>
             </w:r>
             <w:r>
               <w:rPr>
                 <w:rFonts w:eastAsiaTheme="minorEastAsia"/>
                 <w:noProof/>
-                <w:lang w:eastAsia="hu-HU"/>
+                <w:kern w:val="2"/>
+                <w:sz w:val="24"/>
+                <w:szCs w:val="24"/>
+                <w:lang w:val="en-US"/>
+                <w14:ligatures w14:val="standardContextual"/>
               </w:rPr>
               <w:tab/>
             </w:r>
             <w:r>
               <w:rPr>
-                <w:rStyle w:val="Hiperhivatkozs"/>
-                <w:noProof/>
-              </w:rPr>
-              <w:t>Erőforrás-terv, munkaidő nyilvántartás</w:t>
+                <w:rStyle w:val="Hyperlink"/>
+                <w:noProof/>
+              </w:rPr>
+              <w:t>Telepítés</w:t>
             </w:r>
             <w:r>
               <w:rPr>
@@ -1200,7 +1275,7 @@
                 <w:noProof/>
                 <w:webHidden/>
               </w:rPr>
-              <w:instrText xml:space="preserve"> PAGEREF _Toc209181916 \h </w:instrText>
+              <w:instrText xml:space="preserve"> PAGEREF _Toc227704579 \h </w:instrText>
             </w:r>
             <w:r>
               <w:rPr>
@@ -1220,7 +1295,7 @@
                 <w:noProof/>
                 <w:webHidden/>
               </w:rPr>
-              <w:t>6</w:t>
+              <w:t>4</w:t>
             </w:r>
             <w:r>
               <w:rPr>
@@ -1233,34 +1308,43 @@
         </w:p>
         <w:p>
           <w:pPr>
-            <w:pStyle w:val="TJ1"/>
+            <w:pStyle w:val="TOC2"/>
             <w:rPr>
-              <w:rFonts w:cstheme="minorBidi"/>
+              <w:rFonts w:eastAsiaTheme="minorEastAsia"/>
               <w:noProof/>
+              <w:kern w:val="2"/>
+              <w:sz w:val="24"/>
+              <w:szCs w:val="24"/>
+              <w:lang w:val="en-US"/>
+              <w14:ligatures w14:val="standardContextual"/>
             </w:rPr>
           </w:pPr>
-          <w:hyperlink w:anchor="_Toc209181917" w:history="1">
-            <w:r>
-              <w:rPr>
-                <w:rStyle w:val="Hiperhivatkozs"/>
-                <w:rFonts w:cstheme="majorHAnsi"/>
-                <w:noProof/>
-              </w:rPr>
-              <w:t>6.</w:t>
-            </w:r>
-            <w:r>
-              <w:rPr>
-                <w:rFonts w:cstheme="minorBidi"/>
-                <w:noProof/>
+          <w:hyperlink w:anchor="_Toc227704580" w:history="1">
+            <w:r>
+              <w:rPr>
+                <w:rStyle w:val="Hyperlink"/>
+                <w:noProof/>
+              </w:rPr>
+              <w:t>2.3.</w:t>
+            </w:r>
+            <w:r>
+              <w:rPr>
+                <w:rFonts w:eastAsiaTheme="minorEastAsia"/>
+                <w:noProof/>
+                <w:kern w:val="2"/>
+                <w:sz w:val="24"/>
+                <w:szCs w:val="24"/>
+                <w:lang w:val="en-US"/>
+                <w14:ligatures w14:val="standardContextual"/>
               </w:rPr>
               <w:tab/>
             </w:r>
             <w:r>
               <w:rPr>
-                <w:rStyle w:val="Hiperhivatkozs"/>
-                <w:noProof/>
-              </w:rPr>
-              <w:t>Jövőbeli bővítési lehetőségek</w:t>
+                <w:rStyle w:val="Hyperlink"/>
+                <w:noProof/>
+              </w:rPr>
+              <w:t>Beállítás</w:t>
             </w:r>
             <w:r>
               <w:rPr>
@@ -1281,7 +1365,7 @@
                 <w:noProof/>
                 <w:webHidden/>
               </w:rPr>
-              <w:instrText xml:space="preserve"> PAGEREF _Toc209181917 \h </w:instrText>
+              <w:instrText xml:space="preserve"> PAGEREF _Toc227704580 \h </w:instrText>
             </w:r>
             <w:r>
               <w:rPr>
@@ -1301,7 +1385,7 @@
                 <w:noProof/>
                 <w:webHidden/>
               </w:rPr>
-              <w:t>7</w:t>
+              <w:t>4</w:t>
             </w:r>
             <w:r>
               <w:rPr>
@@ -1314,35 +1398,43 @@
         </w:p>
         <w:p>
           <w:pPr>
-            <w:pStyle w:val="TJ2"/>
+            <w:pStyle w:val="TOC2"/>
             <w:rPr>
               <w:rFonts w:eastAsiaTheme="minorEastAsia"/>
               <w:noProof/>
-              <w:lang w:eastAsia="hu-HU"/>
+              <w:kern w:val="2"/>
+              <w:sz w:val="24"/>
+              <w:szCs w:val="24"/>
+              <w:lang w:val="en-US"/>
+              <w14:ligatures w14:val="standardContextual"/>
             </w:rPr>
           </w:pPr>
-          <w:hyperlink w:anchor="_Toc209181918" w:history="1">
-            <w:r>
-              <w:rPr>
-                <w:rStyle w:val="Hiperhivatkozs"/>
-                <w:noProof/>
-              </w:rPr>
-              <w:t>6.1.</w:t>
+          <w:hyperlink w:anchor="_Toc227704581" w:history="1">
+            <w:r>
+              <w:rPr>
+                <w:rStyle w:val="Hyperlink"/>
+                <w:noProof/>
+              </w:rPr>
+              <w:t>2.4.</w:t>
             </w:r>
             <w:r>
               <w:rPr>
                 <w:rFonts w:eastAsiaTheme="minorEastAsia"/>
                 <w:noProof/>
-                <w:lang w:eastAsia="hu-HU"/>
+                <w:kern w:val="2"/>
+                <w:sz w:val="24"/>
+                <w:szCs w:val="24"/>
+                <w:lang w:val="en-US"/>
+                <w14:ligatures w14:val="standardContextual"/>
               </w:rPr>
               <w:tab/>
             </w:r>
             <w:r>
               <w:rPr>
-                <w:rStyle w:val="Hiperhivatkozs"/>
-                <w:noProof/>
-              </w:rPr>
-              <w:t>v</w:t>
+                <w:rStyle w:val="Hyperlink"/>
+                <w:noProof/>
+              </w:rPr>
+              <w:t>HA</w:t>
             </w:r>
             <w:r>
               <w:rPr>
@@ -1363,7 +1455,7 @@
                 <w:noProof/>
                 <w:webHidden/>
               </w:rPr>
-              <w:instrText xml:space="preserve"> PAGEREF _Toc209181918 \h </w:instrText>
+              <w:instrText xml:space="preserve"> PAGEREF _Toc227704581 \h </w:instrText>
             </w:r>
             <w:r>
               <w:rPr>
@@ -1383,7 +1475,7 @@
                 <w:noProof/>
                 <w:webHidden/>
               </w:rPr>
-              <w:t>7</w:t>
+              <w:t>4</w:t>
             </w:r>
             <w:r>
               <w:rPr>
@@ -1396,31 +1488,2836 @@
         </w:p>
         <w:p>
           <w:pPr>
-            <w:pStyle w:val="TJ1"/>
+            <w:pStyle w:val="TOC2"/>
+            <w:rPr>
+              <w:rFonts w:eastAsiaTheme="minorEastAsia"/>
+              <w:noProof/>
+              <w:kern w:val="2"/>
+              <w:sz w:val="24"/>
+              <w:szCs w:val="24"/>
+              <w:lang w:val="en-US"/>
+              <w14:ligatures w14:val="standardContextual"/>
+            </w:rPr>
+          </w:pPr>
+          <w:hyperlink w:anchor="_Toc227704582" w:history="1">
+            <w:r>
+              <w:rPr>
+                <w:rStyle w:val="Hyperlink"/>
+                <w:noProof/>
+              </w:rPr>
+              <w:t>2.5.</w:t>
+            </w:r>
+            <w:r>
+              <w:rPr>
+                <w:rFonts w:eastAsiaTheme="minorEastAsia"/>
+                <w:noProof/>
+                <w:kern w:val="2"/>
+                <w:sz w:val="24"/>
+                <w:szCs w:val="24"/>
+                <w:lang w:val="en-US"/>
+                <w14:ligatures w14:val="standardContextual"/>
+              </w:rPr>
+              <w:tab/>
+            </w:r>
+            <w:r>
+              <w:rPr>
+                <w:rStyle w:val="Hyperlink"/>
+                <w:noProof/>
+              </w:rPr>
+              <w:t>JDFS</w:t>
+            </w:r>
+            <w:r>
+              <w:rPr>
+                <w:noProof/>
+                <w:webHidden/>
+              </w:rPr>
+              <w:tab/>
+            </w:r>
+            <w:r>
+              <w:rPr>
+                <w:noProof/>
+                <w:webHidden/>
+              </w:rPr>
+              <w:fldChar w:fldCharType="begin"/>
+            </w:r>
+            <w:r>
+              <w:rPr>
+                <w:noProof/>
+                <w:webHidden/>
+              </w:rPr>
+              <w:instrText xml:space="preserve"> PAGEREF _Toc227704582 \h </w:instrText>
+            </w:r>
+            <w:r>
+              <w:rPr>
+                <w:noProof/>
+                <w:webHidden/>
+              </w:rPr>
+            </w:r>
+            <w:r>
+              <w:rPr>
+                <w:noProof/>
+                <w:webHidden/>
+              </w:rPr>
+              <w:fldChar w:fldCharType="separate"/>
+            </w:r>
+            <w:r>
+              <w:rPr>
+                <w:noProof/>
+                <w:webHidden/>
+              </w:rPr>
+              <w:t>4</w:t>
+            </w:r>
+            <w:r>
+              <w:rPr>
+                <w:noProof/>
+                <w:webHidden/>
+              </w:rPr>
+              <w:fldChar w:fldCharType="end"/>
+            </w:r>
+          </w:hyperlink>
+        </w:p>
+        <w:p>
+          <w:pPr>
+            <w:pStyle w:val="TOC1"/>
             <w:rPr>
               <w:rFonts w:cstheme="minorBidi"/>
               <w:noProof/>
+              <w:kern w:val="2"/>
+              <w:sz w:val="24"/>
+              <w:szCs w:val="24"/>
+              <w:lang w:val="en-US" w:eastAsia="en-US"/>
+              <w14:ligatures w14:val="standardContextual"/>
             </w:rPr>
           </w:pPr>
-          <w:hyperlink w:anchor="_Toc209181919" w:history="1">
-            <w:r>
-              <w:rPr>
-                <w:rStyle w:val="Hiperhivatkozs"/>
+          <w:hyperlink w:anchor="_Toc227704583" w:history="1">
+            <w:r>
+              <w:rPr>
+                <w:rStyle w:val="Hyperlink"/>
                 <w:rFonts w:cstheme="majorHAnsi"/>
                 <w:noProof/>
               </w:rPr>
+              <w:t>3.</w:t>
+            </w:r>
+            <w:r>
+              <w:rPr>
+                <w:rFonts w:cstheme="minorBidi"/>
+                <w:noProof/>
+                <w:kern w:val="2"/>
+                <w:sz w:val="24"/>
+                <w:szCs w:val="24"/>
+                <w:lang w:val="en-US" w:eastAsia="en-US"/>
+                <w14:ligatures w14:val="standardContextual"/>
+              </w:rPr>
+              <w:tab/>
+            </w:r>
+            <w:r>
+              <w:rPr>
+                <w:rStyle w:val="Hyperlink"/>
+                <w:noProof/>
+              </w:rPr>
+              <w:t>Regisztráció, rendszerkezelői útmutató</w:t>
+            </w:r>
+            <w:r>
+              <w:rPr>
+                <w:noProof/>
+                <w:webHidden/>
+              </w:rPr>
+              <w:tab/>
+            </w:r>
+            <w:r>
+              <w:rPr>
+                <w:noProof/>
+                <w:webHidden/>
+              </w:rPr>
+              <w:fldChar w:fldCharType="begin"/>
+            </w:r>
+            <w:r>
+              <w:rPr>
+                <w:noProof/>
+                <w:webHidden/>
+              </w:rPr>
+              <w:instrText xml:space="preserve"> PAGEREF _Toc227704583 \h </w:instrText>
+            </w:r>
+            <w:r>
+              <w:rPr>
+                <w:noProof/>
+                <w:webHidden/>
+              </w:rPr>
+            </w:r>
+            <w:r>
+              <w:rPr>
+                <w:noProof/>
+                <w:webHidden/>
+              </w:rPr>
+              <w:fldChar w:fldCharType="separate"/>
+            </w:r>
+            <w:r>
+              <w:rPr>
+                <w:noProof/>
+                <w:webHidden/>
+              </w:rPr>
+              <w:t>5</w:t>
+            </w:r>
+            <w:r>
+              <w:rPr>
+                <w:noProof/>
+                <w:webHidden/>
+              </w:rPr>
+              <w:fldChar w:fldCharType="end"/>
+            </w:r>
+          </w:hyperlink>
+        </w:p>
+        <w:p>
+          <w:pPr>
+            <w:pStyle w:val="TOC2"/>
+            <w:rPr>
+              <w:rFonts w:eastAsiaTheme="minorEastAsia"/>
+              <w:noProof/>
+              <w:kern w:val="2"/>
+              <w:sz w:val="24"/>
+              <w:szCs w:val="24"/>
+              <w:lang w:val="en-US"/>
+              <w14:ligatures w14:val="standardContextual"/>
+            </w:rPr>
+          </w:pPr>
+          <w:hyperlink w:anchor="_Toc227704584" w:history="1">
+            <w:r>
+              <w:rPr>
+                <w:rStyle w:val="Hyperlink"/>
+                <w:noProof/>
+              </w:rPr>
+              <w:t>3.1.</w:t>
+            </w:r>
+            <w:r>
+              <w:rPr>
+                <w:rFonts w:eastAsiaTheme="minorEastAsia"/>
+                <w:noProof/>
+                <w:kern w:val="2"/>
+                <w:sz w:val="24"/>
+                <w:szCs w:val="24"/>
+                <w:lang w:val="en-US"/>
+                <w14:ligatures w14:val="standardContextual"/>
+              </w:rPr>
+              <w:tab/>
+            </w:r>
+            <w:r>
+              <w:rPr>
+                <w:rStyle w:val="Hyperlink"/>
+                <w:noProof/>
+              </w:rPr>
+              <w:t>Regisztráció cégeknek</w:t>
+            </w:r>
+            <w:r>
+              <w:rPr>
+                <w:noProof/>
+                <w:webHidden/>
+              </w:rPr>
+              <w:tab/>
+            </w:r>
+            <w:r>
+              <w:rPr>
+                <w:noProof/>
+                <w:webHidden/>
+              </w:rPr>
+              <w:fldChar w:fldCharType="begin"/>
+            </w:r>
+            <w:r>
+              <w:rPr>
+                <w:noProof/>
+                <w:webHidden/>
+              </w:rPr>
+              <w:instrText xml:space="preserve"> PAGEREF _Toc227704584 \h </w:instrText>
+            </w:r>
+            <w:r>
+              <w:rPr>
+                <w:noProof/>
+                <w:webHidden/>
+              </w:rPr>
+            </w:r>
+            <w:r>
+              <w:rPr>
+                <w:noProof/>
+                <w:webHidden/>
+              </w:rPr>
+              <w:fldChar w:fldCharType="separate"/>
+            </w:r>
+            <w:r>
+              <w:rPr>
+                <w:noProof/>
+                <w:webHidden/>
+              </w:rPr>
+              <w:t>5</w:t>
+            </w:r>
+            <w:r>
+              <w:rPr>
+                <w:noProof/>
+                <w:webHidden/>
+              </w:rPr>
+              <w:fldChar w:fldCharType="end"/>
+            </w:r>
+          </w:hyperlink>
+        </w:p>
+        <w:p>
+          <w:pPr>
+            <w:pStyle w:val="TOC2"/>
+            <w:rPr>
+              <w:rFonts w:eastAsiaTheme="minorEastAsia"/>
+              <w:noProof/>
+              <w:kern w:val="2"/>
+              <w:sz w:val="24"/>
+              <w:szCs w:val="24"/>
+              <w:lang w:val="en-US"/>
+              <w14:ligatures w14:val="standardContextual"/>
+            </w:rPr>
+          </w:pPr>
+          <w:hyperlink w:anchor="_Toc227704585" w:history="1">
+            <w:r>
+              <w:rPr>
+                <w:rStyle w:val="Hyperlink"/>
+                <w:noProof/>
+              </w:rPr>
+              <w:t>3.2.</w:t>
+            </w:r>
+            <w:r>
+              <w:rPr>
+                <w:rFonts w:eastAsiaTheme="minorEastAsia"/>
+                <w:noProof/>
+                <w:kern w:val="2"/>
+                <w:sz w:val="24"/>
+                <w:szCs w:val="24"/>
+                <w:lang w:val="en-US"/>
+                <w14:ligatures w14:val="standardContextual"/>
+              </w:rPr>
+              <w:tab/>
+            </w:r>
+            <w:r>
+              <w:rPr>
+                <w:rStyle w:val="Hyperlink"/>
+                <w:noProof/>
+              </w:rPr>
+              <w:t>Szükséges adatok</w:t>
+            </w:r>
+            <w:r>
+              <w:rPr>
+                <w:noProof/>
+                <w:webHidden/>
+              </w:rPr>
+              <w:tab/>
+            </w:r>
+            <w:r>
+              <w:rPr>
+                <w:noProof/>
+                <w:webHidden/>
+              </w:rPr>
+              <w:fldChar w:fldCharType="begin"/>
+            </w:r>
+            <w:r>
+              <w:rPr>
+                <w:noProof/>
+                <w:webHidden/>
+              </w:rPr>
+              <w:instrText xml:space="preserve"> PAGEREF _Toc227704585 \h </w:instrText>
+            </w:r>
+            <w:r>
+              <w:rPr>
+                <w:noProof/>
+                <w:webHidden/>
+              </w:rPr>
+            </w:r>
+            <w:r>
+              <w:rPr>
+                <w:noProof/>
+                <w:webHidden/>
+              </w:rPr>
+              <w:fldChar w:fldCharType="separate"/>
+            </w:r>
+            <w:r>
+              <w:rPr>
+                <w:noProof/>
+                <w:webHidden/>
+              </w:rPr>
+              <w:t>5</w:t>
+            </w:r>
+            <w:r>
+              <w:rPr>
+                <w:noProof/>
+                <w:webHidden/>
+              </w:rPr>
+              <w:fldChar w:fldCharType="end"/>
+            </w:r>
+          </w:hyperlink>
+        </w:p>
+        <w:p>
+          <w:pPr>
+            <w:pStyle w:val="TOC2"/>
+            <w:rPr>
+              <w:rFonts w:eastAsiaTheme="minorEastAsia"/>
+              <w:noProof/>
+              <w:kern w:val="2"/>
+              <w:sz w:val="24"/>
+              <w:szCs w:val="24"/>
+              <w:lang w:val="en-US"/>
+              <w14:ligatures w14:val="standardContextual"/>
+            </w:rPr>
+          </w:pPr>
+          <w:hyperlink w:anchor="_Toc227704586" w:history="1">
+            <w:r>
+              <w:rPr>
+                <w:rStyle w:val="Hyperlink"/>
+                <w:noProof/>
+              </w:rPr>
+              <w:t>3.3.</w:t>
+            </w:r>
+            <w:r>
+              <w:rPr>
+                <w:rFonts w:eastAsiaTheme="minorEastAsia"/>
+                <w:noProof/>
+                <w:kern w:val="2"/>
+                <w:sz w:val="24"/>
+                <w:szCs w:val="24"/>
+                <w:lang w:val="en-US"/>
+                <w14:ligatures w14:val="standardContextual"/>
+              </w:rPr>
+              <w:tab/>
+            </w:r>
+            <w:r>
+              <w:rPr>
+                <w:rStyle w:val="Hyperlink"/>
+                <w:noProof/>
+              </w:rPr>
+              <w:t>Előfizetés</w:t>
+            </w:r>
+            <w:r>
+              <w:rPr>
+                <w:noProof/>
+                <w:webHidden/>
+              </w:rPr>
+              <w:tab/>
+            </w:r>
+            <w:r>
+              <w:rPr>
+                <w:noProof/>
+                <w:webHidden/>
+              </w:rPr>
+              <w:fldChar w:fldCharType="begin"/>
+            </w:r>
+            <w:r>
+              <w:rPr>
+                <w:noProof/>
+                <w:webHidden/>
+              </w:rPr>
+              <w:instrText xml:space="preserve"> PAGEREF _Toc227704586 \h </w:instrText>
+            </w:r>
+            <w:r>
+              <w:rPr>
+                <w:noProof/>
+                <w:webHidden/>
+              </w:rPr>
+            </w:r>
+            <w:r>
+              <w:rPr>
+                <w:noProof/>
+                <w:webHidden/>
+              </w:rPr>
+              <w:fldChar w:fldCharType="separate"/>
+            </w:r>
+            <w:r>
+              <w:rPr>
+                <w:noProof/>
+                <w:webHidden/>
+              </w:rPr>
+              <w:t>5</w:t>
+            </w:r>
+            <w:r>
+              <w:rPr>
+                <w:noProof/>
+                <w:webHidden/>
+              </w:rPr>
+              <w:fldChar w:fldCharType="end"/>
+            </w:r>
+          </w:hyperlink>
+        </w:p>
+        <w:p>
+          <w:pPr>
+            <w:pStyle w:val="TOC2"/>
+            <w:rPr>
+              <w:rFonts w:eastAsiaTheme="minorEastAsia"/>
+              <w:noProof/>
+              <w:kern w:val="2"/>
+              <w:sz w:val="24"/>
+              <w:szCs w:val="24"/>
+              <w:lang w:val="en-US"/>
+              <w14:ligatures w14:val="standardContextual"/>
+            </w:rPr>
+          </w:pPr>
+          <w:hyperlink w:anchor="_Toc227704587" w:history="1">
+            <w:r>
+              <w:rPr>
+                <w:rStyle w:val="Hyperlink"/>
+                <w:noProof/>
+              </w:rPr>
+              <w:t>3.4.</w:t>
+            </w:r>
+            <w:r>
+              <w:rPr>
+                <w:rFonts w:eastAsiaTheme="minorEastAsia"/>
+                <w:noProof/>
+                <w:kern w:val="2"/>
+                <w:sz w:val="24"/>
+                <w:szCs w:val="24"/>
+                <w:lang w:val="en-US"/>
+                <w14:ligatures w14:val="standardContextual"/>
+              </w:rPr>
+              <w:tab/>
+            </w:r>
+            <w:r>
+              <w:rPr>
+                <w:rStyle w:val="Hyperlink"/>
+                <w:noProof/>
+              </w:rPr>
+              <w:t>Céghez tartozó felhasználók felvétele</w:t>
+            </w:r>
+            <w:r>
+              <w:rPr>
+                <w:noProof/>
+                <w:webHidden/>
+              </w:rPr>
+              <w:tab/>
+            </w:r>
+            <w:r>
+              <w:rPr>
+                <w:noProof/>
+                <w:webHidden/>
+              </w:rPr>
+              <w:fldChar w:fldCharType="begin"/>
+            </w:r>
+            <w:r>
+              <w:rPr>
+                <w:noProof/>
+                <w:webHidden/>
+              </w:rPr>
+              <w:instrText xml:space="preserve"> PAGEREF _Toc227704587 \h </w:instrText>
+            </w:r>
+            <w:r>
+              <w:rPr>
+                <w:noProof/>
+                <w:webHidden/>
+              </w:rPr>
+            </w:r>
+            <w:r>
+              <w:rPr>
+                <w:noProof/>
+                <w:webHidden/>
+              </w:rPr>
+              <w:fldChar w:fldCharType="separate"/>
+            </w:r>
+            <w:r>
+              <w:rPr>
+                <w:noProof/>
+                <w:webHidden/>
+              </w:rPr>
+              <w:t>5</w:t>
+            </w:r>
+            <w:r>
+              <w:rPr>
+                <w:noProof/>
+                <w:webHidden/>
+              </w:rPr>
+              <w:fldChar w:fldCharType="end"/>
+            </w:r>
+          </w:hyperlink>
+        </w:p>
+        <w:p>
+          <w:pPr>
+            <w:pStyle w:val="TOC2"/>
+            <w:rPr>
+              <w:rFonts w:eastAsiaTheme="minorEastAsia"/>
+              <w:noProof/>
+              <w:kern w:val="2"/>
+              <w:sz w:val="24"/>
+              <w:szCs w:val="24"/>
+              <w:lang w:val="en-US"/>
+              <w14:ligatures w14:val="standardContextual"/>
+            </w:rPr>
+          </w:pPr>
+          <w:hyperlink w:anchor="_Toc227704588" w:history="1">
+            <w:r>
+              <w:rPr>
+                <w:rStyle w:val="Hyperlink"/>
+                <w:noProof/>
+              </w:rPr>
+              <w:t>3.5.</w:t>
+            </w:r>
+            <w:r>
+              <w:rPr>
+                <w:rFonts w:eastAsiaTheme="minorEastAsia"/>
+                <w:noProof/>
+                <w:kern w:val="2"/>
+                <w:sz w:val="24"/>
+                <w:szCs w:val="24"/>
+                <w:lang w:val="en-US"/>
+                <w14:ligatures w14:val="standardContextual"/>
+              </w:rPr>
+              <w:tab/>
+            </w:r>
+            <w:r>
+              <w:rPr>
+                <w:rStyle w:val="Hyperlink"/>
+                <w:noProof/>
+              </w:rPr>
+              <w:t>Jogosultságok</w:t>
+            </w:r>
+            <w:r>
+              <w:rPr>
+                <w:noProof/>
+                <w:webHidden/>
+              </w:rPr>
+              <w:tab/>
+            </w:r>
+            <w:r>
+              <w:rPr>
+                <w:noProof/>
+                <w:webHidden/>
+              </w:rPr>
+              <w:fldChar w:fldCharType="begin"/>
+            </w:r>
+            <w:r>
+              <w:rPr>
+                <w:noProof/>
+                <w:webHidden/>
+              </w:rPr>
+              <w:instrText xml:space="preserve"> PAGEREF _Toc227704588 \h </w:instrText>
+            </w:r>
+            <w:r>
+              <w:rPr>
+                <w:noProof/>
+                <w:webHidden/>
+              </w:rPr>
+            </w:r>
+            <w:r>
+              <w:rPr>
+                <w:noProof/>
+                <w:webHidden/>
+              </w:rPr>
+              <w:fldChar w:fldCharType="separate"/>
+            </w:r>
+            <w:r>
+              <w:rPr>
+                <w:noProof/>
+                <w:webHidden/>
+              </w:rPr>
+              <w:t>6</w:t>
+            </w:r>
+            <w:r>
+              <w:rPr>
+                <w:noProof/>
+                <w:webHidden/>
+              </w:rPr>
+              <w:fldChar w:fldCharType="end"/>
+            </w:r>
+          </w:hyperlink>
+        </w:p>
+        <w:p>
+          <w:pPr>
+            <w:pStyle w:val="TOC2"/>
+            <w:rPr>
+              <w:rFonts w:eastAsiaTheme="minorEastAsia"/>
+              <w:noProof/>
+              <w:kern w:val="2"/>
+              <w:sz w:val="24"/>
+              <w:szCs w:val="24"/>
+              <w:lang w:val="en-US"/>
+              <w14:ligatures w14:val="standardContextual"/>
+            </w:rPr>
+          </w:pPr>
+          <w:hyperlink w:anchor="_Toc227704589" w:history="1">
+            <w:r>
+              <w:rPr>
+                <w:rStyle w:val="Hyperlink"/>
+                <w:noProof/>
+              </w:rPr>
+              <w:t>3.6.</w:t>
+            </w:r>
+            <w:r>
+              <w:rPr>
+                <w:rFonts w:eastAsiaTheme="minorEastAsia"/>
+                <w:noProof/>
+                <w:kern w:val="2"/>
+                <w:sz w:val="24"/>
+                <w:szCs w:val="24"/>
+                <w:lang w:val="en-US"/>
+                <w14:ligatures w14:val="standardContextual"/>
+              </w:rPr>
+              <w:tab/>
+            </w:r>
+            <w:r>
+              <w:rPr>
+                <w:rStyle w:val="Hyperlink"/>
+                <w:noProof/>
+              </w:rPr>
+              <w:t>Partnerségek</w:t>
+            </w:r>
+            <w:r>
+              <w:rPr>
+                <w:noProof/>
+                <w:webHidden/>
+              </w:rPr>
+              <w:tab/>
+            </w:r>
+            <w:r>
+              <w:rPr>
+                <w:noProof/>
+                <w:webHidden/>
+              </w:rPr>
+              <w:fldChar w:fldCharType="begin"/>
+            </w:r>
+            <w:r>
+              <w:rPr>
+                <w:noProof/>
+                <w:webHidden/>
+              </w:rPr>
+              <w:instrText xml:space="preserve"> PAGEREF _Toc227704589 \h </w:instrText>
+            </w:r>
+            <w:r>
+              <w:rPr>
+                <w:noProof/>
+                <w:webHidden/>
+              </w:rPr>
+            </w:r>
+            <w:r>
+              <w:rPr>
+                <w:noProof/>
+                <w:webHidden/>
+              </w:rPr>
+              <w:fldChar w:fldCharType="separate"/>
+            </w:r>
+            <w:r>
+              <w:rPr>
+                <w:noProof/>
+                <w:webHidden/>
+              </w:rPr>
+              <w:t>6</w:t>
+            </w:r>
+            <w:r>
+              <w:rPr>
+                <w:noProof/>
+                <w:webHidden/>
+              </w:rPr>
+              <w:fldChar w:fldCharType="end"/>
+            </w:r>
+          </w:hyperlink>
+        </w:p>
+        <w:p>
+          <w:pPr>
+            <w:pStyle w:val="TOC2"/>
+            <w:rPr>
+              <w:rFonts w:eastAsiaTheme="minorEastAsia"/>
+              <w:noProof/>
+              <w:kern w:val="2"/>
+              <w:sz w:val="24"/>
+              <w:szCs w:val="24"/>
+              <w:lang w:val="en-US"/>
+              <w14:ligatures w14:val="standardContextual"/>
+            </w:rPr>
+          </w:pPr>
+          <w:hyperlink w:anchor="_Toc227704590" w:history="1">
+            <w:r>
+              <w:rPr>
+                <w:rStyle w:val="Hyperlink"/>
+                <w:noProof/>
+              </w:rPr>
+              <w:t>3.7.</w:t>
+            </w:r>
+            <w:r>
+              <w:rPr>
+                <w:rFonts w:eastAsiaTheme="minorEastAsia"/>
+                <w:noProof/>
+                <w:kern w:val="2"/>
+                <w:sz w:val="24"/>
+                <w:szCs w:val="24"/>
+                <w:lang w:val="en-US"/>
+                <w14:ligatures w14:val="standardContextual"/>
+              </w:rPr>
+              <w:tab/>
+            </w:r>
+            <w:r>
+              <w:rPr>
+                <w:rStyle w:val="Hyperlink"/>
+                <w:noProof/>
+              </w:rPr>
+              <w:t>n</w:t>
+            </w:r>
+            <w:r>
+              <w:rPr>
+                <w:noProof/>
+                <w:webHidden/>
+              </w:rPr>
+              <w:tab/>
+            </w:r>
+            <w:r>
+              <w:rPr>
+                <w:noProof/>
+                <w:webHidden/>
+              </w:rPr>
+              <w:fldChar w:fldCharType="begin"/>
+            </w:r>
+            <w:r>
+              <w:rPr>
+                <w:noProof/>
+                <w:webHidden/>
+              </w:rPr>
+              <w:instrText xml:space="preserve"> PAGEREF _Toc227704590 \h </w:instrText>
+            </w:r>
+            <w:r>
+              <w:rPr>
+                <w:noProof/>
+                <w:webHidden/>
+              </w:rPr>
+            </w:r>
+            <w:r>
+              <w:rPr>
+                <w:noProof/>
+                <w:webHidden/>
+              </w:rPr>
+              <w:fldChar w:fldCharType="separate"/>
+            </w:r>
+            <w:r>
+              <w:rPr>
+                <w:noProof/>
+                <w:webHidden/>
+              </w:rPr>
+              <w:t>6</w:t>
+            </w:r>
+            <w:r>
+              <w:rPr>
+                <w:noProof/>
+                <w:webHidden/>
+              </w:rPr>
+              <w:fldChar w:fldCharType="end"/>
+            </w:r>
+          </w:hyperlink>
+        </w:p>
+        <w:p>
+          <w:pPr>
+            <w:pStyle w:val="TOC1"/>
+            <w:rPr>
+              <w:rFonts w:cstheme="minorBidi"/>
+              <w:noProof/>
+              <w:kern w:val="2"/>
+              <w:sz w:val="24"/>
+              <w:szCs w:val="24"/>
+              <w:lang w:val="en-US" w:eastAsia="en-US"/>
+              <w14:ligatures w14:val="standardContextual"/>
+            </w:rPr>
+          </w:pPr>
+          <w:hyperlink w:anchor="_Toc227704591" w:history="1">
+            <w:r>
+              <w:rPr>
+                <w:rStyle w:val="Hyperlink"/>
+                <w:rFonts w:cstheme="majorHAnsi"/>
+                <w:noProof/>
+              </w:rPr>
+              <w:t>4.</w:t>
+            </w:r>
+            <w:r>
+              <w:rPr>
+                <w:rFonts w:cstheme="minorBidi"/>
+                <w:noProof/>
+                <w:kern w:val="2"/>
+                <w:sz w:val="24"/>
+                <w:szCs w:val="24"/>
+                <w:lang w:val="en-US" w:eastAsia="en-US"/>
+                <w14:ligatures w14:val="standardContextual"/>
+              </w:rPr>
+              <w:tab/>
+            </w:r>
+            <w:r>
+              <w:rPr>
+                <w:rStyle w:val="Hyperlink"/>
+                <w:noProof/>
+              </w:rPr>
+              <w:t>Rendelés leadása</w:t>
+            </w:r>
+            <w:r>
+              <w:rPr>
+                <w:noProof/>
+                <w:webHidden/>
+              </w:rPr>
+              <w:tab/>
+            </w:r>
+            <w:r>
+              <w:rPr>
+                <w:noProof/>
+                <w:webHidden/>
+              </w:rPr>
+              <w:fldChar w:fldCharType="begin"/>
+            </w:r>
+            <w:r>
+              <w:rPr>
+                <w:noProof/>
+                <w:webHidden/>
+              </w:rPr>
+              <w:instrText xml:space="preserve"> PAGEREF _Toc227704591 \h </w:instrText>
+            </w:r>
+            <w:r>
+              <w:rPr>
+                <w:noProof/>
+                <w:webHidden/>
+              </w:rPr>
+            </w:r>
+            <w:r>
+              <w:rPr>
+                <w:noProof/>
+                <w:webHidden/>
+              </w:rPr>
+              <w:fldChar w:fldCharType="separate"/>
+            </w:r>
+            <w:r>
+              <w:rPr>
+                <w:noProof/>
+                <w:webHidden/>
+              </w:rPr>
+              <w:t>7</w:t>
+            </w:r>
+            <w:r>
+              <w:rPr>
+                <w:noProof/>
+                <w:webHidden/>
+              </w:rPr>
+              <w:fldChar w:fldCharType="end"/>
+            </w:r>
+          </w:hyperlink>
+        </w:p>
+        <w:p>
+          <w:pPr>
+            <w:pStyle w:val="TOC2"/>
+            <w:rPr>
+              <w:rFonts w:eastAsiaTheme="minorEastAsia"/>
+              <w:noProof/>
+              <w:kern w:val="2"/>
+              <w:sz w:val="24"/>
+              <w:szCs w:val="24"/>
+              <w:lang w:val="en-US"/>
+              <w14:ligatures w14:val="standardContextual"/>
+            </w:rPr>
+          </w:pPr>
+          <w:hyperlink w:anchor="_Toc227704592" w:history="1">
+            <w:r>
+              <w:rPr>
+                <w:rStyle w:val="Hyperlink"/>
+                <w:noProof/>
+              </w:rPr>
+              <w:t>4.1.</w:t>
+            </w:r>
+            <w:r>
+              <w:rPr>
+                <w:rFonts w:eastAsiaTheme="minorEastAsia"/>
+                <w:noProof/>
+                <w:kern w:val="2"/>
+                <w:sz w:val="24"/>
+                <w:szCs w:val="24"/>
+                <w:lang w:val="en-US"/>
+                <w14:ligatures w14:val="standardContextual"/>
+              </w:rPr>
+              <w:tab/>
+            </w:r>
+            <w:r>
+              <w:rPr>
+                <w:rStyle w:val="Hyperlink"/>
+                <w:noProof/>
+              </w:rPr>
+              <w:t>Jogosultság bemutatása</w:t>
+            </w:r>
+            <w:r>
+              <w:rPr>
+                <w:noProof/>
+                <w:webHidden/>
+              </w:rPr>
+              <w:tab/>
+            </w:r>
+            <w:r>
+              <w:rPr>
+                <w:noProof/>
+                <w:webHidden/>
+              </w:rPr>
+              <w:fldChar w:fldCharType="begin"/>
+            </w:r>
+            <w:r>
+              <w:rPr>
+                <w:noProof/>
+                <w:webHidden/>
+              </w:rPr>
+              <w:instrText xml:space="preserve"> PAGEREF _Toc227704592 \h </w:instrText>
+            </w:r>
+            <w:r>
+              <w:rPr>
+                <w:noProof/>
+                <w:webHidden/>
+              </w:rPr>
+            </w:r>
+            <w:r>
+              <w:rPr>
+                <w:noProof/>
+                <w:webHidden/>
+              </w:rPr>
+              <w:fldChar w:fldCharType="separate"/>
+            </w:r>
+            <w:r>
+              <w:rPr>
+                <w:noProof/>
+                <w:webHidden/>
+              </w:rPr>
+              <w:t>7</w:t>
+            </w:r>
+            <w:r>
+              <w:rPr>
+                <w:noProof/>
+                <w:webHidden/>
+              </w:rPr>
+              <w:fldChar w:fldCharType="end"/>
+            </w:r>
+          </w:hyperlink>
+        </w:p>
+        <w:p>
+          <w:pPr>
+            <w:pStyle w:val="TOC2"/>
+            <w:rPr>
+              <w:rFonts w:eastAsiaTheme="minorEastAsia"/>
+              <w:noProof/>
+              <w:kern w:val="2"/>
+              <w:sz w:val="24"/>
+              <w:szCs w:val="24"/>
+              <w:lang w:val="en-US"/>
+              <w14:ligatures w14:val="standardContextual"/>
+            </w:rPr>
+          </w:pPr>
+          <w:hyperlink w:anchor="_Toc227704593" w:history="1">
+            <w:r>
+              <w:rPr>
+                <w:rStyle w:val="Hyperlink"/>
+                <w:noProof/>
+              </w:rPr>
+              <w:t>4.2.</w:t>
+            </w:r>
+            <w:r>
+              <w:rPr>
+                <w:rFonts w:eastAsiaTheme="minorEastAsia"/>
+                <w:noProof/>
+                <w:kern w:val="2"/>
+                <w:sz w:val="24"/>
+                <w:szCs w:val="24"/>
+                <w:lang w:val="en-US"/>
+                <w14:ligatures w14:val="standardContextual"/>
+              </w:rPr>
+              <w:tab/>
+            </w:r>
+            <w:r>
+              <w:rPr>
+                <w:rStyle w:val="Hyperlink"/>
+                <w:noProof/>
+              </w:rPr>
+              <w:t>Áruház használata</w:t>
+            </w:r>
+            <w:r>
+              <w:rPr>
+                <w:noProof/>
+                <w:webHidden/>
+              </w:rPr>
+              <w:tab/>
+            </w:r>
+            <w:r>
+              <w:rPr>
+                <w:noProof/>
+                <w:webHidden/>
+              </w:rPr>
+              <w:fldChar w:fldCharType="begin"/>
+            </w:r>
+            <w:r>
+              <w:rPr>
+                <w:noProof/>
+                <w:webHidden/>
+              </w:rPr>
+              <w:instrText xml:space="preserve"> PAGEREF _Toc227704593 \h </w:instrText>
+            </w:r>
+            <w:r>
+              <w:rPr>
+                <w:noProof/>
+                <w:webHidden/>
+              </w:rPr>
+            </w:r>
+            <w:r>
+              <w:rPr>
+                <w:noProof/>
+                <w:webHidden/>
+              </w:rPr>
+              <w:fldChar w:fldCharType="separate"/>
+            </w:r>
+            <w:r>
+              <w:rPr>
+                <w:noProof/>
+                <w:webHidden/>
+              </w:rPr>
+              <w:t>7</w:t>
+            </w:r>
+            <w:r>
+              <w:rPr>
+                <w:noProof/>
+                <w:webHidden/>
+              </w:rPr>
+              <w:fldChar w:fldCharType="end"/>
+            </w:r>
+          </w:hyperlink>
+        </w:p>
+        <w:p>
+          <w:pPr>
+            <w:pStyle w:val="TOC2"/>
+            <w:rPr>
+              <w:rFonts w:eastAsiaTheme="minorEastAsia"/>
+              <w:noProof/>
+              <w:kern w:val="2"/>
+              <w:sz w:val="24"/>
+              <w:szCs w:val="24"/>
+              <w:lang w:val="en-US"/>
+              <w14:ligatures w14:val="standardContextual"/>
+            </w:rPr>
+          </w:pPr>
+          <w:hyperlink w:anchor="_Toc227704594" w:history="1">
+            <w:r>
+              <w:rPr>
+                <w:rStyle w:val="Hyperlink"/>
+                <w:noProof/>
+              </w:rPr>
+              <w:t>4.3.</w:t>
+            </w:r>
+            <w:r>
+              <w:rPr>
+                <w:rFonts w:eastAsiaTheme="minorEastAsia"/>
+                <w:noProof/>
+                <w:kern w:val="2"/>
+                <w:sz w:val="24"/>
+                <w:szCs w:val="24"/>
+                <w:lang w:val="en-US"/>
+                <w14:ligatures w14:val="standardContextual"/>
+              </w:rPr>
+              <w:tab/>
+            </w:r>
+            <w:r>
+              <w:rPr>
+                <w:rStyle w:val="Hyperlink"/>
+                <w:noProof/>
+              </w:rPr>
+              <w:t>Kosár használata</w:t>
+            </w:r>
+            <w:r>
+              <w:rPr>
+                <w:noProof/>
+                <w:webHidden/>
+              </w:rPr>
+              <w:tab/>
+            </w:r>
+            <w:r>
+              <w:rPr>
+                <w:noProof/>
+                <w:webHidden/>
+              </w:rPr>
+              <w:fldChar w:fldCharType="begin"/>
+            </w:r>
+            <w:r>
+              <w:rPr>
+                <w:noProof/>
+                <w:webHidden/>
+              </w:rPr>
+              <w:instrText xml:space="preserve"> PAGEREF _Toc227704594 \h </w:instrText>
+            </w:r>
+            <w:r>
+              <w:rPr>
+                <w:noProof/>
+                <w:webHidden/>
+              </w:rPr>
+            </w:r>
+            <w:r>
+              <w:rPr>
+                <w:noProof/>
+                <w:webHidden/>
+              </w:rPr>
+              <w:fldChar w:fldCharType="separate"/>
+            </w:r>
+            <w:r>
+              <w:rPr>
+                <w:noProof/>
+                <w:webHidden/>
+              </w:rPr>
+              <w:t>7</w:t>
+            </w:r>
+            <w:r>
+              <w:rPr>
+                <w:noProof/>
+                <w:webHidden/>
+              </w:rPr>
+              <w:fldChar w:fldCharType="end"/>
+            </w:r>
+          </w:hyperlink>
+        </w:p>
+        <w:p>
+          <w:pPr>
+            <w:pStyle w:val="TOC2"/>
+            <w:rPr>
+              <w:rFonts w:eastAsiaTheme="minorEastAsia"/>
+              <w:noProof/>
+              <w:kern w:val="2"/>
+              <w:sz w:val="24"/>
+              <w:szCs w:val="24"/>
+              <w:lang w:val="en-US"/>
+              <w14:ligatures w14:val="standardContextual"/>
+            </w:rPr>
+          </w:pPr>
+          <w:hyperlink w:anchor="_Toc227704595" w:history="1">
+            <w:r>
+              <w:rPr>
+                <w:rStyle w:val="Hyperlink"/>
+                <w:noProof/>
+              </w:rPr>
+              <w:t>4.4.</w:t>
+            </w:r>
+            <w:r>
+              <w:rPr>
+                <w:rFonts w:eastAsiaTheme="minorEastAsia"/>
+                <w:noProof/>
+                <w:kern w:val="2"/>
+                <w:sz w:val="24"/>
+                <w:szCs w:val="24"/>
+                <w:lang w:val="en-US"/>
+                <w14:ligatures w14:val="standardContextual"/>
+              </w:rPr>
+              <w:tab/>
+            </w:r>
+            <w:r>
+              <w:rPr>
+                <w:rStyle w:val="Hyperlink"/>
+                <w:noProof/>
+              </w:rPr>
+              <w:t>Leadott rendelések</w:t>
+            </w:r>
+            <w:r>
+              <w:rPr>
+                <w:noProof/>
+                <w:webHidden/>
+              </w:rPr>
+              <w:tab/>
+            </w:r>
+            <w:r>
+              <w:rPr>
+                <w:noProof/>
+                <w:webHidden/>
+              </w:rPr>
+              <w:fldChar w:fldCharType="begin"/>
+            </w:r>
+            <w:r>
+              <w:rPr>
+                <w:noProof/>
+                <w:webHidden/>
+              </w:rPr>
+              <w:instrText xml:space="preserve"> PAGEREF _Toc227704595 \h </w:instrText>
+            </w:r>
+            <w:r>
+              <w:rPr>
+                <w:noProof/>
+                <w:webHidden/>
+              </w:rPr>
+            </w:r>
+            <w:r>
+              <w:rPr>
+                <w:noProof/>
+                <w:webHidden/>
+              </w:rPr>
+              <w:fldChar w:fldCharType="separate"/>
+            </w:r>
+            <w:r>
+              <w:rPr>
+                <w:noProof/>
+                <w:webHidden/>
+              </w:rPr>
+              <w:t>7</w:t>
+            </w:r>
+            <w:r>
+              <w:rPr>
+                <w:noProof/>
+                <w:webHidden/>
+              </w:rPr>
+              <w:fldChar w:fldCharType="end"/>
+            </w:r>
+          </w:hyperlink>
+        </w:p>
+        <w:p>
+          <w:pPr>
+            <w:pStyle w:val="TOC2"/>
+            <w:rPr>
+              <w:rFonts w:eastAsiaTheme="minorEastAsia"/>
+              <w:noProof/>
+              <w:kern w:val="2"/>
+              <w:sz w:val="24"/>
+              <w:szCs w:val="24"/>
+              <w:lang w:val="en-US"/>
+              <w14:ligatures w14:val="standardContextual"/>
+            </w:rPr>
+          </w:pPr>
+          <w:hyperlink w:anchor="_Toc227704596" w:history="1">
+            <w:r>
+              <w:rPr>
+                <w:rStyle w:val="Hyperlink"/>
+                <w:noProof/>
+              </w:rPr>
+              <w:t>4.5.</w:t>
+            </w:r>
+            <w:r>
+              <w:rPr>
+                <w:rFonts w:eastAsiaTheme="minorEastAsia"/>
+                <w:noProof/>
+                <w:kern w:val="2"/>
+                <w:sz w:val="24"/>
+                <w:szCs w:val="24"/>
+                <w:lang w:val="en-US"/>
+                <w14:ligatures w14:val="standardContextual"/>
+              </w:rPr>
+              <w:tab/>
+            </w:r>
+            <w:r>
+              <w:rPr>
+                <w:rStyle w:val="Hyperlink"/>
+                <w:noProof/>
+              </w:rPr>
+              <w:t>g</w:t>
+            </w:r>
+            <w:r>
+              <w:rPr>
+                <w:noProof/>
+                <w:webHidden/>
+              </w:rPr>
+              <w:tab/>
+            </w:r>
+            <w:r>
+              <w:rPr>
+                <w:noProof/>
+                <w:webHidden/>
+              </w:rPr>
+              <w:fldChar w:fldCharType="begin"/>
+            </w:r>
+            <w:r>
+              <w:rPr>
+                <w:noProof/>
+                <w:webHidden/>
+              </w:rPr>
+              <w:instrText xml:space="preserve"> PAGEREF _Toc227704596 \h </w:instrText>
+            </w:r>
+            <w:r>
+              <w:rPr>
+                <w:noProof/>
+                <w:webHidden/>
+              </w:rPr>
+            </w:r>
+            <w:r>
+              <w:rPr>
+                <w:noProof/>
+                <w:webHidden/>
+              </w:rPr>
+              <w:fldChar w:fldCharType="separate"/>
+            </w:r>
+            <w:r>
+              <w:rPr>
+                <w:noProof/>
+                <w:webHidden/>
+              </w:rPr>
+              <w:t>7</w:t>
+            </w:r>
+            <w:r>
+              <w:rPr>
+                <w:noProof/>
+                <w:webHidden/>
+              </w:rPr>
+              <w:fldChar w:fldCharType="end"/>
+            </w:r>
+          </w:hyperlink>
+        </w:p>
+        <w:p>
+          <w:pPr>
+            <w:pStyle w:val="TOC1"/>
+            <w:rPr>
+              <w:rFonts w:cstheme="minorBidi"/>
+              <w:noProof/>
+              <w:kern w:val="2"/>
+              <w:sz w:val="24"/>
+              <w:szCs w:val="24"/>
+              <w:lang w:val="en-US" w:eastAsia="en-US"/>
+              <w14:ligatures w14:val="standardContextual"/>
+            </w:rPr>
+          </w:pPr>
+          <w:hyperlink w:anchor="_Toc227704597" w:history="1">
+            <w:r>
+              <w:rPr>
+                <w:rStyle w:val="Hyperlink"/>
+                <w:rFonts w:cstheme="majorHAnsi"/>
+                <w:noProof/>
+              </w:rPr>
+              <w:t>5.</w:t>
+            </w:r>
+            <w:r>
+              <w:rPr>
+                <w:rFonts w:cstheme="minorBidi"/>
+                <w:noProof/>
+                <w:kern w:val="2"/>
+                <w:sz w:val="24"/>
+                <w:szCs w:val="24"/>
+                <w:lang w:val="en-US" w:eastAsia="en-US"/>
+                <w14:ligatures w14:val="standardContextual"/>
+              </w:rPr>
+              <w:tab/>
+            </w:r>
+            <w:r>
+              <w:rPr>
+                <w:rStyle w:val="Hyperlink"/>
+                <w:noProof/>
+              </w:rPr>
+              <w:t>Rendelés összekészítés</w:t>
+            </w:r>
+            <w:r>
+              <w:rPr>
+                <w:noProof/>
+                <w:webHidden/>
+              </w:rPr>
+              <w:tab/>
+            </w:r>
+            <w:r>
+              <w:rPr>
+                <w:noProof/>
+                <w:webHidden/>
+              </w:rPr>
+              <w:fldChar w:fldCharType="begin"/>
+            </w:r>
+            <w:r>
+              <w:rPr>
+                <w:noProof/>
+                <w:webHidden/>
+              </w:rPr>
+              <w:instrText xml:space="preserve"> PAGEREF _Toc227704597 \h </w:instrText>
+            </w:r>
+            <w:r>
+              <w:rPr>
+                <w:noProof/>
+                <w:webHidden/>
+              </w:rPr>
+            </w:r>
+            <w:r>
+              <w:rPr>
+                <w:noProof/>
+                <w:webHidden/>
+              </w:rPr>
+              <w:fldChar w:fldCharType="separate"/>
+            </w:r>
+            <w:r>
+              <w:rPr>
+                <w:noProof/>
+                <w:webHidden/>
+              </w:rPr>
+              <w:t>8</w:t>
+            </w:r>
+            <w:r>
+              <w:rPr>
+                <w:noProof/>
+                <w:webHidden/>
+              </w:rPr>
+              <w:fldChar w:fldCharType="end"/>
+            </w:r>
+          </w:hyperlink>
+        </w:p>
+        <w:p>
+          <w:pPr>
+            <w:pStyle w:val="TOC2"/>
+            <w:rPr>
+              <w:rFonts w:eastAsiaTheme="minorEastAsia"/>
+              <w:noProof/>
+              <w:kern w:val="2"/>
+              <w:sz w:val="24"/>
+              <w:szCs w:val="24"/>
+              <w:lang w:val="en-US"/>
+              <w14:ligatures w14:val="standardContextual"/>
+            </w:rPr>
+          </w:pPr>
+          <w:hyperlink w:anchor="_Toc227704598" w:history="1">
+            <w:r>
+              <w:rPr>
+                <w:rStyle w:val="Hyperlink"/>
+                <w:noProof/>
+              </w:rPr>
+              <w:t>5.1.</w:t>
+            </w:r>
+            <w:r>
+              <w:rPr>
+                <w:rFonts w:eastAsiaTheme="minorEastAsia"/>
+                <w:noProof/>
+                <w:kern w:val="2"/>
+                <w:sz w:val="24"/>
+                <w:szCs w:val="24"/>
+                <w:lang w:val="en-US"/>
+                <w14:ligatures w14:val="standardContextual"/>
+              </w:rPr>
+              <w:tab/>
+            </w:r>
+            <w:r>
+              <w:rPr>
+                <w:rStyle w:val="Hyperlink"/>
+                <w:noProof/>
+              </w:rPr>
+              <w:t>Jogosultság bemutatása</w:t>
+            </w:r>
+            <w:r>
+              <w:rPr>
+                <w:noProof/>
+                <w:webHidden/>
+              </w:rPr>
+              <w:tab/>
+            </w:r>
+            <w:r>
+              <w:rPr>
+                <w:noProof/>
+                <w:webHidden/>
+              </w:rPr>
+              <w:fldChar w:fldCharType="begin"/>
+            </w:r>
+            <w:r>
+              <w:rPr>
+                <w:noProof/>
+                <w:webHidden/>
+              </w:rPr>
+              <w:instrText xml:space="preserve"> PAGEREF _Toc227704598 \h </w:instrText>
+            </w:r>
+            <w:r>
+              <w:rPr>
+                <w:noProof/>
+                <w:webHidden/>
+              </w:rPr>
+            </w:r>
+            <w:r>
+              <w:rPr>
+                <w:noProof/>
+                <w:webHidden/>
+              </w:rPr>
+              <w:fldChar w:fldCharType="separate"/>
+            </w:r>
+            <w:r>
+              <w:rPr>
+                <w:noProof/>
+                <w:webHidden/>
+              </w:rPr>
+              <w:t>8</w:t>
+            </w:r>
+            <w:r>
+              <w:rPr>
+                <w:noProof/>
+                <w:webHidden/>
+              </w:rPr>
+              <w:fldChar w:fldCharType="end"/>
+            </w:r>
+          </w:hyperlink>
+        </w:p>
+        <w:p>
+          <w:pPr>
+            <w:pStyle w:val="TOC2"/>
+            <w:rPr>
+              <w:rFonts w:eastAsiaTheme="minorEastAsia"/>
+              <w:noProof/>
+              <w:kern w:val="2"/>
+              <w:sz w:val="24"/>
+              <w:szCs w:val="24"/>
+              <w:lang w:val="en-US"/>
+              <w14:ligatures w14:val="standardContextual"/>
+            </w:rPr>
+          </w:pPr>
+          <w:hyperlink w:anchor="_Toc227704599" w:history="1">
+            <w:r>
+              <w:rPr>
+                <w:rStyle w:val="Hyperlink"/>
+                <w:noProof/>
+              </w:rPr>
+              <w:t>5.2.</w:t>
+            </w:r>
+            <w:r>
+              <w:rPr>
+                <w:rFonts w:eastAsiaTheme="minorEastAsia"/>
+                <w:noProof/>
+                <w:kern w:val="2"/>
+                <w:sz w:val="24"/>
+                <w:szCs w:val="24"/>
+                <w:lang w:val="en-US"/>
+                <w14:ligatures w14:val="standardContextual"/>
+              </w:rPr>
+              <w:tab/>
+            </w:r>
+            <w:r>
+              <w:rPr>
+                <w:rStyle w:val="Hyperlink"/>
+                <w:noProof/>
+              </w:rPr>
+              <w:t>Beérkezett rendelések</w:t>
+            </w:r>
+            <w:r>
+              <w:rPr>
+                <w:noProof/>
+                <w:webHidden/>
+              </w:rPr>
+              <w:tab/>
+            </w:r>
+            <w:r>
+              <w:rPr>
+                <w:noProof/>
+                <w:webHidden/>
+              </w:rPr>
+              <w:fldChar w:fldCharType="begin"/>
+            </w:r>
+            <w:r>
+              <w:rPr>
+                <w:noProof/>
+                <w:webHidden/>
+              </w:rPr>
+              <w:instrText xml:space="preserve"> PAGEREF _Toc227704599 \h </w:instrText>
+            </w:r>
+            <w:r>
+              <w:rPr>
+                <w:noProof/>
+                <w:webHidden/>
+              </w:rPr>
+            </w:r>
+            <w:r>
+              <w:rPr>
+                <w:noProof/>
+                <w:webHidden/>
+              </w:rPr>
+              <w:fldChar w:fldCharType="separate"/>
+            </w:r>
+            <w:r>
+              <w:rPr>
+                <w:noProof/>
+                <w:webHidden/>
+              </w:rPr>
+              <w:t>8</w:t>
+            </w:r>
+            <w:r>
+              <w:rPr>
+                <w:noProof/>
+                <w:webHidden/>
+              </w:rPr>
+              <w:fldChar w:fldCharType="end"/>
+            </w:r>
+          </w:hyperlink>
+        </w:p>
+        <w:p>
+          <w:pPr>
+            <w:pStyle w:val="TOC2"/>
+            <w:rPr>
+              <w:rFonts w:eastAsiaTheme="minorEastAsia"/>
+              <w:noProof/>
+              <w:kern w:val="2"/>
+              <w:sz w:val="24"/>
+              <w:szCs w:val="24"/>
+              <w:lang w:val="en-US"/>
+              <w14:ligatures w14:val="standardContextual"/>
+            </w:rPr>
+          </w:pPr>
+          <w:hyperlink w:anchor="_Toc227704600" w:history="1">
+            <w:r>
+              <w:rPr>
+                <w:rStyle w:val="Hyperlink"/>
+                <w:noProof/>
+              </w:rPr>
+              <w:t>5.3.</w:t>
+            </w:r>
+            <w:r>
+              <w:rPr>
+                <w:rFonts w:eastAsiaTheme="minorEastAsia"/>
+                <w:noProof/>
+                <w:kern w:val="2"/>
+                <w:sz w:val="24"/>
+                <w:szCs w:val="24"/>
+                <w:lang w:val="en-US"/>
+                <w14:ligatures w14:val="standardContextual"/>
+              </w:rPr>
+              <w:tab/>
+            </w:r>
+            <w:r>
+              <w:rPr>
+                <w:rStyle w:val="Hyperlink"/>
+                <w:noProof/>
+              </w:rPr>
+              <w:t>Raktár használata</w:t>
+            </w:r>
+            <w:r>
+              <w:rPr>
+                <w:noProof/>
+                <w:webHidden/>
+              </w:rPr>
+              <w:tab/>
+            </w:r>
+            <w:r>
+              <w:rPr>
+                <w:noProof/>
+                <w:webHidden/>
+              </w:rPr>
+              <w:fldChar w:fldCharType="begin"/>
+            </w:r>
+            <w:r>
+              <w:rPr>
+                <w:noProof/>
+                <w:webHidden/>
+              </w:rPr>
+              <w:instrText xml:space="preserve"> PAGEREF _Toc227704600 \h </w:instrText>
+            </w:r>
+            <w:r>
+              <w:rPr>
+                <w:noProof/>
+                <w:webHidden/>
+              </w:rPr>
+            </w:r>
+            <w:r>
+              <w:rPr>
+                <w:noProof/>
+                <w:webHidden/>
+              </w:rPr>
+              <w:fldChar w:fldCharType="separate"/>
+            </w:r>
+            <w:r>
+              <w:rPr>
+                <w:noProof/>
+                <w:webHidden/>
+              </w:rPr>
+              <w:t>8</w:t>
+            </w:r>
+            <w:r>
+              <w:rPr>
+                <w:noProof/>
+                <w:webHidden/>
+              </w:rPr>
+              <w:fldChar w:fldCharType="end"/>
+            </w:r>
+          </w:hyperlink>
+        </w:p>
+        <w:p>
+          <w:pPr>
+            <w:pStyle w:val="TOC1"/>
+            <w:rPr>
+              <w:rFonts w:cstheme="minorBidi"/>
+              <w:noProof/>
+              <w:kern w:val="2"/>
+              <w:sz w:val="24"/>
+              <w:szCs w:val="24"/>
+              <w:lang w:val="en-US" w:eastAsia="en-US"/>
+              <w14:ligatures w14:val="standardContextual"/>
+            </w:rPr>
+          </w:pPr>
+          <w:hyperlink w:anchor="_Toc227704601" w:history="1">
+            <w:r>
+              <w:rPr>
+                <w:rStyle w:val="Hyperlink"/>
+                <w:rFonts w:cstheme="majorHAnsi"/>
+                <w:noProof/>
+              </w:rPr>
+              <w:t>6.</w:t>
+            </w:r>
+            <w:r>
+              <w:rPr>
+                <w:rFonts w:cstheme="minorBidi"/>
+                <w:noProof/>
+                <w:kern w:val="2"/>
+                <w:sz w:val="24"/>
+                <w:szCs w:val="24"/>
+                <w:lang w:val="en-US" w:eastAsia="en-US"/>
+                <w14:ligatures w14:val="standardContextual"/>
+              </w:rPr>
+              <w:tab/>
+            </w:r>
+            <w:r>
+              <w:rPr>
+                <w:rStyle w:val="Hyperlink"/>
+                <w:noProof/>
+              </w:rPr>
+              <w:t>Számlakészítés</w:t>
+            </w:r>
+            <w:r>
+              <w:rPr>
+                <w:noProof/>
+                <w:webHidden/>
+              </w:rPr>
+              <w:tab/>
+            </w:r>
+            <w:r>
+              <w:rPr>
+                <w:noProof/>
+                <w:webHidden/>
+              </w:rPr>
+              <w:fldChar w:fldCharType="begin"/>
+            </w:r>
+            <w:r>
+              <w:rPr>
+                <w:noProof/>
+                <w:webHidden/>
+              </w:rPr>
+              <w:instrText xml:space="preserve"> PAGEREF _Toc227704601 \h </w:instrText>
+            </w:r>
+            <w:r>
+              <w:rPr>
+                <w:noProof/>
+                <w:webHidden/>
+              </w:rPr>
+            </w:r>
+            <w:r>
+              <w:rPr>
+                <w:noProof/>
+                <w:webHidden/>
+              </w:rPr>
+              <w:fldChar w:fldCharType="separate"/>
+            </w:r>
+            <w:r>
+              <w:rPr>
+                <w:noProof/>
+                <w:webHidden/>
+              </w:rPr>
+              <w:t>9</w:t>
+            </w:r>
+            <w:r>
+              <w:rPr>
+                <w:noProof/>
+                <w:webHidden/>
+              </w:rPr>
+              <w:fldChar w:fldCharType="end"/>
+            </w:r>
+          </w:hyperlink>
+        </w:p>
+        <w:p>
+          <w:pPr>
+            <w:pStyle w:val="TOC2"/>
+            <w:rPr>
+              <w:rFonts w:eastAsiaTheme="minorEastAsia"/>
+              <w:noProof/>
+              <w:kern w:val="2"/>
+              <w:sz w:val="24"/>
+              <w:szCs w:val="24"/>
+              <w:lang w:val="en-US"/>
+              <w14:ligatures w14:val="standardContextual"/>
+            </w:rPr>
+          </w:pPr>
+          <w:hyperlink w:anchor="_Toc227704602" w:history="1">
+            <w:r>
+              <w:rPr>
+                <w:rStyle w:val="Hyperlink"/>
+                <w:noProof/>
+              </w:rPr>
+              <w:t>6.1.</w:t>
+            </w:r>
+            <w:r>
+              <w:rPr>
+                <w:rFonts w:eastAsiaTheme="minorEastAsia"/>
+                <w:noProof/>
+                <w:kern w:val="2"/>
+                <w:sz w:val="24"/>
+                <w:szCs w:val="24"/>
+                <w:lang w:val="en-US"/>
+                <w14:ligatures w14:val="standardContextual"/>
+              </w:rPr>
+              <w:tab/>
+            </w:r>
+            <w:r>
+              <w:rPr>
+                <w:rStyle w:val="Hyperlink"/>
+                <w:noProof/>
+              </w:rPr>
+              <w:t>Jogosultság bemutatása</w:t>
+            </w:r>
+            <w:r>
+              <w:rPr>
+                <w:noProof/>
+                <w:webHidden/>
+              </w:rPr>
+              <w:tab/>
+            </w:r>
+            <w:r>
+              <w:rPr>
+                <w:noProof/>
+                <w:webHidden/>
+              </w:rPr>
+              <w:fldChar w:fldCharType="begin"/>
+            </w:r>
+            <w:r>
+              <w:rPr>
+                <w:noProof/>
+                <w:webHidden/>
+              </w:rPr>
+              <w:instrText xml:space="preserve"> PAGEREF _Toc227704602 \h </w:instrText>
+            </w:r>
+            <w:r>
+              <w:rPr>
+                <w:noProof/>
+                <w:webHidden/>
+              </w:rPr>
+            </w:r>
+            <w:r>
+              <w:rPr>
+                <w:noProof/>
+                <w:webHidden/>
+              </w:rPr>
+              <w:fldChar w:fldCharType="separate"/>
+            </w:r>
+            <w:r>
+              <w:rPr>
+                <w:noProof/>
+                <w:webHidden/>
+              </w:rPr>
+              <w:t>9</w:t>
+            </w:r>
+            <w:r>
+              <w:rPr>
+                <w:noProof/>
+                <w:webHidden/>
+              </w:rPr>
+              <w:fldChar w:fldCharType="end"/>
+            </w:r>
+          </w:hyperlink>
+        </w:p>
+        <w:p>
+          <w:pPr>
+            <w:pStyle w:val="TOC2"/>
+            <w:rPr>
+              <w:rFonts w:eastAsiaTheme="minorEastAsia"/>
+              <w:noProof/>
+              <w:kern w:val="2"/>
+              <w:sz w:val="24"/>
+              <w:szCs w:val="24"/>
+              <w:lang w:val="en-US"/>
+              <w14:ligatures w14:val="standardContextual"/>
+            </w:rPr>
+          </w:pPr>
+          <w:hyperlink w:anchor="_Toc227704603" w:history="1">
+            <w:r>
+              <w:rPr>
+                <w:rStyle w:val="Hyperlink"/>
+                <w:noProof/>
+              </w:rPr>
+              <w:t>6.2.</w:t>
+            </w:r>
+            <w:r>
+              <w:rPr>
+                <w:rFonts w:eastAsiaTheme="minorEastAsia"/>
+                <w:noProof/>
+                <w:kern w:val="2"/>
+                <w:sz w:val="24"/>
+                <w:szCs w:val="24"/>
+                <w:lang w:val="en-US"/>
+                <w14:ligatures w14:val="standardContextual"/>
+              </w:rPr>
+              <w:tab/>
+            </w:r>
+            <w:r>
+              <w:rPr>
+                <w:rStyle w:val="Hyperlink"/>
+                <w:noProof/>
+              </w:rPr>
+              <w:t>Beérkezett rendelések</w:t>
+            </w:r>
+            <w:r>
+              <w:rPr>
+                <w:noProof/>
+                <w:webHidden/>
+              </w:rPr>
+              <w:tab/>
+            </w:r>
+            <w:r>
+              <w:rPr>
+                <w:noProof/>
+                <w:webHidden/>
+              </w:rPr>
+              <w:fldChar w:fldCharType="begin"/>
+            </w:r>
+            <w:r>
+              <w:rPr>
+                <w:noProof/>
+                <w:webHidden/>
+              </w:rPr>
+              <w:instrText xml:space="preserve"> PAGEREF _Toc227704603 \h </w:instrText>
+            </w:r>
+            <w:r>
+              <w:rPr>
+                <w:noProof/>
+                <w:webHidden/>
+              </w:rPr>
+            </w:r>
+            <w:r>
+              <w:rPr>
+                <w:noProof/>
+                <w:webHidden/>
+              </w:rPr>
+              <w:fldChar w:fldCharType="separate"/>
+            </w:r>
+            <w:r>
+              <w:rPr>
+                <w:noProof/>
+                <w:webHidden/>
+              </w:rPr>
+              <w:t>9</w:t>
+            </w:r>
+            <w:r>
+              <w:rPr>
+                <w:noProof/>
+                <w:webHidden/>
+              </w:rPr>
+              <w:fldChar w:fldCharType="end"/>
+            </w:r>
+          </w:hyperlink>
+        </w:p>
+        <w:p>
+          <w:pPr>
+            <w:pStyle w:val="TOC2"/>
+            <w:rPr>
+              <w:rFonts w:eastAsiaTheme="minorEastAsia"/>
+              <w:noProof/>
+              <w:kern w:val="2"/>
+              <w:sz w:val="24"/>
+              <w:szCs w:val="24"/>
+              <w:lang w:val="en-US"/>
+              <w14:ligatures w14:val="standardContextual"/>
+            </w:rPr>
+          </w:pPr>
+          <w:hyperlink w:anchor="_Toc227704604" w:history="1">
+            <w:r>
+              <w:rPr>
+                <w:rStyle w:val="Hyperlink"/>
+                <w:noProof/>
+              </w:rPr>
+              <w:t>6.3.</w:t>
+            </w:r>
+            <w:r>
+              <w:rPr>
+                <w:rFonts w:eastAsiaTheme="minorEastAsia"/>
+                <w:noProof/>
+                <w:kern w:val="2"/>
+                <w:sz w:val="24"/>
+                <w:szCs w:val="24"/>
+                <w:lang w:val="en-US"/>
+                <w14:ligatures w14:val="standardContextual"/>
+              </w:rPr>
+              <w:tab/>
+            </w:r>
+            <w:r>
+              <w:rPr>
+                <w:rStyle w:val="Hyperlink"/>
+                <w:noProof/>
+              </w:rPr>
+              <w:t>Elküldött rendelések</w:t>
+            </w:r>
+            <w:r>
+              <w:rPr>
+                <w:noProof/>
+                <w:webHidden/>
+              </w:rPr>
+              <w:tab/>
+            </w:r>
+            <w:r>
+              <w:rPr>
+                <w:noProof/>
+                <w:webHidden/>
+              </w:rPr>
+              <w:fldChar w:fldCharType="begin"/>
+            </w:r>
+            <w:r>
+              <w:rPr>
+                <w:noProof/>
+                <w:webHidden/>
+              </w:rPr>
+              <w:instrText xml:space="preserve"> PAGEREF _Toc227704604 \h </w:instrText>
+            </w:r>
+            <w:r>
+              <w:rPr>
+                <w:noProof/>
+                <w:webHidden/>
+              </w:rPr>
+            </w:r>
+            <w:r>
+              <w:rPr>
+                <w:noProof/>
+                <w:webHidden/>
+              </w:rPr>
+              <w:fldChar w:fldCharType="separate"/>
+            </w:r>
+            <w:r>
+              <w:rPr>
+                <w:noProof/>
+                <w:webHidden/>
+              </w:rPr>
+              <w:t>9</w:t>
+            </w:r>
+            <w:r>
+              <w:rPr>
+                <w:noProof/>
+                <w:webHidden/>
+              </w:rPr>
+              <w:fldChar w:fldCharType="end"/>
+            </w:r>
+          </w:hyperlink>
+        </w:p>
+        <w:p>
+          <w:pPr>
+            <w:pStyle w:val="TOC2"/>
+            <w:rPr>
+              <w:rFonts w:eastAsiaTheme="minorEastAsia"/>
+              <w:noProof/>
+              <w:kern w:val="2"/>
+              <w:sz w:val="24"/>
+              <w:szCs w:val="24"/>
+              <w:lang w:val="en-US"/>
+              <w14:ligatures w14:val="standardContextual"/>
+            </w:rPr>
+          </w:pPr>
+          <w:hyperlink w:anchor="_Toc227704605" w:history="1">
+            <w:r>
+              <w:rPr>
+                <w:rStyle w:val="Hyperlink"/>
+                <w:noProof/>
+              </w:rPr>
+              <w:t>6.4.</w:t>
+            </w:r>
+            <w:r>
+              <w:rPr>
+                <w:rFonts w:eastAsiaTheme="minorEastAsia"/>
+                <w:noProof/>
+                <w:kern w:val="2"/>
+                <w:sz w:val="24"/>
+                <w:szCs w:val="24"/>
+                <w:lang w:val="en-US"/>
+                <w14:ligatures w14:val="standardContextual"/>
+              </w:rPr>
+              <w:tab/>
+            </w:r>
+            <w:r>
+              <w:rPr>
+                <w:rStyle w:val="Hyperlink"/>
+                <w:noProof/>
+              </w:rPr>
+              <w:t>Leadott rendelések</w:t>
+            </w:r>
+            <w:r>
+              <w:rPr>
+                <w:noProof/>
+                <w:webHidden/>
+              </w:rPr>
+              <w:tab/>
+            </w:r>
+            <w:r>
+              <w:rPr>
+                <w:noProof/>
+                <w:webHidden/>
+              </w:rPr>
+              <w:fldChar w:fldCharType="begin"/>
+            </w:r>
+            <w:r>
+              <w:rPr>
+                <w:noProof/>
+                <w:webHidden/>
+              </w:rPr>
+              <w:instrText xml:space="preserve"> PAGEREF _Toc227704605 \h </w:instrText>
+            </w:r>
+            <w:r>
+              <w:rPr>
+                <w:noProof/>
+                <w:webHidden/>
+              </w:rPr>
+            </w:r>
+            <w:r>
+              <w:rPr>
+                <w:noProof/>
+                <w:webHidden/>
+              </w:rPr>
+              <w:fldChar w:fldCharType="separate"/>
+            </w:r>
+            <w:r>
+              <w:rPr>
+                <w:noProof/>
+                <w:webHidden/>
+              </w:rPr>
+              <w:t>9</w:t>
+            </w:r>
+            <w:r>
+              <w:rPr>
+                <w:noProof/>
+                <w:webHidden/>
+              </w:rPr>
+              <w:fldChar w:fldCharType="end"/>
+            </w:r>
+          </w:hyperlink>
+        </w:p>
+        <w:p>
+          <w:pPr>
+            <w:pStyle w:val="TOC2"/>
+            <w:rPr>
+              <w:rFonts w:eastAsiaTheme="minorEastAsia"/>
+              <w:noProof/>
+              <w:kern w:val="2"/>
+              <w:sz w:val="24"/>
+              <w:szCs w:val="24"/>
+              <w:lang w:val="en-US"/>
+              <w14:ligatures w14:val="standardContextual"/>
+            </w:rPr>
+          </w:pPr>
+          <w:hyperlink w:anchor="_Toc227704606" w:history="1">
+            <w:r>
+              <w:rPr>
+                <w:rStyle w:val="Hyperlink"/>
+                <w:noProof/>
+              </w:rPr>
+              <w:t>6.5.</w:t>
+            </w:r>
+            <w:r>
+              <w:rPr>
+                <w:rFonts w:eastAsiaTheme="minorEastAsia"/>
+                <w:noProof/>
+                <w:kern w:val="2"/>
+                <w:sz w:val="24"/>
+                <w:szCs w:val="24"/>
+                <w:lang w:val="en-US"/>
+                <w14:ligatures w14:val="standardContextual"/>
+              </w:rPr>
+              <w:tab/>
+            </w:r>
+            <w:r>
+              <w:rPr>
+                <w:rStyle w:val="Hyperlink"/>
+                <w:noProof/>
+              </w:rPr>
+              <w:t>g</w:t>
+            </w:r>
+            <w:r>
+              <w:rPr>
+                <w:noProof/>
+                <w:webHidden/>
+              </w:rPr>
+              <w:tab/>
+            </w:r>
+            <w:r>
+              <w:rPr>
+                <w:noProof/>
+                <w:webHidden/>
+              </w:rPr>
+              <w:fldChar w:fldCharType="begin"/>
+            </w:r>
+            <w:r>
+              <w:rPr>
+                <w:noProof/>
+                <w:webHidden/>
+              </w:rPr>
+              <w:instrText xml:space="preserve"> PAGEREF _Toc227704606 \h </w:instrText>
+            </w:r>
+            <w:r>
+              <w:rPr>
+                <w:noProof/>
+                <w:webHidden/>
+              </w:rPr>
+            </w:r>
+            <w:r>
+              <w:rPr>
+                <w:noProof/>
+                <w:webHidden/>
+              </w:rPr>
+              <w:fldChar w:fldCharType="separate"/>
+            </w:r>
+            <w:r>
+              <w:rPr>
+                <w:noProof/>
+                <w:webHidden/>
+              </w:rPr>
+              <w:t>9</w:t>
+            </w:r>
+            <w:r>
+              <w:rPr>
+                <w:noProof/>
+                <w:webHidden/>
+              </w:rPr>
+              <w:fldChar w:fldCharType="end"/>
+            </w:r>
+          </w:hyperlink>
+        </w:p>
+        <w:p>
+          <w:pPr>
+            <w:pStyle w:val="TOC1"/>
+            <w:rPr>
+              <w:rFonts w:cstheme="minorBidi"/>
+              <w:noProof/>
+              <w:kern w:val="2"/>
+              <w:sz w:val="24"/>
+              <w:szCs w:val="24"/>
+              <w:lang w:val="en-US" w:eastAsia="en-US"/>
+              <w14:ligatures w14:val="standardContextual"/>
+            </w:rPr>
+          </w:pPr>
+          <w:hyperlink w:anchor="_Toc227704607" w:history="1">
+            <w:r>
+              <w:rPr>
+                <w:rStyle w:val="Hyperlink"/>
+                <w:rFonts w:cstheme="majorHAnsi"/>
+                <w:noProof/>
+              </w:rPr>
               <w:t>7.</w:t>
             </w:r>
             <w:r>
               <w:rPr>
                 <w:rFonts w:cstheme="minorBidi"/>
                 <w:noProof/>
+                <w:kern w:val="2"/>
+                <w:sz w:val="24"/>
+                <w:szCs w:val="24"/>
+                <w:lang w:val="en-US" w:eastAsia="en-US"/>
+                <w14:ligatures w14:val="standardContextual"/>
               </w:rPr>
               <w:tab/>
             </w:r>
             <w:r>
               <w:rPr>
-                <w:rStyle w:val="Hiperhivatkozs"/>
+                <w:rStyle w:val="Hyperlink"/>
+                <w:noProof/>
+              </w:rPr>
+              <w:t>Raktárkezelés</w:t>
+            </w:r>
+            <w:r>
+              <w:rPr>
+                <w:noProof/>
+                <w:webHidden/>
+              </w:rPr>
+              <w:tab/>
+            </w:r>
+            <w:r>
+              <w:rPr>
+                <w:noProof/>
+                <w:webHidden/>
+              </w:rPr>
+              <w:fldChar w:fldCharType="begin"/>
+            </w:r>
+            <w:r>
+              <w:rPr>
+                <w:noProof/>
+                <w:webHidden/>
+              </w:rPr>
+              <w:instrText xml:space="preserve"> PAGEREF _Toc227704607 \h </w:instrText>
+            </w:r>
+            <w:r>
+              <w:rPr>
+                <w:noProof/>
+                <w:webHidden/>
+              </w:rPr>
+            </w:r>
+            <w:r>
+              <w:rPr>
+                <w:noProof/>
+                <w:webHidden/>
+              </w:rPr>
+              <w:fldChar w:fldCharType="separate"/>
+            </w:r>
+            <w:r>
+              <w:rPr>
+                <w:noProof/>
+                <w:webHidden/>
+              </w:rPr>
+              <w:t>10</w:t>
+            </w:r>
+            <w:r>
+              <w:rPr>
+                <w:noProof/>
+                <w:webHidden/>
+              </w:rPr>
+              <w:fldChar w:fldCharType="end"/>
+            </w:r>
+          </w:hyperlink>
+        </w:p>
+        <w:p>
+          <w:pPr>
+            <w:pStyle w:val="TOC2"/>
+            <w:rPr>
+              <w:rFonts w:eastAsiaTheme="minorEastAsia"/>
+              <w:noProof/>
+              <w:kern w:val="2"/>
+              <w:sz w:val="24"/>
+              <w:szCs w:val="24"/>
+              <w:lang w:val="en-US"/>
+              <w14:ligatures w14:val="standardContextual"/>
+            </w:rPr>
+          </w:pPr>
+          <w:hyperlink w:anchor="_Toc227704608" w:history="1">
+            <w:r>
+              <w:rPr>
+                <w:rStyle w:val="Hyperlink"/>
+                <w:noProof/>
+              </w:rPr>
+              <w:t>7.1.</w:t>
+            </w:r>
+            <w:r>
+              <w:rPr>
+                <w:rFonts w:eastAsiaTheme="minorEastAsia"/>
+                <w:noProof/>
+                <w:kern w:val="2"/>
+                <w:sz w:val="24"/>
+                <w:szCs w:val="24"/>
+                <w:lang w:val="en-US"/>
+                <w14:ligatures w14:val="standardContextual"/>
+              </w:rPr>
+              <w:tab/>
+            </w:r>
+            <w:r>
+              <w:rPr>
+                <w:rStyle w:val="Hyperlink"/>
+                <w:noProof/>
+              </w:rPr>
+              <w:t>Jogosultság bemutatása</w:t>
+            </w:r>
+            <w:r>
+              <w:rPr>
+                <w:noProof/>
+                <w:webHidden/>
+              </w:rPr>
+              <w:tab/>
+            </w:r>
+            <w:r>
+              <w:rPr>
+                <w:noProof/>
+                <w:webHidden/>
+              </w:rPr>
+              <w:fldChar w:fldCharType="begin"/>
+            </w:r>
+            <w:r>
+              <w:rPr>
+                <w:noProof/>
+                <w:webHidden/>
+              </w:rPr>
+              <w:instrText xml:space="preserve"> PAGEREF _Toc227704608 \h </w:instrText>
+            </w:r>
+            <w:r>
+              <w:rPr>
+                <w:noProof/>
+                <w:webHidden/>
+              </w:rPr>
+            </w:r>
+            <w:r>
+              <w:rPr>
+                <w:noProof/>
+                <w:webHidden/>
+              </w:rPr>
+              <w:fldChar w:fldCharType="separate"/>
+            </w:r>
+            <w:r>
+              <w:rPr>
+                <w:noProof/>
+                <w:webHidden/>
+              </w:rPr>
+              <w:t>10</w:t>
+            </w:r>
+            <w:r>
+              <w:rPr>
+                <w:noProof/>
+                <w:webHidden/>
+              </w:rPr>
+              <w:fldChar w:fldCharType="end"/>
+            </w:r>
+          </w:hyperlink>
+        </w:p>
+        <w:p>
+          <w:pPr>
+            <w:pStyle w:val="TOC2"/>
+            <w:rPr>
+              <w:rFonts w:eastAsiaTheme="minorEastAsia"/>
+              <w:noProof/>
+              <w:kern w:val="2"/>
+              <w:sz w:val="24"/>
+              <w:szCs w:val="24"/>
+              <w:lang w:val="en-US"/>
+              <w14:ligatures w14:val="standardContextual"/>
+            </w:rPr>
+          </w:pPr>
+          <w:hyperlink w:anchor="_Toc227704609" w:history="1">
+            <w:r>
+              <w:rPr>
+                <w:rStyle w:val="Hyperlink"/>
+                <w:noProof/>
+              </w:rPr>
+              <w:t>7.2.</w:t>
+            </w:r>
+            <w:r>
+              <w:rPr>
+                <w:rFonts w:eastAsiaTheme="minorEastAsia"/>
+                <w:noProof/>
+                <w:kern w:val="2"/>
+                <w:sz w:val="24"/>
+                <w:szCs w:val="24"/>
+                <w:lang w:val="en-US"/>
+                <w14:ligatures w14:val="standardContextual"/>
+              </w:rPr>
+              <w:tab/>
+            </w:r>
+            <w:r>
+              <w:rPr>
+                <w:rStyle w:val="Hyperlink"/>
+                <w:noProof/>
+              </w:rPr>
+              <w:t>Raktár</w:t>
+            </w:r>
+            <w:r>
+              <w:rPr>
+                <w:noProof/>
+                <w:webHidden/>
+              </w:rPr>
+              <w:tab/>
+            </w:r>
+            <w:r>
+              <w:rPr>
+                <w:noProof/>
+                <w:webHidden/>
+              </w:rPr>
+              <w:fldChar w:fldCharType="begin"/>
+            </w:r>
+            <w:r>
+              <w:rPr>
+                <w:noProof/>
+                <w:webHidden/>
+              </w:rPr>
+              <w:instrText xml:space="preserve"> PAGEREF _Toc227704609 \h </w:instrText>
+            </w:r>
+            <w:r>
+              <w:rPr>
+                <w:noProof/>
+                <w:webHidden/>
+              </w:rPr>
+            </w:r>
+            <w:r>
+              <w:rPr>
+                <w:noProof/>
+                <w:webHidden/>
+              </w:rPr>
+              <w:fldChar w:fldCharType="separate"/>
+            </w:r>
+            <w:r>
+              <w:rPr>
+                <w:noProof/>
+                <w:webHidden/>
+              </w:rPr>
+              <w:t>10</w:t>
+            </w:r>
+            <w:r>
+              <w:rPr>
+                <w:noProof/>
+                <w:webHidden/>
+              </w:rPr>
+              <w:fldChar w:fldCharType="end"/>
+            </w:r>
+          </w:hyperlink>
+        </w:p>
+        <w:p>
+          <w:pPr>
+            <w:pStyle w:val="TOC2"/>
+            <w:rPr>
+              <w:rFonts w:eastAsiaTheme="minorEastAsia"/>
+              <w:noProof/>
+              <w:kern w:val="2"/>
+              <w:sz w:val="24"/>
+              <w:szCs w:val="24"/>
+              <w:lang w:val="en-US"/>
+              <w14:ligatures w14:val="standardContextual"/>
+            </w:rPr>
+          </w:pPr>
+          <w:hyperlink w:anchor="_Toc227704610" w:history="1">
+            <w:r>
+              <w:rPr>
+                <w:rStyle w:val="Hyperlink"/>
+                <w:noProof/>
+              </w:rPr>
+              <w:t>7.3.</w:t>
+            </w:r>
+            <w:r>
+              <w:rPr>
+                <w:rFonts w:eastAsiaTheme="minorEastAsia"/>
+                <w:noProof/>
+                <w:kern w:val="2"/>
+                <w:sz w:val="24"/>
+                <w:szCs w:val="24"/>
+                <w:lang w:val="en-US"/>
+                <w14:ligatures w14:val="standardContextual"/>
+              </w:rPr>
+              <w:tab/>
+            </w:r>
+            <w:r>
+              <w:rPr>
+                <w:rStyle w:val="Hyperlink"/>
+                <w:noProof/>
+              </w:rPr>
+              <w:t>Elküldött rendelések</w:t>
+            </w:r>
+            <w:r>
+              <w:rPr>
+                <w:noProof/>
+                <w:webHidden/>
+              </w:rPr>
+              <w:tab/>
+            </w:r>
+            <w:r>
+              <w:rPr>
+                <w:noProof/>
+                <w:webHidden/>
+              </w:rPr>
+              <w:fldChar w:fldCharType="begin"/>
+            </w:r>
+            <w:r>
+              <w:rPr>
+                <w:noProof/>
+                <w:webHidden/>
+              </w:rPr>
+              <w:instrText xml:space="preserve"> PAGEREF _Toc227704610 \h </w:instrText>
+            </w:r>
+            <w:r>
+              <w:rPr>
+                <w:noProof/>
+                <w:webHidden/>
+              </w:rPr>
+            </w:r>
+            <w:r>
+              <w:rPr>
+                <w:noProof/>
+                <w:webHidden/>
+              </w:rPr>
+              <w:fldChar w:fldCharType="separate"/>
+            </w:r>
+            <w:r>
+              <w:rPr>
+                <w:noProof/>
+                <w:webHidden/>
+              </w:rPr>
+              <w:t>10</w:t>
+            </w:r>
+            <w:r>
+              <w:rPr>
+                <w:noProof/>
+                <w:webHidden/>
+              </w:rPr>
+              <w:fldChar w:fldCharType="end"/>
+            </w:r>
+          </w:hyperlink>
+        </w:p>
+        <w:p>
+          <w:pPr>
+            <w:pStyle w:val="TOC2"/>
+            <w:rPr>
+              <w:rFonts w:eastAsiaTheme="minorEastAsia"/>
+              <w:noProof/>
+              <w:kern w:val="2"/>
+              <w:sz w:val="24"/>
+              <w:szCs w:val="24"/>
+              <w:lang w:val="en-US"/>
+              <w14:ligatures w14:val="standardContextual"/>
+            </w:rPr>
+          </w:pPr>
+          <w:hyperlink w:anchor="_Toc227704611" w:history="1">
+            <w:r>
+              <w:rPr>
+                <w:rStyle w:val="Hyperlink"/>
+                <w:noProof/>
+              </w:rPr>
+              <w:t>7.4.</w:t>
+            </w:r>
+            <w:r>
+              <w:rPr>
+                <w:rFonts w:eastAsiaTheme="minorEastAsia"/>
+                <w:noProof/>
+                <w:kern w:val="2"/>
+                <w:sz w:val="24"/>
+                <w:szCs w:val="24"/>
+                <w:lang w:val="en-US"/>
+                <w14:ligatures w14:val="standardContextual"/>
+              </w:rPr>
+              <w:tab/>
+            </w:r>
+            <w:r>
+              <w:rPr>
+                <w:rStyle w:val="Hyperlink"/>
+                <w:noProof/>
+              </w:rPr>
+              <w:t>Leadott rendelések</w:t>
+            </w:r>
+            <w:r>
+              <w:rPr>
+                <w:noProof/>
+                <w:webHidden/>
+              </w:rPr>
+              <w:tab/>
+            </w:r>
+            <w:r>
+              <w:rPr>
+                <w:noProof/>
+                <w:webHidden/>
+              </w:rPr>
+              <w:fldChar w:fldCharType="begin"/>
+            </w:r>
+            <w:r>
+              <w:rPr>
+                <w:noProof/>
+                <w:webHidden/>
+              </w:rPr>
+              <w:instrText xml:space="preserve"> PAGEREF _Toc227704611 \h </w:instrText>
+            </w:r>
+            <w:r>
+              <w:rPr>
+                <w:noProof/>
+                <w:webHidden/>
+              </w:rPr>
+            </w:r>
+            <w:r>
+              <w:rPr>
+                <w:noProof/>
+                <w:webHidden/>
+              </w:rPr>
+              <w:fldChar w:fldCharType="separate"/>
+            </w:r>
+            <w:r>
+              <w:rPr>
+                <w:noProof/>
+                <w:webHidden/>
+              </w:rPr>
+              <w:t>10</w:t>
+            </w:r>
+            <w:r>
+              <w:rPr>
+                <w:noProof/>
+                <w:webHidden/>
+              </w:rPr>
+              <w:fldChar w:fldCharType="end"/>
+            </w:r>
+          </w:hyperlink>
+        </w:p>
+        <w:p>
+          <w:pPr>
+            <w:pStyle w:val="TOC2"/>
+            <w:rPr>
+              <w:rFonts w:eastAsiaTheme="minorEastAsia"/>
+              <w:noProof/>
+              <w:kern w:val="2"/>
+              <w:sz w:val="24"/>
+              <w:szCs w:val="24"/>
+              <w:lang w:val="en-US"/>
+              <w14:ligatures w14:val="standardContextual"/>
+            </w:rPr>
+          </w:pPr>
+          <w:hyperlink w:anchor="_Toc227704612" w:history="1">
+            <w:r>
+              <w:rPr>
+                <w:rStyle w:val="Hyperlink"/>
+                <w:noProof/>
+              </w:rPr>
+              <w:t>7.5.</w:t>
+            </w:r>
+            <w:r>
+              <w:rPr>
+                <w:rFonts w:eastAsiaTheme="minorEastAsia"/>
+                <w:noProof/>
+                <w:kern w:val="2"/>
+                <w:sz w:val="24"/>
+                <w:szCs w:val="24"/>
+                <w:lang w:val="en-US"/>
+                <w14:ligatures w14:val="standardContextual"/>
+              </w:rPr>
+              <w:tab/>
+            </w:r>
+            <w:r>
+              <w:rPr>
+                <w:rStyle w:val="Hyperlink"/>
+                <w:noProof/>
+              </w:rPr>
+              <w:t>g</w:t>
+            </w:r>
+            <w:r>
+              <w:rPr>
+                <w:noProof/>
+                <w:webHidden/>
+              </w:rPr>
+              <w:tab/>
+            </w:r>
+            <w:r>
+              <w:rPr>
+                <w:noProof/>
+                <w:webHidden/>
+              </w:rPr>
+              <w:fldChar w:fldCharType="begin"/>
+            </w:r>
+            <w:r>
+              <w:rPr>
+                <w:noProof/>
+                <w:webHidden/>
+              </w:rPr>
+              <w:instrText xml:space="preserve"> PAGEREF _Toc227704612 \h </w:instrText>
+            </w:r>
+            <w:r>
+              <w:rPr>
+                <w:noProof/>
+                <w:webHidden/>
+              </w:rPr>
+            </w:r>
+            <w:r>
+              <w:rPr>
+                <w:noProof/>
+                <w:webHidden/>
+              </w:rPr>
+              <w:fldChar w:fldCharType="separate"/>
+            </w:r>
+            <w:r>
+              <w:rPr>
+                <w:noProof/>
+                <w:webHidden/>
+              </w:rPr>
+              <w:t>10</w:t>
+            </w:r>
+            <w:r>
+              <w:rPr>
+                <w:noProof/>
+                <w:webHidden/>
+              </w:rPr>
+              <w:fldChar w:fldCharType="end"/>
+            </w:r>
+          </w:hyperlink>
+        </w:p>
+        <w:p>
+          <w:pPr>
+            <w:pStyle w:val="TOC1"/>
+            <w:rPr>
+              <w:rFonts w:cstheme="minorBidi"/>
+              <w:noProof/>
+              <w:kern w:val="2"/>
+              <w:sz w:val="24"/>
+              <w:szCs w:val="24"/>
+              <w:lang w:val="en-US" w:eastAsia="en-US"/>
+              <w14:ligatures w14:val="standardContextual"/>
+            </w:rPr>
+          </w:pPr>
+          <w:hyperlink w:anchor="_Toc227704613" w:history="1">
+            <w:r>
+              <w:rPr>
+                <w:rStyle w:val="Hyperlink"/>
+                <w:rFonts w:cstheme="majorHAnsi"/>
+                <w:noProof/>
+              </w:rPr>
+              <w:t>8.</w:t>
+            </w:r>
+            <w:r>
+              <w:rPr>
+                <w:rFonts w:cstheme="minorBidi"/>
+                <w:noProof/>
+                <w:kern w:val="2"/>
+                <w:sz w:val="24"/>
+                <w:szCs w:val="24"/>
+                <w:lang w:val="en-US" w:eastAsia="en-US"/>
+                <w14:ligatures w14:val="standardContextual"/>
+              </w:rPr>
+              <w:tab/>
+            </w:r>
+            <w:r>
+              <w:rPr>
+                <w:rStyle w:val="Hyperlink"/>
                 <w:noProof/>
               </w:rPr>
               <w:t>Projekt adatlap</w:t>
@@ -1444,7 +4341,7 @@
                 <w:noProof/>
                 <w:webHidden/>
               </w:rPr>
-              <w:instrText xml:space="preserve"> PAGEREF _Toc209181919 \h </w:instrText>
+              <w:instrText xml:space="preserve"> PAGEREF _Toc227704613 \h </w:instrText>
             </w:r>
             <w:r>
               <w:rPr>
@@ -1464,7 +4361,7 @@
                 <w:noProof/>
                 <w:webHidden/>
               </w:rPr>
-              <w:t>8</w:t>
+              <w:t>11</w:t>
             </w:r>
             <w:r>
               <w:rPr>
@@ -1488,21 +4385,20 @@
     </w:sdt>
     <w:p>
       <w:pPr>
-        <w:pStyle w:val="Cmsor1"/>
+        <w:pStyle w:val="Heading1"/>
         <w:numPr>
           <w:ilvl w:val="0"/>
-          <w:numId w:val="0"/>
+          <w:numId w:val="18"/>
         </w:numPr>
-        <w:ind w:left="360"/>
         <w:rPr>
           <w:sz w:val="36"/>
           <w:szCs w:val="36"/>
         </w:rPr>
       </w:pPr>
-      <w:bookmarkStart w:id="1" w:name="_Toc209181907"/>
+      <w:bookmarkStart w:id="1" w:name="_Toc227704570"/>
       <w:r>
         <w:lastRenderedPageBreak/>
-        <w:t>1.</w:t>
+        <w:t xml:space="preserve"> </w:t>
       </w:r>
       <w:r>
         <w:t>Bevezetés</w:t>
@@ -1512,15 +4408,17 @@
     </w:p>
     <w:p>
       <w:pPr>
-        <w:pStyle w:val="Cmsor2"/>
+        <w:pStyle w:val="Heading2"/>
         <w:numPr>
           <w:ilvl w:val="1"/>
           <w:numId w:val="18"/>
         </w:numPr>
       </w:pPr>
+      <w:bookmarkStart w:id="2" w:name="_Toc227704571"/>
       <w:r>
         <w:t>Ismertetés</w:t>
       </w:r>
+      <w:bookmarkEnd w:id="2"/>
     </w:p>
     <w:p>
       <w:r>
@@ -1562,15 +4460,17 @@
     </w:p>
     <w:p>
       <w:pPr>
-        <w:pStyle w:val="Cmsor2"/>
+        <w:pStyle w:val="Heading2"/>
         <w:numPr>
           <w:ilvl w:val="1"/>
           <w:numId w:val="18"/>
         </w:numPr>
       </w:pPr>
+      <w:bookmarkStart w:id="3" w:name="_Toc227704572"/>
       <w:r>
         <w:t>Célközönség</w:t>
       </w:r>
+      <w:bookmarkEnd w:id="3"/>
     </w:p>
     <w:p>
       <w:r>
@@ -1585,15 +4485,17 @@
     </w:p>
     <w:p>
       <w:pPr>
-        <w:pStyle w:val="Cmsor2"/>
+        <w:pStyle w:val="Heading2"/>
         <w:numPr>
           <w:ilvl w:val="1"/>
           <w:numId w:val="18"/>
         </w:numPr>
       </w:pPr>
+      <w:bookmarkStart w:id="4" w:name="_Toc227704573"/>
       <w:r>
         <w:t>Harmadik</w:t>
       </w:r>
+      <w:bookmarkEnd w:id="4"/>
     </w:p>
     <w:p>
       <w:r>
@@ -1602,43 +4504,53 @@
     </w:p>
     <w:p>
       <w:pPr>
-        <w:pStyle w:val="Cmsor2"/>
+        <w:pStyle w:val="Heading2"/>
         <w:numPr>
           <w:ilvl w:val="1"/>
           <w:numId w:val="18"/>
         </w:numPr>
       </w:pPr>
+      <w:bookmarkStart w:id="5" w:name="_Toc227704574"/>
+      <w:proofErr w:type="spellStart"/>
       <w:r>
         <w:t>gf</w:t>
       </w:r>
-    </w:p>
-    <w:p>
-      <w:pPr>
-        <w:pStyle w:val="Cmsor2"/>
+      <w:bookmarkEnd w:id="5"/>
+      <w:proofErr w:type="spellEnd"/>
+    </w:p>
+    <w:p>
+      <w:pPr>
+        <w:pStyle w:val="Heading2"/>
         <w:numPr>
           <w:ilvl w:val="1"/>
           <w:numId w:val="18"/>
         </w:numPr>
       </w:pPr>
+      <w:bookmarkStart w:id="6" w:name="_Toc227704575"/>
+      <w:proofErr w:type="spellStart"/>
       <w:r>
         <w:t>gasd</w:t>
       </w:r>
-    </w:p>
-    <w:p>
-      <w:pPr>
-        <w:pStyle w:val="Cmsor2"/>
+      <w:bookmarkEnd w:id="6"/>
+      <w:proofErr w:type="spellEnd"/>
+    </w:p>
+    <w:p>
+      <w:pPr>
+        <w:pStyle w:val="Heading2"/>
         <w:numPr>
           <w:ilvl w:val="1"/>
           <w:numId w:val="18"/>
         </w:numPr>
       </w:pPr>
+      <w:bookmarkStart w:id="7" w:name="_Toc227704576"/>
       <w:r>
         <w:t>h</w:t>
       </w:r>
-    </w:p>
-    <w:p>
-      <w:pPr>
-        <w:pStyle w:val="Cmsor1"/>
+      <w:bookmarkEnd w:id="7"/>
+    </w:p>
+    <w:p>
+      <w:pPr>
+        <w:pStyle w:val="Heading1"/>
         <w:numPr>
           <w:ilvl w:val="0"/>
           <w:numId w:val="18"/>
@@ -1648,22 +4560,29 @@
           <w:szCs w:val="27"/>
         </w:rPr>
       </w:pPr>
+      <w:bookmarkStart w:id="8" w:name="_Toc227704577"/>
       <w:r>
         <w:lastRenderedPageBreak/>
+        <w:t xml:space="preserve"> </w:t>
+      </w:r>
+      <w:r>
         <w:t>Telepítés és beállítás</w:t>
       </w:r>
-    </w:p>
-    <w:p>
-      <w:pPr>
-        <w:pStyle w:val="Cmsor2"/>
+      <w:bookmarkEnd w:id="8"/>
+    </w:p>
+    <w:p>
+      <w:pPr>
+        <w:pStyle w:val="Heading2"/>
         <w:numPr>
           <w:ilvl w:val="1"/>
           <w:numId w:val="18"/>
         </w:numPr>
       </w:pPr>
+      <w:bookmarkStart w:id="9" w:name="_Toc227704578"/>
       <w:r>
         <w:t>Rendszerkövetelmények</w:t>
       </w:r>
+      <w:bookmarkEnd w:id="9"/>
     </w:p>
     <w:p>
       <w:r>
@@ -1672,15 +4591,17 @@
     </w:p>
     <w:p>
       <w:pPr>
-        <w:pStyle w:val="Cmsor2"/>
+        <w:pStyle w:val="Heading2"/>
         <w:numPr>
           <w:ilvl w:val="1"/>
           <w:numId w:val="18"/>
         </w:numPr>
       </w:pPr>
+      <w:bookmarkStart w:id="10" w:name="_Toc227704579"/>
       <w:r>
         <w:t>Telepítés</w:t>
       </w:r>
+      <w:bookmarkEnd w:id="10"/>
     </w:p>
     <w:p>
       <w:r>
@@ -1689,15 +4610,17 @@
     </w:p>
     <w:p>
       <w:pPr>
-        <w:pStyle w:val="Cmsor2"/>
+        <w:pStyle w:val="Heading2"/>
         <w:numPr>
           <w:ilvl w:val="1"/>
           <w:numId w:val="18"/>
         </w:numPr>
       </w:pPr>
+      <w:bookmarkStart w:id="11" w:name="_Toc227704580"/>
       <w:r>
         <w:t>Beállítás</w:t>
       </w:r>
+      <w:bookmarkEnd w:id="11"/>
     </w:p>
     <w:p>
       <w:r>
@@ -1712,31 +4635,21 @@
     </w:p>
     <w:p>
       <w:pPr>
-        <w:pStyle w:val="Cmsor2"/>
+        <w:pStyle w:val="Heading2"/>
         <w:numPr>
           <w:ilvl w:val="1"/>
           <w:numId w:val="18"/>
         </w:numPr>
       </w:pPr>
+      <w:bookmarkStart w:id="12" w:name="_Toc227704581"/>
       <w:r>
         <w:t>HA</w:t>
       </w:r>
-    </w:p>
-    <w:p>
-      <w:pPr>
-        <w:pStyle w:val="Cmsor2"/>
-        <w:numPr>
-          <w:ilvl w:val="1"/>
-          <w:numId w:val="18"/>
-        </w:numPr>
-      </w:pPr>
-      <w:r>
-        <w:t>JDFS</w:t>
-      </w:r>
-    </w:p>
-    <w:p>
-      <w:pPr>
-        <w:pStyle w:val="Cmsor1"/>
+      <w:bookmarkEnd w:id="12"/>
+    </w:p>
+    <w:p>
+      <w:pPr>
+        <w:pStyle w:val="Heading1"/>
         <w:numPr>
           <w:ilvl w:val="0"/>
           <w:numId w:val="18"/>
@@ -1746,22 +4659,29 @@
           <w:szCs w:val="27"/>
         </w:rPr>
       </w:pPr>
+      <w:bookmarkStart w:id="13" w:name="_Toc227704583"/>
       <w:r>
         <w:lastRenderedPageBreak/>
         <w:t>Regisztráció</w:t>
       </w:r>
-    </w:p>
-    <w:p>
-      <w:pPr>
-        <w:pStyle w:val="Cmsor2"/>
+      <w:r>
+        <w:t>, rendszerkezelői útmutató</w:t>
+      </w:r>
+      <w:bookmarkEnd w:id="13"/>
+    </w:p>
+    <w:p>
+      <w:pPr>
+        <w:pStyle w:val="Heading2"/>
         <w:numPr>
           <w:ilvl w:val="1"/>
           <w:numId w:val="18"/>
         </w:numPr>
       </w:pPr>
+      <w:bookmarkStart w:id="14" w:name="_Toc227704584"/>
       <w:r>
         <w:t>Regisztráció cégeknek</w:t>
       </w:r>
+      <w:bookmarkEnd w:id="14"/>
     </w:p>
     <w:p>
       <w:r>
@@ -1829,15 +4749,17 @@
     </w:p>
     <w:p>
       <w:pPr>
-        <w:pStyle w:val="Cmsor2"/>
+        <w:pStyle w:val="Heading2"/>
         <w:numPr>
           <w:ilvl w:val="1"/>
           <w:numId w:val="18"/>
         </w:numPr>
       </w:pPr>
+      <w:bookmarkStart w:id="15" w:name="_Toc227704585"/>
       <w:r>
         <w:t>Szükséges adatok</w:t>
       </w:r>
+      <w:bookmarkEnd w:id="15"/>
     </w:p>
     <w:p>
       <w:r>
@@ -1846,7 +4768,7 @@
     </w:p>
     <w:p>
       <w:pPr>
-        <w:pStyle w:val="Listaszerbekezds"/>
+        <w:pStyle w:val="ListParagraph"/>
         <w:numPr>
           <w:ilvl w:val="0"/>
           <w:numId w:val="26"/>
@@ -1858,7 +4780,7 @@
     </w:p>
     <w:p>
       <w:pPr>
-        <w:pStyle w:val="Listaszerbekezds"/>
+        <w:pStyle w:val="ListParagraph"/>
         <w:numPr>
           <w:ilvl w:val="0"/>
           <w:numId w:val="26"/>
@@ -1870,7 +4792,7 @@
     </w:p>
     <w:p>
       <w:pPr>
-        <w:pStyle w:val="Listaszerbekezds"/>
+        <w:pStyle w:val="ListParagraph"/>
         <w:numPr>
           <w:ilvl w:val="0"/>
           <w:numId w:val="26"/>
@@ -1882,7 +4804,7 @@
     </w:p>
     <w:p>
       <w:pPr>
-        <w:pStyle w:val="Listaszerbekezds"/>
+        <w:pStyle w:val="ListParagraph"/>
         <w:numPr>
           <w:ilvl w:val="0"/>
           <w:numId w:val="26"/>
@@ -1894,7 +4816,7 @@
     </w:p>
     <w:p>
       <w:pPr>
-        <w:pStyle w:val="Listaszerbekezds"/>
+        <w:pStyle w:val="ListParagraph"/>
         <w:numPr>
           <w:ilvl w:val="0"/>
           <w:numId w:val="26"/>
@@ -1906,7 +4828,7 @@
     </w:p>
     <w:p>
       <w:pPr>
-        <w:pStyle w:val="Listaszerbekezds"/>
+        <w:pStyle w:val="ListParagraph"/>
         <w:numPr>
           <w:ilvl w:val="0"/>
           <w:numId w:val="26"/>
@@ -1918,7 +4840,7 @@
     </w:p>
     <w:p>
       <w:pPr>
-        <w:pStyle w:val="Listaszerbekezds"/>
+        <w:pStyle w:val="ListParagraph"/>
         <w:numPr>
           <w:ilvl w:val="0"/>
           <w:numId w:val="26"/>
@@ -1930,7 +4852,7 @@
     </w:p>
     <w:p>
       <w:pPr>
-        <w:pStyle w:val="Listaszerbekezds"/>
+        <w:pStyle w:val="ListParagraph"/>
         <w:numPr>
           <w:ilvl w:val="0"/>
           <w:numId w:val="26"/>
@@ -1950,7 +4872,7 @@
     </w:p>
     <w:p>
       <w:pPr>
-        <w:pStyle w:val="Listaszerbekezds"/>
+        <w:pStyle w:val="ListParagraph"/>
         <w:numPr>
           <w:ilvl w:val="0"/>
           <w:numId w:val="27"/>
@@ -1962,7 +4884,7 @@
     </w:p>
     <w:p>
       <w:pPr>
-        <w:pStyle w:val="Listaszerbekezds"/>
+        <w:pStyle w:val="ListParagraph"/>
         <w:numPr>
           <w:ilvl w:val="0"/>
           <w:numId w:val="27"/>
@@ -1974,7 +4896,7 @@
     </w:p>
     <w:p>
       <w:pPr>
-        <w:pStyle w:val="Listaszerbekezds"/>
+        <w:pStyle w:val="ListParagraph"/>
         <w:numPr>
           <w:ilvl w:val="0"/>
           <w:numId w:val="27"/>
@@ -1986,7 +4908,7 @@
     </w:p>
     <w:p>
       <w:pPr>
-        <w:pStyle w:val="Listaszerbekezds"/>
+        <w:pStyle w:val="ListParagraph"/>
         <w:numPr>
           <w:ilvl w:val="0"/>
           <w:numId w:val="27"/>
@@ -1999,7 +4921,7 @@
     <w:p/>
     <w:p>
       <w:pPr>
-        <w:pStyle w:val="Listaszerbekezds"/>
+        <w:pStyle w:val="ListParagraph"/>
         <w:numPr>
           <w:ilvl w:val="0"/>
           <w:numId w:val="27"/>
@@ -2011,35 +4933,45 @@
     </w:p>
     <w:p>
       <w:pPr>
-        <w:pStyle w:val="Cmsor2"/>
+        <w:pStyle w:val="Heading2"/>
         <w:numPr>
           <w:ilvl w:val="1"/>
           <w:numId w:val="18"/>
         </w:numPr>
       </w:pPr>
+      <w:bookmarkStart w:id="16" w:name="_Toc227704586"/>
       <w:r>
         <w:t>Előfizetés</w:t>
       </w:r>
+      <w:bookmarkEnd w:id="16"/>
     </w:p>
     <w:p>
       <w:r>
         <w:t>A RÉKA-rendszer bizonyos funkcióinak eléréséhez aktív előfizetésre van szükség</w:t>
       </w:r>
       <w:r>
-        <w:t>. Az előfizetés indításához szükséges űrlap a Cégem menüpont alatt az „Előfizetés állapota” résznél található. Az előfizetés megkezdése előtt szükséges megadni a számlaazonosító mintaszámát (nem összetévesztendő a rendelési számmal).</w:t>
-      </w:r>
-    </w:p>
-    <w:p>
-      <w:pPr>
-        <w:pStyle w:val="Cmsor2"/>
+        <w:t>. Az előfizetés indításához szükséges űrlap a Cégem menüpont alatt az „Előfizetés állapota” résznél található. Az előfizetés megkezdése előtt meg</w:t>
+      </w:r>
+      <w:r>
+        <w:t xml:space="preserve"> kell </w:t>
+      </w:r>
+      <w:r>
+        <w:t>adni a számlaazonosító mintaszámát (nem összetévesztendő a rendelési számmal).</w:t>
+      </w:r>
+    </w:p>
+    <w:p>
+      <w:pPr>
+        <w:pStyle w:val="Heading2"/>
         <w:numPr>
           <w:ilvl w:val="1"/>
           <w:numId w:val="18"/>
         </w:numPr>
       </w:pPr>
+      <w:bookmarkStart w:id="17" w:name="_Toc227704587"/>
       <w:r>
         <w:t>Céghez tartozó felhasználók felvétele</w:t>
       </w:r>
+      <w:bookmarkEnd w:id="17"/>
     </w:p>
     <w:p>
       <w:r>
@@ -2053,7 +4985,15 @@
       </w:r>
       <w:r>
         <w:lastRenderedPageBreak/>
-        <w:t>felhasználói profilok listáját, újakat felvenni és a meglévőeket módosítani. Ezen funkció használatához nincsen szükség előfizetésre.</w:t>
+        <w:t xml:space="preserve">felhasználói profilok listáját, újakat felvenni és a </w:t>
+      </w:r>
+      <w:proofErr w:type="spellStart"/>
+      <w:r>
+        <w:t>meglévőeket</w:t>
+      </w:r>
+      <w:proofErr w:type="spellEnd"/>
+      <w:r>
+        <w:t xml:space="preserve"> módosítani. Ezen funkció használatához nincsen szükség előfizetésre.</w:t>
       </w:r>
     </w:p>
     <w:p>
@@ -2063,7 +5003,7 @@
     </w:p>
     <w:p>
       <w:pPr>
-        <w:pStyle w:val="Listaszerbekezds"/>
+        <w:pStyle w:val="ListParagraph"/>
         <w:numPr>
           <w:ilvl w:val="0"/>
           <w:numId w:val="28"/>
@@ -2075,7 +5015,7 @@
     </w:p>
     <w:p>
       <w:pPr>
-        <w:pStyle w:val="Listaszerbekezds"/>
+        <w:pStyle w:val="ListParagraph"/>
         <w:numPr>
           <w:ilvl w:val="0"/>
           <w:numId w:val="28"/>
@@ -2087,7 +5027,7 @@
     </w:p>
     <w:p>
       <w:pPr>
-        <w:pStyle w:val="Listaszerbekezds"/>
+        <w:pStyle w:val="ListParagraph"/>
         <w:numPr>
           <w:ilvl w:val="0"/>
           <w:numId w:val="28"/>
@@ -2099,7 +5039,7 @@
     </w:p>
     <w:p>
       <w:pPr>
-        <w:pStyle w:val="Listaszerbekezds"/>
+        <w:pStyle w:val="ListParagraph"/>
         <w:numPr>
           <w:ilvl w:val="0"/>
           <w:numId w:val="28"/>
@@ -2111,7 +5051,7 @@
     </w:p>
     <w:p>
       <w:pPr>
-        <w:pStyle w:val="Listaszerbekezds"/>
+        <w:pStyle w:val="ListParagraph"/>
         <w:numPr>
           <w:ilvl w:val="0"/>
           <w:numId w:val="28"/>
@@ -2131,30 +5071,75 @@
     </w:p>
     <w:p>
       <w:pPr>
-        <w:pStyle w:val="Cmsor2"/>
+        <w:pStyle w:val="Heading2"/>
         <w:numPr>
           <w:ilvl w:val="1"/>
           <w:numId w:val="18"/>
         </w:numPr>
       </w:pPr>
+      <w:bookmarkStart w:id="18" w:name="_Toc227704588"/>
       <w:r>
         <w:t>Jogosultságok</w:t>
       </w:r>
-    </w:p>
-    <w:p>
-      <w:r>
-        <w:t>A rendszernél 4 különböző jogosultság beállítására van lehetőség, ezek a rendszer bizonyos funkcióhoz adnak hozzáférést a felhasználóknak.</w:t>
-      </w:r>
-    </w:p>
-    <w:p>
-      <w:r>
-        <w:t xml:space="preserve">Rendszerkezelő felhasználónak számítanak azok a fiókok, amelyek mindegyik </w:t>
+      <w:bookmarkEnd w:id="18"/>
+    </w:p>
+    <w:p>
+      <w:r>
+        <w:t>A</w:t>
+      </w:r>
+      <w:r>
+        <w:t xml:space="preserve"> RÉKA jelenleg</w:t>
+      </w:r>
+      <w:r>
+        <w:t xml:space="preserve"> 4 különböző jogosultság beállítására </w:t>
+      </w:r>
+      <w:r>
+        <w:t>ad</w:t>
+      </w:r>
+      <w:r>
+        <w:t xml:space="preserve"> lehetőség</w:t>
+      </w:r>
+      <w:r>
+        <w:t>et</w:t>
+      </w:r>
+      <w:r>
+        <w:t>, ezek a rendszer bizonyos funkcióhoz adnak hozzáférést a felhasználóknak.</w:t>
+      </w:r>
+    </w:p>
+    <w:p>
+      <w:r>
+        <w:rPr>
+          <w:b/>
+          <w:bCs/>
+        </w:rPr>
+        <w:t>Rendszerkezelő felhasználónak</w:t>
+      </w:r>
+      <w:r>
+        <w:t xml:space="preserve"> számítanak azok a fiókok, amelyek mindegyik </w:t>
       </w:r>
       <w:r>
         <w:t xml:space="preserve">elérhető </w:t>
       </w:r>
       <w:r>
-        <w:t>jogosultsággal rendelkeznek. Ezek a fiókok hozzáférnek a RÉKA cégadminisztrációs felületeihez és beérkezett rendeléseket is törölhetnek.</w:t>
+        <w:t>jogosultsággal rendelkeznek.</w:t>
+      </w:r>
+      <w:r>
+        <w:t xml:space="preserve"> A jogosultságokhoz kötött funkciókon felül</w:t>
+      </w:r>
+      <w:r>
+        <w:t xml:space="preserve"> </w:t>
+      </w:r>
+      <w:r>
+        <w:t>e</w:t>
+      </w:r>
+      <w:r>
+        <w:t>zek a fiókok hozzáférnek a RÉKA cégadminisztrációs felületeihez</w:t>
+      </w:r>
+      <w:r>
+        <w:t>, módosíthatják a vállalati adatokat, új eladói partnerségeket vehetnek fel</w:t>
+      </w:r>
+      <w:r>
+        <w:t xml:space="preserve"> és beérkezett rendeléseket is törölhetnek.</w:t>
       </w:r>
     </w:p>
     <w:p>
@@ -2167,7 +5152,7 @@
     </w:p>
     <w:p>
       <w:pPr>
-        <w:pStyle w:val="Listaszerbekezds"/>
+        <w:pStyle w:val="ListParagraph"/>
         <w:numPr>
           <w:ilvl w:val="0"/>
           <w:numId w:val="29"/>
@@ -2179,7 +5164,7 @@
     </w:p>
     <w:p>
       <w:pPr>
-        <w:pStyle w:val="Listaszerbekezds"/>
+        <w:pStyle w:val="ListParagraph"/>
         <w:numPr>
           <w:ilvl w:val="0"/>
           <w:numId w:val="29"/>
@@ -2191,7 +5176,7 @@
     </w:p>
     <w:p>
       <w:pPr>
-        <w:pStyle w:val="Listaszerbekezds"/>
+        <w:pStyle w:val="ListParagraph"/>
         <w:numPr>
           <w:ilvl w:val="0"/>
           <w:numId w:val="29"/>
@@ -2203,7 +5188,7 @@
     </w:p>
     <w:p>
       <w:pPr>
-        <w:pStyle w:val="Listaszerbekezds"/>
+        <w:pStyle w:val="ListParagraph"/>
         <w:numPr>
           <w:ilvl w:val="0"/>
           <w:numId w:val="29"/>
@@ -2215,31 +5200,58 @@
     </w:p>
     <w:p>
       <w:pPr>
-        <w:pStyle w:val="Cmsor2"/>
+        <w:pStyle w:val="Heading2"/>
         <w:numPr>
           <w:ilvl w:val="1"/>
           <w:numId w:val="18"/>
         </w:numPr>
       </w:pPr>
-      <w:r>
-        <w:t>x</w:t>
-      </w:r>
-    </w:p>
-    <w:p>
-      <w:pPr>
-        <w:pStyle w:val="Cmsor2"/>
+      <w:bookmarkStart w:id="19" w:name="_Toc227704589"/>
+      <w:r>
+        <w:t>Partnerségek</w:t>
+      </w:r>
+      <w:bookmarkEnd w:id="19"/>
+    </w:p>
+    <w:p>
+      <w:r>
+        <w:t>A „Partnerségek” menüpont kiválasztása után megtekinthetjük a cég eladói és vevői partnerségeit.</w:t>
+      </w:r>
+    </w:p>
+    <w:p>
+      <w:r>
+        <w:t>Új eladói partnerség felvétele:</w:t>
+      </w:r>
+    </w:p>
+    <w:p>
+      <w:r>
+        <w:t>Kizárólag RÉKA-előfizetéssel és rendszerkezelői jogosultsággal rendelkező felhasználók vehetnek fel új eladói partnerséget egy másik céggel.</w:t>
+      </w:r>
+    </w:p>
+    <w:p>
+      <w:r>
+        <w:t>Új partnerség felvételére kattintsunk az „Új eladói partnerség felvétele” gombra és adjuk meg a partner cég adószámát, a fizetési módot és időt. Sikeres felvétel után a partner cég neve megjelenik az eladói partnerségek táblázatában. A partner cég oldaláról a mi cégünk neve a vevői partnerségek táblázatban lesz megtalálható</w:t>
+      </w:r>
+      <w:r>
+        <w:t>.</w:t>
+      </w:r>
+    </w:p>
+    <w:p>
+      <w:pPr>
+        <w:pStyle w:val="Heading2"/>
         <w:numPr>
           <w:ilvl w:val="1"/>
           <w:numId w:val="18"/>
         </w:numPr>
       </w:pPr>
+      <w:bookmarkStart w:id="20" w:name="_Toc227704590"/>
       <w:r>
         <w:t>n</w:t>
       </w:r>
-    </w:p>
-    <w:p>
-      <w:pPr>
-        <w:pStyle w:val="Cmsor1"/>
+      <w:bookmarkEnd w:id="20"/>
+    </w:p>
+    <w:p>
+      <w:pPr>
+        <w:pStyle w:val="Heading1"/>
         <w:numPr>
           <w:ilvl w:val="0"/>
           <w:numId w:val="18"/>
@@ -2253,21 +5265,25 @@
         <w:lastRenderedPageBreak/>
         <w:t xml:space="preserve"> </w:t>
       </w:r>
+      <w:bookmarkStart w:id="21" w:name="_Toc227704591"/>
       <w:r>
         <w:t>Rendelés leadása</w:t>
       </w:r>
-    </w:p>
-    <w:p>
-      <w:pPr>
-        <w:pStyle w:val="Cmsor2"/>
+      <w:bookmarkEnd w:id="21"/>
+    </w:p>
+    <w:p>
+      <w:pPr>
+        <w:pStyle w:val="Heading2"/>
         <w:numPr>
           <w:ilvl w:val="1"/>
           <w:numId w:val="18"/>
         </w:numPr>
       </w:pPr>
+      <w:bookmarkStart w:id="22" w:name="_Toc227704592"/>
       <w:r>
         <w:t>Jogosultság bemutatása</w:t>
       </w:r>
+      <w:bookmarkEnd w:id="22"/>
     </w:p>
     <w:p>
       <w:r>
@@ -2300,15 +5316,17 @@
     </w:p>
     <w:p>
       <w:pPr>
-        <w:pStyle w:val="Cmsor2"/>
+        <w:pStyle w:val="Heading2"/>
         <w:numPr>
           <w:ilvl w:val="1"/>
           <w:numId w:val="18"/>
         </w:numPr>
       </w:pPr>
+      <w:bookmarkStart w:id="23" w:name="_Toc227704593"/>
       <w:r>
         <w:t>Áruház használata</w:t>
       </w:r>
+      <w:bookmarkEnd w:id="23"/>
     </w:p>
     <w:p>
       <w:r>
@@ -2333,15 +5351,17 @@
     </w:p>
     <w:p>
       <w:pPr>
-        <w:pStyle w:val="Cmsor2"/>
+        <w:pStyle w:val="Heading2"/>
         <w:numPr>
           <w:ilvl w:val="1"/>
           <w:numId w:val="18"/>
         </w:numPr>
       </w:pPr>
+      <w:bookmarkStart w:id="24" w:name="_Toc227704594"/>
       <w:r>
         <w:t>Kosár használata</w:t>
       </w:r>
+      <w:bookmarkEnd w:id="24"/>
     </w:p>
     <w:p>
       <w:r>
@@ -2355,18 +5375,20 @@
     </w:p>
     <w:p>
       <w:pPr>
-        <w:pStyle w:val="Cmsor2"/>
+        <w:pStyle w:val="Heading2"/>
         <w:numPr>
           <w:ilvl w:val="1"/>
           <w:numId w:val="18"/>
         </w:numPr>
       </w:pPr>
+      <w:bookmarkStart w:id="25" w:name="_Toc227704595"/>
       <w:r>
         <w:t>Leadott rendelések</w:t>
       </w:r>
-    </w:p>
-    <w:p>
-      <w:bookmarkStart w:id="2" w:name="_Hlk227667298"/>
+      <w:bookmarkEnd w:id="25"/>
+    </w:p>
+    <w:p>
+      <w:bookmarkStart w:id="26" w:name="_Hlk227667298"/>
       <w:r>
         <w:t xml:space="preserve">Ezen </w:t>
       </w:r>
@@ -2389,22 +5411,24 @@
         <w:t>.</w:t>
       </w:r>
     </w:p>
-    <w:bookmarkEnd w:id="2"/>
-    <w:p>
-      <w:pPr>
-        <w:pStyle w:val="Cmsor2"/>
+    <w:p>
+      <w:pPr>
+        <w:pStyle w:val="Heading2"/>
         <w:numPr>
           <w:ilvl w:val="1"/>
           <w:numId w:val="18"/>
         </w:numPr>
       </w:pPr>
+      <w:bookmarkStart w:id="27" w:name="_Toc227704596"/>
+      <w:bookmarkEnd w:id="26"/>
       <w:r>
         <w:t>g</w:t>
       </w:r>
-    </w:p>
-    <w:p>
-      <w:pPr>
-        <w:pStyle w:val="Cmsor1"/>
+      <w:bookmarkEnd w:id="27"/>
+    </w:p>
+    <w:p>
+      <w:pPr>
+        <w:pStyle w:val="Heading1"/>
         <w:numPr>
           <w:ilvl w:val="0"/>
           <w:numId w:val="18"/>
@@ -2414,24 +5438,30 @@
           <w:szCs w:val="27"/>
         </w:rPr>
       </w:pPr>
-      <w:bookmarkStart w:id="3" w:name="_Toc209178492"/>
-      <w:bookmarkStart w:id="4" w:name="_Toc209181917"/>
+      <w:bookmarkStart w:id="28" w:name="_Toc209178492"/>
+      <w:bookmarkStart w:id="29" w:name="_Toc227704597"/>
       <w:r>
         <w:lastRenderedPageBreak/>
+        <w:t xml:space="preserve"> </w:t>
+      </w:r>
+      <w:r>
         <w:t>Rendelés összekészítés</w:t>
       </w:r>
-    </w:p>
-    <w:p>
-      <w:pPr>
-        <w:pStyle w:val="Cmsor2"/>
+      <w:bookmarkEnd w:id="29"/>
+    </w:p>
+    <w:p>
+      <w:pPr>
+        <w:pStyle w:val="Heading2"/>
         <w:numPr>
           <w:ilvl w:val="1"/>
           <w:numId w:val="18"/>
         </w:numPr>
       </w:pPr>
+      <w:bookmarkStart w:id="30" w:name="_Toc227704598"/>
       <w:r>
         <w:t>Jogosultság bemutatása</w:t>
       </w:r>
+      <w:bookmarkEnd w:id="30"/>
     </w:p>
     <w:p>
       <w:r>
@@ -2446,21 +5476,23 @@
     </w:p>
     <w:p>
       <w:pPr>
-        <w:pStyle w:val="Cmsor2"/>
+        <w:pStyle w:val="Heading2"/>
         <w:numPr>
           <w:ilvl w:val="1"/>
           <w:numId w:val="18"/>
         </w:numPr>
       </w:pPr>
+      <w:bookmarkStart w:id="31" w:name="_Toc227704599"/>
       <w:r>
         <w:t>Beérkezett</w:t>
       </w:r>
       <w:r>
         <w:t xml:space="preserve"> rendelések</w:t>
       </w:r>
-    </w:p>
-    <w:p>
-      <w:bookmarkStart w:id="5" w:name="_Hlk227667272"/>
+      <w:bookmarkEnd w:id="31"/>
+    </w:p>
+    <w:p>
+      <w:bookmarkStart w:id="32" w:name="_Hlk227667272"/>
       <w:r>
         <w:t xml:space="preserve">Ezen az oldalon láthatóak a </w:t>
       </w:r>
@@ -2476,7 +5508,7 @@
       <w:r>
         <w:t xml:space="preserve"> </w:t>
       </w:r>
-      <w:bookmarkEnd w:id="5"/>
+      <w:bookmarkEnd w:id="32"/>
       <w:r>
         <w:t xml:space="preserve">Az új rendelések teljesítéséhez be kell jelölni a rendelésben lévő termékek előtt a jelölőnégyzeteket, meggyőződve arról, hogy minden termék elő lett készítve a rendeléshez. </w:t>
       </w:r>
@@ -2492,18 +5524,20 @@
     </w:p>
     <w:p>
       <w:pPr>
-        <w:pStyle w:val="Cmsor2"/>
+        <w:pStyle w:val="Heading2"/>
         <w:numPr>
           <w:ilvl w:val="1"/>
           <w:numId w:val="18"/>
         </w:numPr>
       </w:pPr>
+      <w:bookmarkStart w:id="33" w:name="_Toc227704600"/>
       <w:r>
         <w:t>Raktár</w:t>
       </w:r>
       <w:r>
         <w:t xml:space="preserve"> használata</w:t>
       </w:r>
+      <w:bookmarkEnd w:id="33"/>
     </w:p>
     <w:p>
       <w:r>
@@ -2515,7 +5549,7 @@
     </w:p>
     <w:p>
       <w:pPr>
-        <w:pStyle w:val="Cmsor1"/>
+        <w:pStyle w:val="Heading1"/>
         <w:numPr>
           <w:ilvl w:val="0"/>
           <w:numId w:val="18"/>
@@ -2525,26 +5559,31 @@
           <w:szCs w:val="27"/>
         </w:rPr>
       </w:pPr>
-      <w:bookmarkStart w:id="6" w:name="_Toc209178493"/>
-      <w:bookmarkStart w:id="7" w:name="_Toc209181919"/>
-      <w:bookmarkEnd w:id="3"/>
-      <w:bookmarkEnd w:id="4"/>
+      <w:bookmarkStart w:id="34" w:name="_Toc209178493"/>
+      <w:bookmarkStart w:id="35" w:name="_Toc227704601"/>
+      <w:bookmarkEnd w:id="28"/>
       <w:r>
         <w:lastRenderedPageBreak/>
+        <w:t xml:space="preserve"> </w:t>
+      </w:r>
+      <w:r>
         <w:t>Számlakészítés</w:t>
       </w:r>
-    </w:p>
-    <w:p>
-      <w:pPr>
-        <w:pStyle w:val="Cmsor2"/>
+      <w:bookmarkEnd w:id="35"/>
+    </w:p>
+    <w:p>
+      <w:pPr>
+        <w:pStyle w:val="Heading2"/>
         <w:numPr>
           <w:ilvl w:val="1"/>
           <w:numId w:val="18"/>
         </w:numPr>
       </w:pPr>
+      <w:bookmarkStart w:id="36" w:name="_Toc227704602"/>
       <w:r>
         <w:t>Jogosultság bemutatása</w:t>
       </w:r>
+      <w:bookmarkEnd w:id="36"/>
     </w:p>
     <w:p>
       <w:r>
@@ -2565,38 +5604,54 @@
     </w:p>
     <w:p>
       <w:pPr>
-        <w:pStyle w:val="Cmsor2"/>
+        <w:pStyle w:val="Heading2"/>
         <w:numPr>
           <w:ilvl w:val="1"/>
           <w:numId w:val="18"/>
         </w:numPr>
       </w:pPr>
+      <w:bookmarkStart w:id="37" w:name="_Toc227704603"/>
       <w:r>
         <w:t xml:space="preserve">Beérkezett </w:t>
       </w:r>
       <w:r>
         <w:t>rendelések</w:t>
       </w:r>
+      <w:bookmarkEnd w:id="37"/>
     </w:p>
     <w:p>
       <w:r>
         <w:t xml:space="preserve">Ezen az oldalon láthatóak a beérkezett rendelések részletei és állapota. </w:t>
       </w:r>
       <w:r>
-        <w:t>A teljesített státuszban lévő rendeléseknél a számlakészítési jogosultsággal rendelkező felhasználók legeneráltathatnak a rendelésekhez számlát, ezáltal véglegesíthető a rendelés.</w:t>
-      </w:r>
-    </w:p>
-    <w:p>
-      <w:pPr>
-        <w:pStyle w:val="Cmsor2"/>
+        <w:t xml:space="preserve">A teljesített státuszban lévő rendeléseknél </w:t>
+      </w:r>
+      <w:r>
+        <w:t xml:space="preserve">a számlakészítésre jogosult felhasználók letölthetik a rendeléshez tartozó PDF formátumú </w:t>
+      </w:r>
+      <w:r>
+        <w:t xml:space="preserve">elektronikus </w:t>
+      </w:r>
+      <w:r>
+        <w:t>számlát</w:t>
+      </w:r>
+      <w:r>
+        <w:t>, amit a rendszer állít ki automatikusan. A számla kiállítási dátuma a számla első letöltésének napja. Amennyiben a rendelés azután lett törölve, hogy a számla le lett generálva, egy sztornó számla is kiállításra kerül.</w:t>
+      </w:r>
+    </w:p>
+    <w:p>
+      <w:pPr>
+        <w:pStyle w:val="Heading2"/>
         <w:numPr>
           <w:ilvl w:val="1"/>
           <w:numId w:val="18"/>
         </w:numPr>
       </w:pPr>
-      <w:r>
-        <w:t>Kosár használata</w:t>
-      </w:r>
+      <w:bookmarkStart w:id="38" w:name="_Toc227704604"/>
+      <w:r>
+        <w:t>Elküldött rendelések</w:t>
+      </w:r>
+      <w:bookmarkEnd w:id="38"/>
     </w:p>
     <w:p>
       <w:r>
@@ -2606,25 +5661,25 @@
         <w:t xml:space="preserve"> </w:t>
       </w:r>
       <w:r>
-        <w:t>A kosár menüpont megnyitásakor megjelennek a korábban kosárba helyezett termékek. Itt is van lehetőség a kosárba helyezett termékek mennyiségének módosítására vagy azok eltávolítására. A kosár teljes tartalma is törölhető.</w:t>
-      </w:r>
-    </w:p>
-    <w:p>
-      <w:r>
-        <w:t>A kosár alján található a kosárban lévő termékek nettó és bruttó végösszege, illetve az áfa összege. A rendelés leadása gombra kattintva elküldhető a rendelés a cég számára.</w:t>
-      </w:r>
-    </w:p>
-    <w:p>
-      <w:pPr>
-        <w:pStyle w:val="Cmsor2"/>
+        <w:t xml:space="preserve">Amennyiben egy elküldött rendeléshez ki lett állítva a számla (és a sztornó számla) a megrendelést teljesítő fél által, a megrendelő cég számlakészítési jogosultsággal rendelkező felhasználói is letölthetik </w:t>
+      </w:r>
+      <w:r>
+        <w:t>a kiállított számlát/számlákat.</w:t>
+      </w:r>
+    </w:p>
+    <w:p>
+      <w:pPr>
+        <w:pStyle w:val="Heading2"/>
         <w:numPr>
           <w:ilvl w:val="1"/>
           <w:numId w:val="18"/>
         </w:numPr>
       </w:pPr>
+      <w:bookmarkStart w:id="39" w:name="_Toc227704605"/>
       <w:r>
         <w:t>Leadott rendelések</w:t>
       </w:r>
+      <w:bookmarkEnd w:id="39"/>
     </w:p>
     <w:p>
       <w:r>
@@ -2633,30 +5688,519 @@
     </w:p>
     <w:p>
       <w:pPr>
-        <w:pStyle w:val="Cmsor2"/>
+        <w:pStyle w:val="Heading2"/>
         <w:numPr>
           <w:ilvl w:val="1"/>
           <w:numId w:val="18"/>
         </w:numPr>
       </w:pPr>
+      <w:bookmarkStart w:id="40" w:name="_Toc227704606"/>
       <w:r>
         <w:t>g</w:t>
       </w:r>
-    </w:p>
-    <w:p>
-      <w:pPr>
-        <w:pStyle w:val="Cmsor1"/>
+      <w:bookmarkEnd w:id="40"/>
+    </w:p>
+    <w:p>
+      <w:pPr>
+        <w:pStyle w:val="Heading1"/>
         <w:numPr>
           <w:ilvl w:val="0"/>
           <w:numId w:val="18"/>
         </w:numPr>
-      </w:pPr>
+        <w:rPr>
+          <w:sz w:val="27"/>
+          <w:szCs w:val="27"/>
+        </w:rPr>
+      </w:pPr>
+      <w:bookmarkStart w:id="41" w:name="_Toc227704607"/>
       <w:r>
         <w:lastRenderedPageBreak/>
-        <w:t>Projekt adatlap</w:t>
-      </w:r>
-      <w:bookmarkEnd w:id="6"/>
-      <w:bookmarkEnd w:id="7"/>
+        <w:t xml:space="preserve"> </w:t>
+      </w:r>
+      <w:r>
+        <w:t>Raktárkezelés</w:t>
+      </w:r>
+      <w:bookmarkEnd w:id="41"/>
+    </w:p>
+    <w:p>
+      <w:pPr>
+        <w:pStyle w:val="Heading2"/>
+        <w:numPr>
+          <w:ilvl w:val="1"/>
+          <w:numId w:val="18"/>
+        </w:numPr>
+      </w:pPr>
+      <w:bookmarkStart w:id="42" w:name="_Toc227704608"/>
+      <w:r>
+        <w:t>Jogosultság bemutatása</w:t>
+      </w:r>
+      <w:bookmarkEnd w:id="42"/>
+    </w:p>
+    <w:p>
+      <w:r>
+        <w:t>A raktárkezelői jogosultsággal rendelkező felhasználók hozzáfér</w:t>
+      </w:r>
+      <w:r>
+        <w:t>het</w:t>
+      </w:r>
+      <w:r>
+        <w:t>nek a</w:t>
+      </w:r>
+      <w:r>
+        <w:t xml:space="preserve"> raktár felülethez</w:t>
+      </w:r>
+      <w:r>
+        <w:t xml:space="preserve"> és annak funkcióihoz is.</w:t>
+      </w:r>
+    </w:p>
+    <w:p>
+      <w:pPr>
+        <w:pStyle w:val="Heading2"/>
+        <w:numPr>
+          <w:ilvl w:val="1"/>
+          <w:numId w:val="18"/>
+        </w:numPr>
+      </w:pPr>
+      <w:bookmarkStart w:id="43" w:name="_Toc227704609"/>
+      <w:r>
+        <w:t>Raktár</w:t>
+      </w:r>
+      <w:bookmarkEnd w:id="43"/>
+    </w:p>
+    <w:p>
+      <w:r>
+        <w:t>A raktárkezelő felület megnyitásakor a felhasználó vállalatához tartozó aktuális készletállomány jelenik meg, amely részletesen tartalmazza a raktáron elérhető termékeket és azok mennyiségi adatait.</w:t>
+      </w:r>
+      <w:r>
+        <w:t xml:space="preserve"> A termékek nevére kattintva elérhető az adott termék további adatai, például a cikkszám, az áfakulcs vagy a minimum vásárlási mennyiség.</w:t>
+      </w:r>
+    </w:p>
+    <w:p>
+      <w:r>
+        <w:rPr>
+          <w:b/>
+          <w:bCs/>
+        </w:rPr>
+        <w:t>RÉKA-előfizetéssel</w:t>
+      </w:r>
+      <w:r>
+        <w:t xml:space="preserve"> lehetőségünk van új termékek felvételére és meglévő termékek adatainak módosítására is.</w:t>
+      </w:r>
+    </w:p>
+    <w:p>
+      <w:r>
+        <w:t>Az alábbi adatokat adhatjuk meg:</w:t>
+      </w:r>
+    </w:p>
+    <w:p>
+      <w:pPr>
+        <w:pStyle w:val="ListParagraph"/>
+        <w:numPr>
+          <w:ilvl w:val="0"/>
+          <w:numId w:val="30"/>
+        </w:numPr>
+      </w:pPr>
+      <w:r>
+        <w:t>Terméknév (utólag nem módosítható)</w:t>
+      </w:r>
+    </w:p>
+    <w:p>
+      <w:pPr>
+        <w:pStyle w:val="ListParagraph"/>
+        <w:numPr>
+          <w:ilvl w:val="0"/>
+          <w:numId w:val="30"/>
+        </w:numPr>
+      </w:pPr>
+      <w:r>
+        <w:t>Készlet</w:t>
+      </w:r>
+    </w:p>
+    <w:p>
+      <w:pPr>
+        <w:pStyle w:val="ListParagraph"/>
+        <w:numPr>
+          <w:ilvl w:val="0"/>
+          <w:numId w:val="30"/>
+        </w:numPr>
+      </w:pPr>
+      <w:r>
+        <w:t>Cikkszám (utólag nem módosítható)</w:t>
+      </w:r>
+    </w:p>
+    <w:p>
+      <w:pPr>
+        <w:pStyle w:val="ListParagraph"/>
+        <w:numPr>
+          <w:ilvl w:val="0"/>
+          <w:numId w:val="30"/>
+        </w:numPr>
+      </w:pPr>
+      <w:r>
+        <w:t>Termék kiszerelése</w:t>
+      </w:r>
+    </w:p>
+    <w:p>
+      <w:pPr>
+        <w:pStyle w:val="ListParagraph"/>
+        <w:numPr>
+          <w:ilvl w:val="0"/>
+          <w:numId w:val="30"/>
+        </w:numPr>
+      </w:pPr>
+      <w:r>
+        <w:t>Minimum vásárlási mennyiség</w:t>
+      </w:r>
+    </w:p>
+    <w:p>
+      <w:pPr>
+        <w:pStyle w:val="ListParagraph"/>
+        <w:numPr>
+          <w:ilvl w:val="0"/>
+          <w:numId w:val="30"/>
+        </w:numPr>
+      </w:pPr>
+      <w:r>
+        <w:t>Leírás</w:t>
+      </w:r>
+    </w:p>
+    <w:p>
+      <w:pPr>
+        <w:pStyle w:val="ListParagraph"/>
+        <w:numPr>
+          <w:ilvl w:val="0"/>
+          <w:numId w:val="30"/>
+        </w:numPr>
+      </w:pPr>
+      <w:r>
+        <w:t>Ár (nettóban)</w:t>
+      </w:r>
+    </w:p>
+    <w:p>
+      <w:pPr>
+        <w:pStyle w:val="ListParagraph"/>
+        <w:numPr>
+          <w:ilvl w:val="0"/>
+          <w:numId w:val="30"/>
+        </w:numPr>
+      </w:pPr>
+      <w:r>
+        <w:t>Kategória</w:t>
+      </w:r>
+    </w:p>
+    <w:p>
+      <w:pPr>
+        <w:pStyle w:val="ListParagraph"/>
+        <w:numPr>
+          <w:ilvl w:val="0"/>
+          <w:numId w:val="30"/>
+        </w:numPr>
+      </w:pPr>
+      <w:r>
+        <w:t>Áfakulcs</w:t>
+      </w:r>
+    </w:p>
+    <w:p>
+      <w:r>
+        <w:t>A rendszer integritása miatt a termékek nem törölhetőek, és bizonyos adataik nem módosíthatóak.</w:t>
+      </w:r>
+    </w:p>
+    <w:p>
+      <w:pPr>
+        <w:pStyle w:val="Heading2"/>
+        <w:numPr>
+          <w:ilvl w:val="1"/>
+          <w:numId w:val="18"/>
+        </w:numPr>
+      </w:pPr>
+      <w:bookmarkStart w:id="44" w:name="_Toc227704610"/>
+      <w:r>
+        <w:t>Elküldött rendelések</w:t>
+      </w:r>
+      <w:bookmarkEnd w:id="44"/>
+    </w:p>
+    <w:p>
+      <w:r>
+        <w:t>Ezen az oldalon láthatóak az elküldött rendelések részletei és állapota.</w:t>
+      </w:r>
+      <w:r>
+        <w:t xml:space="preserve"> Amennyiben egy elküldött rendeléshez ki lett állítva a számla (és a sztornó számla) a megrendelést teljesítő fél által, a megrendelő cég számlakészítési jogosultsággal rendelkező felhasználói is letölthetik a kiállított számlát/számlákat.</w:t>
+      </w:r>
+    </w:p>
+    <w:p>
+      <w:pPr>
+        <w:pStyle w:val="Heading2"/>
+        <w:numPr>
+          <w:ilvl w:val="1"/>
+          <w:numId w:val="18"/>
+        </w:numPr>
+      </w:pPr>
+      <w:bookmarkStart w:id="45" w:name="_Toc227704611"/>
+      <w:r>
+        <w:t>Leadott rendelések</w:t>
+      </w:r>
+      <w:bookmarkEnd w:id="45"/>
+    </w:p>
+    <w:p>
+      <w:r>
+        <w:t>Ezen az oldalon láthatóak az elküldött rendelések részletei és állapota.</w:t>
+      </w:r>
+    </w:p>
+    <w:p>
+      <w:pPr>
+        <w:pStyle w:val="Heading2"/>
+        <w:numPr>
+          <w:ilvl w:val="1"/>
+          <w:numId w:val="18"/>
+        </w:numPr>
+      </w:pPr>
+      <w:bookmarkStart w:id="46" w:name="_Toc227704612"/>
+      <w:r>
+        <w:t>g</w:t>
+      </w:r>
+      <w:bookmarkEnd w:id="46"/>
+    </w:p>
+    <w:bookmarkEnd w:id="34"/>
+    <w:p>
+      <w:pPr>
+        <w:pStyle w:val="Heading1"/>
+        <w:numPr>
+          <w:ilvl w:val="0"/>
+          <w:numId w:val="18"/>
+        </w:numPr>
+        <w:rPr>
+          <w:sz w:val="27"/>
+          <w:szCs w:val="27"/>
+        </w:rPr>
+      </w:pPr>
+      <w:r>
+        <w:lastRenderedPageBreak/>
+        <w:t xml:space="preserve"> </w:t>
+      </w:r>
+      <w:r>
+        <w:t>Problémakezelés</w:t>
+      </w:r>
+    </w:p>
+    <w:p>
+      <w:pPr>
+        <w:pStyle w:val="Heading2"/>
+        <w:numPr>
+          <w:ilvl w:val="1"/>
+          <w:numId w:val="18"/>
+        </w:numPr>
+      </w:pPr>
+      <w:r>
+        <w:t>Elfelejtett felhasználónév vagy jelszó</w:t>
+      </w:r>
+    </w:p>
+    <w:p>
+      <w:proofErr w:type="spellStart"/>
+      <w:r>
+        <w:t>Elfelejett</w:t>
+      </w:r>
+      <w:proofErr w:type="spellEnd"/>
+      <w:r>
+        <w:t xml:space="preserve"> felhasználónév/jelszó nem rendszerkezelő felhasználók esetén:</w:t>
+      </w:r>
+      <w:r>
+        <w:br/>
+        <w:t>Forduljon a vállalata rendszerkezelő felhasználójához a probléma megoldásához.</w:t>
+      </w:r>
+    </w:p>
+    <w:p>
+      <w:r>
+        <w:t xml:space="preserve">Elfelejtett </w:t>
+      </w:r>
+      <w:r>
+        <w:t>felhasználónév/</w:t>
+      </w:r>
+      <w:r>
+        <w:t>jelszó rendszerkezelő felhasználók esetén:</w:t>
+      </w:r>
+      <w:r>
+        <w:br/>
+        <w:t>Vegye fel a kapcsolatot a RÉKA problémamegoldási csapatával emailben.</w:t>
+      </w:r>
+    </w:p>
+    <w:p>
+      <w:pPr>
+        <w:pStyle w:val="Heading2"/>
+        <w:numPr>
+          <w:ilvl w:val="1"/>
+          <w:numId w:val="18"/>
+        </w:numPr>
+      </w:pPr>
+      <w:r>
+        <w:t>Hibabejelentés</w:t>
+      </w:r>
+    </w:p>
+    <w:p>
+      <w:r>
+        <w:t>Amennyiben bármilyen problémát vagy rendellenes működést tapasztal a RÉKA-rendszer</w:t>
+      </w:r>
+      <w:r>
+        <w:t>ével kapcsolatban</w:t>
+      </w:r>
+      <w:r>
+        <w:t xml:space="preserve">, kérjük jelentse be a </w:t>
+      </w:r>
+      <w:r>
+        <w:t xml:space="preserve">felmerült </w:t>
+      </w:r>
+      <w:r>
+        <w:t xml:space="preserve">problémát a RÉKA hivatalos hibabejelentési csatornáján vagy értesítse </w:t>
+      </w:r>
+      <w:proofErr w:type="spellStart"/>
+      <w:r>
+        <w:t>cége</w:t>
+      </w:r>
+      <w:proofErr w:type="spellEnd"/>
+      <w:r>
+        <w:t xml:space="preserve"> adminisztrátorát a problémával kapcsolatban.</w:t>
+      </w:r>
+    </w:p>
+    <w:p>
+      <w:pPr>
+        <w:pStyle w:val="Heading2"/>
+        <w:numPr>
+          <w:ilvl w:val="1"/>
+          <w:numId w:val="18"/>
+        </w:numPr>
+      </w:pPr>
+      <w:r>
+        <w:t>Kapcsolatfelvétel</w:t>
+      </w:r>
+    </w:p>
+    <w:p>
+      <w:r>
+        <w:t>Amennyiben bármilyen felmerülő kérdése lenne a rendszerünk</w:t>
+      </w:r>
+      <w:r>
+        <w:t xml:space="preserve">kel </w:t>
+      </w:r>
+      <w:r>
+        <w:t>kapcsolatosan, kérjük vegye fel a kapcsolatot a RÉKA csapatával egyik hivatalos elérhetőségünkön</w:t>
+      </w:r>
+      <w:r>
+        <w:t xml:space="preserve"> vagy kérheti a vállalata rendszerkezelő felhasználójának segítségét is.</w:t>
+      </w:r>
+    </w:p>
+    <w:p>
+      <w:pPr>
+        <w:pStyle w:val="Heading2"/>
+        <w:numPr>
+          <w:ilvl w:val="1"/>
+          <w:numId w:val="18"/>
+        </w:numPr>
+      </w:pPr>
+      <w:proofErr w:type="spellStart"/>
+      <w:r>
+        <w:t>asd</w:t>
+      </w:r>
+      <w:proofErr w:type="spellEnd"/>
+    </w:p>
+    <w:p>
+      <w:pPr>
+        <w:pStyle w:val="Heading1"/>
+        <w:numPr>
+          <w:ilvl w:val="0"/>
+          <w:numId w:val="18"/>
+        </w:numPr>
+        <w:rPr>
+          <w:sz w:val="27"/>
+          <w:szCs w:val="27"/>
+        </w:rPr>
+      </w:pPr>
+      <w:r>
+        <w:lastRenderedPageBreak/>
+        <w:t>Számlakészítés</w:t>
+      </w:r>
+    </w:p>
+    <w:p>
+      <w:pPr>
+        <w:pStyle w:val="Heading2"/>
+        <w:numPr>
+          <w:ilvl w:val="1"/>
+          <w:numId w:val="18"/>
+        </w:numPr>
+      </w:pPr>
+      <w:r>
+        <w:t>Jogosultság bemutatása</w:t>
+      </w:r>
+    </w:p>
+    <w:p>
+      <w:r>
+        <w:t>A jogosultság lehetőséget ad a beérkezett és a leadott rendelések oldalakon található számlakészítési funkciók használatához.</w:t>
+      </w:r>
+    </w:p>
+    <w:p>
+      <w:pPr>
+        <w:pStyle w:val="Heading2"/>
+        <w:numPr>
+          <w:ilvl w:val="1"/>
+          <w:numId w:val="18"/>
+        </w:numPr>
+      </w:pPr>
+      <w:r>
+        <w:t>Beérkezett rendelések</w:t>
+      </w:r>
+    </w:p>
+    <w:p>
+      <w:r>
+        <w:t xml:space="preserve">Ezen az oldalon láthatóak a beérkezett rendelések részletei és állapota. </w:t>
+      </w:r>
+      <w:r>
+        <w:t>A teljesített státuszban lévő rendeléseknél a számlakészítésre jogosult felhasználók letölthetik a rendeléshez tartozó PDF formátumú elektronikus számlát, amit a rendszer állít ki automatikusan. A számla kiállítási dátuma a számla első letöltésének napja. Amennyiben a rendelés azután lett törölve, hogy a számla le lett generálva, egy sztornó számla is kiállításra kerül.</w:t>
+      </w:r>
+    </w:p>
+    <w:p>
+      <w:pPr>
+        <w:pStyle w:val="Heading2"/>
+        <w:numPr>
+          <w:ilvl w:val="1"/>
+          <w:numId w:val="18"/>
+        </w:numPr>
+      </w:pPr>
+      <w:r>
+        <w:t>Elküldött rendelések</w:t>
+      </w:r>
+    </w:p>
+    <w:p>
+      <w:r>
+        <w:t>Ezen az oldalon láthatóak az elküldött rendelések részletei és állapota.</w:t>
+      </w:r>
+      <w:r>
+        <w:t xml:space="preserve"> Amennyiben egy elküldött rendeléshez ki lett állítva a számla (és a sztornó számla) a megrendelést teljesítő fél által, a megrendelő cég számlakészítési jogosultsággal rendelkező felhasználói is letölthetik a kiállított számlát/számlákat.</w:t>
+      </w:r>
+    </w:p>
+    <w:p>
+      <w:pPr>
+        <w:pStyle w:val="Heading2"/>
+        <w:numPr>
+          <w:ilvl w:val="1"/>
+          <w:numId w:val="18"/>
+        </w:numPr>
+      </w:pPr>
+      <w:r>
+        <w:t>Leadott rendelések</w:t>
+      </w:r>
+    </w:p>
+    <w:p>
+      <w:r>
+        <w:t>Ezen az oldalon láthatóak az elküldött rendelések részletei és állapota.</w:t>
+      </w:r>
+    </w:p>
+    <w:p>
+      <w:pPr>
+        <w:pStyle w:val="Heading2"/>
+        <w:numPr>
+          <w:ilvl w:val="1"/>
+          <w:numId w:val="18"/>
+        </w:numPr>
+      </w:pPr>
+      <w:r>
+        <w:t>g</w:t>
+      </w:r>
     </w:p>
     <w:p>
       <w:pPr>
@@ -2681,7 +6225,7 @@
 </file>
 
 <file path=word/endnotes.xml><?xml version="1.0" encoding="utf-8"?>
-<w:endnotes xmlns:wpc="http://schemas.microsoft.com/office/word/2010/wordprocessingCanvas" xmlns:cx="http://schemas.microsoft.com/office/drawing/2014/chartex" xmlns:cx1="http://schemas.microsoft.com/office/drawing/2015/9/8/chartex" xmlns:cx2="http://schemas.microsoft.com/office/drawing/2015/10/21/chartex" xmlns:cx3="http://schemas.microsoft.com/office/drawing/2016/5/9/chartex" xmlns:cx4="http://schemas.microsoft.com/office/drawing/2016/5/10/chartex" xmlns:cx5="http://schemas.microsoft.com/office/drawing/2016/5/11/chartex" xmlns:cx6="http://schemas.microsoft.com/office/drawing/2016/5/12/chartex" xmlns:cx7="http://schemas.microsoft.com/office/drawing/2016/5/13/chartex" xmlns:cx8="http://schemas.microsoft.com/office/drawing/2016/5/14/chartex" xmlns:mc="http://schemas.openxmlformats.org/markup-compatibility/2006" xmlns:aink="http://schemas.microsoft.com/office/drawing/2016/ink" xmlns:am3d="http://schemas.microsoft.com/office/drawing/2017/model3d" xmlns:o="urn:schemas-microsoft-com:office:office" xmlns:r="http://schemas.openxmlformats.org/officeDocument/2006/relationships" xmlns:m="http://schemas.openxmlformats.org/officeDocument/2006/math" xmlns:v="urn:schemas-microsoft-com:vml" xmlns:wp14="http://schemas.microsoft.com/office/word/2010/wordprocessingDrawing" xmlns:wp="http://schemas.openxmlformats.org/drawingml/2006/wordprocessingDrawing" xmlns:w10="urn:schemas-microsoft-com:office:word" xmlns:w="http://schemas.openxmlformats.org/wordprocessingml/2006/main" xmlns:w14="http://schemas.microsoft.com/office/word/2010/wordml" xmlns:w15="http://schemas.microsoft.com/office/word/2012/wordml" xmlns:w16cex="http://schemas.microsoft.com/office/word/2018/wordml/cex" xmlns:w16cid="http://schemas.microsoft.com/office/word/2016/wordml/cid" xmlns:w16="http://schemas.microsoft.com/office/word/2018/wordml" xmlns:w16sdtdh="http://schemas.microsoft.com/office/word/2020/wordml/sdtdatahash" xmlns:w16se="http://schemas.microsoft.com/office/word/2015/wordml/symex" xmlns:wpg="http://schemas.microsoft.com/office/word/2010/wordprocessingGroup" xmlns:wpi="http://schemas.microsoft.com/office/word/2010/wordprocessingInk" xmlns:wne="http://schemas.microsoft.com/office/word/2006/wordml" xmlns:wps="http://schemas.microsoft.com/office/word/2010/wordprocessingShape" mc:Ignorable="w14 w15 w16se w16cid w16 w16cex w16sdtdh wp14">
+<w:endnotes xmlns:wpc="http://schemas.microsoft.com/office/word/2010/wordprocessingCanvas" xmlns:cx="http://schemas.microsoft.com/office/drawing/2014/chartex" xmlns:cx1="http://schemas.microsoft.com/office/drawing/2015/9/8/chartex" xmlns:cx2="http://schemas.microsoft.com/office/drawing/2015/10/21/chartex" xmlns:cx3="http://schemas.microsoft.com/office/drawing/2016/5/9/chartex" xmlns:cx4="http://schemas.microsoft.com/office/drawing/2016/5/10/chartex" xmlns:cx5="http://schemas.microsoft.com/office/drawing/2016/5/11/chartex" xmlns:cx6="http://schemas.microsoft.com/office/drawing/2016/5/12/chartex" xmlns:cx7="http://schemas.microsoft.com/office/drawing/2016/5/13/chartex" xmlns:cx8="http://schemas.microsoft.com/office/drawing/2016/5/14/chartex" xmlns:mc="http://schemas.openxmlformats.org/markup-compatibility/2006" xmlns:aink="http://schemas.microsoft.com/office/drawing/2016/ink" xmlns:am3d="http://schemas.microsoft.com/office/drawing/2017/model3d" xmlns:o="urn:schemas-microsoft-com:office:office" xmlns:oel="http://schemas.microsoft.com/office/2019/extlst" xmlns:r="http://schemas.openxmlformats.org/officeDocument/2006/relationships" xmlns:m="http://schemas.openxmlformats.org/officeDocument/2006/math" xmlns:v="urn:schemas-microsoft-com:vml" xmlns:wp14="http://schemas.microsoft.com/office/word/2010/wordprocessingDrawing" xmlns:wp="http://schemas.openxmlformats.org/drawingml/2006/wordprocessingDrawing" xmlns:w10="urn:schemas-microsoft-com:office:word" xmlns:w="http://schemas.openxmlformats.org/wordprocessingml/2006/main" xmlns:w14="http://schemas.microsoft.com/office/word/2010/wordml" xmlns:w15="http://schemas.microsoft.com/office/word/2012/wordml" xmlns:w16cex="http://schemas.microsoft.com/office/word/2018/wordml/cex" xmlns:w16cid="http://schemas.microsoft.com/office/word/2016/wordml/cid" xmlns:w16="http://schemas.microsoft.com/office/word/2018/wordml" xmlns:w16du="http://schemas.microsoft.com/office/word/2023/wordml/word16du" xmlns:w16sdtdh="http://schemas.microsoft.com/office/word/2020/wordml/sdtdatahash" xmlns:w16sdtfl="http://schemas.microsoft.com/office/word/2024/wordml/sdtformatlock" xmlns:w16se="http://schemas.microsoft.com/office/word/2015/wordml/symex" xmlns:wpg="http://schemas.microsoft.com/office/word/2010/wordprocessingGroup" xmlns:wpi="http://schemas.microsoft.com/office/word/2010/wordprocessingInk" xmlns:wne="http://schemas.microsoft.com/office/word/2006/wordml" xmlns:wps="http://schemas.microsoft.com/office/word/2010/wordprocessingShape" mc:Ignorable="w14 w15 w16se w16cid w16 w16cex w16sdtdh w16sdtfl w16du wp14">
   <w:endnote w:type="separator" w:id="-1">
     <w:p>
       <w:pPr>
@@ -2706,7 +6250,7 @@
 </file>
 
 <file path=word/footer1.xml><?xml version="1.0" encoding="utf-8"?>
-<w:ftr xmlns:wpc="http://schemas.microsoft.com/office/word/2010/wordprocessingCanvas" xmlns:cx="http://schemas.microsoft.com/office/drawing/2014/chartex" xmlns:cx1="http://schemas.microsoft.com/office/drawing/2015/9/8/chartex" xmlns:cx2="http://schemas.microsoft.com/office/drawing/2015/10/21/chartex" xmlns:cx3="http://schemas.microsoft.com/office/drawing/2016/5/9/chartex" xmlns:cx4="http://schemas.microsoft.com/office/drawing/2016/5/10/chartex" xmlns:cx5="http://schemas.microsoft.com/office/drawing/2016/5/11/chartex" xmlns:cx6="http://schemas.microsoft.com/office/drawing/2016/5/12/chartex" xmlns:cx7="http://schemas.microsoft.com/office/drawing/2016/5/13/chartex" xmlns:cx8="http://schemas.microsoft.com/office/drawing/2016/5/14/chartex" xmlns:mc="http://schemas.openxmlformats.org/markup-compatibility/2006" xmlns:aink="http://schemas.microsoft.com/office/drawing/2016/ink" xmlns:am3d="http://schemas.microsoft.com/office/drawing/2017/model3d" xmlns:o="urn:schemas-microsoft-com:office:office" xmlns:r="http://schemas.openxmlformats.org/officeDocument/2006/relationships" xmlns:m="http://schemas.openxmlformats.org/officeDocument/2006/math" xmlns:v="urn:schemas-microsoft-com:vml" xmlns:wp14="http://schemas.microsoft.com/office/word/2010/wordprocessingDrawing" xmlns:wp="http://schemas.openxmlformats.org/drawingml/2006/wordprocessingDrawing" xmlns:w10="urn:schemas-microsoft-com:office:word" xmlns:w="http://schemas.openxmlformats.org/wordprocessingml/2006/main" xmlns:w14="http://schemas.microsoft.com/office/word/2010/wordml" xmlns:w15="http://schemas.microsoft.com/office/word/2012/wordml" xmlns:w16cex="http://schemas.microsoft.com/office/word/2018/wordml/cex" xmlns:w16cid="http://schemas.microsoft.com/office/word/2016/wordml/cid" xmlns:w16="http://schemas.microsoft.com/office/word/2018/wordml" xmlns:w16sdtdh="http://schemas.microsoft.com/office/word/2020/wordml/sdtdatahash" xmlns:w16se="http://schemas.microsoft.com/office/word/2015/wordml/symex" xmlns:wpg="http://schemas.microsoft.com/office/word/2010/wordprocessingGroup" xmlns:wpi="http://schemas.microsoft.com/office/word/2010/wordprocessingInk" xmlns:wne="http://schemas.microsoft.com/office/word/2006/wordml" xmlns:wps="http://schemas.microsoft.com/office/word/2010/wordprocessingShape" mc:Ignorable="w14 w15 w16se w16cid w16 w16cex w16sdtdh wp14">
+<w:ftr xmlns:wpc="http://schemas.microsoft.com/office/word/2010/wordprocessingCanvas" xmlns:cx="http://schemas.microsoft.com/office/drawing/2014/chartex" xmlns:cx1="http://schemas.microsoft.com/office/drawing/2015/9/8/chartex" xmlns:cx2="http://schemas.microsoft.com/office/drawing/2015/10/21/chartex" xmlns:cx3="http://schemas.microsoft.com/office/drawing/2016/5/9/chartex" xmlns:cx4="http://schemas.microsoft.com/office/drawing/2016/5/10/chartex" xmlns:cx5="http://schemas.microsoft.com/office/drawing/2016/5/11/chartex" xmlns:cx6="http://schemas.microsoft.com/office/drawing/2016/5/12/chartex" xmlns:cx7="http://schemas.microsoft.com/office/drawing/2016/5/13/chartex" xmlns:cx8="http://schemas.microsoft.com/office/drawing/2016/5/14/chartex" xmlns:mc="http://schemas.openxmlformats.org/markup-compatibility/2006" xmlns:aink="http://schemas.microsoft.com/office/drawing/2016/ink" xmlns:am3d="http://schemas.microsoft.com/office/drawing/2017/model3d" xmlns:o="urn:schemas-microsoft-com:office:office" xmlns:oel="http://schemas.microsoft.com/office/2019/extlst" xmlns:r="http://schemas.openxmlformats.org/officeDocument/2006/relationships" xmlns:m="http://schemas.openxmlformats.org/officeDocument/2006/math" xmlns:v="urn:schemas-microsoft-com:vml" xmlns:wp14="http://schemas.microsoft.com/office/word/2010/wordprocessingDrawing" xmlns:wp="http://schemas.openxmlformats.org/drawingml/2006/wordprocessingDrawing" xmlns:w10="urn:schemas-microsoft-com:office:word" xmlns:w="http://schemas.openxmlformats.org/wordprocessingml/2006/main" xmlns:w14="http://schemas.microsoft.com/office/word/2010/wordml" xmlns:w15="http://schemas.microsoft.com/office/word/2012/wordml" xmlns:w16cex="http://schemas.microsoft.com/office/word/2018/wordml/cex" xmlns:w16cid="http://schemas.microsoft.com/office/word/2016/wordml/cid" xmlns:w16="http://schemas.microsoft.com/office/word/2018/wordml" xmlns:w16du="http://schemas.microsoft.com/office/word/2023/wordml/word16du" xmlns:w16sdtdh="http://schemas.microsoft.com/office/word/2020/wordml/sdtdatahash" xmlns:w16sdtfl="http://schemas.microsoft.com/office/word/2024/wordml/sdtformatlock" xmlns:w16se="http://schemas.microsoft.com/office/word/2015/wordml/symex" xmlns:wpg="http://schemas.microsoft.com/office/word/2010/wordprocessingGroup" xmlns:wpi="http://schemas.microsoft.com/office/word/2010/wordprocessingInk" xmlns:wne="http://schemas.microsoft.com/office/word/2006/wordml" xmlns:wps="http://schemas.microsoft.com/office/word/2010/wordprocessingShape" mc:Ignorable="w14 w15 w16se w16cid w16 w16cex w16sdtdh w16sdtfl w16du wp14">
   <w:sdt>
     <w:sdtPr>
       <w:id w:val="-484398938"/>
@@ -2724,7 +6268,7 @@
     <w:sdtContent>
       <w:p>
         <w:pPr>
-          <w:pStyle w:val="llb"/>
+          <w:pStyle w:val="Footer"/>
           <w:pBdr>
             <w:top w:val="single" w:sz="6" w:space="1" w:color="auto"/>
           </w:pBdr>
@@ -2810,7 +6354,7 @@
 </file>
 
 <file path=word/footnotes.xml><?xml version="1.0" encoding="utf-8"?>
-<w:footnotes xmlns:wpc="http://schemas.microsoft.com/office/word/2010/wordprocessingCanvas" xmlns:cx="http://schemas.microsoft.com/office/drawing/2014/chartex" xmlns:cx1="http://schemas.microsoft.com/office/drawing/2015/9/8/chartex" xmlns:cx2="http://schemas.microsoft.com/office/drawing/2015/10/21/chartex" xmlns:cx3="http://schemas.microsoft.com/office/drawing/2016/5/9/chartex" xmlns:cx4="http://schemas.microsoft.com/office/drawing/2016/5/10/chartex" xmlns:cx5="http://schemas.microsoft.com/office/drawing/2016/5/11/chartex" xmlns:cx6="http://schemas.microsoft.com/office/drawing/2016/5/12/chartex" xmlns:cx7="http://schemas.microsoft.com/office/drawing/2016/5/13/chartex" xmlns:cx8="http://schemas.microsoft.com/office/drawing/2016/5/14/chartex" xmlns:mc="http://schemas.openxmlformats.org/markup-compatibility/2006" xmlns:aink="http://schemas.microsoft.com/office/drawing/2016/ink" xmlns:am3d="http://schemas.microsoft.com/office/drawing/2017/model3d" xmlns:o="urn:schemas-microsoft-com:office:office" xmlns:r="http://schemas.openxmlformats.org/officeDocument/2006/relationships" xmlns:m="http://schemas.openxmlformats.org/officeDocument/2006/math" xmlns:v="urn:schemas-microsoft-com:vml" xmlns:wp14="http://schemas.microsoft.com/office/word/2010/wordprocessingDrawing" xmlns:wp="http://schemas.openxmlformats.org/drawingml/2006/wordprocessingDrawing" xmlns:w10="urn:schemas-microsoft-com:office:word" xmlns:w="http://schemas.openxmlformats.org/wordprocessingml/2006/main" xmlns:w14="http://schemas.microsoft.com/office/word/2010/wordml" xmlns:w15="http://schemas.microsoft.com/office/word/2012/wordml" xmlns:w16cex="http://schemas.microsoft.com/office/word/2018/wordml/cex" xmlns:w16cid="http://schemas.microsoft.com/office/word/2016/wordml/cid" xmlns:w16="http://schemas.microsoft.com/office/word/2018/wordml" xmlns:w16sdtdh="http://schemas.microsoft.com/office/word/2020/wordml/sdtdatahash" xmlns:w16se="http://schemas.microsoft.com/office/word/2015/wordml/symex" xmlns:wpg="http://schemas.microsoft.com/office/word/2010/wordprocessingGroup" xmlns:wpi="http://schemas.microsoft.com/office/word/2010/wordprocessingInk" xmlns:wne="http://schemas.microsoft.com/office/word/2006/wordml" xmlns:wps="http://schemas.microsoft.com/office/word/2010/wordprocessingShape" mc:Ignorable="w14 w15 w16se w16cid w16 w16cex w16sdtdh wp14">
+<w:footnotes xmlns:wpc="http://schemas.microsoft.com/office/word/2010/wordprocessingCanvas" xmlns:cx="http://schemas.microsoft.com/office/drawing/2014/chartex" xmlns:cx1="http://schemas.microsoft.com/office/drawing/2015/9/8/chartex" xmlns:cx2="http://schemas.microsoft.com/office/drawing/2015/10/21/chartex" xmlns:cx3="http://schemas.microsoft.com/office/drawing/2016/5/9/chartex" xmlns:cx4="http://schemas.microsoft.com/office/drawing/2016/5/10/chartex" xmlns:cx5="http://schemas.microsoft.com/office/drawing/2016/5/11/chartex" xmlns:cx6="http://schemas.microsoft.com/office/drawing/2016/5/12/chartex" xmlns:cx7="http://schemas.microsoft.com/office/drawing/2016/5/13/chartex" xmlns:cx8="http://schemas.microsoft.com/office/drawing/2016/5/14/chartex" xmlns:mc="http://schemas.openxmlformats.org/markup-compatibility/2006" xmlns:aink="http://schemas.microsoft.com/office/drawing/2016/ink" xmlns:am3d="http://schemas.microsoft.com/office/drawing/2017/model3d" xmlns:o="urn:schemas-microsoft-com:office:office" xmlns:oel="http://schemas.microsoft.com/office/2019/extlst" xmlns:r="http://schemas.openxmlformats.org/officeDocument/2006/relationships" xmlns:m="http://schemas.openxmlformats.org/officeDocument/2006/math" xmlns:v="urn:schemas-microsoft-com:vml" xmlns:wp14="http://schemas.microsoft.com/office/word/2010/wordprocessingDrawing" xmlns:wp="http://schemas.openxmlformats.org/drawingml/2006/wordprocessingDrawing" xmlns:w10="urn:schemas-microsoft-com:office:word" xmlns:w="http://schemas.openxmlformats.org/wordprocessingml/2006/main" xmlns:w14="http://schemas.microsoft.com/office/word/2010/wordml" xmlns:w15="http://schemas.microsoft.com/office/word/2012/wordml" xmlns:w16cex="http://schemas.microsoft.com/office/word/2018/wordml/cex" xmlns:w16cid="http://schemas.microsoft.com/office/word/2016/wordml/cid" xmlns:w16="http://schemas.microsoft.com/office/word/2018/wordml" xmlns:w16du="http://schemas.microsoft.com/office/word/2023/wordml/word16du" xmlns:w16sdtdh="http://schemas.microsoft.com/office/word/2020/wordml/sdtdatahash" xmlns:w16sdtfl="http://schemas.microsoft.com/office/word/2024/wordml/sdtformatlock" xmlns:w16se="http://schemas.microsoft.com/office/word/2015/wordml/symex" xmlns:wpg="http://schemas.microsoft.com/office/word/2010/wordprocessingGroup" xmlns:wpi="http://schemas.microsoft.com/office/word/2010/wordprocessingInk" xmlns:wne="http://schemas.microsoft.com/office/word/2006/wordml" xmlns:wps="http://schemas.microsoft.com/office/word/2010/wordprocessingShape" mc:Ignorable="w14 w15 w16se w16cid w16 w16cex w16sdtdh w16sdtfl w16du wp14">
   <w:footnote w:type="separator" w:id="-1">
     <w:p>
       <w:pPr>
@@ -2835,7 +6379,7 @@
 </file>
 
 <file path=word/header1.xml><?xml version="1.0" encoding="utf-8"?>
-<w:hdr xmlns:wpc="http://schemas.microsoft.com/office/word/2010/wordprocessingCanvas" xmlns:cx="http://schemas.microsoft.com/office/drawing/2014/chartex" xmlns:cx1="http://schemas.microsoft.com/office/drawing/2015/9/8/chartex" xmlns:cx2="http://schemas.microsoft.com/office/drawing/2015/10/21/chartex" xmlns:cx3="http://schemas.microsoft.com/office/drawing/2016/5/9/chartex" xmlns:cx4="http://schemas.microsoft.com/office/drawing/2016/5/10/chartex" xmlns:cx5="http://schemas.microsoft.com/office/drawing/2016/5/11/chartex" xmlns:cx6="http://schemas.microsoft.com/office/drawing/2016/5/12/chartex" xmlns:cx7="http://schemas.microsoft.com/office/drawing/2016/5/13/chartex" xmlns:cx8="http://schemas.microsoft.com/office/drawing/2016/5/14/chartex" xmlns:mc="http://schemas.openxmlformats.org/markup-compatibility/2006" xmlns:aink="http://schemas.microsoft.com/office/drawing/2016/ink" xmlns:am3d="http://schemas.microsoft.com/office/drawing/2017/model3d" xmlns:o="urn:schemas-microsoft-com:office:office" xmlns:r="http://schemas.openxmlformats.org/officeDocument/2006/relationships" xmlns:m="http://schemas.openxmlformats.org/officeDocument/2006/math" xmlns:v="urn:schemas-microsoft-com:vml" xmlns:wp14="http://schemas.microsoft.com/office/word/2010/wordprocessingDrawing" xmlns:wp="http://schemas.openxmlformats.org/drawingml/2006/wordprocessingDrawing" xmlns:w10="urn:schemas-microsoft-com:office:word" xmlns:w="http://schemas.openxmlformats.org/wordprocessingml/2006/main" xmlns:w14="http://schemas.microsoft.com/office/word/2010/wordml" xmlns:w15="http://schemas.microsoft.com/office/word/2012/wordml" xmlns:w16cex="http://schemas.microsoft.com/office/word/2018/wordml/cex" xmlns:w16cid="http://schemas.microsoft.com/office/word/2016/wordml/cid" xmlns:w16="http://schemas.microsoft.com/office/word/2018/wordml" xmlns:w16sdtdh="http://schemas.microsoft.com/office/word/2020/wordml/sdtdatahash" xmlns:w16se="http://schemas.microsoft.com/office/word/2015/wordml/symex" xmlns:wpg="http://schemas.microsoft.com/office/word/2010/wordprocessingGroup" xmlns:wpi="http://schemas.microsoft.com/office/word/2010/wordprocessingInk" xmlns:wne="http://schemas.microsoft.com/office/word/2006/wordml" xmlns:wps="http://schemas.microsoft.com/office/word/2010/wordprocessingShape" mc:Ignorable="w14 w15 w16se w16cid w16 w16cex w16sdtdh wp14">
+<w:hdr xmlns:wpc="http://schemas.microsoft.com/office/word/2010/wordprocessingCanvas" xmlns:cx="http://schemas.microsoft.com/office/drawing/2014/chartex" xmlns:cx1="http://schemas.microsoft.com/office/drawing/2015/9/8/chartex" xmlns:cx2="http://schemas.microsoft.com/office/drawing/2015/10/21/chartex" xmlns:cx3="http://schemas.microsoft.com/office/drawing/2016/5/9/chartex" xmlns:cx4="http://schemas.microsoft.com/office/drawing/2016/5/10/chartex" xmlns:cx5="http://schemas.microsoft.com/office/drawing/2016/5/11/chartex" xmlns:cx6="http://schemas.microsoft.com/office/drawing/2016/5/12/chartex" xmlns:cx7="http://schemas.microsoft.com/office/drawing/2016/5/13/chartex" xmlns:cx8="http://schemas.microsoft.com/office/drawing/2016/5/14/chartex" xmlns:mc="http://schemas.openxmlformats.org/markup-compatibility/2006" xmlns:aink="http://schemas.microsoft.com/office/drawing/2016/ink" xmlns:am3d="http://schemas.microsoft.com/office/drawing/2017/model3d" xmlns:o="urn:schemas-microsoft-com:office:office" xmlns:oel="http://schemas.microsoft.com/office/2019/extlst" xmlns:r="http://schemas.openxmlformats.org/officeDocument/2006/relationships" xmlns:m="http://schemas.openxmlformats.org/officeDocument/2006/math" xmlns:v="urn:schemas-microsoft-com:vml" xmlns:wp14="http://schemas.microsoft.com/office/word/2010/wordprocessingDrawing" xmlns:wp="http://schemas.openxmlformats.org/drawingml/2006/wordprocessingDrawing" xmlns:w10="urn:schemas-microsoft-com:office:word" xmlns:w="http://schemas.openxmlformats.org/wordprocessingml/2006/main" xmlns:w14="http://schemas.microsoft.com/office/word/2010/wordml" xmlns:w15="http://schemas.microsoft.com/office/word/2012/wordml" xmlns:w16cex="http://schemas.microsoft.com/office/word/2018/wordml/cex" xmlns:w16cid="http://schemas.microsoft.com/office/word/2016/wordml/cid" xmlns:w16="http://schemas.microsoft.com/office/word/2018/wordml" xmlns:w16du="http://schemas.microsoft.com/office/word/2023/wordml/word16du" xmlns:w16sdtdh="http://schemas.microsoft.com/office/word/2020/wordml/sdtdatahash" xmlns:w16sdtfl="http://schemas.microsoft.com/office/word/2024/wordml/sdtformatlock" xmlns:w16se="http://schemas.microsoft.com/office/word/2015/wordml/symex" xmlns:wpg="http://schemas.microsoft.com/office/word/2010/wordprocessingGroup" xmlns:wpi="http://schemas.microsoft.com/office/word/2010/wordprocessingInk" xmlns:wne="http://schemas.microsoft.com/office/word/2006/wordml" xmlns:wps="http://schemas.microsoft.com/office/word/2010/wordprocessingShape" mc:Ignorable="w14 w15 w16se w16cid w16 w16cex w16sdtdh w16sdtfl w16du wp14">
   <w:p>
     <w:pPr>
       <w:pBdr>
@@ -2957,7 +6501,7 @@
 </file>
 
 <file path=word/numbering.xml><?xml version="1.0" encoding="utf-8"?>
-<w:numbering xmlns:wpc="http://schemas.microsoft.com/office/word/2010/wordprocessingCanvas" xmlns:cx="http://schemas.microsoft.com/office/drawing/2014/chartex" xmlns:cx1="http://schemas.microsoft.com/office/drawing/2015/9/8/chartex" xmlns:cx2="http://schemas.microsoft.com/office/drawing/2015/10/21/chartex" xmlns:cx3="http://schemas.microsoft.com/office/drawing/2016/5/9/chartex" xmlns:cx4="http://schemas.microsoft.com/office/drawing/2016/5/10/chartex" xmlns:cx5="http://schemas.microsoft.com/office/drawing/2016/5/11/chartex" xmlns:cx6="http://schemas.microsoft.com/office/drawing/2016/5/12/chartex" xmlns:cx7="http://schemas.microsoft.com/office/drawing/2016/5/13/chartex" xmlns:cx8="http://schemas.microsoft.com/office/drawing/2016/5/14/chartex" xmlns:mc="http://schemas.openxmlformats.org/markup-compatibility/2006" xmlns:aink="http://schemas.microsoft.com/office/drawing/2016/ink" xmlns:am3d="http://schemas.microsoft.com/office/drawing/2017/model3d" xmlns:o="urn:schemas-microsoft-com:office:office" xmlns:r="http://schemas.openxmlformats.org/officeDocument/2006/relationships" xmlns:m="http://schemas.openxmlformats.org/officeDocument/2006/math" xmlns:v="urn:schemas-microsoft-com:vml" xmlns:wp14="http://schemas.microsoft.com/office/word/2010/wordprocessingDrawing" xmlns:wp="http://schemas.openxmlformats.org/drawingml/2006/wordprocessingDrawing" xmlns:w10="urn:schemas-microsoft-com:office:word" xmlns:w="http://schemas.openxmlformats.org/wordprocessingml/2006/main" xmlns:w14="http://schemas.microsoft.com/office/word/2010/wordml" xmlns:w15="http://schemas.microsoft.com/office/word/2012/wordml" xmlns:w16cex="http://schemas.microsoft.com/office/word/2018/wordml/cex" xmlns:w16cid="http://schemas.microsoft.com/office/word/2016/wordml/cid" xmlns:w16="http://schemas.microsoft.com/office/word/2018/wordml" xmlns:w16sdtdh="http://schemas.microsoft.com/office/word/2020/wordml/sdtdatahash" xmlns:w16se="http://schemas.microsoft.com/office/word/2015/wordml/symex" xmlns:wpg="http://schemas.microsoft.com/office/word/2010/wordprocessingGroup" xmlns:wpi="http://schemas.microsoft.com/office/word/2010/wordprocessingInk" xmlns:wne="http://schemas.microsoft.com/office/word/2006/wordml" xmlns:wps="http://schemas.microsoft.com/office/word/2010/wordprocessingShape" mc:Ignorable="w14 w15 w16se w16cid w16 w16cex w16sdtdh wp14">
+<w:numbering xmlns:wpc="http://schemas.microsoft.com/office/word/2010/wordprocessingCanvas" xmlns:cx="http://schemas.microsoft.com/office/drawing/2014/chartex" xmlns:cx1="http://schemas.microsoft.com/office/drawing/2015/9/8/chartex" xmlns:cx2="http://schemas.microsoft.com/office/drawing/2015/10/21/chartex" xmlns:cx3="http://schemas.microsoft.com/office/drawing/2016/5/9/chartex" xmlns:cx4="http://schemas.microsoft.com/office/drawing/2016/5/10/chartex" xmlns:cx5="http://schemas.microsoft.com/office/drawing/2016/5/11/chartex" xmlns:cx6="http://schemas.microsoft.com/office/drawing/2016/5/12/chartex" xmlns:cx7="http://schemas.microsoft.com/office/drawing/2016/5/13/chartex" xmlns:cx8="http://schemas.microsoft.com/office/drawing/2016/5/14/chartex" xmlns:mc="http://schemas.openxmlformats.org/markup-compatibility/2006" xmlns:aink="http://schemas.microsoft.com/office/drawing/2016/ink" xmlns:am3d="http://schemas.microsoft.com/office/drawing/2017/model3d" xmlns:o="urn:schemas-microsoft-com:office:office" xmlns:oel="http://schemas.microsoft.com/office/2019/extlst" xmlns:r="http://schemas.openxmlformats.org/officeDocument/2006/relationships" xmlns:m="http://schemas.openxmlformats.org/officeDocument/2006/math" xmlns:v="urn:schemas-microsoft-com:vml" xmlns:wp14="http://schemas.microsoft.com/office/word/2010/wordprocessingDrawing" xmlns:wp="http://schemas.openxmlformats.org/drawingml/2006/wordprocessingDrawing" xmlns:w10="urn:schemas-microsoft-com:office:word" xmlns:w="http://schemas.openxmlformats.org/wordprocessingml/2006/main" xmlns:w14="http://schemas.microsoft.com/office/word/2010/wordml" xmlns:w15="http://schemas.microsoft.com/office/word/2012/wordml" xmlns:w16cex="http://schemas.microsoft.com/office/word/2018/wordml/cex" xmlns:w16cid="http://schemas.microsoft.com/office/word/2016/wordml/cid" xmlns:w16="http://schemas.microsoft.com/office/word/2018/wordml" xmlns:w16du="http://schemas.microsoft.com/office/word/2023/wordml/word16du" xmlns:w16sdtdh="http://schemas.microsoft.com/office/word/2020/wordml/sdtdatahash" xmlns:w16sdtfl="http://schemas.microsoft.com/office/word/2024/wordml/sdtformatlock" xmlns:w16se="http://schemas.microsoft.com/office/word/2015/wordml/symex" xmlns:wpg="http://schemas.microsoft.com/office/word/2010/wordprocessingGroup" xmlns:wpi="http://schemas.microsoft.com/office/word/2010/wordprocessingInk" xmlns:wne="http://schemas.microsoft.com/office/word/2006/wordml" xmlns:wps="http://schemas.microsoft.com/office/word/2010/wordprocessingShape" mc:Ignorable="w14 w15 w16se w16cid w16 w16cex w16sdtdh w16sdtfl w16du wp14">
   <w:numPicBullet w:numPicBulletId="0">
     <w:pict>
       <v:shapetype id="_x0000_t75" coordsize="21600,21600" o:spt="75" o:preferrelative="t" path="m@4@5l@4@11@9@11@9@5xe" filled="f" stroked="f">
@@ -2979,7 +6523,7 @@
         <v:path o:extrusionok="f" gradientshapeok="t" o:connecttype="rect"/>
         <o:lock v:ext="edit" aspectratio="t"/>
       </v:shapetype>
-      <v:shape id="_x0000_i1073" type="#_x0000_t75" style="width:159.75pt;height:173.25pt" o:bullet="t">
+      <v:shape id="_x0000_i1025" type="#_x0000_t75" style="width:159.7pt;height:173.25pt" o:bullet="t">
         <v:imagedata r:id="rId1" o:title="reka_symbol_alt"/>
       </v:shape>
     </w:pict>
@@ -3211,11 +6755,11 @@
     <w:lvl w:ilvl="0" w:tplc="0E60F622">
       <w:start w:val="1"/>
       <w:numFmt w:val="decimal"/>
-      <w:pStyle w:val="Cmsor2"/>
+      <w:pStyle w:val="Heading2"/>
       <w:lvlText w:val="%1.1."/>
       <w:lvlJc w:val="left"/>
       <w:pPr>
-        <w:ind w:left="720" w:hanging="360"/>
+        <w:ind w:left="722" w:hanging="360"/>
       </w:pPr>
       <w:rPr>
         <w:rFonts w:hint="default"/>
@@ -3227,7 +6771,7 @@
       <w:lvlText w:val="%2."/>
       <w:lvlJc w:val="left"/>
       <w:pPr>
-        <w:ind w:left="1440" w:hanging="360"/>
+        <w:ind w:left="1442" w:hanging="360"/>
       </w:pPr>
     </w:lvl>
     <w:lvl w:ilvl="2" w:tplc="040E001B" w:tentative="1">
@@ -3236,7 +6780,7 @@
       <w:lvlText w:val="%3."/>
       <w:lvlJc w:val="right"/>
       <w:pPr>
-        <w:ind w:left="2160" w:hanging="180"/>
+        <w:ind w:left="2162" w:hanging="180"/>
       </w:pPr>
     </w:lvl>
     <w:lvl w:ilvl="3" w:tplc="040E000F" w:tentative="1">
@@ -3245,7 +6789,7 @@
       <w:lvlText w:val="%4."/>
       <w:lvlJc w:val="left"/>
       <w:pPr>
-        <w:ind w:left="2880" w:hanging="360"/>
+        <w:ind w:left="2882" w:hanging="360"/>
       </w:pPr>
     </w:lvl>
     <w:lvl w:ilvl="4" w:tplc="040E0019" w:tentative="1">
@@ -3254,7 +6798,7 @@
       <w:lvlText w:val="%5."/>
       <w:lvlJc w:val="left"/>
       <w:pPr>
-        <w:ind w:left="3600" w:hanging="360"/>
+        <w:ind w:left="3602" w:hanging="360"/>
       </w:pPr>
     </w:lvl>
     <w:lvl w:ilvl="5" w:tplc="040E001B" w:tentative="1">
@@ -3263,7 +6807,7 @@
       <w:lvlText w:val="%6."/>
       <w:lvlJc w:val="right"/>
       <w:pPr>
-        <w:ind w:left="4320" w:hanging="180"/>
+        <w:ind w:left="4322" w:hanging="180"/>
       </w:pPr>
     </w:lvl>
     <w:lvl w:ilvl="6" w:tplc="040E000F" w:tentative="1">
@@ -3272,7 +6816,7 @@
       <w:lvlText w:val="%7."/>
       <w:lvlJc w:val="left"/>
       <w:pPr>
-        <w:ind w:left="5040" w:hanging="360"/>
+        <w:ind w:left="5042" w:hanging="360"/>
       </w:pPr>
     </w:lvl>
     <w:lvl w:ilvl="7" w:tplc="040E0019" w:tentative="1">
@@ -3281,7 +6825,7 @@
       <w:lvlText w:val="%8."/>
       <w:lvlJc w:val="left"/>
       <w:pPr>
-        <w:ind w:left="5760" w:hanging="360"/>
+        <w:ind w:left="5762" w:hanging="360"/>
       </w:pPr>
     </w:lvl>
     <w:lvl w:ilvl="8" w:tplc="040E001B" w:tentative="1">
@@ -3290,7 +6834,7 @@
       <w:lvlText w:val="%9."/>
       <w:lvlJc w:val="right"/>
       <w:pPr>
-        <w:ind w:left="6480" w:hanging="180"/>
+        <w:ind w:left="6482" w:hanging="180"/>
       </w:pPr>
     </w:lvl>
   </w:abstractNum>
@@ -3913,7 +7457,7 @@
     <w:lvl w:ilvl="0" w:tplc="97F03C8C">
       <w:start w:val="1"/>
       <w:numFmt w:val="bullet"/>
-      <w:pStyle w:val="Listaszerbekezds"/>
+      <w:pStyle w:val="ListParagraph"/>
       <w:lvlText w:val="-"/>
       <w:lvlJc w:val="left"/>
       <w:pPr>
@@ -4027,7 +7571,7 @@
     <w:lvl w:ilvl="0" w:tplc="90BC0C40">
       <w:start w:val="1"/>
       <w:numFmt w:val="decimal"/>
-      <w:pStyle w:val="Cmsor1"/>
+      <w:pStyle w:val="Heading1"/>
       <w:lvlText w:val="%1."/>
       <w:lvlJc w:val="left"/>
       <w:pPr>
@@ -6007,6 +9551,119 @@
     </w:lvl>
   </w:abstractNum>
   <w:abstractNum w:abstractNumId="26" w15:restartNumberingAfterBreak="0">
+    <w:nsid w:val="74996F57"/>
+    <w:multiLevelType w:val="hybridMultilevel"/>
+    <w:tmpl w:val="78142A8A"/>
+    <w:lvl w:ilvl="0" w:tplc="04090001">
+      <w:start w:val="1"/>
+      <w:numFmt w:val="bullet"/>
+      <w:lvlText w:val=""/>
+      <w:lvlJc w:val="left"/>
+      <w:pPr>
+        <w:ind w:left="2138" w:hanging="360"/>
+      </w:pPr>
+      <w:rPr>
+        <w:rFonts w:ascii="Symbol" w:hAnsi="Symbol" w:hint="default"/>
+      </w:rPr>
+    </w:lvl>
+    <w:lvl w:ilvl="1" w:tplc="04090003" w:tentative="1">
+      <w:start w:val="1"/>
+      <w:numFmt w:val="bullet"/>
+      <w:lvlText w:val="o"/>
+      <w:lvlJc w:val="left"/>
+      <w:pPr>
+        <w:ind w:left="2858" w:hanging="360"/>
+      </w:pPr>
+      <w:rPr>
+        <w:rFonts w:ascii="Courier New" w:hAnsi="Courier New" w:cs="Courier New" w:hint="default"/>
+      </w:rPr>
+    </w:lvl>
+    <w:lvl w:ilvl="2" w:tplc="04090005" w:tentative="1">
+      <w:start w:val="1"/>
+      <w:numFmt w:val="bullet"/>
+      <w:lvlText w:val=""/>
+      <w:lvlJc w:val="left"/>
+      <w:pPr>
+        <w:ind w:left="3578" w:hanging="360"/>
+      </w:pPr>
+      <w:rPr>
+        <w:rFonts w:ascii="Wingdings" w:hAnsi="Wingdings" w:hint="default"/>
+      </w:rPr>
+    </w:lvl>
+    <w:lvl w:ilvl="3" w:tplc="04090001" w:tentative="1">
+      <w:start w:val="1"/>
+      <w:numFmt w:val="bullet"/>
+      <w:lvlText w:val=""/>
+      <w:lvlJc w:val="left"/>
+      <w:pPr>
+        <w:ind w:left="4298" w:hanging="360"/>
+      </w:pPr>
+      <w:rPr>
+        <w:rFonts w:ascii="Symbol" w:hAnsi="Symbol" w:hint="default"/>
+      </w:rPr>
+    </w:lvl>
+    <w:lvl w:ilvl="4" w:tplc="04090003" w:tentative="1">
+      <w:start w:val="1"/>
+      <w:numFmt w:val="bullet"/>
+      <w:lvlText w:val="o"/>
+      <w:lvlJc w:val="left"/>
+      <w:pPr>
+        <w:ind w:left="5018" w:hanging="360"/>
+      </w:pPr>
+      <w:rPr>
+        <w:rFonts w:ascii="Courier New" w:hAnsi="Courier New" w:cs="Courier New" w:hint="default"/>
+      </w:rPr>
+    </w:lvl>
+    <w:lvl w:ilvl="5" w:tplc="04090005" w:tentative="1">
+      <w:start w:val="1"/>
+      <w:numFmt w:val="bullet"/>
+      <w:lvlText w:val=""/>
+      <w:lvlJc w:val="left"/>
+      <w:pPr>
+        <w:ind w:left="5738" w:hanging="360"/>
+      </w:pPr>
+      <w:rPr>
+        <w:rFonts w:ascii="Wingdings" w:hAnsi="Wingdings" w:hint="default"/>
+      </w:rPr>
+    </w:lvl>
+    <w:lvl w:ilvl="6" w:tplc="04090001" w:tentative="1">
+      <w:start w:val="1"/>
+      <w:numFmt w:val="bullet"/>
+      <w:lvlText w:val=""/>
+      <w:lvlJc w:val="left"/>
+      <w:pPr>
+        <w:ind w:left="6458" w:hanging="360"/>
+      </w:pPr>
+      <w:rPr>
+        <w:rFonts w:ascii="Symbol" w:hAnsi="Symbol" w:hint="default"/>
+      </w:rPr>
+    </w:lvl>
+    <w:lvl w:ilvl="7" w:tplc="04090003" w:tentative="1">
+      <w:start w:val="1"/>
+      <w:numFmt w:val="bullet"/>
+      <w:lvlText w:val="o"/>
+      <w:lvlJc w:val="left"/>
+      <w:pPr>
+        <w:ind w:left="7178" w:hanging="360"/>
+      </w:pPr>
+      <w:rPr>
+        <w:rFonts w:ascii="Courier New" w:hAnsi="Courier New" w:cs="Courier New" w:hint="default"/>
+      </w:rPr>
+    </w:lvl>
+    <w:lvl w:ilvl="8" w:tplc="04090005" w:tentative="1">
+      <w:start w:val="1"/>
+      <w:numFmt w:val="bullet"/>
+      <w:lvlText w:val=""/>
+      <w:lvlJc w:val="left"/>
+      <w:pPr>
+        <w:ind w:left="7898" w:hanging="360"/>
+      </w:pPr>
+      <w:rPr>
+        <w:rFonts w:ascii="Wingdings" w:hAnsi="Wingdings" w:hint="default"/>
+      </w:rPr>
+    </w:lvl>
+  </w:abstractNum>
+  <w:abstractNum w:abstractNumId="27" w15:restartNumberingAfterBreak="0">
     <w:nsid w:val="75C67F10"/>
     <w:multiLevelType w:val="multilevel"/>
     <w:tmpl w:val="C9740B52"/>
@@ -6155,7 +9812,7 @@
       </w:rPr>
     </w:lvl>
   </w:abstractNum>
-  <w:abstractNum w:abstractNumId="27" w15:restartNumberingAfterBreak="0">
+  <w:abstractNum w:abstractNumId="28" w15:restartNumberingAfterBreak="0">
     <w:nsid w:val="768059DC"/>
     <w:multiLevelType w:val="multilevel"/>
     <w:tmpl w:val="07E08CE0"/>
@@ -6304,7 +9961,7 @@
       </w:rPr>
     </w:lvl>
   </w:abstractNum>
-  <w:abstractNum w:abstractNumId="28" w15:restartNumberingAfterBreak="0">
+  <w:abstractNum w:abstractNumId="29" w15:restartNumberingAfterBreak="0">
     <w:nsid w:val="7DE170CC"/>
     <w:multiLevelType w:val="hybridMultilevel"/>
     <w:tmpl w:val="E1D2B952"/>
@@ -6393,98 +10050,101 @@
       </w:pPr>
     </w:lvl>
   </w:abstractNum>
-  <w:num w:numId="1">
+  <w:num w:numId="1" w16cid:durableId="221061948">
+    <w:abstractNumId w:val="28"/>
+  </w:num>
+  <w:num w:numId="2" w16cid:durableId="1257443387">
+    <w:abstractNumId w:val="25"/>
+  </w:num>
+  <w:num w:numId="3" w16cid:durableId="101924119">
+    <w:abstractNumId w:val="17"/>
+  </w:num>
+  <w:num w:numId="4" w16cid:durableId="1346709830">
+    <w:abstractNumId w:val="7"/>
+  </w:num>
+  <w:num w:numId="5" w16cid:durableId="1719821427">
+    <w:abstractNumId w:val="10"/>
+  </w:num>
+  <w:num w:numId="6" w16cid:durableId="1086341797">
     <w:abstractNumId w:val="27"/>
   </w:num>
-  <w:num w:numId="2">
-    <w:abstractNumId w:val="25"/>
-  </w:num>
-  <w:num w:numId="3">
-    <w:abstractNumId w:val="17"/>
-  </w:num>
-  <w:num w:numId="4">
-    <w:abstractNumId w:val="7"/>
-  </w:num>
-  <w:num w:numId="5">
-    <w:abstractNumId w:val="10"/>
-  </w:num>
-  <w:num w:numId="6">
-    <w:abstractNumId w:val="26"/>
-  </w:num>
-  <w:num w:numId="7">
+  <w:num w:numId="7" w16cid:durableId="1746369056">
     <w:abstractNumId w:val="16"/>
   </w:num>
-  <w:num w:numId="8">
+  <w:num w:numId="8" w16cid:durableId="755785843">
     <w:abstractNumId w:val="3"/>
   </w:num>
-  <w:num w:numId="9">
+  <w:num w:numId="9" w16cid:durableId="2132017370">
     <w:abstractNumId w:val="11"/>
   </w:num>
-  <w:num w:numId="10">
+  <w:num w:numId="10" w16cid:durableId="1559584851">
     <w:abstractNumId w:val="0"/>
   </w:num>
-  <w:num w:numId="11">
+  <w:num w:numId="11" w16cid:durableId="825977406">
     <w:abstractNumId w:val="13"/>
   </w:num>
-  <w:num w:numId="12">
+  <w:num w:numId="12" w16cid:durableId="886989741">
     <w:abstractNumId w:val="12"/>
   </w:num>
-  <w:num w:numId="13">
-    <w:abstractNumId w:val="28"/>
+  <w:num w:numId="13" w16cid:durableId="860630714">
+    <w:abstractNumId w:val="29"/>
   </w:num>
-  <w:num w:numId="14">
+  <w:num w:numId="14" w16cid:durableId="1551917817">
     <w:abstractNumId w:val="15"/>
   </w:num>
-  <w:num w:numId="15">
+  <w:num w:numId="15" w16cid:durableId="705757534">
     <w:abstractNumId w:val="21"/>
   </w:num>
-  <w:num w:numId="16">
+  <w:num w:numId="16" w16cid:durableId="1609314536">
     <w:abstractNumId w:val="24"/>
   </w:num>
-  <w:num w:numId="17">
+  <w:num w:numId="17" w16cid:durableId="1646855013">
     <w:abstractNumId w:val="6"/>
   </w:num>
-  <w:num w:numId="18">
+  <w:num w:numId="18" w16cid:durableId="377897428">
     <w:abstractNumId w:val="1"/>
   </w:num>
-  <w:num w:numId="19">
+  <w:num w:numId="19" w16cid:durableId="1826893730">
     <w:abstractNumId w:val="4"/>
   </w:num>
-  <w:num w:numId="20">
+  <w:num w:numId="20" w16cid:durableId="1268657091">
     <w:abstractNumId w:val="19"/>
   </w:num>
-  <w:num w:numId="21">
+  <w:num w:numId="21" w16cid:durableId="1634752734">
     <w:abstractNumId w:val="22"/>
   </w:num>
-  <w:num w:numId="22">
+  <w:num w:numId="22" w16cid:durableId="2050756595">
     <w:abstractNumId w:val="23"/>
   </w:num>
-  <w:num w:numId="23">
+  <w:num w:numId="23" w16cid:durableId="628514724">
     <w:abstractNumId w:val="9"/>
   </w:num>
-  <w:num w:numId="24">
+  <w:num w:numId="24" w16cid:durableId="44716292">
     <w:abstractNumId w:val="2"/>
   </w:num>
-  <w:num w:numId="25">
+  <w:num w:numId="25" w16cid:durableId="1778256001">
     <w:abstractNumId w:val="8"/>
   </w:num>
-  <w:num w:numId="26">
+  <w:num w:numId="26" w16cid:durableId="1945913704">
     <w:abstractNumId w:val="20"/>
   </w:num>
-  <w:num w:numId="27">
+  <w:num w:numId="27" w16cid:durableId="644624002">
     <w:abstractNumId w:val="5"/>
   </w:num>
-  <w:num w:numId="28">
+  <w:num w:numId="28" w16cid:durableId="309134629">
     <w:abstractNumId w:val="14"/>
   </w:num>
-  <w:num w:numId="29">
+  <w:num w:numId="29" w16cid:durableId="219486880">
     <w:abstractNumId w:val="18"/>
+  </w:num>
+  <w:num w:numId="30" w16cid:durableId="617948938">
+    <w:abstractNumId w:val="26"/>
   </w:num>
 </w:numbering>
 </file>
 
 <file path=word/styles.xml><?xml version="1.0" encoding="utf-8"?>
-<w:styles xmlns:mc="http://schemas.openxmlformats.org/markup-compatibility/2006" xmlns:r="http://schemas.openxmlformats.org/officeDocument/2006/relationships" xmlns:w="http://schemas.openxmlformats.org/wordprocessingml/2006/main" xmlns:w14="http://schemas.microsoft.com/office/word/2010/wordml" xmlns:w15="http://schemas.microsoft.com/office/word/2012/wordml" xmlns:w16cex="http://schemas.microsoft.com/office/word/2018/wordml/cex" xmlns:w16cid="http://schemas.microsoft.com/office/word/2016/wordml/cid" xmlns:w16="http://schemas.microsoft.com/office/word/2018/wordml" xmlns:w16sdtdh="http://schemas.microsoft.com/office/word/2020/wordml/sdtdatahash" xmlns:w16se="http://schemas.microsoft.com/office/word/2015/wordml/symex" mc:Ignorable="w14 w15 w16se w16cid w16 w16cex w16sdtdh">
+<w:styles xmlns:mc="http://schemas.openxmlformats.org/markup-compatibility/2006" xmlns:r="http://schemas.openxmlformats.org/officeDocument/2006/relationships" xmlns:w="http://schemas.openxmlformats.org/wordprocessingml/2006/main" xmlns:w14="http://schemas.microsoft.com/office/word/2010/wordml" xmlns:w15="http://schemas.microsoft.com/office/word/2012/wordml" xmlns:w16cex="http://schemas.microsoft.com/office/word/2018/wordml/cex" xmlns:w16cid="http://schemas.microsoft.com/office/word/2016/wordml/cid" xmlns:w16="http://schemas.microsoft.com/office/word/2018/wordml" xmlns:w16du="http://schemas.microsoft.com/office/word/2023/wordml/word16du" xmlns:w16sdtdh="http://schemas.microsoft.com/office/word/2020/wordml/sdtdatahash" xmlns:w16sdtfl="http://schemas.microsoft.com/office/word/2024/wordml/sdtformatlock" xmlns:w16se="http://schemas.microsoft.com/office/word/2015/wordml/symex" mc:Ignorable="w14 w15 w16se w16cid w16 w16cex w16sdtdh w16sdtfl w16du">
   <w:docDefaults>
     <w:rPrDefault>
       <w:rPr>
@@ -6878,7 +10538,7 @@
     <w:lsdException w:name="Unresolved Mention" w:semiHidden="1" w:unhideWhenUsed="1"/>
     <w:lsdException w:name="Smart Link" w:semiHidden="1" w:unhideWhenUsed="1"/>
   </w:latentStyles>
-  <w:style w:type="paragraph" w:default="1" w:styleId="Norml">
+  <w:style w:type="paragraph" w:default="1" w:styleId="Normal">
     <w:name w:val="Normal"/>
     <w:qFormat/>
     <w:rsid w:val="003F1D12"/>
@@ -6888,10 +10548,10 @@
       <w:jc w:val="both"/>
     </w:pPr>
   </w:style>
-  <w:style w:type="paragraph" w:styleId="Cmsor1">
+  <w:style w:type="paragraph" w:styleId="Heading1">
     <w:name w:val="heading 1"/>
-    <w:basedOn w:val="Norml"/>
-    <w:link w:val="Cmsor1Char"/>
+    <w:basedOn w:val="Normal"/>
+    <w:link w:val="Heading1Char"/>
     <w:uiPriority w:val="9"/>
     <w:qFormat/>
     <w:rsid w:val="004D1363"/>
@@ -6916,10 +10576,10 @@
       <w:lang w:eastAsia="hu-HU"/>
     </w:rPr>
   </w:style>
-  <w:style w:type="paragraph" w:styleId="Cmsor2">
+  <w:style w:type="paragraph" w:styleId="Heading2">
     <w:name w:val="heading 2"/>
-    <w:basedOn w:val="Norml"/>
-    <w:link w:val="Cmsor2Char"/>
+    <w:basedOn w:val="Normal"/>
+    <w:link w:val="Heading2Char"/>
     <w:uiPriority w:val="9"/>
     <w:qFormat/>
     <w:rsid w:val="003F1D12"/>
@@ -6942,10 +10602,10 @@
       <w:lang w:eastAsia="hu-HU"/>
     </w:rPr>
   </w:style>
-  <w:style w:type="paragraph" w:styleId="Cmsor3">
+  <w:style w:type="paragraph" w:styleId="Heading3">
     <w:name w:val="heading 3"/>
-    <w:basedOn w:val="Norml"/>
-    <w:link w:val="Cmsor3Char"/>
+    <w:basedOn w:val="Normal"/>
+    <w:link w:val="Heading3Char"/>
     <w:uiPriority w:val="9"/>
     <w:qFormat/>
     <w:rsid w:val="00491871"/>
@@ -6962,13 +10622,13 @@
       <w:lang w:eastAsia="hu-HU"/>
     </w:rPr>
   </w:style>
-  <w:style w:type="character" w:default="1" w:styleId="Bekezdsalapbettpusa">
+  <w:style w:type="character" w:default="1" w:styleId="DefaultParagraphFont">
     <w:name w:val="Default Paragraph Font"/>
     <w:uiPriority w:val="1"/>
     <w:semiHidden/>
     <w:unhideWhenUsed/>
   </w:style>
-  <w:style w:type="table" w:default="1" w:styleId="Normltblzat">
+  <w:style w:type="table" w:default="1" w:styleId="TableNormal">
     <w:name w:val="Normal Table"/>
     <w:uiPriority w:val="99"/>
     <w:semiHidden/>
@@ -6983,16 +10643,16 @@
       </w:tblCellMar>
     </w:tblPr>
   </w:style>
-  <w:style w:type="numbering" w:default="1" w:styleId="Nemlista">
+  <w:style w:type="numbering" w:default="1" w:styleId="NoList">
     <w:name w:val="No List"/>
     <w:uiPriority w:val="99"/>
     <w:semiHidden/>
     <w:unhideWhenUsed/>
   </w:style>
-  <w:style w:type="character" w:customStyle="1" w:styleId="Cmsor1Char">
-    <w:name w:val="Címsor 1 Char"/>
-    <w:basedOn w:val="Bekezdsalapbettpusa"/>
-    <w:link w:val="Cmsor1"/>
+  <w:style w:type="character" w:customStyle="1" w:styleId="Heading1Char">
+    <w:name w:val="Heading 1 Char"/>
+    <w:basedOn w:val="DefaultParagraphFont"/>
+    <w:link w:val="Heading1"/>
     <w:uiPriority w:val="9"/>
     <w:rsid w:val="004D1363"/>
     <w:rPr>
@@ -7006,10 +10666,10 @@
       <w:lang w:eastAsia="hu-HU"/>
     </w:rPr>
   </w:style>
-  <w:style w:type="character" w:customStyle="1" w:styleId="Cmsor2Char">
-    <w:name w:val="Címsor 2 Char"/>
-    <w:basedOn w:val="Bekezdsalapbettpusa"/>
-    <w:link w:val="Cmsor2"/>
+  <w:style w:type="character" w:customStyle="1" w:styleId="Heading2Char">
+    <w:name w:val="Heading 2 Char"/>
+    <w:basedOn w:val="DefaultParagraphFont"/>
+    <w:link w:val="Heading2"/>
     <w:uiPriority w:val="9"/>
     <w:rsid w:val="003F1D12"/>
     <w:rPr>
@@ -7022,10 +10682,10 @@
       <w:lang w:eastAsia="hu-HU"/>
     </w:rPr>
   </w:style>
-  <w:style w:type="character" w:customStyle="1" w:styleId="Cmsor3Char">
-    <w:name w:val="Címsor 3 Char"/>
-    <w:basedOn w:val="Bekezdsalapbettpusa"/>
-    <w:link w:val="Cmsor3"/>
+  <w:style w:type="character" w:customStyle="1" w:styleId="Heading3Char">
+    <w:name w:val="Heading 3 Char"/>
+    <w:basedOn w:val="DefaultParagraphFont"/>
+    <w:link w:val="Heading3"/>
     <w:uiPriority w:val="9"/>
     <w:rsid w:val="00491871"/>
     <w:rPr>
@@ -7037,9 +10697,9 @@
       <w:lang w:eastAsia="hu-HU"/>
     </w:rPr>
   </w:style>
-  <w:style w:type="character" w:styleId="Kiemels2">
+  <w:style w:type="character" w:styleId="Strong">
     <w:name w:val="Strong"/>
-    <w:basedOn w:val="Bekezdsalapbettpusa"/>
+    <w:basedOn w:val="DefaultParagraphFont"/>
     <w:uiPriority w:val="22"/>
     <w:qFormat/>
     <w:rsid w:val="00491871"/>
@@ -7048,9 +10708,9 @@
       <w:bCs/>
     </w:rPr>
   </w:style>
-  <w:style w:type="paragraph" w:styleId="NormlWeb">
+  <w:style w:type="paragraph" w:styleId="NormalWeb">
     <w:name w:val="Normal (Web)"/>
-    <w:basedOn w:val="Norml"/>
+    <w:basedOn w:val="Normal"/>
     <w:uiPriority w:val="99"/>
     <w:semiHidden/>
     <w:unhideWhenUsed/>
@@ -7065,9 +10725,9 @@
       <w:lang w:eastAsia="hu-HU"/>
     </w:rPr>
   </w:style>
-  <w:style w:type="character" w:styleId="Kiemels">
+  <w:style w:type="character" w:styleId="Emphasis">
     <w:name w:val="Emphasis"/>
-    <w:basedOn w:val="Bekezdsalapbettpusa"/>
+    <w:basedOn w:val="DefaultParagraphFont"/>
     <w:uiPriority w:val="20"/>
     <w:qFormat/>
     <w:rsid w:val="00491871"/>
@@ -7076,10 +10736,10 @@
       <w:iCs/>
     </w:rPr>
   </w:style>
-  <w:style w:type="paragraph" w:styleId="lfej">
+  <w:style w:type="paragraph" w:styleId="Header">
     <w:name w:val="header"/>
-    <w:basedOn w:val="Norml"/>
-    <w:link w:val="lfejChar"/>
+    <w:basedOn w:val="Normal"/>
+    <w:link w:val="HeaderChar"/>
     <w:uiPriority w:val="99"/>
     <w:unhideWhenUsed/>
     <w:rsid w:val="00033854"/>
@@ -7091,17 +10751,17 @@
       <w:spacing w:line="240" w:lineRule="auto"/>
     </w:pPr>
   </w:style>
-  <w:style w:type="character" w:customStyle="1" w:styleId="lfejChar">
-    <w:name w:val="Élőfej Char"/>
-    <w:basedOn w:val="Bekezdsalapbettpusa"/>
-    <w:link w:val="lfej"/>
+  <w:style w:type="character" w:customStyle="1" w:styleId="HeaderChar">
+    <w:name w:val="Header Char"/>
+    <w:basedOn w:val="DefaultParagraphFont"/>
+    <w:link w:val="Header"/>
     <w:uiPriority w:val="99"/>
     <w:rsid w:val="00033854"/>
   </w:style>
-  <w:style w:type="paragraph" w:styleId="llb">
+  <w:style w:type="paragraph" w:styleId="Footer">
     <w:name w:val="footer"/>
-    <w:basedOn w:val="Norml"/>
-    <w:link w:val="llbChar"/>
+    <w:basedOn w:val="Normal"/>
+    <w:link w:val="FooterChar"/>
     <w:uiPriority w:val="99"/>
     <w:unhideWhenUsed/>
     <w:rsid w:val="00033854"/>
@@ -7113,16 +10773,16 @@
       <w:spacing w:line="240" w:lineRule="auto"/>
     </w:pPr>
   </w:style>
-  <w:style w:type="character" w:customStyle="1" w:styleId="llbChar">
-    <w:name w:val="Élőláb Char"/>
-    <w:basedOn w:val="Bekezdsalapbettpusa"/>
-    <w:link w:val="llb"/>
+  <w:style w:type="character" w:customStyle="1" w:styleId="FooterChar">
+    <w:name w:val="Footer Char"/>
+    <w:basedOn w:val="DefaultParagraphFont"/>
+    <w:link w:val="Footer"/>
     <w:uiPriority w:val="99"/>
     <w:rsid w:val="00033854"/>
   </w:style>
-  <w:style w:type="paragraph" w:styleId="Listaszerbekezds">
+  <w:style w:type="paragraph" w:styleId="ListParagraph">
     <w:name w:val="List Paragraph"/>
-    <w:basedOn w:val="Norml"/>
+    <w:basedOn w:val="Normal"/>
     <w:uiPriority w:val="34"/>
     <w:qFormat/>
     <w:rsid w:val="00E23FA0"/>
@@ -7134,10 +10794,10 @@
       <w:contextualSpacing/>
     </w:pPr>
   </w:style>
-  <w:style w:type="paragraph" w:styleId="Tartalomjegyzkcmsora">
+  <w:style w:type="paragraph" w:styleId="TOCHeading">
     <w:name w:val="TOC Heading"/>
-    <w:basedOn w:val="Cmsor1"/>
-    <w:next w:val="Norml"/>
+    <w:basedOn w:val="Heading1"/>
+    <w:next w:val="Normal"/>
     <w:uiPriority w:val="39"/>
     <w:unhideWhenUsed/>
     <w:qFormat/>
@@ -7156,10 +10816,10 @@
       <w:szCs w:val="32"/>
     </w:rPr>
   </w:style>
-  <w:style w:type="paragraph" w:styleId="TJ2">
+  <w:style w:type="paragraph" w:styleId="TOC2">
     <w:name w:val="toc 2"/>
-    <w:basedOn w:val="Norml"/>
-    <w:next w:val="Norml"/>
+    <w:basedOn w:val="Normal"/>
+    <w:next w:val="Normal"/>
     <w:autoRedefine/>
     <w:uiPriority w:val="39"/>
     <w:unhideWhenUsed/>
@@ -7173,10 +10833,10 @@
       <w:ind w:left="426" w:hanging="206"/>
     </w:pPr>
   </w:style>
-  <w:style w:type="paragraph" w:styleId="TJ3">
+  <w:style w:type="paragraph" w:styleId="TOC3">
     <w:name w:val="toc 3"/>
-    <w:basedOn w:val="Norml"/>
-    <w:next w:val="Norml"/>
+    <w:basedOn w:val="Normal"/>
+    <w:next w:val="Normal"/>
     <w:autoRedefine/>
     <w:uiPriority w:val="39"/>
     <w:unhideWhenUsed/>
@@ -7186,9 +10846,9 @@
       <w:ind w:left="440"/>
     </w:pPr>
   </w:style>
-  <w:style w:type="character" w:styleId="Hiperhivatkozs">
+  <w:style w:type="character" w:styleId="Hyperlink">
     <w:name w:val="Hyperlink"/>
-    <w:basedOn w:val="Bekezdsalapbettpusa"/>
+    <w:basedOn w:val="DefaultParagraphFont"/>
     <w:uiPriority w:val="99"/>
     <w:unhideWhenUsed/>
     <w:rsid w:val="00610CA0"/>
@@ -7197,11 +10857,11 @@
       <w:u w:val="single"/>
     </w:rPr>
   </w:style>
-  <w:style w:type="paragraph" w:styleId="TJ1">
+  <w:style w:type="paragraph" w:styleId="TOC1">
     <w:name w:val="toc 1"/>
-    <w:basedOn w:val="Norml"/>
-    <w:next w:val="Norml"/>
-    <w:link w:val="TJ1Char"/>
+    <w:basedOn w:val="Normal"/>
+    <w:next w:val="Normal"/>
+    <w:link w:val="TOC1Char"/>
     <w:autoRedefine/>
     <w:uiPriority w:val="39"/>
     <w:unhideWhenUsed/>
@@ -7219,9 +10879,9 @@
       <w:lang w:eastAsia="hu-HU"/>
     </w:rPr>
   </w:style>
-  <w:style w:type="paragraph" w:styleId="Nincstrkz">
+  <w:style w:type="paragraph" w:styleId="NoSpacing">
     <w:name w:val="No Spacing"/>
-    <w:link w:val="NincstrkzChar"/>
+    <w:link w:val="NoSpacingChar"/>
     <w:uiPriority w:val="1"/>
     <w:qFormat/>
     <w:rsid w:val="000A6D75"/>
@@ -7233,10 +10893,10 @@
       <w:lang w:eastAsia="hu-HU"/>
     </w:rPr>
   </w:style>
-  <w:style w:type="character" w:customStyle="1" w:styleId="NincstrkzChar">
-    <w:name w:val="Nincs térköz Char"/>
-    <w:basedOn w:val="Bekezdsalapbettpusa"/>
-    <w:link w:val="Nincstrkz"/>
+  <w:style w:type="character" w:customStyle="1" w:styleId="NoSpacingChar">
+    <w:name w:val="No Spacing Char"/>
+    <w:basedOn w:val="DefaultParagraphFont"/>
+    <w:link w:val="NoSpacing"/>
     <w:uiPriority w:val="1"/>
     <w:rsid w:val="000A6D75"/>
     <w:rPr>
@@ -7246,7 +10906,7 @@
   </w:style>
   <w:style w:type="paragraph" w:customStyle="1" w:styleId="Logo">
     <w:name w:val="Logo"/>
-    <w:basedOn w:val="Norml"/>
+    <w:basedOn w:val="Normal"/>
     <w:link w:val="LogoChar"/>
     <w:qFormat/>
     <w:rsid w:val="00CB2ECD"/>
@@ -7259,11 +10919,11 @@
       <w:sz w:val="110"/>
     </w:rPr>
   </w:style>
-  <w:style w:type="paragraph" w:styleId="Alcm">
+  <w:style w:type="paragraph" w:styleId="Subtitle">
     <w:name w:val="Subtitle"/>
-    <w:basedOn w:val="Norml"/>
-    <w:next w:val="Norml"/>
-    <w:link w:val="AlcmChar"/>
+    <w:basedOn w:val="Normal"/>
+    <w:next w:val="Normal"/>
+    <w:link w:val="SubtitleChar"/>
     <w:uiPriority w:val="11"/>
     <w:qFormat/>
     <w:rsid w:val="00CB2ECD"/>
@@ -7282,7 +10942,7 @@
   </w:style>
   <w:style w:type="character" w:customStyle="1" w:styleId="LogoChar">
     <w:name w:val="Logo Char"/>
-    <w:basedOn w:val="Bekezdsalapbettpusa"/>
+    <w:basedOn w:val="DefaultParagraphFont"/>
     <w:link w:val="Logo"/>
     <w:rsid w:val="00CB2ECD"/>
     <w:rPr>
@@ -7291,10 +10951,10 @@
       <w:sz w:val="110"/>
     </w:rPr>
   </w:style>
-  <w:style w:type="character" w:customStyle="1" w:styleId="AlcmChar">
-    <w:name w:val="Alcím Char"/>
-    <w:basedOn w:val="Bekezdsalapbettpusa"/>
-    <w:link w:val="Alcm"/>
+  <w:style w:type="character" w:customStyle="1" w:styleId="SubtitleChar">
+    <w:name w:val="Subtitle Char"/>
+    <w:basedOn w:val="DefaultParagraphFont"/>
+    <w:link w:val="Subtitle"/>
     <w:uiPriority w:val="11"/>
     <w:rsid w:val="00CB2ECD"/>
     <w:rPr>
@@ -7306,8 +10966,8 @@
   </w:style>
   <w:style w:type="paragraph" w:customStyle="1" w:styleId="Tartalomjegyzk">
     <w:name w:val="Tartalomjegyzék"/>
-    <w:basedOn w:val="TJ1"/>
-    <w:next w:val="Norml"/>
+    <w:basedOn w:val="TOC1"/>
+    <w:next w:val="Normal"/>
     <w:link w:val="TartalomjegyzkChar"/>
     <w:qFormat/>
     <w:rsid w:val="004D1363"/>
@@ -7318,7 +10978,7 @@
   </w:style>
   <w:style w:type="paragraph" w:customStyle="1" w:styleId="Tartalom">
     <w:name w:val="Tartalom"/>
-    <w:basedOn w:val="Norml"/>
+    <w:basedOn w:val="Normal"/>
     <w:link w:val="TartalomChar"/>
     <w:qFormat/>
     <w:rsid w:val="004D1363"/>
@@ -7326,10 +10986,10 @@
       <w:lang w:eastAsia="hu-HU"/>
     </w:rPr>
   </w:style>
-  <w:style w:type="character" w:customStyle="1" w:styleId="TJ1Char">
-    <w:name w:val="TJ 1 Char"/>
-    <w:basedOn w:val="Bekezdsalapbettpusa"/>
-    <w:link w:val="TJ1"/>
+  <w:style w:type="character" w:customStyle="1" w:styleId="TOC1Char">
+    <w:name w:val="TOC 1 Char"/>
+    <w:basedOn w:val="DefaultParagraphFont"/>
+    <w:link w:val="TOC1"/>
     <w:uiPriority w:val="39"/>
     <w:rsid w:val="006C40CF"/>
     <w:rPr>
@@ -7339,7 +10999,7 @@
   </w:style>
   <w:style w:type="character" w:customStyle="1" w:styleId="TartalomjegyzkChar">
     <w:name w:val="Tartalomjegyzék Char"/>
-    <w:basedOn w:val="TJ1Char"/>
+    <w:basedOn w:val="TOC1Char"/>
     <w:link w:val="Tartalomjegyzk"/>
     <w:rsid w:val="004D1363"/>
     <w:rPr>
@@ -7351,7 +11011,7 @@
   </w:style>
   <w:style w:type="character" w:customStyle="1" w:styleId="TartalomChar">
     <w:name w:val="Tartalom Char"/>
-    <w:basedOn w:val="Bekezdsalapbettpusa"/>
+    <w:basedOn w:val="DefaultParagraphFont"/>
     <w:link w:val="Tartalom"/>
     <w:rsid w:val="004D1363"/>
     <w:rPr>
@@ -7362,7 +11022,7 @@
 </file>
 
 <file path=word/glossary/document.xml><?xml version="1.0" encoding="utf-8"?>
-<w:glossaryDocument xmlns:wpc="http://schemas.microsoft.com/office/word/2010/wordprocessingCanvas" xmlns:cx="http://schemas.microsoft.com/office/drawing/2014/chartex" xmlns:cx1="http://schemas.microsoft.com/office/drawing/2015/9/8/chartex" xmlns:cx2="http://schemas.microsoft.com/office/drawing/2015/10/21/chartex" xmlns:cx3="http://schemas.microsoft.com/office/drawing/2016/5/9/chartex" xmlns:cx4="http://schemas.microsoft.com/office/drawing/2016/5/10/chartex" xmlns:cx5="http://schemas.microsoft.com/office/drawing/2016/5/11/chartex" xmlns:cx6="http://schemas.microsoft.com/office/drawing/2016/5/12/chartex" xmlns:cx7="http://schemas.microsoft.com/office/drawing/2016/5/13/chartex" xmlns:cx8="http://schemas.microsoft.com/office/drawing/2016/5/14/chartex" xmlns:mc="http://schemas.openxmlformats.org/markup-compatibility/2006" xmlns:aink="http://schemas.microsoft.com/office/drawing/2016/ink" xmlns:am3d="http://schemas.microsoft.com/office/drawing/2017/model3d" xmlns:o="urn:schemas-microsoft-com:office:office" xmlns:r="http://schemas.openxmlformats.org/officeDocument/2006/relationships" xmlns:m="http://schemas.openxmlformats.org/officeDocument/2006/math" xmlns:v="urn:schemas-microsoft-com:vml" xmlns:wp14="http://schemas.microsoft.com/office/word/2010/wordprocessingDrawing" xmlns:wp="http://schemas.openxmlformats.org/drawingml/2006/wordprocessingDrawing" xmlns:w10="urn:schemas-microsoft-com:office:word" xmlns:w="http://schemas.openxmlformats.org/wordprocessingml/2006/main" xmlns:w14="http://schemas.microsoft.com/office/word/2010/wordml" xmlns:w15="http://schemas.microsoft.com/office/word/2012/wordml" xmlns:w16cex="http://schemas.microsoft.com/office/word/2018/wordml/cex" xmlns:w16cid="http://schemas.microsoft.com/office/word/2016/wordml/cid" xmlns:w16="http://schemas.microsoft.com/office/word/2018/wordml" xmlns:w16sdtdh="http://schemas.microsoft.com/office/word/2020/wordml/sdtdatahash" xmlns:w16se="http://schemas.microsoft.com/office/word/2015/wordml/symex" xmlns:wpg="http://schemas.microsoft.com/office/word/2010/wordprocessingGroup" xmlns:wpi="http://schemas.microsoft.com/office/word/2010/wordprocessingInk" xmlns:wne="http://schemas.microsoft.com/office/word/2006/wordml" xmlns:wps="http://schemas.microsoft.com/office/word/2010/wordprocessingShape" mc:Ignorable="w14 w15 w16se w16cid w16 w16cex w16sdtdh wp14">
+<w:glossaryDocument xmlns:wpc="http://schemas.microsoft.com/office/word/2010/wordprocessingCanvas" xmlns:cx="http://schemas.microsoft.com/office/drawing/2014/chartex" xmlns:cx1="http://schemas.microsoft.com/office/drawing/2015/9/8/chartex" xmlns:cx2="http://schemas.microsoft.com/office/drawing/2015/10/21/chartex" xmlns:cx3="http://schemas.microsoft.com/office/drawing/2016/5/9/chartex" xmlns:cx4="http://schemas.microsoft.com/office/drawing/2016/5/10/chartex" xmlns:cx5="http://schemas.microsoft.com/office/drawing/2016/5/11/chartex" xmlns:cx6="http://schemas.microsoft.com/office/drawing/2016/5/12/chartex" xmlns:cx7="http://schemas.microsoft.com/office/drawing/2016/5/13/chartex" xmlns:cx8="http://schemas.microsoft.com/office/drawing/2016/5/14/chartex" xmlns:mc="http://schemas.openxmlformats.org/markup-compatibility/2006" xmlns:aink="http://schemas.microsoft.com/office/drawing/2016/ink" xmlns:am3d="http://schemas.microsoft.com/office/drawing/2017/model3d" xmlns:o="urn:schemas-microsoft-com:office:office" xmlns:oel="http://schemas.microsoft.com/office/2019/extlst" xmlns:r="http://schemas.openxmlformats.org/officeDocument/2006/relationships" xmlns:m="http://schemas.openxmlformats.org/officeDocument/2006/math" xmlns:v="urn:schemas-microsoft-com:vml" xmlns:wp14="http://schemas.microsoft.com/office/word/2010/wordprocessingDrawing" xmlns:wp="http://schemas.openxmlformats.org/drawingml/2006/wordprocessingDrawing" xmlns:w10="urn:schemas-microsoft-com:office:word" xmlns:w="http://schemas.openxmlformats.org/wordprocessingml/2006/main" xmlns:w14="http://schemas.microsoft.com/office/word/2010/wordml" xmlns:w15="http://schemas.microsoft.com/office/word/2012/wordml" xmlns:w16cex="http://schemas.microsoft.com/office/word/2018/wordml/cex" xmlns:w16cid="http://schemas.microsoft.com/office/word/2016/wordml/cid" xmlns:w16="http://schemas.microsoft.com/office/word/2018/wordml" xmlns:w16du="http://schemas.microsoft.com/office/word/2023/wordml/word16du" xmlns:w16sdtdh="http://schemas.microsoft.com/office/word/2020/wordml/sdtdatahash" xmlns:w16sdtfl="http://schemas.microsoft.com/office/word/2024/wordml/sdtformatlock" xmlns:w16se="http://schemas.microsoft.com/office/word/2015/wordml/symex" xmlns:wpg="http://schemas.microsoft.com/office/word/2010/wordprocessingGroup" xmlns:wpi="http://schemas.microsoft.com/office/word/2010/wordprocessingInk" xmlns:wne="http://schemas.microsoft.com/office/word/2006/wordml" xmlns:wps="http://schemas.microsoft.com/office/word/2010/wordprocessingShape" mc:Ignorable="w14 w15 w16se w16cid w16 w16cex w16sdtdh w16sdtfl w16du wp14">
   <w:docParts>
     <w:docPart>
       <w:docPartPr>
@@ -7386,7 +11046,7 @@
           </w:pPr>
           <w:r>
             <w:rPr>
-              <w:color w:val="2F5496" w:themeColor="accent1" w:themeShade="BF"/>
+              <w:color w:val="0F4761" w:themeColor="accent1" w:themeShade="BF"/>
               <w:sz w:val="24"/>
               <w:szCs w:val="24"/>
             </w:rPr>
@@ -7417,7 +11077,7 @@
           </w:pPr>
           <w:r>
             <w:rPr>
-              <w:color w:val="4472C4" w:themeColor="accent1"/>
+              <w:color w:val="156082" w:themeColor="accent1"/>
               <w:sz w:val="28"/>
               <w:szCs w:val="28"/>
             </w:rPr>
@@ -7448,7 +11108,7 @@
           </w:pPr>
           <w:r>
             <w:rPr>
-              <w:color w:val="4472C4" w:themeColor="accent1"/>
+              <w:color w:val="156082" w:themeColor="accent1"/>
               <w:sz w:val="28"/>
               <w:szCs w:val="28"/>
             </w:rPr>
@@ -7462,7 +11122,7 @@
 </file>
 
 <file path=word/glossary/fontTable.xml><?xml version="1.0" encoding="utf-8"?>
-<w:fonts xmlns:mc="http://schemas.openxmlformats.org/markup-compatibility/2006" xmlns:r="http://schemas.openxmlformats.org/officeDocument/2006/relationships" xmlns:w="http://schemas.openxmlformats.org/wordprocessingml/2006/main" xmlns:w14="http://schemas.microsoft.com/office/word/2010/wordml" xmlns:w15="http://schemas.microsoft.com/office/word/2012/wordml" xmlns:w16cex="http://schemas.microsoft.com/office/word/2018/wordml/cex" xmlns:w16cid="http://schemas.microsoft.com/office/word/2016/wordml/cid" xmlns:w16="http://schemas.microsoft.com/office/word/2018/wordml" xmlns:w16sdtdh="http://schemas.microsoft.com/office/word/2020/wordml/sdtdatahash" xmlns:w16se="http://schemas.microsoft.com/office/word/2015/wordml/symex" mc:Ignorable="w14 w15 w16se w16cid w16 w16cex w16sdtdh">
+<w:fonts xmlns:mc="http://schemas.openxmlformats.org/markup-compatibility/2006" xmlns:r="http://schemas.openxmlformats.org/officeDocument/2006/relationships" xmlns:w="http://schemas.openxmlformats.org/wordprocessingml/2006/main" xmlns:w14="http://schemas.microsoft.com/office/word/2010/wordml" xmlns:w15="http://schemas.microsoft.com/office/word/2012/wordml" xmlns:w16cex="http://schemas.microsoft.com/office/word/2018/wordml/cex" xmlns:w16cid="http://schemas.microsoft.com/office/word/2016/wordml/cid" xmlns:w16="http://schemas.microsoft.com/office/word/2018/wordml" xmlns:w16du="http://schemas.microsoft.com/office/word/2023/wordml/word16du" xmlns:w16sdtdh="http://schemas.microsoft.com/office/word/2020/wordml/sdtdatahash" xmlns:w16sdtfl="http://schemas.microsoft.com/office/word/2024/wordml/sdtformatlock" xmlns:w16se="http://schemas.microsoft.com/office/word/2015/wordml/symex" mc:Ignorable="w14 w15 w16se w16cid w16 w16cex w16sdtdh w16sdtfl w16du">
   <w:font w:name="Century Gothic">
     <w:panose1 w:val="020B0502020202020204"/>
     <w:charset w:val="EE"/>
@@ -7493,37 +11153,45 @@
   </w:font>
   <w:font w:name="Wingdings">
     <w:panose1 w:val="05000000000000000000"/>
-    <w:charset w:val="02"/>
-    <w:family w:val="auto"/>
+    <w:charset w:val="4D"/>
+    <w:family w:val="decorative"/>
     <w:pitch w:val="variable"/>
-    <w:sig w:usb0="00000000" w:usb1="10000000" w:usb2="00000000" w:usb3="00000000" w:csb0="80000000" w:csb1="00000000"/>
+    <w:sig w:usb0="00000003" w:usb1="00000000" w:usb2="00000000" w:usb3="00000000" w:csb0="80000001" w:csb1="00000000"/>
   </w:font>
   <w:font w:name="Symbol">
     <w:panose1 w:val="05050102010706020507"/>
     <w:charset w:val="02"/>
-    <w:family w:val="roman"/>
+    <w:family w:val="decorative"/>
     <w:pitch w:val="variable"/>
     <w:sig w:usb0="00000000" w:usb1="10000000" w:usb2="00000000" w:usb3="00000000" w:csb0="80000000" w:csb1="00000000"/>
   </w:font>
   <w:font w:name="Horizon">
     <w:altName w:val="Calibri"/>
+    <w:panose1 w:val="02000500000000000000"/>
     <w:charset w:val="EE"/>
     <w:family w:val="auto"/>
     <w:pitch w:val="variable"/>
     <w:sig w:usb0="00000007" w:usb1="10000000" w:usb2="00000000" w:usb3="00000000" w:csb0="00000093" w:csb1="00000000"/>
   </w:font>
-  <w:font w:name="Calibri">
-    <w:panose1 w:val="020F0502020204030204"/>
-    <w:charset w:val="EE"/>
+  <w:font w:name="Aptos">
+    <w:panose1 w:val="020B0004020202020204"/>
+    <w:charset w:val="00"/>
     <w:family w:val="swiss"/>
     <w:pitch w:val="variable"/>
-    <w:sig w:usb0="E4002EFF" w:usb1="C200247B" w:usb2="00000009" w:usb3="00000000" w:csb0="000001FF" w:csb1="00000000"/>
+    <w:sig w:usb0="20000287" w:usb1="00000003" w:usb2="00000000" w:usb3="00000000" w:csb0="0000019F" w:csb1="00000000"/>
+  </w:font>
+  <w:font w:name="Aptos Display">
+    <w:panose1 w:val="020B0004020202020204"/>
+    <w:charset w:val="00"/>
+    <w:family w:val="swiss"/>
+    <w:pitch w:val="variable"/>
+    <w:sig w:usb0="20000287" w:usb1="00000003" w:usb2="00000000" w:usb3="00000000" w:csb0="0000019F" w:csb1="00000000"/>
   </w:font>
 </w:fonts>
 </file>
 
 <file path=word/glossary/settings.xml><?xml version="1.0" encoding="utf-8"?>
-<w:settings xmlns:mc="http://schemas.openxmlformats.org/markup-compatibility/2006" xmlns:o="urn:schemas-microsoft-com:office:office" xmlns:r="http://schemas.openxmlformats.org/officeDocument/2006/relationships" xmlns:m="http://schemas.openxmlformats.org/officeDocument/2006/math" xmlns:v="urn:schemas-microsoft-com:vml" xmlns:w10="urn:schemas-microsoft-com:office:word" xmlns:w="http://schemas.openxmlformats.org/wordprocessingml/2006/main" xmlns:w14="http://schemas.microsoft.com/office/word/2010/wordml" xmlns:w15="http://schemas.microsoft.com/office/word/2012/wordml" xmlns:w16cex="http://schemas.microsoft.com/office/word/2018/wordml/cex" xmlns:w16cid="http://schemas.microsoft.com/office/word/2016/wordml/cid" xmlns:w16="http://schemas.microsoft.com/office/word/2018/wordml" xmlns:w16sdtdh="http://schemas.microsoft.com/office/word/2020/wordml/sdtdatahash" xmlns:w16se="http://schemas.microsoft.com/office/word/2015/wordml/symex" xmlns:sl="http://schemas.openxmlformats.org/schemaLibrary/2006/main" mc:Ignorable="w14 w15 w16se w16cid w16 w16cex w16sdtdh">
+<w:settings xmlns:mc="http://schemas.openxmlformats.org/markup-compatibility/2006" xmlns:o="urn:schemas-microsoft-com:office:office" xmlns:r="http://schemas.openxmlformats.org/officeDocument/2006/relationships" xmlns:m="http://schemas.openxmlformats.org/officeDocument/2006/math" xmlns:v="urn:schemas-microsoft-com:vml" xmlns:w10="urn:schemas-microsoft-com:office:word" xmlns:w="http://schemas.openxmlformats.org/wordprocessingml/2006/main" xmlns:w14="http://schemas.microsoft.com/office/word/2010/wordml" xmlns:w15="http://schemas.microsoft.com/office/word/2012/wordml" xmlns:w16cex="http://schemas.microsoft.com/office/word/2018/wordml/cex" xmlns:w16cid="http://schemas.microsoft.com/office/word/2016/wordml/cid" xmlns:w16="http://schemas.microsoft.com/office/word/2018/wordml" xmlns:w16du="http://schemas.microsoft.com/office/word/2023/wordml/word16du" xmlns:w16sdtdh="http://schemas.microsoft.com/office/word/2020/wordml/sdtdatahash" xmlns:w16sdtfl="http://schemas.microsoft.com/office/word/2024/wordml/sdtformatlock" xmlns:w16se="http://schemas.microsoft.com/office/word/2015/wordml/symex" xmlns:sl="http://schemas.openxmlformats.org/schemaLibrary/2006/main" mc:Ignorable="w14 w15 w16se w16cid w16 w16cex w16sdtdh w16sdtfl w16du">
   <w:view w:val="normal"/>
   <w:defaultTabStop w:val="708"/>
   <w:hyphenationZone w:val="425"/>
@@ -7546,13 +11214,16 @@
     <w:rsid w:val="00252139"/>
     <w:rsid w:val="00286933"/>
     <w:rsid w:val="00492333"/>
+    <w:rsid w:val="004D5336"/>
     <w:rsid w:val="00533680"/>
     <w:rsid w:val="005733B3"/>
     <w:rsid w:val="005A03E4"/>
     <w:rsid w:val="005A7BE3"/>
     <w:rsid w:val="006766BE"/>
+    <w:rsid w:val="00767B8E"/>
     <w:rsid w:val="007C3123"/>
     <w:rsid w:val="00803BF0"/>
+    <w:rsid w:val="008C4FE4"/>
     <w:rsid w:val="008D461B"/>
     <w:rsid w:val="00977F14"/>
     <w:rsid w:val="00B268FD"/>
@@ -7579,14 +11250,14 @@
   </m:mathPr>
   <w:themeFontLang w:val="hu-HU"/>
   <w:clrSchemeMapping w:bg1="light1" w:t1="dark1" w:bg2="light2" w:t2="dark2" w:accent1="accent1" w:accent2="accent2" w:accent3="accent3" w:accent4="accent4" w:accent5="accent5" w:accent6="accent6" w:hyperlink="hyperlink" w:followedHyperlink="followedHyperlink"/>
-  <w:decimalSymbol w:val=","/>
-  <w:listSeparator w:val=";"/>
+  <w:decimalSymbol w:val="."/>
+  <w:listSeparator w:val=","/>
   <w15:chartTrackingRefBased/>
 </w:settings>
 </file>
 
 <file path=word/glossary/styles.xml><?xml version="1.0" encoding="utf-8"?>
-<w:styles xmlns:mc="http://schemas.openxmlformats.org/markup-compatibility/2006" xmlns:r="http://schemas.openxmlformats.org/officeDocument/2006/relationships" xmlns:w="http://schemas.openxmlformats.org/wordprocessingml/2006/main" xmlns:w14="http://schemas.microsoft.com/office/word/2010/wordml" xmlns:w15="http://schemas.microsoft.com/office/word/2012/wordml" xmlns:w16cex="http://schemas.microsoft.com/office/word/2018/wordml/cex" xmlns:w16cid="http://schemas.microsoft.com/office/word/2016/wordml/cid" xmlns:w16="http://schemas.microsoft.com/office/word/2018/wordml" xmlns:w16sdtdh="http://schemas.microsoft.com/office/word/2020/wordml/sdtdatahash" xmlns:w16se="http://schemas.microsoft.com/office/word/2015/wordml/symex" mc:Ignorable="w14 w15 w16se w16cid w16 w16cex w16sdtdh">
+<w:styles xmlns:mc="http://schemas.openxmlformats.org/markup-compatibility/2006" xmlns:r="http://schemas.openxmlformats.org/officeDocument/2006/relationships" xmlns:w="http://schemas.openxmlformats.org/wordprocessingml/2006/main" xmlns:w14="http://schemas.microsoft.com/office/word/2010/wordml" xmlns:w15="http://schemas.microsoft.com/office/word/2012/wordml" xmlns:w16cex="http://schemas.microsoft.com/office/word/2018/wordml/cex" xmlns:w16cid="http://schemas.microsoft.com/office/word/2016/wordml/cid" xmlns:w16="http://schemas.microsoft.com/office/word/2018/wordml" xmlns:w16du="http://schemas.microsoft.com/office/word/2023/wordml/word16du" xmlns:w16sdtdh="http://schemas.microsoft.com/office/word/2020/wordml/sdtdatahash" xmlns:w16sdtfl="http://schemas.microsoft.com/office/word/2024/wordml/sdtformatlock" xmlns:w16se="http://schemas.microsoft.com/office/word/2015/wordml/symex" mc:Ignorable="w14 w15 w16se w16cid w16 w16cex w16sdtdh w16sdtfl w16du">
   <w:docDefaults>
     <w:rPrDefault>
       <w:rPr>
@@ -7980,17 +11651,17 @@
     <w:lsdException w:name="Unresolved Mention" w:semiHidden="1" w:unhideWhenUsed="1"/>
     <w:lsdException w:name="Smart Link" w:semiHidden="1" w:unhideWhenUsed="1"/>
   </w:latentStyles>
-  <w:style w:type="paragraph" w:default="1" w:styleId="Norml">
+  <w:style w:type="paragraph" w:default="1" w:styleId="Normal">
     <w:name w:val="Normal"/>
     <w:qFormat/>
   </w:style>
-  <w:style w:type="character" w:default="1" w:styleId="Bekezdsalapbettpusa">
+  <w:style w:type="character" w:default="1" w:styleId="DefaultParagraphFont">
     <w:name w:val="Default Paragraph Font"/>
     <w:uiPriority w:val="1"/>
     <w:semiHidden/>
     <w:unhideWhenUsed/>
   </w:style>
-  <w:style w:type="table" w:default="1" w:styleId="Normltblzat">
+  <w:style w:type="table" w:default="1" w:styleId="TableNormal">
     <w:name w:val="Normal Table"/>
     <w:uiPriority w:val="99"/>
     <w:semiHidden/>
@@ -8005,7 +11676,7 @@
       </w:tblCellMar>
     </w:tblPr>
   </w:style>
-  <w:style w:type="numbering" w:default="1" w:styleId="Nemlista">
+  <w:style w:type="numbering" w:default="1" w:styleId="NoList">
     <w:name w:val="No List"/>
     <w:uiPriority w:val="99"/>
     <w:semiHidden/>
@@ -8027,7 +11698,7 @@
 </file>
 
 <file path=word/glossary/webSettings.xml><?xml version="1.0" encoding="utf-8"?>
-<w:webSettings xmlns:mc="http://schemas.openxmlformats.org/markup-compatibility/2006" xmlns:r="http://schemas.openxmlformats.org/officeDocument/2006/relationships" xmlns:w="http://schemas.openxmlformats.org/wordprocessingml/2006/main" xmlns:w14="http://schemas.microsoft.com/office/word/2010/wordml" xmlns:w15="http://schemas.microsoft.com/office/word/2012/wordml" xmlns:w16cex="http://schemas.microsoft.com/office/word/2018/wordml/cex" xmlns:w16cid="http://schemas.microsoft.com/office/word/2016/wordml/cid" xmlns:w16="http://schemas.microsoft.com/office/word/2018/wordml" xmlns:w16sdtdh="http://schemas.microsoft.com/office/word/2020/wordml/sdtdatahash" xmlns:w16se="http://schemas.microsoft.com/office/word/2015/wordml/symex" mc:Ignorable="w14 w15 w16se w16cid w16 w16cex w16sdtdh">
+<w:webSettings xmlns:mc="http://schemas.openxmlformats.org/markup-compatibility/2006" xmlns:r="http://schemas.openxmlformats.org/officeDocument/2006/relationships" xmlns:w="http://schemas.openxmlformats.org/wordprocessingml/2006/main" xmlns:w14="http://schemas.microsoft.com/office/word/2010/wordml" xmlns:w15="http://schemas.microsoft.com/office/word/2012/wordml" xmlns:w16cex="http://schemas.microsoft.com/office/word/2018/wordml/cex" xmlns:w16cid="http://schemas.microsoft.com/office/word/2016/wordml/cid" xmlns:w16="http://schemas.microsoft.com/office/word/2018/wordml" xmlns:w16du="http://schemas.microsoft.com/office/word/2023/wordml/word16du" xmlns:w16sdtdh="http://schemas.microsoft.com/office/word/2020/wordml/sdtdatahash" xmlns:w16sdtfl="http://schemas.microsoft.com/office/word/2024/wordml/sdtformatlock" xmlns:w16se="http://schemas.microsoft.com/office/word/2015/wordml/symex" mc:Ignorable="w14 w15 w16se w16cid w16 w16cex w16sdtdh w16sdtfl w16du">
   <w:optimizeForBrowser/>
   <w:allowPNG/>
 </w:webSettings>

--- a/szerkesztendo_dokumentumok/felhasznaloi_REKA.docx
+++ b/szerkesztendo_dokumentumok/felhasznaloi_REKA.docx
@@ -1,6 +1,6 @@
 
 <file path=word/document.xml><?xml version="1.0" encoding="utf-8"?>
-<w:document xmlns:wpc="http://schemas.microsoft.com/office/word/2010/wordprocessingCanvas" xmlns:cx="http://schemas.microsoft.com/office/drawing/2014/chartex" xmlns:cx1="http://schemas.microsoft.com/office/drawing/2015/9/8/chartex" xmlns:cx2="http://schemas.microsoft.com/office/drawing/2015/10/21/chartex" xmlns:cx3="http://schemas.microsoft.com/office/drawing/2016/5/9/chartex" xmlns:cx4="http://schemas.microsoft.com/office/drawing/2016/5/10/chartex" xmlns:cx5="http://schemas.microsoft.com/office/drawing/2016/5/11/chartex" xmlns:cx6="http://schemas.microsoft.com/office/drawing/2016/5/12/chartex" xmlns:cx7="http://schemas.microsoft.com/office/drawing/2016/5/13/chartex" xmlns:cx8="http://schemas.microsoft.com/office/drawing/2016/5/14/chartex" xmlns:mc="http://schemas.openxmlformats.org/markup-compatibility/2006" xmlns:aink="http://schemas.microsoft.com/office/drawing/2016/ink" xmlns:am3d="http://schemas.microsoft.com/office/drawing/2017/model3d" xmlns:o="urn:schemas-microsoft-com:office:office" xmlns:oel="http://schemas.microsoft.com/office/2019/extlst" xmlns:r="http://schemas.openxmlformats.org/officeDocument/2006/relationships" xmlns:m="http://schemas.openxmlformats.org/officeDocument/2006/math" xmlns:v="urn:schemas-microsoft-com:vml" xmlns:wp14="http://schemas.microsoft.com/office/word/2010/wordprocessingDrawing" xmlns:wp="http://schemas.openxmlformats.org/drawingml/2006/wordprocessingDrawing" xmlns:w10="urn:schemas-microsoft-com:office:word" xmlns:w="http://schemas.openxmlformats.org/wordprocessingml/2006/main" xmlns:w14="http://schemas.microsoft.com/office/word/2010/wordml" xmlns:w15="http://schemas.microsoft.com/office/word/2012/wordml" xmlns:w16cex="http://schemas.microsoft.com/office/word/2018/wordml/cex" xmlns:w16cid="http://schemas.microsoft.com/office/word/2016/wordml/cid" xmlns:w16="http://schemas.microsoft.com/office/word/2018/wordml" xmlns:w16du="http://schemas.microsoft.com/office/word/2023/wordml/word16du" xmlns:w16sdtdh="http://schemas.microsoft.com/office/word/2020/wordml/sdtdatahash" xmlns:w16sdtfl="http://schemas.microsoft.com/office/word/2024/wordml/sdtformatlock" xmlns:w16se="http://schemas.microsoft.com/office/word/2015/wordml/symex" xmlns:wpg="http://schemas.microsoft.com/office/word/2010/wordprocessingGroup" xmlns:wpi="http://schemas.microsoft.com/office/word/2010/wordprocessingInk" xmlns:wne="http://schemas.microsoft.com/office/word/2006/wordml" xmlns:wps="http://schemas.microsoft.com/office/word/2010/wordprocessingShape" mc:Ignorable="w14 w15 w16se w16cid w16 w16cex w16sdtdh w16sdtfl w16du wp14">
+<w:document xmlns:wpc="http://schemas.microsoft.com/office/word/2010/wordprocessingCanvas" xmlns:cx="http://schemas.microsoft.com/office/drawing/2014/chartex" xmlns:cx1="http://schemas.microsoft.com/office/drawing/2015/9/8/chartex" xmlns:cx2="http://schemas.microsoft.com/office/drawing/2015/10/21/chartex" xmlns:cx3="http://schemas.microsoft.com/office/drawing/2016/5/9/chartex" xmlns:cx4="http://schemas.microsoft.com/office/drawing/2016/5/10/chartex" xmlns:cx5="http://schemas.microsoft.com/office/drawing/2016/5/11/chartex" xmlns:cx6="http://schemas.microsoft.com/office/drawing/2016/5/12/chartex" xmlns:cx7="http://schemas.microsoft.com/office/drawing/2016/5/13/chartex" xmlns:cx8="http://schemas.microsoft.com/office/drawing/2016/5/14/chartex" xmlns:mc="http://schemas.openxmlformats.org/markup-compatibility/2006" xmlns:aink="http://schemas.microsoft.com/office/drawing/2016/ink" xmlns:am3d="http://schemas.microsoft.com/office/drawing/2017/model3d" xmlns:o="urn:schemas-microsoft-com:office:office" xmlns:r="http://schemas.openxmlformats.org/officeDocument/2006/relationships" xmlns:m="http://schemas.openxmlformats.org/officeDocument/2006/math" xmlns:v="urn:schemas-microsoft-com:vml" xmlns:wp14="http://schemas.microsoft.com/office/word/2010/wordprocessingDrawing" xmlns:wp="http://schemas.openxmlformats.org/drawingml/2006/wordprocessingDrawing" xmlns:w10="urn:schemas-microsoft-com:office:word" xmlns:w="http://schemas.openxmlformats.org/wordprocessingml/2006/main" xmlns:w14="http://schemas.microsoft.com/office/word/2010/wordml" xmlns:w15="http://schemas.microsoft.com/office/word/2012/wordml" xmlns:w16cex="http://schemas.microsoft.com/office/word/2018/wordml/cex" xmlns:w16cid="http://schemas.microsoft.com/office/word/2016/wordml/cid" xmlns:w16="http://schemas.microsoft.com/office/word/2018/wordml" xmlns:w16sdtdh="http://schemas.microsoft.com/office/word/2020/wordml/sdtdatahash" xmlns:w16se="http://schemas.microsoft.com/office/word/2015/wordml/symex" xmlns:wpg="http://schemas.microsoft.com/office/word/2010/wordprocessingGroup" xmlns:wpi="http://schemas.microsoft.com/office/word/2010/wordprocessingInk" xmlns:wne="http://schemas.microsoft.com/office/word/2006/wordml" xmlns:wps="http://schemas.microsoft.com/office/word/2010/wordprocessingShape" mc:Ignorable="w14 w15 w16se w16cid w16 w16cex w16sdtdh wp14">
   <w:body>
     <w:sdt>
       <w:sdtPr>
@@ -62,7 +62,7 @@
               </w:tcPr>
               <w:p>
                 <w:pPr>
-                  <w:pStyle w:val="NoSpacing"/>
+                  <w:pStyle w:val="Nincstrkz"/>
                   <w:rPr>
                     <w:color w:val="00948B" w:themeColor="accent1" w:themeShade="BF"/>
                     <w:sz w:val="24"/>
@@ -99,7 +99,7 @@
             <w:sdt>
               <w:sdtPr>
                 <w:rPr>
-                  <w:rStyle w:val="SubtitleChar"/>
+                  <w:rStyle w:val="AlcmChar"/>
                   <w:color w:val="auto"/>
                   <w:sz w:val="28"/>
                   <w:szCs w:val="28"/>
@@ -112,6 +112,11 @@
                 <w:dataBinding w:prefixMappings="xmlns:ns0='http://schemas.openxmlformats.org/package/2006/metadata/core-properties' xmlns:ns1='http://purl.org/dc/elements/1.1/'" w:xpath="/ns0:coreProperties[1]/ns1:subject[1]" w:storeItemID="{6C3C8BC8-F283-45AE-878A-BAB7291924A1}"/>
                 <w:text/>
               </w:sdtPr>
+              <w:sdtEndPr>
+                <w:rPr>
+                  <w:rStyle w:val="AlcmChar"/>
+                </w:rPr>
+              </w:sdtEndPr>
               <w:sdtContent>
                 <w:tc>
                   <w:tcPr>
@@ -125,7 +130,7 @@
                   </w:tcPr>
                   <w:p>
                     <w:pPr>
-                      <w:pStyle w:val="NoSpacing"/>
+                      <w:pStyle w:val="Nincstrkz"/>
                       <w:rPr>
                         <w:color w:val="00948B" w:themeColor="accent1" w:themeShade="BF"/>
                         <w:sz w:val="24"/>
@@ -133,7 +138,7 @@
                     </w:pPr>
                     <w:r>
                       <w:rPr>
-                        <w:rStyle w:val="SubtitleChar"/>
+                        <w:rStyle w:val="AlcmChar"/>
                         <w:color w:val="auto"/>
                         <w:sz w:val="28"/>
                         <w:szCs w:val="28"/>
@@ -158,10 +163,10 @@
               </w:tcPr>
               <w:p>
                 <w:pPr>
-                  <w:pStyle w:val="NoSpacing"/>
+                  <w:pStyle w:val="Nincstrkz"/>
                   <w:spacing w:before="1800"/>
                   <w:rPr>
-                    <w:rStyle w:val="SubtitleChar"/>
+                    <w:rStyle w:val="AlcmChar"/>
                     <w:i w:val="0"/>
                     <w:iCs/>
                     <w:color w:val="00C6BB" w:themeColor="accent1"/>
@@ -171,7 +176,7 @@
                 </w:pPr>
                 <w:r>
                   <w:rPr>
-                    <w:rStyle w:val="SubtitleChar"/>
+                    <w:rStyle w:val="AlcmChar"/>
                     <w:i w:val="0"/>
                     <w:iCs/>
                     <w:color w:val="00C6BB" w:themeColor="accent1"/>
@@ -206,7 +211,7 @@
               </w:tcPr>
               <w:p>
                 <w:pPr>
-                  <w:pStyle w:val="NoSpacing"/>
+                  <w:pStyle w:val="Nincstrkz"/>
                   <w:rPr>
                     <w:color w:val="00C6BB" w:themeColor="accent1"/>
                     <w:sz w:val="28"/>
@@ -292,6 +297,7 @@
                     <w:dataBinding w:prefixMappings="xmlns:ns0='http://schemas.openxmlformats.org/package/2006/metadata/core-properties' xmlns:ns1='http://purl.org/dc/elements/1.1/'" w:xpath="/ns0:coreProperties[1]/ns1:creator[1]" w:storeItemID="{6C3C8BC8-F283-45AE-878A-BAB7291924A1}"/>
                     <w:text/>
                   </w:sdtPr>
+                  <w:sdtEndPr/>
                   <w:sdtContent>
                     <w:r>
                       <w:rPr>
@@ -325,10 +331,11 @@
                     <w:calendar w:val="gregorian"/>
                   </w:date>
                 </w:sdtPr>
+                <w:sdtEndPr/>
                 <w:sdtContent>
                   <w:p>
                     <w:pPr>
-                      <w:pStyle w:val="NoSpacing"/>
+                      <w:pStyle w:val="Nincstrkz"/>
                       <w:rPr>
                         <w:color w:val="00C6BB" w:themeColor="accent1"/>
                         <w:sz w:val="28"/>
@@ -348,7 +355,7 @@
               </w:sdt>
               <w:p>
                 <w:pPr>
-                  <w:pStyle w:val="NoSpacing"/>
+                  <w:pStyle w:val="Nincstrkz"/>
                   <w:rPr>
                     <w:color w:val="00C6BB" w:themeColor="accent1"/>
                   </w:rPr>
@@ -403,13 +410,13 @@
           <w:pPr>
             <w:ind w:left="0"/>
             <w:rPr>
-              <w:rStyle w:val="Heading1Char"/>
+              <w:rStyle w:val="Cmsor1Char"/>
               <w:rFonts w:eastAsiaTheme="minorHAnsi"/>
             </w:rPr>
           </w:pPr>
           <w:r>
             <w:rPr>
-              <w:rStyle w:val="Heading1Char"/>
+              <w:rStyle w:val="Cmsor1Char"/>
               <w:rFonts w:eastAsiaTheme="minorHAnsi"/>
             </w:rPr>
             <w:t>Tartalomjegyzék</w:t>
@@ -417,15 +424,10 @@
         </w:p>
         <w:p>
           <w:pPr>
-            <w:pStyle w:val="TOC1"/>
+            <w:pStyle w:val="TJ1"/>
             <w:rPr>
               <w:rFonts w:cstheme="minorBidi"/>
               <w:noProof/>
-              <w:kern w:val="2"/>
-              <w:sz w:val="24"/>
-              <w:szCs w:val="24"/>
-              <w:lang w:val="en-US" w:eastAsia="en-US"/>
-              <w14:ligatures w14:val="standardContextual"/>
             </w:rPr>
           </w:pPr>
           <w:r>
@@ -437,23 +439,38 @@
           <w:r>
             <w:fldChar w:fldCharType="separate"/>
           </w:r>
-          <w:hyperlink w:anchor="_Toc227704570" w:history="1">
-            <w:r>
-              <w:rPr>
-                <w:rStyle w:val="Hyperlink"/>
-                <w:noProof/>
-              </w:rPr>
-              <w:t>1.Bevezetés</w:t>
-            </w:r>
-            <w:r>
-              <w:rPr>
-                <w:noProof/>
-                <w:webHidden/>
+          <w:hyperlink w:anchor="_Toc227746230" w:history="1">
+            <w:r>
+              <w:rPr>
+                <w:rStyle w:val="Hiperhivatkozs"/>
+                <w:rFonts w:cstheme="majorHAnsi"/>
+                <w:noProof/>
+              </w:rPr>
+              <w:t>1.</w:t>
+            </w:r>
+            <w:r>
+              <w:rPr>
+                <w:rFonts w:cstheme="minorBidi"/>
+                <w:noProof/>
               </w:rPr>
               <w:tab/>
             </w:r>
             <w:r>
               <w:rPr>
+                <w:rStyle w:val="Hiperhivatkozs"/>
+                <w:noProof/>
+              </w:rPr>
+              <w:t>Bevezetés</w:t>
+            </w:r>
+            <w:r>
+              <w:rPr>
+                <w:noProof/>
+                <w:webHidden/>
+              </w:rPr>
+              <w:tab/>
+            </w:r>
+            <w:r>
+              <w:rPr>
                 <w:noProof/>
                 <w:webHidden/>
               </w:rPr>
@@ -464,7 +481,7 @@
                 <w:noProof/>
                 <w:webHidden/>
               </w:rPr>
-              <w:instrText xml:space="preserve"> PAGEREF _Toc227704570 \h </w:instrText>
+              <w:instrText xml:space="preserve"> PAGEREF _Toc227746230 \h </w:instrText>
             </w:r>
             <w:r>
               <w:rPr>
@@ -497,21 +514,17 @@
         </w:p>
         <w:p>
           <w:pPr>
-            <w:pStyle w:val="TOC2"/>
+            <w:pStyle w:val="TJ2"/>
             <w:rPr>
               <w:rFonts w:eastAsiaTheme="minorEastAsia"/>
               <w:noProof/>
-              <w:kern w:val="2"/>
-              <w:sz w:val="24"/>
-              <w:szCs w:val="24"/>
-              <w:lang w:val="en-US"/>
-              <w14:ligatures w14:val="standardContextual"/>
+              <w:lang w:eastAsia="hu-HU"/>
             </w:rPr>
           </w:pPr>
-          <w:hyperlink w:anchor="_Toc227704571" w:history="1">
-            <w:r>
-              <w:rPr>
-                <w:rStyle w:val="Hyperlink"/>
+          <w:hyperlink w:anchor="_Toc227746231" w:history="1">
+            <w:r>
+              <w:rPr>
+                <w:rStyle w:val="Hiperhivatkozs"/>
                 <w:noProof/>
               </w:rPr>
               <w:t>1.1.</w:t>
@@ -520,17 +533,13 @@
               <w:rPr>
                 <w:rFonts w:eastAsiaTheme="minorEastAsia"/>
                 <w:noProof/>
-                <w:kern w:val="2"/>
-                <w:sz w:val="24"/>
-                <w:szCs w:val="24"/>
-                <w:lang w:val="en-US"/>
-                <w14:ligatures w14:val="standardContextual"/>
+                <w:lang w:eastAsia="hu-HU"/>
               </w:rPr>
               <w:tab/>
             </w:r>
             <w:r>
               <w:rPr>
-                <w:rStyle w:val="Hyperlink"/>
+                <w:rStyle w:val="Hiperhivatkozs"/>
                 <w:noProof/>
               </w:rPr>
               <w:t>Ismertetés</w:t>
@@ -554,7 +563,7 @@
                 <w:noProof/>
                 <w:webHidden/>
               </w:rPr>
-              <w:instrText xml:space="preserve"> PAGEREF _Toc227704571 \h </w:instrText>
+              <w:instrText xml:space="preserve"> PAGEREF _Toc227746231 \h </w:instrText>
             </w:r>
             <w:r>
               <w:rPr>
@@ -587,21 +596,17 @@
         </w:p>
         <w:p>
           <w:pPr>
-            <w:pStyle w:val="TOC2"/>
+            <w:pStyle w:val="TJ2"/>
             <w:rPr>
               <w:rFonts w:eastAsiaTheme="minorEastAsia"/>
               <w:noProof/>
-              <w:kern w:val="2"/>
-              <w:sz w:val="24"/>
-              <w:szCs w:val="24"/>
-              <w:lang w:val="en-US"/>
-              <w14:ligatures w14:val="standardContextual"/>
+              <w:lang w:eastAsia="hu-HU"/>
             </w:rPr>
           </w:pPr>
-          <w:hyperlink w:anchor="_Toc227704572" w:history="1">
-            <w:r>
-              <w:rPr>
-                <w:rStyle w:val="Hyperlink"/>
+          <w:hyperlink w:anchor="_Toc227746232" w:history="1">
+            <w:r>
+              <w:rPr>
+                <w:rStyle w:val="Hiperhivatkozs"/>
                 <w:noProof/>
               </w:rPr>
               <w:t>1.2.</w:t>
@@ -610,17 +615,13 @@
               <w:rPr>
                 <w:rFonts w:eastAsiaTheme="minorEastAsia"/>
                 <w:noProof/>
-                <w:kern w:val="2"/>
-                <w:sz w:val="24"/>
-                <w:szCs w:val="24"/>
-                <w:lang w:val="en-US"/>
-                <w14:ligatures w14:val="standardContextual"/>
+                <w:lang w:eastAsia="hu-HU"/>
               </w:rPr>
               <w:tab/>
             </w:r>
             <w:r>
               <w:rPr>
-                <w:rStyle w:val="Hyperlink"/>
+                <w:rStyle w:val="Hiperhivatkozs"/>
                 <w:noProof/>
               </w:rPr>
               <w:t>Célközönség</w:t>
@@ -644,7 +645,7 @@
                 <w:noProof/>
                 <w:webHidden/>
               </w:rPr>
-              <w:instrText xml:space="preserve"> PAGEREF _Toc227704572 \h </w:instrText>
+              <w:instrText xml:space="preserve"> PAGEREF _Toc227746232 \h </w:instrText>
             </w:r>
             <w:r>
               <w:rPr>
@@ -677,43 +678,34 @@
         </w:p>
         <w:p>
           <w:pPr>
-            <w:pStyle w:val="TOC2"/>
+            <w:pStyle w:val="TJ1"/>
             <w:rPr>
-              <w:rFonts w:eastAsiaTheme="minorEastAsia"/>
+              <w:rFonts w:cstheme="minorBidi"/>
               <w:noProof/>
-              <w:kern w:val="2"/>
-              <w:sz w:val="24"/>
-              <w:szCs w:val="24"/>
-              <w:lang w:val="en-US"/>
-              <w14:ligatures w14:val="standardContextual"/>
             </w:rPr>
           </w:pPr>
-          <w:hyperlink w:anchor="_Toc227704573" w:history="1">
-            <w:r>
-              <w:rPr>
-                <w:rStyle w:val="Hyperlink"/>
-                <w:noProof/>
-              </w:rPr>
-              <w:t>1.3.</w:t>
-            </w:r>
-            <w:r>
-              <w:rPr>
-                <w:rFonts w:eastAsiaTheme="minorEastAsia"/>
-                <w:noProof/>
-                <w:kern w:val="2"/>
-                <w:sz w:val="24"/>
-                <w:szCs w:val="24"/>
-                <w:lang w:val="en-US"/>
-                <w14:ligatures w14:val="standardContextual"/>
+          <w:hyperlink w:anchor="_Toc227746233" w:history="1">
+            <w:r>
+              <w:rPr>
+                <w:rStyle w:val="Hiperhivatkozs"/>
+                <w:rFonts w:cstheme="majorHAnsi"/>
+                <w:noProof/>
+              </w:rPr>
+              <w:t>2.</w:t>
+            </w:r>
+            <w:r>
+              <w:rPr>
+                <w:rFonts w:cstheme="minorBidi"/>
+                <w:noProof/>
               </w:rPr>
               <w:tab/>
             </w:r>
             <w:r>
               <w:rPr>
-                <w:rStyle w:val="Hyperlink"/>
-                <w:noProof/>
-              </w:rPr>
-              <w:t>Harmadik</w:t>
+                <w:rStyle w:val="Hiperhivatkozs"/>
+                <w:noProof/>
+              </w:rPr>
+              <w:t>Telepítés és beállítás</w:t>
             </w:r>
             <w:r>
               <w:rPr>
@@ -734,7 +726,7 @@
                 <w:noProof/>
                 <w:webHidden/>
               </w:rPr>
-              <w:instrText xml:space="preserve"> PAGEREF _Toc227704573 \h </w:instrText>
+              <w:instrText xml:space="preserve"> PAGEREF _Toc227746233 \h </w:instrText>
             </w:r>
             <w:r>
               <w:rPr>
@@ -754,7 +746,7 @@
                 <w:noProof/>
                 <w:webHidden/>
               </w:rPr>
-              <w:t>3</w:t>
+              <w:t>4</w:t>
             </w:r>
             <w:r>
               <w:rPr>
@@ -767,43 +759,35 @@
         </w:p>
         <w:p>
           <w:pPr>
-            <w:pStyle w:val="TOC2"/>
+            <w:pStyle w:val="TJ2"/>
             <w:rPr>
               <w:rFonts w:eastAsiaTheme="minorEastAsia"/>
               <w:noProof/>
-              <w:kern w:val="2"/>
-              <w:sz w:val="24"/>
-              <w:szCs w:val="24"/>
-              <w:lang w:val="en-US"/>
-              <w14:ligatures w14:val="standardContextual"/>
+              <w:lang w:eastAsia="hu-HU"/>
             </w:rPr>
           </w:pPr>
-          <w:hyperlink w:anchor="_Toc227704574" w:history="1">
-            <w:r>
-              <w:rPr>
-                <w:rStyle w:val="Hyperlink"/>
-                <w:noProof/>
-              </w:rPr>
-              <w:t>1.4.</w:t>
+          <w:hyperlink w:anchor="_Toc227746234" w:history="1">
+            <w:r>
+              <w:rPr>
+                <w:rStyle w:val="Hiperhivatkozs"/>
+                <w:noProof/>
+              </w:rPr>
+              <w:t>2.1.</w:t>
             </w:r>
             <w:r>
               <w:rPr>
                 <w:rFonts w:eastAsiaTheme="minorEastAsia"/>
                 <w:noProof/>
-                <w:kern w:val="2"/>
-                <w:sz w:val="24"/>
-                <w:szCs w:val="24"/>
-                <w:lang w:val="en-US"/>
-                <w14:ligatures w14:val="standardContextual"/>
+                <w:lang w:eastAsia="hu-HU"/>
               </w:rPr>
               <w:tab/>
             </w:r>
             <w:r>
               <w:rPr>
-                <w:rStyle w:val="Hyperlink"/>
-                <w:noProof/>
-              </w:rPr>
-              <w:t>gf</w:t>
+                <w:rStyle w:val="Hiperhivatkozs"/>
+                <w:noProof/>
+              </w:rPr>
+              <w:t>Rendszerkövetelmények</w:t>
             </w:r>
             <w:r>
               <w:rPr>
@@ -824,7 +808,7 @@
                 <w:noProof/>
                 <w:webHidden/>
               </w:rPr>
-              <w:instrText xml:space="preserve"> PAGEREF _Toc227704574 \h </w:instrText>
+              <w:instrText xml:space="preserve"> PAGEREF _Toc227746234 \h </w:instrText>
             </w:r>
             <w:r>
               <w:rPr>
@@ -844,7 +828,7 @@
                 <w:noProof/>
                 <w:webHidden/>
               </w:rPr>
-              <w:t>3</w:t>
+              <w:t>4</w:t>
             </w:r>
             <w:r>
               <w:rPr>
@@ -857,43 +841,35 @@
         </w:p>
         <w:p>
           <w:pPr>
-            <w:pStyle w:val="TOC2"/>
+            <w:pStyle w:val="TJ2"/>
             <w:rPr>
               <w:rFonts w:eastAsiaTheme="minorEastAsia"/>
               <w:noProof/>
-              <w:kern w:val="2"/>
-              <w:sz w:val="24"/>
-              <w:szCs w:val="24"/>
-              <w:lang w:val="en-US"/>
-              <w14:ligatures w14:val="standardContextual"/>
+              <w:lang w:eastAsia="hu-HU"/>
             </w:rPr>
           </w:pPr>
-          <w:hyperlink w:anchor="_Toc227704575" w:history="1">
-            <w:r>
-              <w:rPr>
-                <w:rStyle w:val="Hyperlink"/>
-                <w:noProof/>
-              </w:rPr>
-              <w:t>1.5.</w:t>
+          <w:hyperlink w:anchor="_Toc227746235" w:history="1">
+            <w:r>
+              <w:rPr>
+                <w:rStyle w:val="Hiperhivatkozs"/>
+                <w:noProof/>
+              </w:rPr>
+              <w:t>2.2.</w:t>
             </w:r>
             <w:r>
               <w:rPr>
                 <w:rFonts w:eastAsiaTheme="minorEastAsia"/>
                 <w:noProof/>
-                <w:kern w:val="2"/>
-                <w:sz w:val="24"/>
-                <w:szCs w:val="24"/>
-                <w:lang w:val="en-US"/>
-                <w14:ligatures w14:val="standardContextual"/>
+                <w:lang w:eastAsia="hu-HU"/>
               </w:rPr>
               <w:tab/>
             </w:r>
             <w:r>
               <w:rPr>
-                <w:rStyle w:val="Hyperlink"/>
-                <w:noProof/>
-              </w:rPr>
-              <w:t>gasd</w:t>
+                <w:rStyle w:val="Hiperhivatkozs"/>
+                <w:noProof/>
+              </w:rPr>
+              <w:t>Telepítés</w:t>
             </w:r>
             <w:r>
               <w:rPr>
@@ -914,7 +890,7 @@
                 <w:noProof/>
                 <w:webHidden/>
               </w:rPr>
-              <w:instrText xml:space="preserve"> PAGEREF _Toc227704575 \h </w:instrText>
+              <w:instrText xml:space="preserve"> PAGEREF _Toc227746235 \h </w:instrText>
             </w:r>
             <w:r>
               <w:rPr>
@@ -934,7 +910,7 @@
                 <w:noProof/>
                 <w:webHidden/>
               </w:rPr>
-              <w:t>3</w:t>
+              <w:t>4</w:t>
             </w:r>
             <w:r>
               <w:rPr>
@@ -947,43 +923,35 @@
         </w:p>
         <w:p>
           <w:pPr>
-            <w:pStyle w:val="TOC2"/>
+            <w:pStyle w:val="TJ2"/>
             <w:rPr>
               <w:rFonts w:eastAsiaTheme="minorEastAsia"/>
               <w:noProof/>
-              <w:kern w:val="2"/>
-              <w:sz w:val="24"/>
-              <w:szCs w:val="24"/>
-              <w:lang w:val="en-US"/>
-              <w14:ligatures w14:val="standardContextual"/>
+              <w:lang w:eastAsia="hu-HU"/>
             </w:rPr>
           </w:pPr>
-          <w:hyperlink w:anchor="_Toc227704576" w:history="1">
-            <w:r>
-              <w:rPr>
-                <w:rStyle w:val="Hyperlink"/>
-                <w:noProof/>
-              </w:rPr>
-              <w:t>1.6.</w:t>
+          <w:hyperlink w:anchor="_Toc227746236" w:history="1">
+            <w:r>
+              <w:rPr>
+                <w:rStyle w:val="Hiperhivatkozs"/>
+                <w:noProof/>
+              </w:rPr>
+              <w:t>2.3.</w:t>
             </w:r>
             <w:r>
               <w:rPr>
                 <w:rFonts w:eastAsiaTheme="minorEastAsia"/>
                 <w:noProof/>
-                <w:kern w:val="2"/>
-                <w:sz w:val="24"/>
-                <w:szCs w:val="24"/>
-                <w:lang w:val="en-US"/>
-                <w14:ligatures w14:val="standardContextual"/>
+                <w:lang w:eastAsia="hu-HU"/>
               </w:rPr>
               <w:tab/>
             </w:r>
             <w:r>
               <w:rPr>
-                <w:rStyle w:val="Hyperlink"/>
-                <w:noProof/>
-              </w:rPr>
-              <w:t>h</w:t>
+                <w:rStyle w:val="Hiperhivatkozs"/>
+                <w:noProof/>
+              </w:rPr>
+              <w:t>Beállítás</w:t>
             </w:r>
             <w:r>
               <w:rPr>
@@ -1004,7 +972,7 @@
                 <w:noProof/>
                 <w:webHidden/>
               </w:rPr>
-              <w:instrText xml:space="preserve"> PAGEREF _Toc227704576 \h </w:instrText>
+              <w:instrText xml:space="preserve"> PAGEREF _Toc227746236 \h </w:instrText>
             </w:r>
             <w:r>
               <w:rPr>
@@ -1024,7 +992,7 @@
                 <w:noProof/>
                 <w:webHidden/>
               </w:rPr>
-              <w:t>3</w:t>
+              <w:t>4</w:t>
             </w:r>
             <w:r>
               <w:rPr>
@@ -1037,44 +1005,34 @@
         </w:p>
         <w:p>
           <w:pPr>
-            <w:pStyle w:val="TOC1"/>
+            <w:pStyle w:val="TJ1"/>
             <w:rPr>
               <w:rFonts w:cstheme="minorBidi"/>
               <w:noProof/>
-              <w:kern w:val="2"/>
-              <w:sz w:val="24"/>
-              <w:szCs w:val="24"/>
-              <w:lang w:val="en-US" w:eastAsia="en-US"/>
-              <w14:ligatures w14:val="standardContextual"/>
             </w:rPr>
           </w:pPr>
-          <w:hyperlink w:anchor="_Toc227704577" w:history="1">
-            <w:r>
-              <w:rPr>
-                <w:rStyle w:val="Hyperlink"/>
+          <w:hyperlink w:anchor="_Toc227746237" w:history="1">
+            <w:r>
+              <w:rPr>
+                <w:rStyle w:val="Hiperhivatkozs"/>
                 <w:rFonts w:cstheme="majorHAnsi"/>
                 <w:noProof/>
               </w:rPr>
-              <w:t>2.</w:t>
+              <w:t>3.</w:t>
             </w:r>
             <w:r>
               <w:rPr>
                 <w:rFonts w:cstheme="minorBidi"/>
                 <w:noProof/>
-                <w:kern w:val="2"/>
-                <w:sz w:val="24"/>
-                <w:szCs w:val="24"/>
-                <w:lang w:val="en-US" w:eastAsia="en-US"/>
-                <w14:ligatures w14:val="standardContextual"/>
               </w:rPr>
               <w:tab/>
             </w:r>
             <w:r>
               <w:rPr>
-                <w:rStyle w:val="Hyperlink"/>
-                <w:noProof/>
-              </w:rPr>
-              <w:t>Telepítés és beállítás</w:t>
+                <w:rStyle w:val="Hiperhivatkozs"/>
+                <w:noProof/>
+              </w:rPr>
+              <w:t>Regisztráció, rendszerkezelői útmutató</w:t>
             </w:r>
             <w:r>
               <w:rPr>
@@ -1095,7 +1053,7 @@
                 <w:noProof/>
                 <w:webHidden/>
               </w:rPr>
-              <w:instrText xml:space="preserve"> PAGEREF _Toc227704577 \h </w:instrText>
+              <w:instrText xml:space="preserve"> PAGEREF _Toc227746237 \h </w:instrText>
             </w:r>
             <w:r>
               <w:rPr>
@@ -1115,7 +1073,7 @@
                 <w:noProof/>
                 <w:webHidden/>
               </w:rPr>
-              <w:t>4</w:t>
+              <w:t>5</w:t>
             </w:r>
             <w:r>
               <w:rPr>
@@ -1128,43 +1086,35 @@
         </w:p>
         <w:p>
           <w:pPr>
-            <w:pStyle w:val="TOC2"/>
+            <w:pStyle w:val="TJ2"/>
             <w:rPr>
               <w:rFonts w:eastAsiaTheme="minorEastAsia"/>
               <w:noProof/>
-              <w:kern w:val="2"/>
-              <w:sz w:val="24"/>
-              <w:szCs w:val="24"/>
-              <w:lang w:val="en-US"/>
-              <w14:ligatures w14:val="standardContextual"/>
+              <w:lang w:eastAsia="hu-HU"/>
             </w:rPr>
           </w:pPr>
-          <w:hyperlink w:anchor="_Toc227704578" w:history="1">
-            <w:r>
-              <w:rPr>
-                <w:rStyle w:val="Hyperlink"/>
-                <w:noProof/>
-              </w:rPr>
-              <w:t>2.1.</w:t>
+          <w:hyperlink w:anchor="_Toc227746238" w:history="1">
+            <w:r>
+              <w:rPr>
+                <w:rStyle w:val="Hiperhivatkozs"/>
+                <w:noProof/>
+              </w:rPr>
+              <w:t>3.1.</w:t>
             </w:r>
             <w:r>
               <w:rPr>
                 <w:rFonts w:eastAsiaTheme="minorEastAsia"/>
                 <w:noProof/>
-                <w:kern w:val="2"/>
-                <w:sz w:val="24"/>
-                <w:szCs w:val="24"/>
-                <w:lang w:val="en-US"/>
-                <w14:ligatures w14:val="standardContextual"/>
+                <w:lang w:eastAsia="hu-HU"/>
               </w:rPr>
               <w:tab/>
             </w:r>
             <w:r>
               <w:rPr>
-                <w:rStyle w:val="Hyperlink"/>
-                <w:noProof/>
-              </w:rPr>
-              <w:t>Rendszerkövetelmények</w:t>
+                <w:rStyle w:val="Hiperhivatkozs"/>
+                <w:noProof/>
+              </w:rPr>
+              <w:t>Regisztráció cégeknek</w:t>
             </w:r>
             <w:r>
               <w:rPr>
@@ -1185,7 +1135,7 @@
                 <w:noProof/>
                 <w:webHidden/>
               </w:rPr>
-              <w:instrText xml:space="preserve"> PAGEREF _Toc227704578 \h </w:instrText>
+              <w:instrText xml:space="preserve"> PAGEREF _Toc227746238 \h </w:instrText>
             </w:r>
             <w:r>
               <w:rPr>
@@ -1205,7 +1155,7 @@
                 <w:noProof/>
                 <w:webHidden/>
               </w:rPr>
-              <w:t>4</w:t>
+              <w:t>5</w:t>
             </w:r>
             <w:r>
               <w:rPr>
@@ -1218,43 +1168,35 @@
         </w:p>
         <w:p>
           <w:pPr>
-            <w:pStyle w:val="TOC2"/>
+            <w:pStyle w:val="TJ2"/>
             <w:rPr>
               <w:rFonts w:eastAsiaTheme="minorEastAsia"/>
               <w:noProof/>
-              <w:kern w:val="2"/>
-              <w:sz w:val="24"/>
-              <w:szCs w:val="24"/>
-              <w:lang w:val="en-US"/>
-              <w14:ligatures w14:val="standardContextual"/>
+              <w:lang w:eastAsia="hu-HU"/>
             </w:rPr>
           </w:pPr>
-          <w:hyperlink w:anchor="_Toc227704579" w:history="1">
-            <w:r>
-              <w:rPr>
-                <w:rStyle w:val="Hyperlink"/>
-                <w:noProof/>
-              </w:rPr>
-              <w:t>2.2.</w:t>
+          <w:hyperlink w:anchor="_Toc227746239" w:history="1">
+            <w:r>
+              <w:rPr>
+                <w:rStyle w:val="Hiperhivatkozs"/>
+                <w:noProof/>
+              </w:rPr>
+              <w:t>3.2.</w:t>
             </w:r>
             <w:r>
               <w:rPr>
                 <w:rFonts w:eastAsiaTheme="minorEastAsia"/>
                 <w:noProof/>
-                <w:kern w:val="2"/>
-                <w:sz w:val="24"/>
-                <w:szCs w:val="24"/>
-                <w:lang w:val="en-US"/>
-                <w14:ligatures w14:val="standardContextual"/>
+                <w:lang w:eastAsia="hu-HU"/>
               </w:rPr>
               <w:tab/>
             </w:r>
             <w:r>
               <w:rPr>
-                <w:rStyle w:val="Hyperlink"/>
-                <w:noProof/>
-              </w:rPr>
-              <w:t>Telepítés</w:t>
+                <w:rStyle w:val="Hiperhivatkozs"/>
+                <w:noProof/>
+              </w:rPr>
+              <w:t>Szükséges adatok</w:t>
             </w:r>
             <w:r>
               <w:rPr>
@@ -1275,7 +1217,7 @@
                 <w:noProof/>
                 <w:webHidden/>
               </w:rPr>
-              <w:instrText xml:space="preserve"> PAGEREF _Toc227704579 \h </w:instrText>
+              <w:instrText xml:space="preserve"> PAGEREF _Toc227746239 \h </w:instrText>
             </w:r>
             <w:r>
               <w:rPr>
@@ -1295,7 +1237,7 @@
                 <w:noProof/>
                 <w:webHidden/>
               </w:rPr>
-              <w:t>4</w:t>
+              <w:t>5</w:t>
             </w:r>
             <w:r>
               <w:rPr>
@@ -1308,43 +1250,35 @@
         </w:p>
         <w:p>
           <w:pPr>
-            <w:pStyle w:val="TOC2"/>
+            <w:pStyle w:val="TJ2"/>
             <w:rPr>
               <w:rFonts w:eastAsiaTheme="minorEastAsia"/>
               <w:noProof/>
-              <w:kern w:val="2"/>
-              <w:sz w:val="24"/>
-              <w:szCs w:val="24"/>
-              <w:lang w:val="en-US"/>
-              <w14:ligatures w14:val="standardContextual"/>
+              <w:lang w:eastAsia="hu-HU"/>
             </w:rPr>
           </w:pPr>
-          <w:hyperlink w:anchor="_Toc227704580" w:history="1">
-            <w:r>
-              <w:rPr>
-                <w:rStyle w:val="Hyperlink"/>
-                <w:noProof/>
-              </w:rPr>
-              <w:t>2.3.</w:t>
+          <w:hyperlink w:anchor="_Toc227746240" w:history="1">
+            <w:r>
+              <w:rPr>
+                <w:rStyle w:val="Hiperhivatkozs"/>
+                <w:noProof/>
+              </w:rPr>
+              <w:t>3.3.</w:t>
             </w:r>
             <w:r>
               <w:rPr>
                 <w:rFonts w:eastAsiaTheme="minorEastAsia"/>
                 <w:noProof/>
-                <w:kern w:val="2"/>
-                <w:sz w:val="24"/>
-                <w:szCs w:val="24"/>
-                <w:lang w:val="en-US"/>
-                <w14:ligatures w14:val="standardContextual"/>
+                <w:lang w:eastAsia="hu-HU"/>
               </w:rPr>
               <w:tab/>
             </w:r>
             <w:r>
               <w:rPr>
-                <w:rStyle w:val="Hyperlink"/>
-                <w:noProof/>
-              </w:rPr>
-              <w:t>Beállítás</w:t>
+                <w:rStyle w:val="Hiperhivatkozs"/>
+                <w:noProof/>
+              </w:rPr>
+              <w:t>Előfizetés</w:t>
             </w:r>
             <w:r>
               <w:rPr>
@@ -1365,7 +1299,7 @@
                 <w:noProof/>
                 <w:webHidden/>
               </w:rPr>
-              <w:instrText xml:space="preserve"> PAGEREF _Toc227704580 \h </w:instrText>
+              <w:instrText xml:space="preserve"> PAGEREF _Toc227746240 \h </w:instrText>
             </w:r>
             <w:r>
               <w:rPr>
@@ -1385,7 +1319,7 @@
                 <w:noProof/>
                 <w:webHidden/>
               </w:rPr>
-              <w:t>4</w:t>
+              <w:t>6</w:t>
             </w:r>
             <w:r>
               <w:rPr>
@@ -1398,43 +1332,35 @@
         </w:p>
         <w:p>
           <w:pPr>
-            <w:pStyle w:val="TOC2"/>
+            <w:pStyle w:val="TJ2"/>
             <w:rPr>
               <w:rFonts w:eastAsiaTheme="minorEastAsia"/>
               <w:noProof/>
-              <w:kern w:val="2"/>
-              <w:sz w:val="24"/>
-              <w:szCs w:val="24"/>
-              <w:lang w:val="en-US"/>
-              <w14:ligatures w14:val="standardContextual"/>
+              <w:lang w:eastAsia="hu-HU"/>
             </w:rPr>
           </w:pPr>
-          <w:hyperlink w:anchor="_Toc227704581" w:history="1">
-            <w:r>
-              <w:rPr>
-                <w:rStyle w:val="Hyperlink"/>
-                <w:noProof/>
-              </w:rPr>
-              <w:t>2.4.</w:t>
+          <w:hyperlink w:anchor="_Toc227746241" w:history="1">
+            <w:r>
+              <w:rPr>
+                <w:rStyle w:val="Hiperhivatkozs"/>
+                <w:noProof/>
+              </w:rPr>
+              <w:t>3.4.</w:t>
             </w:r>
             <w:r>
               <w:rPr>
                 <w:rFonts w:eastAsiaTheme="minorEastAsia"/>
                 <w:noProof/>
-                <w:kern w:val="2"/>
-                <w:sz w:val="24"/>
-                <w:szCs w:val="24"/>
-                <w:lang w:val="en-US"/>
-                <w14:ligatures w14:val="standardContextual"/>
+                <w:lang w:eastAsia="hu-HU"/>
               </w:rPr>
               <w:tab/>
             </w:r>
             <w:r>
               <w:rPr>
-                <w:rStyle w:val="Hyperlink"/>
-                <w:noProof/>
-              </w:rPr>
-              <w:t>HA</w:t>
+                <w:rStyle w:val="Hiperhivatkozs"/>
+                <w:noProof/>
+              </w:rPr>
+              <w:t>Céghez tartozó felhasználók felvétele</w:t>
             </w:r>
             <w:r>
               <w:rPr>
@@ -1455,7 +1381,7 @@
                 <w:noProof/>
                 <w:webHidden/>
               </w:rPr>
-              <w:instrText xml:space="preserve"> PAGEREF _Toc227704581 \h </w:instrText>
+              <w:instrText xml:space="preserve"> PAGEREF _Toc227746241 \h </w:instrText>
             </w:r>
             <w:r>
               <w:rPr>
@@ -1475,7 +1401,7 @@
                 <w:noProof/>
                 <w:webHidden/>
               </w:rPr>
-              <w:t>4</w:t>
+              <w:t>6</w:t>
             </w:r>
             <w:r>
               <w:rPr>
@@ -1488,43 +1414,35 @@
         </w:p>
         <w:p>
           <w:pPr>
-            <w:pStyle w:val="TOC2"/>
+            <w:pStyle w:val="TJ2"/>
             <w:rPr>
               <w:rFonts w:eastAsiaTheme="minorEastAsia"/>
               <w:noProof/>
-              <w:kern w:val="2"/>
-              <w:sz w:val="24"/>
-              <w:szCs w:val="24"/>
-              <w:lang w:val="en-US"/>
-              <w14:ligatures w14:val="standardContextual"/>
+              <w:lang w:eastAsia="hu-HU"/>
             </w:rPr>
           </w:pPr>
-          <w:hyperlink w:anchor="_Toc227704582" w:history="1">
-            <w:r>
-              <w:rPr>
-                <w:rStyle w:val="Hyperlink"/>
-                <w:noProof/>
-              </w:rPr>
-              <w:t>2.5.</w:t>
+          <w:hyperlink w:anchor="_Toc227746242" w:history="1">
+            <w:r>
+              <w:rPr>
+                <w:rStyle w:val="Hiperhivatkozs"/>
+                <w:noProof/>
+              </w:rPr>
+              <w:t>3.5.</w:t>
             </w:r>
             <w:r>
               <w:rPr>
                 <w:rFonts w:eastAsiaTheme="minorEastAsia"/>
                 <w:noProof/>
-                <w:kern w:val="2"/>
-                <w:sz w:val="24"/>
-                <w:szCs w:val="24"/>
-                <w:lang w:val="en-US"/>
-                <w14:ligatures w14:val="standardContextual"/>
+                <w:lang w:eastAsia="hu-HU"/>
               </w:rPr>
               <w:tab/>
             </w:r>
             <w:r>
               <w:rPr>
-                <w:rStyle w:val="Hyperlink"/>
-                <w:noProof/>
-              </w:rPr>
-              <w:t>JDFS</w:t>
+                <w:rStyle w:val="Hiperhivatkozs"/>
+                <w:noProof/>
+              </w:rPr>
+              <w:t>Jogosultságok</w:t>
             </w:r>
             <w:r>
               <w:rPr>
@@ -1545,7 +1463,7 @@
                 <w:noProof/>
                 <w:webHidden/>
               </w:rPr>
-              <w:instrText xml:space="preserve"> PAGEREF _Toc227704582 \h </w:instrText>
+              <w:instrText xml:space="preserve"> PAGEREF _Toc227746242 \h </w:instrText>
             </w:r>
             <w:r>
               <w:rPr>
@@ -1565,7 +1483,7 @@
                 <w:noProof/>
                 <w:webHidden/>
               </w:rPr>
-              <w:t>4</w:t>
+              <w:t>7</w:t>
             </w:r>
             <w:r>
               <w:rPr>
@@ -1578,44 +1496,35 @@
         </w:p>
         <w:p>
           <w:pPr>
-            <w:pStyle w:val="TOC1"/>
+            <w:pStyle w:val="TJ2"/>
             <w:rPr>
-              <w:rFonts w:cstheme="minorBidi"/>
+              <w:rFonts w:eastAsiaTheme="minorEastAsia"/>
               <w:noProof/>
-              <w:kern w:val="2"/>
-              <w:sz w:val="24"/>
-              <w:szCs w:val="24"/>
-              <w:lang w:val="en-US" w:eastAsia="en-US"/>
-              <w14:ligatures w14:val="standardContextual"/>
+              <w:lang w:eastAsia="hu-HU"/>
             </w:rPr>
           </w:pPr>
-          <w:hyperlink w:anchor="_Toc227704583" w:history="1">
-            <w:r>
-              <w:rPr>
-                <w:rStyle w:val="Hyperlink"/>
-                <w:rFonts w:cstheme="majorHAnsi"/>
-                <w:noProof/>
-              </w:rPr>
-              <w:t>3.</w:t>
-            </w:r>
-            <w:r>
-              <w:rPr>
-                <w:rFonts w:cstheme="minorBidi"/>
-                <w:noProof/>
-                <w:kern w:val="2"/>
-                <w:sz w:val="24"/>
-                <w:szCs w:val="24"/>
-                <w:lang w:val="en-US" w:eastAsia="en-US"/>
-                <w14:ligatures w14:val="standardContextual"/>
+          <w:hyperlink w:anchor="_Toc227746243" w:history="1">
+            <w:r>
+              <w:rPr>
+                <w:rStyle w:val="Hiperhivatkozs"/>
+                <w:noProof/>
+              </w:rPr>
+              <w:t>3.6.</w:t>
+            </w:r>
+            <w:r>
+              <w:rPr>
+                <w:rFonts w:eastAsiaTheme="minorEastAsia"/>
+                <w:noProof/>
+                <w:lang w:eastAsia="hu-HU"/>
               </w:rPr>
               <w:tab/>
             </w:r>
             <w:r>
               <w:rPr>
-                <w:rStyle w:val="Hyperlink"/>
-                <w:noProof/>
-              </w:rPr>
-              <w:t>Regisztráció, rendszerkezelői útmutató</w:t>
+                <w:rStyle w:val="Hiperhivatkozs"/>
+                <w:noProof/>
+              </w:rPr>
+              <w:t>Partnerségek</w:t>
             </w:r>
             <w:r>
               <w:rPr>
@@ -1636,7 +1545,7 @@
                 <w:noProof/>
                 <w:webHidden/>
               </w:rPr>
-              <w:instrText xml:space="preserve"> PAGEREF _Toc227704583 \h </w:instrText>
+              <w:instrText xml:space="preserve"> PAGEREF _Toc227746243 \h </w:instrText>
             </w:r>
             <w:r>
               <w:rPr>
@@ -1656,7 +1565,7 @@
                 <w:noProof/>
                 <w:webHidden/>
               </w:rPr>
-              <w:t>5</w:t>
+              <w:t>7</w:t>
             </w:r>
             <w:r>
               <w:rPr>
@@ -1669,43 +1578,35 @@
         </w:p>
         <w:p>
           <w:pPr>
-            <w:pStyle w:val="TOC2"/>
+            <w:pStyle w:val="TJ2"/>
             <w:rPr>
               <w:rFonts w:eastAsiaTheme="minorEastAsia"/>
               <w:noProof/>
-              <w:kern w:val="2"/>
-              <w:sz w:val="24"/>
-              <w:szCs w:val="24"/>
-              <w:lang w:val="en-US"/>
-              <w14:ligatures w14:val="standardContextual"/>
+              <w:lang w:eastAsia="hu-HU"/>
             </w:rPr>
           </w:pPr>
-          <w:hyperlink w:anchor="_Toc227704584" w:history="1">
-            <w:r>
-              <w:rPr>
-                <w:rStyle w:val="Hyperlink"/>
-                <w:noProof/>
-              </w:rPr>
-              <w:t>3.1.</w:t>
+          <w:hyperlink w:anchor="_Toc227746244" w:history="1">
+            <w:r>
+              <w:rPr>
+                <w:rStyle w:val="Hiperhivatkozs"/>
+                <w:noProof/>
+              </w:rPr>
+              <w:t>3.7.</w:t>
             </w:r>
             <w:r>
               <w:rPr>
                 <w:rFonts w:eastAsiaTheme="minorEastAsia"/>
                 <w:noProof/>
-                <w:kern w:val="2"/>
-                <w:sz w:val="24"/>
-                <w:szCs w:val="24"/>
-                <w:lang w:val="en-US"/>
-                <w14:ligatures w14:val="standardContextual"/>
+                <w:lang w:eastAsia="hu-HU"/>
               </w:rPr>
               <w:tab/>
             </w:r>
             <w:r>
               <w:rPr>
-                <w:rStyle w:val="Hyperlink"/>
-                <w:noProof/>
-              </w:rPr>
-              <w:t>Regisztráció cégeknek</w:t>
+                <w:rStyle w:val="Hiperhivatkozs"/>
+                <w:noProof/>
+              </w:rPr>
+              <w:t>Rendelés törlése</w:t>
             </w:r>
             <w:r>
               <w:rPr>
@@ -1726,7 +1627,7 @@
                 <w:noProof/>
                 <w:webHidden/>
               </w:rPr>
-              <w:instrText xml:space="preserve"> PAGEREF _Toc227704584 \h </w:instrText>
+              <w:instrText xml:space="preserve"> PAGEREF _Toc227746244 \h </w:instrText>
             </w:r>
             <w:r>
               <w:rPr>
@@ -1746,7 +1647,7 @@
                 <w:noProof/>
                 <w:webHidden/>
               </w:rPr>
-              <w:t>5</w:t>
+              <w:t>8</w:t>
             </w:r>
             <w:r>
               <w:rPr>
@@ -1759,43 +1660,34 @@
         </w:p>
         <w:p>
           <w:pPr>
-            <w:pStyle w:val="TOC2"/>
+            <w:pStyle w:val="TJ1"/>
             <w:rPr>
-              <w:rFonts w:eastAsiaTheme="minorEastAsia"/>
+              <w:rFonts w:cstheme="minorBidi"/>
               <w:noProof/>
-              <w:kern w:val="2"/>
-              <w:sz w:val="24"/>
-              <w:szCs w:val="24"/>
-              <w:lang w:val="en-US"/>
-              <w14:ligatures w14:val="standardContextual"/>
             </w:rPr>
           </w:pPr>
-          <w:hyperlink w:anchor="_Toc227704585" w:history="1">
-            <w:r>
-              <w:rPr>
-                <w:rStyle w:val="Hyperlink"/>
-                <w:noProof/>
-              </w:rPr>
-              <w:t>3.2.</w:t>
-            </w:r>
-            <w:r>
-              <w:rPr>
-                <w:rFonts w:eastAsiaTheme="minorEastAsia"/>
-                <w:noProof/>
-                <w:kern w:val="2"/>
-                <w:sz w:val="24"/>
-                <w:szCs w:val="24"/>
-                <w:lang w:val="en-US"/>
-                <w14:ligatures w14:val="standardContextual"/>
+          <w:hyperlink w:anchor="_Toc227746245" w:history="1">
+            <w:r>
+              <w:rPr>
+                <w:rStyle w:val="Hiperhivatkozs"/>
+                <w:rFonts w:cstheme="majorHAnsi"/>
+                <w:noProof/>
+              </w:rPr>
+              <w:t>4.</w:t>
+            </w:r>
+            <w:r>
+              <w:rPr>
+                <w:rFonts w:cstheme="minorBidi"/>
+                <w:noProof/>
               </w:rPr>
               <w:tab/>
             </w:r>
             <w:r>
               <w:rPr>
-                <w:rStyle w:val="Hyperlink"/>
-                <w:noProof/>
-              </w:rPr>
-              <w:t>Szükséges adatok</w:t>
+                <w:rStyle w:val="Hiperhivatkozs"/>
+                <w:noProof/>
+              </w:rPr>
+              <w:t>Rendelés leadása</w:t>
             </w:r>
             <w:r>
               <w:rPr>
@@ -1816,7 +1708,7 @@
                 <w:noProof/>
                 <w:webHidden/>
               </w:rPr>
-              <w:instrText xml:space="preserve"> PAGEREF _Toc227704585 \h </w:instrText>
+              <w:instrText xml:space="preserve"> PAGEREF _Toc227746245 \h </w:instrText>
             </w:r>
             <w:r>
               <w:rPr>
@@ -1836,7 +1728,7 @@
                 <w:noProof/>
                 <w:webHidden/>
               </w:rPr>
-              <w:t>5</w:t>
+              <w:t>9</w:t>
             </w:r>
             <w:r>
               <w:rPr>
@@ -1849,43 +1741,35 @@
         </w:p>
         <w:p>
           <w:pPr>
-            <w:pStyle w:val="TOC2"/>
+            <w:pStyle w:val="TJ2"/>
             <w:rPr>
               <w:rFonts w:eastAsiaTheme="minorEastAsia"/>
               <w:noProof/>
-              <w:kern w:val="2"/>
-              <w:sz w:val="24"/>
-              <w:szCs w:val="24"/>
-              <w:lang w:val="en-US"/>
-              <w14:ligatures w14:val="standardContextual"/>
+              <w:lang w:eastAsia="hu-HU"/>
             </w:rPr>
           </w:pPr>
-          <w:hyperlink w:anchor="_Toc227704586" w:history="1">
-            <w:r>
-              <w:rPr>
-                <w:rStyle w:val="Hyperlink"/>
-                <w:noProof/>
-              </w:rPr>
-              <w:t>3.3.</w:t>
+          <w:hyperlink w:anchor="_Toc227746246" w:history="1">
+            <w:r>
+              <w:rPr>
+                <w:rStyle w:val="Hiperhivatkozs"/>
+                <w:noProof/>
+              </w:rPr>
+              <w:t>4.1.</w:t>
             </w:r>
             <w:r>
               <w:rPr>
                 <w:rFonts w:eastAsiaTheme="minorEastAsia"/>
                 <w:noProof/>
-                <w:kern w:val="2"/>
-                <w:sz w:val="24"/>
-                <w:szCs w:val="24"/>
-                <w:lang w:val="en-US"/>
-                <w14:ligatures w14:val="standardContextual"/>
+                <w:lang w:eastAsia="hu-HU"/>
               </w:rPr>
               <w:tab/>
             </w:r>
             <w:r>
               <w:rPr>
-                <w:rStyle w:val="Hyperlink"/>
-                <w:noProof/>
-              </w:rPr>
-              <w:t>Előfizetés</w:t>
+                <w:rStyle w:val="Hiperhivatkozs"/>
+                <w:noProof/>
+              </w:rPr>
+              <w:t>Jogosultság bemutatása</w:t>
             </w:r>
             <w:r>
               <w:rPr>
@@ -1906,7 +1790,7 @@
                 <w:noProof/>
                 <w:webHidden/>
               </w:rPr>
-              <w:instrText xml:space="preserve"> PAGEREF _Toc227704586 \h </w:instrText>
+              <w:instrText xml:space="preserve"> PAGEREF _Toc227746246 \h </w:instrText>
             </w:r>
             <w:r>
               <w:rPr>
@@ -1926,7 +1810,7 @@
                 <w:noProof/>
                 <w:webHidden/>
               </w:rPr>
-              <w:t>5</w:t>
+              <w:t>9</w:t>
             </w:r>
             <w:r>
               <w:rPr>
@@ -1939,43 +1823,35 @@
         </w:p>
         <w:p>
           <w:pPr>
-            <w:pStyle w:val="TOC2"/>
+            <w:pStyle w:val="TJ2"/>
             <w:rPr>
               <w:rFonts w:eastAsiaTheme="minorEastAsia"/>
               <w:noProof/>
-              <w:kern w:val="2"/>
-              <w:sz w:val="24"/>
-              <w:szCs w:val="24"/>
-              <w:lang w:val="en-US"/>
-              <w14:ligatures w14:val="standardContextual"/>
+              <w:lang w:eastAsia="hu-HU"/>
             </w:rPr>
           </w:pPr>
-          <w:hyperlink w:anchor="_Toc227704587" w:history="1">
-            <w:r>
-              <w:rPr>
-                <w:rStyle w:val="Hyperlink"/>
-                <w:noProof/>
-              </w:rPr>
-              <w:t>3.4.</w:t>
+          <w:hyperlink w:anchor="_Toc227746247" w:history="1">
+            <w:r>
+              <w:rPr>
+                <w:rStyle w:val="Hiperhivatkozs"/>
+                <w:noProof/>
+              </w:rPr>
+              <w:t>4.2.</w:t>
             </w:r>
             <w:r>
               <w:rPr>
                 <w:rFonts w:eastAsiaTheme="minorEastAsia"/>
                 <w:noProof/>
-                <w:kern w:val="2"/>
-                <w:sz w:val="24"/>
-                <w:szCs w:val="24"/>
-                <w:lang w:val="en-US"/>
-                <w14:ligatures w14:val="standardContextual"/>
+                <w:lang w:eastAsia="hu-HU"/>
               </w:rPr>
               <w:tab/>
             </w:r>
             <w:r>
               <w:rPr>
-                <w:rStyle w:val="Hyperlink"/>
-                <w:noProof/>
-              </w:rPr>
-              <w:t>Céghez tartozó felhasználók felvétele</w:t>
+                <w:rStyle w:val="Hiperhivatkozs"/>
+                <w:noProof/>
+              </w:rPr>
+              <w:t>Áruház használata</w:t>
             </w:r>
             <w:r>
               <w:rPr>
@@ -1996,7 +1872,7 @@
                 <w:noProof/>
                 <w:webHidden/>
               </w:rPr>
-              <w:instrText xml:space="preserve"> PAGEREF _Toc227704587 \h </w:instrText>
+              <w:instrText xml:space="preserve"> PAGEREF _Toc227746247 \h </w:instrText>
             </w:r>
             <w:r>
               <w:rPr>
@@ -2016,7 +1892,7 @@
                 <w:noProof/>
                 <w:webHidden/>
               </w:rPr>
-              <w:t>5</w:t>
+              <w:t>9</w:t>
             </w:r>
             <w:r>
               <w:rPr>
@@ -2029,43 +1905,35 @@
         </w:p>
         <w:p>
           <w:pPr>
-            <w:pStyle w:val="TOC2"/>
+            <w:pStyle w:val="TJ2"/>
             <w:rPr>
               <w:rFonts w:eastAsiaTheme="minorEastAsia"/>
               <w:noProof/>
-              <w:kern w:val="2"/>
-              <w:sz w:val="24"/>
-              <w:szCs w:val="24"/>
-              <w:lang w:val="en-US"/>
-              <w14:ligatures w14:val="standardContextual"/>
+              <w:lang w:eastAsia="hu-HU"/>
             </w:rPr>
           </w:pPr>
-          <w:hyperlink w:anchor="_Toc227704588" w:history="1">
-            <w:r>
-              <w:rPr>
-                <w:rStyle w:val="Hyperlink"/>
-                <w:noProof/>
-              </w:rPr>
-              <w:t>3.5.</w:t>
+          <w:hyperlink w:anchor="_Toc227746248" w:history="1">
+            <w:r>
+              <w:rPr>
+                <w:rStyle w:val="Hiperhivatkozs"/>
+                <w:noProof/>
+              </w:rPr>
+              <w:t>4.3.</w:t>
             </w:r>
             <w:r>
               <w:rPr>
                 <w:rFonts w:eastAsiaTheme="minorEastAsia"/>
                 <w:noProof/>
-                <w:kern w:val="2"/>
-                <w:sz w:val="24"/>
-                <w:szCs w:val="24"/>
-                <w:lang w:val="en-US"/>
-                <w14:ligatures w14:val="standardContextual"/>
+                <w:lang w:eastAsia="hu-HU"/>
               </w:rPr>
               <w:tab/>
             </w:r>
             <w:r>
               <w:rPr>
-                <w:rStyle w:val="Hyperlink"/>
-                <w:noProof/>
-              </w:rPr>
-              <w:t>Jogosultságok</w:t>
+                <w:rStyle w:val="Hiperhivatkozs"/>
+                <w:noProof/>
+              </w:rPr>
+              <w:t>Kosár használata</w:t>
             </w:r>
             <w:r>
               <w:rPr>
@@ -2086,7 +1954,7 @@
                 <w:noProof/>
                 <w:webHidden/>
               </w:rPr>
-              <w:instrText xml:space="preserve"> PAGEREF _Toc227704588 \h </w:instrText>
+              <w:instrText xml:space="preserve"> PAGEREF _Toc227746248 \h </w:instrText>
             </w:r>
             <w:r>
               <w:rPr>
@@ -2106,7 +1974,7 @@
                 <w:noProof/>
                 <w:webHidden/>
               </w:rPr>
-              <w:t>6</w:t>
+              <w:t>9</w:t>
             </w:r>
             <w:r>
               <w:rPr>
@@ -2119,43 +1987,35 @@
         </w:p>
         <w:p>
           <w:pPr>
-            <w:pStyle w:val="TOC2"/>
+            <w:pStyle w:val="TJ2"/>
             <w:rPr>
               <w:rFonts w:eastAsiaTheme="minorEastAsia"/>
               <w:noProof/>
-              <w:kern w:val="2"/>
-              <w:sz w:val="24"/>
-              <w:szCs w:val="24"/>
-              <w:lang w:val="en-US"/>
-              <w14:ligatures w14:val="standardContextual"/>
+              <w:lang w:eastAsia="hu-HU"/>
             </w:rPr>
           </w:pPr>
-          <w:hyperlink w:anchor="_Toc227704589" w:history="1">
-            <w:r>
-              <w:rPr>
-                <w:rStyle w:val="Hyperlink"/>
-                <w:noProof/>
-              </w:rPr>
-              <w:t>3.6.</w:t>
+          <w:hyperlink w:anchor="_Toc227746249" w:history="1">
+            <w:r>
+              <w:rPr>
+                <w:rStyle w:val="Hiperhivatkozs"/>
+                <w:noProof/>
+              </w:rPr>
+              <w:t>4.4.</w:t>
             </w:r>
             <w:r>
               <w:rPr>
                 <w:rFonts w:eastAsiaTheme="minorEastAsia"/>
                 <w:noProof/>
-                <w:kern w:val="2"/>
-                <w:sz w:val="24"/>
-                <w:szCs w:val="24"/>
-                <w:lang w:val="en-US"/>
-                <w14:ligatures w14:val="standardContextual"/>
+                <w:lang w:eastAsia="hu-HU"/>
               </w:rPr>
               <w:tab/>
             </w:r>
             <w:r>
               <w:rPr>
-                <w:rStyle w:val="Hyperlink"/>
-                <w:noProof/>
-              </w:rPr>
-              <w:t>Partnerségek</w:t>
+                <w:rStyle w:val="Hiperhivatkozs"/>
+                <w:noProof/>
+              </w:rPr>
+              <w:t>Leadott rendelések</w:t>
             </w:r>
             <w:r>
               <w:rPr>
@@ -2176,7 +2036,7 @@
                 <w:noProof/>
                 <w:webHidden/>
               </w:rPr>
-              <w:instrText xml:space="preserve"> PAGEREF _Toc227704589 \h </w:instrText>
+              <w:instrText xml:space="preserve"> PAGEREF _Toc227746249 \h </w:instrText>
             </w:r>
             <w:r>
               <w:rPr>
@@ -2196,7 +2056,7 @@
                 <w:noProof/>
                 <w:webHidden/>
               </w:rPr>
-              <w:t>6</w:t>
+              <w:t>10</w:t>
             </w:r>
             <w:r>
               <w:rPr>
@@ -2209,43 +2069,34 @@
         </w:p>
         <w:p>
           <w:pPr>
-            <w:pStyle w:val="TOC2"/>
+            <w:pStyle w:val="TJ1"/>
             <w:rPr>
-              <w:rFonts w:eastAsiaTheme="minorEastAsia"/>
+              <w:rFonts w:cstheme="minorBidi"/>
               <w:noProof/>
-              <w:kern w:val="2"/>
-              <w:sz w:val="24"/>
-              <w:szCs w:val="24"/>
-              <w:lang w:val="en-US"/>
-              <w14:ligatures w14:val="standardContextual"/>
             </w:rPr>
           </w:pPr>
-          <w:hyperlink w:anchor="_Toc227704590" w:history="1">
-            <w:r>
-              <w:rPr>
-                <w:rStyle w:val="Hyperlink"/>
-                <w:noProof/>
-              </w:rPr>
-              <w:t>3.7.</w:t>
-            </w:r>
-            <w:r>
-              <w:rPr>
-                <w:rFonts w:eastAsiaTheme="minorEastAsia"/>
-                <w:noProof/>
-                <w:kern w:val="2"/>
-                <w:sz w:val="24"/>
-                <w:szCs w:val="24"/>
-                <w:lang w:val="en-US"/>
-                <w14:ligatures w14:val="standardContextual"/>
+          <w:hyperlink w:anchor="_Toc227746250" w:history="1">
+            <w:r>
+              <w:rPr>
+                <w:rStyle w:val="Hiperhivatkozs"/>
+                <w:rFonts w:cstheme="majorHAnsi"/>
+                <w:noProof/>
+              </w:rPr>
+              <w:t>5.</w:t>
+            </w:r>
+            <w:r>
+              <w:rPr>
+                <w:rFonts w:cstheme="minorBidi"/>
+                <w:noProof/>
               </w:rPr>
               <w:tab/>
             </w:r>
             <w:r>
               <w:rPr>
-                <w:rStyle w:val="Hyperlink"/>
-                <w:noProof/>
-              </w:rPr>
-              <w:t>n</w:t>
+                <w:rStyle w:val="Hiperhivatkozs"/>
+                <w:noProof/>
+              </w:rPr>
+              <w:t>Rendelés összekészítés</w:t>
             </w:r>
             <w:r>
               <w:rPr>
@@ -2266,7 +2117,7 @@
                 <w:noProof/>
                 <w:webHidden/>
               </w:rPr>
-              <w:instrText xml:space="preserve"> PAGEREF _Toc227704590 \h </w:instrText>
+              <w:instrText xml:space="preserve"> PAGEREF _Toc227746250 \h </w:instrText>
             </w:r>
             <w:r>
               <w:rPr>
@@ -2286,7 +2137,7 @@
                 <w:noProof/>
                 <w:webHidden/>
               </w:rPr>
-              <w:t>6</w:t>
+              <w:t>11</w:t>
             </w:r>
             <w:r>
               <w:rPr>
@@ -2299,44 +2150,35 @@
         </w:p>
         <w:p>
           <w:pPr>
-            <w:pStyle w:val="TOC1"/>
+            <w:pStyle w:val="TJ2"/>
             <w:rPr>
-              <w:rFonts w:cstheme="minorBidi"/>
+              <w:rFonts w:eastAsiaTheme="minorEastAsia"/>
               <w:noProof/>
-              <w:kern w:val="2"/>
-              <w:sz w:val="24"/>
-              <w:szCs w:val="24"/>
-              <w:lang w:val="en-US" w:eastAsia="en-US"/>
-              <w14:ligatures w14:val="standardContextual"/>
+              <w:lang w:eastAsia="hu-HU"/>
             </w:rPr>
           </w:pPr>
-          <w:hyperlink w:anchor="_Toc227704591" w:history="1">
-            <w:r>
-              <w:rPr>
-                <w:rStyle w:val="Hyperlink"/>
-                <w:rFonts w:cstheme="majorHAnsi"/>
-                <w:noProof/>
-              </w:rPr>
-              <w:t>4.</w:t>
-            </w:r>
-            <w:r>
-              <w:rPr>
-                <w:rFonts w:cstheme="minorBidi"/>
-                <w:noProof/>
-                <w:kern w:val="2"/>
-                <w:sz w:val="24"/>
-                <w:szCs w:val="24"/>
-                <w:lang w:val="en-US" w:eastAsia="en-US"/>
-                <w14:ligatures w14:val="standardContextual"/>
+          <w:hyperlink w:anchor="_Toc227746251" w:history="1">
+            <w:r>
+              <w:rPr>
+                <w:rStyle w:val="Hiperhivatkozs"/>
+                <w:noProof/>
+              </w:rPr>
+              <w:t>5.1.</w:t>
+            </w:r>
+            <w:r>
+              <w:rPr>
+                <w:rFonts w:eastAsiaTheme="minorEastAsia"/>
+                <w:noProof/>
+                <w:lang w:eastAsia="hu-HU"/>
               </w:rPr>
               <w:tab/>
             </w:r>
             <w:r>
               <w:rPr>
-                <w:rStyle w:val="Hyperlink"/>
-                <w:noProof/>
-              </w:rPr>
-              <w:t>Rendelés leadása</w:t>
+                <w:rStyle w:val="Hiperhivatkozs"/>
+                <w:noProof/>
+              </w:rPr>
+              <w:t>Jogosultság bemutatása</w:t>
             </w:r>
             <w:r>
               <w:rPr>
@@ -2357,7 +2199,7 @@
                 <w:noProof/>
                 <w:webHidden/>
               </w:rPr>
-              <w:instrText xml:space="preserve"> PAGEREF _Toc227704591 \h </w:instrText>
+              <w:instrText xml:space="preserve"> PAGEREF _Toc227746251 \h </w:instrText>
             </w:r>
             <w:r>
               <w:rPr>
@@ -2377,7 +2219,7 @@
                 <w:noProof/>
                 <w:webHidden/>
               </w:rPr>
-              <w:t>7</w:t>
+              <w:t>11</w:t>
             </w:r>
             <w:r>
               <w:rPr>
@@ -2390,43 +2232,35 @@
         </w:p>
         <w:p>
           <w:pPr>
-            <w:pStyle w:val="TOC2"/>
+            <w:pStyle w:val="TJ2"/>
             <w:rPr>
               <w:rFonts w:eastAsiaTheme="minorEastAsia"/>
               <w:noProof/>
-              <w:kern w:val="2"/>
-              <w:sz w:val="24"/>
-              <w:szCs w:val="24"/>
-              <w:lang w:val="en-US"/>
-              <w14:ligatures w14:val="standardContextual"/>
+              <w:lang w:eastAsia="hu-HU"/>
             </w:rPr>
           </w:pPr>
-          <w:hyperlink w:anchor="_Toc227704592" w:history="1">
-            <w:r>
-              <w:rPr>
-                <w:rStyle w:val="Hyperlink"/>
-                <w:noProof/>
-              </w:rPr>
-              <w:t>4.1.</w:t>
+          <w:hyperlink w:anchor="_Toc227746252" w:history="1">
+            <w:r>
+              <w:rPr>
+                <w:rStyle w:val="Hiperhivatkozs"/>
+                <w:noProof/>
+              </w:rPr>
+              <w:t>5.2.</w:t>
             </w:r>
             <w:r>
               <w:rPr>
                 <w:rFonts w:eastAsiaTheme="minorEastAsia"/>
                 <w:noProof/>
-                <w:kern w:val="2"/>
-                <w:sz w:val="24"/>
-                <w:szCs w:val="24"/>
-                <w:lang w:val="en-US"/>
-                <w14:ligatures w14:val="standardContextual"/>
+                <w:lang w:eastAsia="hu-HU"/>
               </w:rPr>
               <w:tab/>
             </w:r>
             <w:r>
               <w:rPr>
-                <w:rStyle w:val="Hyperlink"/>
-                <w:noProof/>
-              </w:rPr>
-              <w:t>Jogosultság bemutatása</w:t>
+                <w:rStyle w:val="Hiperhivatkozs"/>
+                <w:noProof/>
+              </w:rPr>
+              <w:t>Beérkezett rendelések</w:t>
             </w:r>
             <w:r>
               <w:rPr>
@@ -2447,7 +2281,7 @@
                 <w:noProof/>
                 <w:webHidden/>
               </w:rPr>
-              <w:instrText xml:space="preserve"> PAGEREF _Toc227704592 \h </w:instrText>
+              <w:instrText xml:space="preserve"> PAGEREF _Toc227746252 \h </w:instrText>
             </w:r>
             <w:r>
               <w:rPr>
@@ -2467,7 +2301,7 @@
                 <w:noProof/>
                 <w:webHidden/>
               </w:rPr>
-              <w:t>7</w:t>
+              <w:t>11</w:t>
             </w:r>
             <w:r>
               <w:rPr>
@@ -2480,43 +2314,35 @@
         </w:p>
         <w:p>
           <w:pPr>
-            <w:pStyle w:val="TOC2"/>
+            <w:pStyle w:val="TJ2"/>
             <w:rPr>
               <w:rFonts w:eastAsiaTheme="minorEastAsia"/>
               <w:noProof/>
-              <w:kern w:val="2"/>
-              <w:sz w:val="24"/>
-              <w:szCs w:val="24"/>
-              <w:lang w:val="en-US"/>
-              <w14:ligatures w14:val="standardContextual"/>
+              <w:lang w:eastAsia="hu-HU"/>
             </w:rPr>
           </w:pPr>
-          <w:hyperlink w:anchor="_Toc227704593" w:history="1">
-            <w:r>
-              <w:rPr>
-                <w:rStyle w:val="Hyperlink"/>
-                <w:noProof/>
-              </w:rPr>
-              <w:t>4.2.</w:t>
+          <w:hyperlink w:anchor="_Toc227746253" w:history="1">
+            <w:r>
+              <w:rPr>
+                <w:rStyle w:val="Hiperhivatkozs"/>
+                <w:noProof/>
+              </w:rPr>
+              <w:t>5.3.</w:t>
             </w:r>
             <w:r>
               <w:rPr>
                 <w:rFonts w:eastAsiaTheme="minorEastAsia"/>
                 <w:noProof/>
-                <w:kern w:val="2"/>
-                <w:sz w:val="24"/>
-                <w:szCs w:val="24"/>
-                <w:lang w:val="en-US"/>
-                <w14:ligatures w14:val="standardContextual"/>
+                <w:lang w:eastAsia="hu-HU"/>
               </w:rPr>
               <w:tab/>
             </w:r>
             <w:r>
               <w:rPr>
-                <w:rStyle w:val="Hyperlink"/>
-                <w:noProof/>
-              </w:rPr>
-              <w:t>Áruház használata</w:t>
+                <w:rStyle w:val="Hiperhivatkozs"/>
+                <w:noProof/>
+              </w:rPr>
+              <w:t>Raktár használata</w:t>
             </w:r>
             <w:r>
               <w:rPr>
@@ -2537,7 +2363,7 @@
                 <w:noProof/>
                 <w:webHidden/>
               </w:rPr>
-              <w:instrText xml:space="preserve"> PAGEREF _Toc227704593 \h </w:instrText>
+              <w:instrText xml:space="preserve"> PAGEREF _Toc227746253 \h </w:instrText>
             </w:r>
             <w:r>
               <w:rPr>
@@ -2557,7 +2383,7 @@
                 <w:noProof/>
                 <w:webHidden/>
               </w:rPr>
-              <w:t>7</w:t>
+              <w:t>11</w:t>
             </w:r>
             <w:r>
               <w:rPr>
@@ -2570,43 +2396,34 @@
         </w:p>
         <w:p>
           <w:pPr>
-            <w:pStyle w:val="TOC2"/>
+            <w:pStyle w:val="TJ1"/>
             <w:rPr>
-              <w:rFonts w:eastAsiaTheme="minorEastAsia"/>
+              <w:rFonts w:cstheme="minorBidi"/>
               <w:noProof/>
-              <w:kern w:val="2"/>
-              <w:sz w:val="24"/>
-              <w:szCs w:val="24"/>
-              <w:lang w:val="en-US"/>
-              <w14:ligatures w14:val="standardContextual"/>
             </w:rPr>
           </w:pPr>
-          <w:hyperlink w:anchor="_Toc227704594" w:history="1">
-            <w:r>
-              <w:rPr>
-                <w:rStyle w:val="Hyperlink"/>
-                <w:noProof/>
-              </w:rPr>
-              <w:t>4.3.</w:t>
-            </w:r>
-            <w:r>
-              <w:rPr>
-                <w:rFonts w:eastAsiaTheme="minorEastAsia"/>
-                <w:noProof/>
-                <w:kern w:val="2"/>
-                <w:sz w:val="24"/>
-                <w:szCs w:val="24"/>
-                <w:lang w:val="en-US"/>
-                <w14:ligatures w14:val="standardContextual"/>
+          <w:hyperlink w:anchor="_Toc227746254" w:history="1">
+            <w:r>
+              <w:rPr>
+                <w:rStyle w:val="Hiperhivatkozs"/>
+                <w:rFonts w:cstheme="majorHAnsi"/>
+                <w:noProof/>
+              </w:rPr>
+              <w:t>6.</w:t>
+            </w:r>
+            <w:r>
+              <w:rPr>
+                <w:rFonts w:cstheme="minorBidi"/>
+                <w:noProof/>
               </w:rPr>
               <w:tab/>
             </w:r>
             <w:r>
               <w:rPr>
-                <w:rStyle w:val="Hyperlink"/>
-                <w:noProof/>
-              </w:rPr>
-              <w:t>Kosár használata</w:t>
+                <w:rStyle w:val="Hiperhivatkozs"/>
+                <w:noProof/>
+              </w:rPr>
+              <w:t>Számlakészítés</w:t>
             </w:r>
             <w:r>
               <w:rPr>
@@ -2627,7 +2444,7 @@
                 <w:noProof/>
                 <w:webHidden/>
               </w:rPr>
-              <w:instrText xml:space="preserve"> PAGEREF _Toc227704594 \h </w:instrText>
+              <w:instrText xml:space="preserve"> PAGEREF _Toc227746254 \h </w:instrText>
             </w:r>
             <w:r>
               <w:rPr>
@@ -2647,7 +2464,7 @@
                 <w:noProof/>
                 <w:webHidden/>
               </w:rPr>
-              <w:t>7</w:t>
+              <w:t>12</w:t>
             </w:r>
             <w:r>
               <w:rPr>
@@ -2660,43 +2477,35 @@
         </w:p>
         <w:p>
           <w:pPr>
-            <w:pStyle w:val="TOC2"/>
+            <w:pStyle w:val="TJ2"/>
             <w:rPr>
               <w:rFonts w:eastAsiaTheme="minorEastAsia"/>
               <w:noProof/>
-              <w:kern w:val="2"/>
-              <w:sz w:val="24"/>
-              <w:szCs w:val="24"/>
-              <w:lang w:val="en-US"/>
-              <w14:ligatures w14:val="standardContextual"/>
+              <w:lang w:eastAsia="hu-HU"/>
             </w:rPr>
           </w:pPr>
-          <w:hyperlink w:anchor="_Toc227704595" w:history="1">
-            <w:r>
-              <w:rPr>
-                <w:rStyle w:val="Hyperlink"/>
-                <w:noProof/>
-              </w:rPr>
-              <w:t>4.4.</w:t>
+          <w:hyperlink w:anchor="_Toc227746255" w:history="1">
+            <w:r>
+              <w:rPr>
+                <w:rStyle w:val="Hiperhivatkozs"/>
+                <w:noProof/>
+              </w:rPr>
+              <w:t>6.1.</w:t>
             </w:r>
             <w:r>
               <w:rPr>
                 <w:rFonts w:eastAsiaTheme="minorEastAsia"/>
                 <w:noProof/>
-                <w:kern w:val="2"/>
-                <w:sz w:val="24"/>
-                <w:szCs w:val="24"/>
-                <w:lang w:val="en-US"/>
-                <w14:ligatures w14:val="standardContextual"/>
+                <w:lang w:eastAsia="hu-HU"/>
               </w:rPr>
               <w:tab/>
             </w:r>
             <w:r>
               <w:rPr>
-                <w:rStyle w:val="Hyperlink"/>
-                <w:noProof/>
-              </w:rPr>
-              <w:t>Leadott rendelések</w:t>
+                <w:rStyle w:val="Hiperhivatkozs"/>
+                <w:noProof/>
+              </w:rPr>
+              <w:t>Jogosultság bemutatása</w:t>
             </w:r>
             <w:r>
               <w:rPr>
@@ -2717,7 +2526,7 @@
                 <w:noProof/>
                 <w:webHidden/>
               </w:rPr>
-              <w:instrText xml:space="preserve"> PAGEREF _Toc227704595 \h </w:instrText>
+              <w:instrText xml:space="preserve"> PAGEREF _Toc227746255 \h </w:instrText>
             </w:r>
             <w:r>
               <w:rPr>
@@ -2737,7 +2546,7 @@
                 <w:noProof/>
                 <w:webHidden/>
               </w:rPr>
-              <w:t>7</w:t>
+              <w:t>12</w:t>
             </w:r>
             <w:r>
               <w:rPr>
@@ -2750,43 +2559,35 @@
         </w:p>
         <w:p>
           <w:pPr>
-            <w:pStyle w:val="TOC2"/>
+            <w:pStyle w:val="TJ2"/>
             <w:rPr>
               <w:rFonts w:eastAsiaTheme="minorEastAsia"/>
               <w:noProof/>
-              <w:kern w:val="2"/>
-              <w:sz w:val="24"/>
-              <w:szCs w:val="24"/>
-              <w:lang w:val="en-US"/>
-              <w14:ligatures w14:val="standardContextual"/>
+              <w:lang w:eastAsia="hu-HU"/>
             </w:rPr>
           </w:pPr>
-          <w:hyperlink w:anchor="_Toc227704596" w:history="1">
-            <w:r>
-              <w:rPr>
-                <w:rStyle w:val="Hyperlink"/>
-                <w:noProof/>
-              </w:rPr>
-              <w:t>4.5.</w:t>
+          <w:hyperlink w:anchor="_Toc227746256" w:history="1">
+            <w:r>
+              <w:rPr>
+                <w:rStyle w:val="Hiperhivatkozs"/>
+                <w:noProof/>
+              </w:rPr>
+              <w:t>6.2.</w:t>
             </w:r>
             <w:r>
               <w:rPr>
                 <w:rFonts w:eastAsiaTheme="minorEastAsia"/>
                 <w:noProof/>
-                <w:kern w:val="2"/>
-                <w:sz w:val="24"/>
-                <w:szCs w:val="24"/>
-                <w:lang w:val="en-US"/>
-                <w14:ligatures w14:val="standardContextual"/>
+                <w:lang w:eastAsia="hu-HU"/>
               </w:rPr>
               <w:tab/>
             </w:r>
             <w:r>
               <w:rPr>
-                <w:rStyle w:val="Hyperlink"/>
-                <w:noProof/>
-              </w:rPr>
-              <w:t>g</w:t>
+                <w:rStyle w:val="Hiperhivatkozs"/>
+                <w:noProof/>
+              </w:rPr>
+              <w:t>Beérkezett rendelések</w:t>
             </w:r>
             <w:r>
               <w:rPr>
@@ -2807,7 +2608,7 @@
                 <w:noProof/>
                 <w:webHidden/>
               </w:rPr>
-              <w:instrText xml:space="preserve"> PAGEREF _Toc227704596 \h </w:instrText>
+              <w:instrText xml:space="preserve"> PAGEREF _Toc227746256 \h </w:instrText>
             </w:r>
             <w:r>
               <w:rPr>
@@ -2827,7 +2628,7 @@
                 <w:noProof/>
                 <w:webHidden/>
               </w:rPr>
-              <w:t>7</w:t>
+              <w:t>12</w:t>
             </w:r>
             <w:r>
               <w:rPr>
@@ -2840,44 +2641,35 @@
         </w:p>
         <w:p>
           <w:pPr>
-            <w:pStyle w:val="TOC1"/>
+            <w:pStyle w:val="TJ2"/>
             <w:rPr>
-              <w:rFonts w:cstheme="minorBidi"/>
+              <w:rFonts w:eastAsiaTheme="minorEastAsia"/>
               <w:noProof/>
-              <w:kern w:val="2"/>
-              <w:sz w:val="24"/>
-              <w:szCs w:val="24"/>
-              <w:lang w:val="en-US" w:eastAsia="en-US"/>
-              <w14:ligatures w14:val="standardContextual"/>
+              <w:lang w:eastAsia="hu-HU"/>
             </w:rPr>
           </w:pPr>
-          <w:hyperlink w:anchor="_Toc227704597" w:history="1">
-            <w:r>
-              <w:rPr>
-                <w:rStyle w:val="Hyperlink"/>
-                <w:rFonts w:cstheme="majorHAnsi"/>
-                <w:noProof/>
-              </w:rPr>
-              <w:t>5.</w:t>
-            </w:r>
-            <w:r>
-              <w:rPr>
-                <w:rFonts w:cstheme="minorBidi"/>
-                <w:noProof/>
-                <w:kern w:val="2"/>
-                <w:sz w:val="24"/>
-                <w:szCs w:val="24"/>
-                <w:lang w:val="en-US" w:eastAsia="en-US"/>
-                <w14:ligatures w14:val="standardContextual"/>
+          <w:hyperlink w:anchor="_Toc227746257" w:history="1">
+            <w:r>
+              <w:rPr>
+                <w:rStyle w:val="Hiperhivatkozs"/>
+                <w:noProof/>
+              </w:rPr>
+              <w:t>6.3.</w:t>
+            </w:r>
+            <w:r>
+              <w:rPr>
+                <w:rFonts w:eastAsiaTheme="minorEastAsia"/>
+                <w:noProof/>
+                <w:lang w:eastAsia="hu-HU"/>
               </w:rPr>
               <w:tab/>
             </w:r>
             <w:r>
               <w:rPr>
-                <w:rStyle w:val="Hyperlink"/>
-                <w:noProof/>
-              </w:rPr>
-              <w:t>Rendelés összekészítés</w:t>
+                <w:rStyle w:val="Hiperhivatkozs"/>
+                <w:noProof/>
+              </w:rPr>
+              <w:t>Leadott rendelések</w:t>
             </w:r>
             <w:r>
               <w:rPr>
@@ -2898,7 +2690,7 @@
                 <w:noProof/>
                 <w:webHidden/>
               </w:rPr>
-              <w:instrText xml:space="preserve"> PAGEREF _Toc227704597 \h </w:instrText>
+              <w:instrText xml:space="preserve"> PAGEREF _Toc227746257 \h </w:instrText>
             </w:r>
             <w:r>
               <w:rPr>
@@ -2918,7 +2710,7 @@
                 <w:noProof/>
                 <w:webHidden/>
               </w:rPr>
-              <w:t>8</w:t>
+              <w:t>12</w:t>
             </w:r>
             <w:r>
               <w:rPr>
@@ -2931,43 +2723,34 @@
         </w:p>
         <w:p>
           <w:pPr>
-            <w:pStyle w:val="TOC2"/>
+            <w:pStyle w:val="TJ1"/>
             <w:rPr>
-              <w:rFonts w:eastAsiaTheme="minorEastAsia"/>
+              <w:rFonts w:cstheme="minorBidi"/>
               <w:noProof/>
-              <w:kern w:val="2"/>
-              <w:sz w:val="24"/>
-              <w:szCs w:val="24"/>
-              <w:lang w:val="en-US"/>
-              <w14:ligatures w14:val="standardContextual"/>
             </w:rPr>
           </w:pPr>
-          <w:hyperlink w:anchor="_Toc227704598" w:history="1">
-            <w:r>
-              <w:rPr>
-                <w:rStyle w:val="Hyperlink"/>
-                <w:noProof/>
-              </w:rPr>
-              <w:t>5.1.</w:t>
-            </w:r>
-            <w:r>
-              <w:rPr>
-                <w:rFonts w:eastAsiaTheme="minorEastAsia"/>
-                <w:noProof/>
-                <w:kern w:val="2"/>
-                <w:sz w:val="24"/>
-                <w:szCs w:val="24"/>
-                <w:lang w:val="en-US"/>
-                <w14:ligatures w14:val="standardContextual"/>
+          <w:hyperlink w:anchor="_Toc227746258" w:history="1">
+            <w:r>
+              <w:rPr>
+                <w:rStyle w:val="Hiperhivatkozs"/>
+                <w:rFonts w:cstheme="majorHAnsi"/>
+                <w:noProof/>
+              </w:rPr>
+              <w:t>7.</w:t>
+            </w:r>
+            <w:r>
+              <w:rPr>
+                <w:rFonts w:cstheme="minorBidi"/>
+                <w:noProof/>
               </w:rPr>
               <w:tab/>
             </w:r>
             <w:r>
               <w:rPr>
-                <w:rStyle w:val="Hyperlink"/>
-                <w:noProof/>
-              </w:rPr>
-              <w:t>Jogosultság bemutatása</w:t>
+                <w:rStyle w:val="Hiperhivatkozs"/>
+                <w:noProof/>
+              </w:rPr>
+              <w:t>Raktárkezelés</w:t>
             </w:r>
             <w:r>
               <w:rPr>
@@ -2988,7 +2771,7 @@
                 <w:noProof/>
                 <w:webHidden/>
               </w:rPr>
-              <w:instrText xml:space="preserve"> PAGEREF _Toc227704598 \h </w:instrText>
+              <w:instrText xml:space="preserve"> PAGEREF _Toc227746258 \h </w:instrText>
             </w:r>
             <w:r>
               <w:rPr>
@@ -3008,7 +2791,7 @@
                 <w:noProof/>
                 <w:webHidden/>
               </w:rPr>
-              <w:t>8</w:t>
+              <w:t>13</w:t>
             </w:r>
             <w:r>
               <w:rPr>
@@ -3021,43 +2804,35 @@
         </w:p>
         <w:p>
           <w:pPr>
-            <w:pStyle w:val="TOC2"/>
+            <w:pStyle w:val="TJ2"/>
             <w:rPr>
               <w:rFonts w:eastAsiaTheme="minorEastAsia"/>
               <w:noProof/>
-              <w:kern w:val="2"/>
-              <w:sz w:val="24"/>
-              <w:szCs w:val="24"/>
-              <w:lang w:val="en-US"/>
-              <w14:ligatures w14:val="standardContextual"/>
+              <w:lang w:eastAsia="hu-HU"/>
             </w:rPr>
           </w:pPr>
-          <w:hyperlink w:anchor="_Toc227704599" w:history="1">
-            <w:r>
-              <w:rPr>
-                <w:rStyle w:val="Hyperlink"/>
-                <w:noProof/>
-              </w:rPr>
-              <w:t>5.2.</w:t>
+          <w:hyperlink w:anchor="_Toc227746259" w:history="1">
+            <w:r>
+              <w:rPr>
+                <w:rStyle w:val="Hiperhivatkozs"/>
+                <w:noProof/>
+              </w:rPr>
+              <w:t>7.1.</w:t>
             </w:r>
             <w:r>
               <w:rPr>
                 <w:rFonts w:eastAsiaTheme="minorEastAsia"/>
                 <w:noProof/>
-                <w:kern w:val="2"/>
-                <w:sz w:val="24"/>
-                <w:szCs w:val="24"/>
-                <w:lang w:val="en-US"/>
-                <w14:ligatures w14:val="standardContextual"/>
+                <w:lang w:eastAsia="hu-HU"/>
               </w:rPr>
               <w:tab/>
             </w:r>
             <w:r>
               <w:rPr>
-                <w:rStyle w:val="Hyperlink"/>
-                <w:noProof/>
-              </w:rPr>
-              <w:t>Beérkezett rendelések</w:t>
+                <w:rStyle w:val="Hiperhivatkozs"/>
+                <w:noProof/>
+              </w:rPr>
+              <w:t>Jogosultság bemutatása</w:t>
             </w:r>
             <w:r>
               <w:rPr>
@@ -3078,7 +2853,7 @@
                 <w:noProof/>
                 <w:webHidden/>
               </w:rPr>
-              <w:instrText xml:space="preserve"> PAGEREF _Toc227704599 \h </w:instrText>
+              <w:instrText xml:space="preserve"> PAGEREF _Toc227746259 \h </w:instrText>
             </w:r>
             <w:r>
               <w:rPr>
@@ -3098,7 +2873,7 @@
                 <w:noProof/>
                 <w:webHidden/>
               </w:rPr>
-              <w:t>8</w:t>
+              <w:t>13</w:t>
             </w:r>
             <w:r>
               <w:rPr>
@@ -3111,43 +2886,35 @@
         </w:p>
         <w:p>
           <w:pPr>
-            <w:pStyle w:val="TOC2"/>
+            <w:pStyle w:val="TJ2"/>
             <w:rPr>
               <w:rFonts w:eastAsiaTheme="minorEastAsia"/>
               <w:noProof/>
-              <w:kern w:val="2"/>
-              <w:sz w:val="24"/>
-              <w:szCs w:val="24"/>
-              <w:lang w:val="en-US"/>
-              <w14:ligatures w14:val="standardContextual"/>
+              <w:lang w:eastAsia="hu-HU"/>
             </w:rPr>
           </w:pPr>
-          <w:hyperlink w:anchor="_Toc227704600" w:history="1">
-            <w:r>
-              <w:rPr>
-                <w:rStyle w:val="Hyperlink"/>
-                <w:noProof/>
-              </w:rPr>
-              <w:t>5.3.</w:t>
+          <w:hyperlink w:anchor="_Toc227746260" w:history="1">
+            <w:r>
+              <w:rPr>
+                <w:rStyle w:val="Hiperhivatkozs"/>
+                <w:noProof/>
+              </w:rPr>
+              <w:t>7.2.</w:t>
             </w:r>
             <w:r>
               <w:rPr>
                 <w:rFonts w:eastAsiaTheme="minorEastAsia"/>
                 <w:noProof/>
-                <w:kern w:val="2"/>
-                <w:sz w:val="24"/>
-                <w:szCs w:val="24"/>
-                <w:lang w:val="en-US"/>
-                <w14:ligatures w14:val="standardContextual"/>
+                <w:lang w:eastAsia="hu-HU"/>
               </w:rPr>
               <w:tab/>
             </w:r>
             <w:r>
               <w:rPr>
-                <w:rStyle w:val="Hyperlink"/>
-                <w:noProof/>
-              </w:rPr>
-              <w:t>Raktár használata</w:t>
+                <w:rStyle w:val="Hiperhivatkozs"/>
+                <w:noProof/>
+              </w:rPr>
+              <w:t>Raktár</w:t>
             </w:r>
             <w:r>
               <w:rPr>
@@ -3168,7 +2935,7 @@
                 <w:noProof/>
                 <w:webHidden/>
               </w:rPr>
-              <w:instrText xml:space="preserve"> PAGEREF _Toc227704600 \h </w:instrText>
+              <w:instrText xml:space="preserve"> PAGEREF _Toc227746260 \h </w:instrText>
             </w:r>
             <w:r>
               <w:rPr>
@@ -3188,7 +2955,7 @@
                 <w:noProof/>
                 <w:webHidden/>
               </w:rPr>
-              <w:t>8</w:t>
+              <w:t>13</w:t>
             </w:r>
             <w:r>
               <w:rPr>
@@ -3201,44 +2968,34 @@
         </w:p>
         <w:p>
           <w:pPr>
-            <w:pStyle w:val="TOC1"/>
+            <w:pStyle w:val="TJ1"/>
             <w:rPr>
               <w:rFonts w:cstheme="minorBidi"/>
               <w:noProof/>
-              <w:kern w:val="2"/>
-              <w:sz w:val="24"/>
-              <w:szCs w:val="24"/>
-              <w:lang w:val="en-US" w:eastAsia="en-US"/>
-              <w14:ligatures w14:val="standardContextual"/>
             </w:rPr>
           </w:pPr>
-          <w:hyperlink w:anchor="_Toc227704601" w:history="1">
-            <w:r>
-              <w:rPr>
-                <w:rStyle w:val="Hyperlink"/>
+          <w:hyperlink w:anchor="_Toc227746261" w:history="1">
+            <w:r>
+              <w:rPr>
+                <w:rStyle w:val="Hiperhivatkozs"/>
                 <w:rFonts w:cstheme="majorHAnsi"/>
                 <w:noProof/>
               </w:rPr>
-              <w:t>6.</w:t>
+              <w:t>8.</w:t>
             </w:r>
             <w:r>
               <w:rPr>
                 <w:rFonts w:cstheme="minorBidi"/>
                 <w:noProof/>
-                <w:kern w:val="2"/>
-                <w:sz w:val="24"/>
-                <w:szCs w:val="24"/>
-                <w:lang w:val="en-US" w:eastAsia="en-US"/>
-                <w14:ligatures w14:val="standardContextual"/>
               </w:rPr>
               <w:tab/>
             </w:r>
             <w:r>
               <w:rPr>
-                <w:rStyle w:val="Hyperlink"/>
-                <w:noProof/>
-              </w:rPr>
-              <w:t>Számlakészítés</w:t>
+                <w:rStyle w:val="Hiperhivatkozs"/>
+                <w:noProof/>
+              </w:rPr>
+              <w:t>Problémakezelés</w:t>
             </w:r>
             <w:r>
               <w:rPr>
@@ -3259,7 +3016,7 @@
                 <w:noProof/>
                 <w:webHidden/>
               </w:rPr>
-              <w:instrText xml:space="preserve"> PAGEREF _Toc227704601 \h </w:instrText>
+              <w:instrText xml:space="preserve"> PAGEREF _Toc227746261 \h </w:instrText>
             </w:r>
             <w:r>
               <w:rPr>
@@ -3279,7 +3036,7 @@
                 <w:noProof/>
                 <w:webHidden/>
               </w:rPr>
-              <w:t>9</w:t>
+              <w:t>14</w:t>
             </w:r>
             <w:r>
               <w:rPr>
@@ -3292,43 +3049,35 @@
         </w:p>
         <w:p>
           <w:pPr>
-            <w:pStyle w:val="TOC2"/>
+            <w:pStyle w:val="TJ2"/>
             <w:rPr>
               <w:rFonts w:eastAsiaTheme="minorEastAsia"/>
               <w:noProof/>
-              <w:kern w:val="2"/>
-              <w:sz w:val="24"/>
-              <w:szCs w:val="24"/>
-              <w:lang w:val="en-US"/>
-              <w14:ligatures w14:val="standardContextual"/>
+              <w:lang w:eastAsia="hu-HU"/>
             </w:rPr>
           </w:pPr>
-          <w:hyperlink w:anchor="_Toc227704602" w:history="1">
-            <w:r>
-              <w:rPr>
-                <w:rStyle w:val="Hyperlink"/>
-                <w:noProof/>
-              </w:rPr>
-              <w:t>6.1.</w:t>
+          <w:hyperlink w:anchor="_Toc227746262" w:history="1">
+            <w:r>
+              <w:rPr>
+                <w:rStyle w:val="Hiperhivatkozs"/>
+                <w:noProof/>
+              </w:rPr>
+              <w:t>8.1.</w:t>
             </w:r>
             <w:r>
               <w:rPr>
                 <w:rFonts w:eastAsiaTheme="minorEastAsia"/>
                 <w:noProof/>
-                <w:kern w:val="2"/>
-                <w:sz w:val="24"/>
-                <w:szCs w:val="24"/>
-                <w:lang w:val="en-US"/>
-                <w14:ligatures w14:val="standardContextual"/>
+                <w:lang w:eastAsia="hu-HU"/>
               </w:rPr>
               <w:tab/>
             </w:r>
             <w:r>
               <w:rPr>
-                <w:rStyle w:val="Hyperlink"/>
-                <w:noProof/>
-              </w:rPr>
-              <w:t>Jogosultság bemutatása</w:t>
+                <w:rStyle w:val="Hiperhivatkozs"/>
+                <w:noProof/>
+              </w:rPr>
+              <w:t>Elfelejtett felhasználónév vagy jelszó</w:t>
             </w:r>
             <w:r>
               <w:rPr>
@@ -3349,7 +3098,7 @@
                 <w:noProof/>
                 <w:webHidden/>
               </w:rPr>
-              <w:instrText xml:space="preserve"> PAGEREF _Toc227704602 \h </w:instrText>
+              <w:instrText xml:space="preserve"> PAGEREF _Toc227746262 \h </w:instrText>
             </w:r>
             <w:r>
               <w:rPr>
@@ -3369,7 +3118,7 @@
                 <w:noProof/>
                 <w:webHidden/>
               </w:rPr>
-              <w:t>9</w:t>
+              <w:t>14</w:t>
             </w:r>
             <w:r>
               <w:rPr>
@@ -3382,43 +3131,35 @@
         </w:p>
         <w:p>
           <w:pPr>
-            <w:pStyle w:val="TOC2"/>
+            <w:pStyle w:val="TJ2"/>
             <w:rPr>
               <w:rFonts w:eastAsiaTheme="minorEastAsia"/>
               <w:noProof/>
-              <w:kern w:val="2"/>
-              <w:sz w:val="24"/>
-              <w:szCs w:val="24"/>
-              <w:lang w:val="en-US"/>
-              <w14:ligatures w14:val="standardContextual"/>
+              <w:lang w:eastAsia="hu-HU"/>
             </w:rPr>
           </w:pPr>
-          <w:hyperlink w:anchor="_Toc227704603" w:history="1">
-            <w:r>
-              <w:rPr>
-                <w:rStyle w:val="Hyperlink"/>
-                <w:noProof/>
-              </w:rPr>
-              <w:t>6.2.</w:t>
+          <w:hyperlink w:anchor="_Toc227746263" w:history="1">
+            <w:r>
+              <w:rPr>
+                <w:rStyle w:val="Hiperhivatkozs"/>
+                <w:noProof/>
+              </w:rPr>
+              <w:t>8.2.</w:t>
             </w:r>
             <w:r>
               <w:rPr>
                 <w:rFonts w:eastAsiaTheme="minorEastAsia"/>
                 <w:noProof/>
-                <w:kern w:val="2"/>
-                <w:sz w:val="24"/>
-                <w:szCs w:val="24"/>
-                <w:lang w:val="en-US"/>
-                <w14:ligatures w14:val="standardContextual"/>
+                <w:lang w:eastAsia="hu-HU"/>
               </w:rPr>
               <w:tab/>
             </w:r>
             <w:r>
               <w:rPr>
-                <w:rStyle w:val="Hyperlink"/>
-                <w:noProof/>
-              </w:rPr>
-              <w:t>Beérkezett rendelések</w:t>
+                <w:rStyle w:val="Hiperhivatkozs"/>
+                <w:noProof/>
+              </w:rPr>
+              <w:t>Hibabejelentés</w:t>
             </w:r>
             <w:r>
               <w:rPr>
@@ -3439,7 +3180,7 @@
                 <w:noProof/>
                 <w:webHidden/>
               </w:rPr>
-              <w:instrText xml:space="preserve"> PAGEREF _Toc227704603 \h </w:instrText>
+              <w:instrText xml:space="preserve"> PAGEREF _Toc227746263 \h </w:instrText>
             </w:r>
             <w:r>
               <w:rPr>
@@ -3459,7 +3200,7 @@
                 <w:noProof/>
                 <w:webHidden/>
               </w:rPr>
-              <w:t>9</w:t>
+              <w:t>14</w:t>
             </w:r>
             <w:r>
               <w:rPr>
@@ -3472,43 +3213,35 @@
         </w:p>
         <w:p>
           <w:pPr>
-            <w:pStyle w:val="TOC2"/>
+            <w:pStyle w:val="TJ2"/>
             <w:rPr>
               <w:rFonts w:eastAsiaTheme="minorEastAsia"/>
               <w:noProof/>
-              <w:kern w:val="2"/>
-              <w:sz w:val="24"/>
-              <w:szCs w:val="24"/>
-              <w:lang w:val="en-US"/>
-              <w14:ligatures w14:val="standardContextual"/>
+              <w:lang w:eastAsia="hu-HU"/>
             </w:rPr>
           </w:pPr>
-          <w:hyperlink w:anchor="_Toc227704604" w:history="1">
-            <w:r>
-              <w:rPr>
-                <w:rStyle w:val="Hyperlink"/>
-                <w:noProof/>
-              </w:rPr>
-              <w:t>6.3.</w:t>
+          <w:hyperlink w:anchor="_Toc227746264" w:history="1">
+            <w:r>
+              <w:rPr>
+                <w:rStyle w:val="Hiperhivatkozs"/>
+                <w:noProof/>
+              </w:rPr>
+              <w:t>8.3.</w:t>
             </w:r>
             <w:r>
               <w:rPr>
                 <w:rFonts w:eastAsiaTheme="minorEastAsia"/>
                 <w:noProof/>
-                <w:kern w:val="2"/>
-                <w:sz w:val="24"/>
-                <w:szCs w:val="24"/>
-                <w:lang w:val="en-US"/>
-                <w14:ligatures w14:val="standardContextual"/>
+                <w:lang w:eastAsia="hu-HU"/>
               </w:rPr>
               <w:tab/>
             </w:r>
             <w:r>
               <w:rPr>
-                <w:rStyle w:val="Hyperlink"/>
-                <w:noProof/>
-              </w:rPr>
-              <w:t>Elküldött rendelések</w:t>
+                <w:rStyle w:val="Hiperhivatkozs"/>
+                <w:noProof/>
+              </w:rPr>
+              <w:t>Kapcsolatfelvétel</w:t>
             </w:r>
             <w:r>
               <w:rPr>
@@ -3529,7 +3262,7 @@
                 <w:noProof/>
                 <w:webHidden/>
               </w:rPr>
-              <w:instrText xml:space="preserve"> PAGEREF _Toc227704604 \h </w:instrText>
+              <w:instrText xml:space="preserve"> PAGEREF _Toc227746264 \h </w:instrText>
             </w:r>
             <w:r>
               <w:rPr>
@@ -3549,819 +3282,7 @@
                 <w:noProof/>
                 <w:webHidden/>
               </w:rPr>
-              <w:t>9</w:t>
-            </w:r>
-            <w:r>
-              <w:rPr>
-                <w:noProof/>
-                <w:webHidden/>
-              </w:rPr>
-              <w:fldChar w:fldCharType="end"/>
-            </w:r>
-          </w:hyperlink>
-        </w:p>
-        <w:p>
-          <w:pPr>
-            <w:pStyle w:val="TOC2"/>
-            <w:rPr>
-              <w:rFonts w:eastAsiaTheme="minorEastAsia"/>
-              <w:noProof/>
-              <w:kern w:val="2"/>
-              <w:sz w:val="24"/>
-              <w:szCs w:val="24"/>
-              <w:lang w:val="en-US"/>
-              <w14:ligatures w14:val="standardContextual"/>
-            </w:rPr>
-          </w:pPr>
-          <w:hyperlink w:anchor="_Toc227704605" w:history="1">
-            <w:r>
-              <w:rPr>
-                <w:rStyle w:val="Hyperlink"/>
-                <w:noProof/>
-              </w:rPr>
-              <w:t>6.4.</w:t>
-            </w:r>
-            <w:r>
-              <w:rPr>
-                <w:rFonts w:eastAsiaTheme="minorEastAsia"/>
-                <w:noProof/>
-                <w:kern w:val="2"/>
-                <w:sz w:val="24"/>
-                <w:szCs w:val="24"/>
-                <w:lang w:val="en-US"/>
-                <w14:ligatures w14:val="standardContextual"/>
-              </w:rPr>
-              <w:tab/>
-            </w:r>
-            <w:r>
-              <w:rPr>
-                <w:rStyle w:val="Hyperlink"/>
-                <w:noProof/>
-              </w:rPr>
-              <w:t>Leadott rendelések</w:t>
-            </w:r>
-            <w:r>
-              <w:rPr>
-                <w:noProof/>
-                <w:webHidden/>
-              </w:rPr>
-              <w:tab/>
-            </w:r>
-            <w:r>
-              <w:rPr>
-                <w:noProof/>
-                <w:webHidden/>
-              </w:rPr>
-              <w:fldChar w:fldCharType="begin"/>
-            </w:r>
-            <w:r>
-              <w:rPr>
-                <w:noProof/>
-                <w:webHidden/>
-              </w:rPr>
-              <w:instrText xml:space="preserve"> PAGEREF _Toc227704605 \h </w:instrText>
-            </w:r>
-            <w:r>
-              <w:rPr>
-                <w:noProof/>
-                <w:webHidden/>
-              </w:rPr>
-            </w:r>
-            <w:r>
-              <w:rPr>
-                <w:noProof/>
-                <w:webHidden/>
-              </w:rPr>
-              <w:fldChar w:fldCharType="separate"/>
-            </w:r>
-            <w:r>
-              <w:rPr>
-                <w:noProof/>
-                <w:webHidden/>
-              </w:rPr>
-              <w:t>9</w:t>
-            </w:r>
-            <w:r>
-              <w:rPr>
-                <w:noProof/>
-                <w:webHidden/>
-              </w:rPr>
-              <w:fldChar w:fldCharType="end"/>
-            </w:r>
-          </w:hyperlink>
-        </w:p>
-        <w:p>
-          <w:pPr>
-            <w:pStyle w:val="TOC2"/>
-            <w:rPr>
-              <w:rFonts w:eastAsiaTheme="minorEastAsia"/>
-              <w:noProof/>
-              <w:kern w:val="2"/>
-              <w:sz w:val="24"/>
-              <w:szCs w:val="24"/>
-              <w:lang w:val="en-US"/>
-              <w14:ligatures w14:val="standardContextual"/>
-            </w:rPr>
-          </w:pPr>
-          <w:hyperlink w:anchor="_Toc227704606" w:history="1">
-            <w:r>
-              <w:rPr>
-                <w:rStyle w:val="Hyperlink"/>
-                <w:noProof/>
-              </w:rPr>
-              <w:t>6.5.</w:t>
-            </w:r>
-            <w:r>
-              <w:rPr>
-                <w:rFonts w:eastAsiaTheme="minorEastAsia"/>
-                <w:noProof/>
-                <w:kern w:val="2"/>
-                <w:sz w:val="24"/>
-                <w:szCs w:val="24"/>
-                <w:lang w:val="en-US"/>
-                <w14:ligatures w14:val="standardContextual"/>
-              </w:rPr>
-              <w:tab/>
-            </w:r>
-            <w:r>
-              <w:rPr>
-                <w:rStyle w:val="Hyperlink"/>
-                <w:noProof/>
-              </w:rPr>
-              <w:t>g</w:t>
-            </w:r>
-            <w:r>
-              <w:rPr>
-                <w:noProof/>
-                <w:webHidden/>
-              </w:rPr>
-              <w:tab/>
-            </w:r>
-            <w:r>
-              <w:rPr>
-                <w:noProof/>
-                <w:webHidden/>
-              </w:rPr>
-              <w:fldChar w:fldCharType="begin"/>
-            </w:r>
-            <w:r>
-              <w:rPr>
-                <w:noProof/>
-                <w:webHidden/>
-              </w:rPr>
-              <w:instrText xml:space="preserve"> PAGEREF _Toc227704606 \h </w:instrText>
-            </w:r>
-            <w:r>
-              <w:rPr>
-                <w:noProof/>
-                <w:webHidden/>
-              </w:rPr>
-            </w:r>
-            <w:r>
-              <w:rPr>
-                <w:noProof/>
-                <w:webHidden/>
-              </w:rPr>
-              <w:fldChar w:fldCharType="separate"/>
-            </w:r>
-            <w:r>
-              <w:rPr>
-                <w:noProof/>
-                <w:webHidden/>
-              </w:rPr>
-              <w:t>9</w:t>
-            </w:r>
-            <w:r>
-              <w:rPr>
-                <w:noProof/>
-                <w:webHidden/>
-              </w:rPr>
-              <w:fldChar w:fldCharType="end"/>
-            </w:r>
-          </w:hyperlink>
-        </w:p>
-        <w:p>
-          <w:pPr>
-            <w:pStyle w:val="TOC1"/>
-            <w:rPr>
-              <w:rFonts w:cstheme="minorBidi"/>
-              <w:noProof/>
-              <w:kern w:val="2"/>
-              <w:sz w:val="24"/>
-              <w:szCs w:val="24"/>
-              <w:lang w:val="en-US" w:eastAsia="en-US"/>
-              <w14:ligatures w14:val="standardContextual"/>
-            </w:rPr>
-          </w:pPr>
-          <w:hyperlink w:anchor="_Toc227704607" w:history="1">
-            <w:r>
-              <w:rPr>
-                <w:rStyle w:val="Hyperlink"/>
-                <w:rFonts w:cstheme="majorHAnsi"/>
-                <w:noProof/>
-              </w:rPr>
-              <w:t>7.</w:t>
-            </w:r>
-            <w:r>
-              <w:rPr>
-                <w:rFonts w:cstheme="minorBidi"/>
-                <w:noProof/>
-                <w:kern w:val="2"/>
-                <w:sz w:val="24"/>
-                <w:szCs w:val="24"/>
-                <w:lang w:val="en-US" w:eastAsia="en-US"/>
-                <w14:ligatures w14:val="standardContextual"/>
-              </w:rPr>
-              <w:tab/>
-            </w:r>
-            <w:r>
-              <w:rPr>
-                <w:rStyle w:val="Hyperlink"/>
-                <w:noProof/>
-              </w:rPr>
-              <w:t>Raktárkezelés</w:t>
-            </w:r>
-            <w:r>
-              <w:rPr>
-                <w:noProof/>
-                <w:webHidden/>
-              </w:rPr>
-              <w:tab/>
-            </w:r>
-            <w:r>
-              <w:rPr>
-                <w:noProof/>
-                <w:webHidden/>
-              </w:rPr>
-              <w:fldChar w:fldCharType="begin"/>
-            </w:r>
-            <w:r>
-              <w:rPr>
-                <w:noProof/>
-                <w:webHidden/>
-              </w:rPr>
-              <w:instrText xml:space="preserve"> PAGEREF _Toc227704607 \h </w:instrText>
-            </w:r>
-            <w:r>
-              <w:rPr>
-                <w:noProof/>
-                <w:webHidden/>
-              </w:rPr>
-            </w:r>
-            <w:r>
-              <w:rPr>
-                <w:noProof/>
-                <w:webHidden/>
-              </w:rPr>
-              <w:fldChar w:fldCharType="separate"/>
-            </w:r>
-            <w:r>
-              <w:rPr>
-                <w:noProof/>
-                <w:webHidden/>
-              </w:rPr>
-              <w:t>10</w:t>
-            </w:r>
-            <w:r>
-              <w:rPr>
-                <w:noProof/>
-                <w:webHidden/>
-              </w:rPr>
-              <w:fldChar w:fldCharType="end"/>
-            </w:r>
-          </w:hyperlink>
-        </w:p>
-        <w:p>
-          <w:pPr>
-            <w:pStyle w:val="TOC2"/>
-            <w:rPr>
-              <w:rFonts w:eastAsiaTheme="minorEastAsia"/>
-              <w:noProof/>
-              <w:kern w:val="2"/>
-              <w:sz w:val="24"/>
-              <w:szCs w:val="24"/>
-              <w:lang w:val="en-US"/>
-              <w14:ligatures w14:val="standardContextual"/>
-            </w:rPr>
-          </w:pPr>
-          <w:hyperlink w:anchor="_Toc227704608" w:history="1">
-            <w:r>
-              <w:rPr>
-                <w:rStyle w:val="Hyperlink"/>
-                <w:noProof/>
-              </w:rPr>
-              <w:t>7.1.</w:t>
-            </w:r>
-            <w:r>
-              <w:rPr>
-                <w:rFonts w:eastAsiaTheme="minorEastAsia"/>
-                <w:noProof/>
-                <w:kern w:val="2"/>
-                <w:sz w:val="24"/>
-                <w:szCs w:val="24"/>
-                <w:lang w:val="en-US"/>
-                <w14:ligatures w14:val="standardContextual"/>
-              </w:rPr>
-              <w:tab/>
-            </w:r>
-            <w:r>
-              <w:rPr>
-                <w:rStyle w:val="Hyperlink"/>
-                <w:noProof/>
-              </w:rPr>
-              <w:t>Jogosultság bemutatása</w:t>
-            </w:r>
-            <w:r>
-              <w:rPr>
-                <w:noProof/>
-                <w:webHidden/>
-              </w:rPr>
-              <w:tab/>
-            </w:r>
-            <w:r>
-              <w:rPr>
-                <w:noProof/>
-                <w:webHidden/>
-              </w:rPr>
-              <w:fldChar w:fldCharType="begin"/>
-            </w:r>
-            <w:r>
-              <w:rPr>
-                <w:noProof/>
-                <w:webHidden/>
-              </w:rPr>
-              <w:instrText xml:space="preserve"> PAGEREF _Toc227704608 \h </w:instrText>
-            </w:r>
-            <w:r>
-              <w:rPr>
-                <w:noProof/>
-                <w:webHidden/>
-              </w:rPr>
-            </w:r>
-            <w:r>
-              <w:rPr>
-                <w:noProof/>
-                <w:webHidden/>
-              </w:rPr>
-              <w:fldChar w:fldCharType="separate"/>
-            </w:r>
-            <w:r>
-              <w:rPr>
-                <w:noProof/>
-                <w:webHidden/>
-              </w:rPr>
-              <w:t>10</w:t>
-            </w:r>
-            <w:r>
-              <w:rPr>
-                <w:noProof/>
-                <w:webHidden/>
-              </w:rPr>
-              <w:fldChar w:fldCharType="end"/>
-            </w:r>
-          </w:hyperlink>
-        </w:p>
-        <w:p>
-          <w:pPr>
-            <w:pStyle w:val="TOC2"/>
-            <w:rPr>
-              <w:rFonts w:eastAsiaTheme="minorEastAsia"/>
-              <w:noProof/>
-              <w:kern w:val="2"/>
-              <w:sz w:val="24"/>
-              <w:szCs w:val="24"/>
-              <w:lang w:val="en-US"/>
-              <w14:ligatures w14:val="standardContextual"/>
-            </w:rPr>
-          </w:pPr>
-          <w:hyperlink w:anchor="_Toc227704609" w:history="1">
-            <w:r>
-              <w:rPr>
-                <w:rStyle w:val="Hyperlink"/>
-                <w:noProof/>
-              </w:rPr>
-              <w:t>7.2.</w:t>
-            </w:r>
-            <w:r>
-              <w:rPr>
-                <w:rFonts w:eastAsiaTheme="minorEastAsia"/>
-                <w:noProof/>
-                <w:kern w:val="2"/>
-                <w:sz w:val="24"/>
-                <w:szCs w:val="24"/>
-                <w:lang w:val="en-US"/>
-                <w14:ligatures w14:val="standardContextual"/>
-              </w:rPr>
-              <w:tab/>
-            </w:r>
-            <w:r>
-              <w:rPr>
-                <w:rStyle w:val="Hyperlink"/>
-                <w:noProof/>
-              </w:rPr>
-              <w:t>Raktár</w:t>
-            </w:r>
-            <w:r>
-              <w:rPr>
-                <w:noProof/>
-                <w:webHidden/>
-              </w:rPr>
-              <w:tab/>
-            </w:r>
-            <w:r>
-              <w:rPr>
-                <w:noProof/>
-                <w:webHidden/>
-              </w:rPr>
-              <w:fldChar w:fldCharType="begin"/>
-            </w:r>
-            <w:r>
-              <w:rPr>
-                <w:noProof/>
-                <w:webHidden/>
-              </w:rPr>
-              <w:instrText xml:space="preserve"> PAGEREF _Toc227704609 \h </w:instrText>
-            </w:r>
-            <w:r>
-              <w:rPr>
-                <w:noProof/>
-                <w:webHidden/>
-              </w:rPr>
-            </w:r>
-            <w:r>
-              <w:rPr>
-                <w:noProof/>
-                <w:webHidden/>
-              </w:rPr>
-              <w:fldChar w:fldCharType="separate"/>
-            </w:r>
-            <w:r>
-              <w:rPr>
-                <w:noProof/>
-                <w:webHidden/>
-              </w:rPr>
-              <w:t>10</w:t>
-            </w:r>
-            <w:r>
-              <w:rPr>
-                <w:noProof/>
-                <w:webHidden/>
-              </w:rPr>
-              <w:fldChar w:fldCharType="end"/>
-            </w:r>
-          </w:hyperlink>
-        </w:p>
-        <w:p>
-          <w:pPr>
-            <w:pStyle w:val="TOC2"/>
-            <w:rPr>
-              <w:rFonts w:eastAsiaTheme="minorEastAsia"/>
-              <w:noProof/>
-              <w:kern w:val="2"/>
-              <w:sz w:val="24"/>
-              <w:szCs w:val="24"/>
-              <w:lang w:val="en-US"/>
-              <w14:ligatures w14:val="standardContextual"/>
-            </w:rPr>
-          </w:pPr>
-          <w:hyperlink w:anchor="_Toc227704610" w:history="1">
-            <w:r>
-              <w:rPr>
-                <w:rStyle w:val="Hyperlink"/>
-                <w:noProof/>
-              </w:rPr>
-              <w:t>7.3.</w:t>
-            </w:r>
-            <w:r>
-              <w:rPr>
-                <w:rFonts w:eastAsiaTheme="minorEastAsia"/>
-                <w:noProof/>
-                <w:kern w:val="2"/>
-                <w:sz w:val="24"/>
-                <w:szCs w:val="24"/>
-                <w:lang w:val="en-US"/>
-                <w14:ligatures w14:val="standardContextual"/>
-              </w:rPr>
-              <w:tab/>
-            </w:r>
-            <w:r>
-              <w:rPr>
-                <w:rStyle w:val="Hyperlink"/>
-                <w:noProof/>
-              </w:rPr>
-              <w:t>Elküldött rendelések</w:t>
-            </w:r>
-            <w:r>
-              <w:rPr>
-                <w:noProof/>
-                <w:webHidden/>
-              </w:rPr>
-              <w:tab/>
-            </w:r>
-            <w:r>
-              <w:rPr>
-                <w:noProof/>
-                <w:webHidden/>
-              </w:rPr>
-              <w:fldChar w:fldCharType="begin"/>
-            </w:r>
-            <w:r>
-              <w:rPr>
-                <w:noProof/>
-                <w:webHidden/>
-              </w:rPr>
-              <w:instrText xml:space="preserve"> PAGEREF _Toc227704610 \h </w:instrText>
-            </w:r>
-            <w:r>
-              <w:rPr>
-                <w:noProof/>
-                <w:webHidden/>
-              </w:rPr>
-            </w:r>
-            <w:r>
-              <w:rPr>
-                <w:noProof/>
-                <w:webHidden/>
-              </w:rPr>
-              <w:fldChar w:fldCharType="separate"/>
-            </w:r>
-            <w:r>
-              <w:rPr>
-                <w:noProof/>
-                <w:webHidden/>
-              </w:rPr>
-              <w:t>10</w:t>
-            </w:r>
-            <w:r>
-              <w:rPr>
-                <w:noProof/>
-                <w:webHidden/>
-              </w:rPr>
-              <w:fldChar w:fldCharType="end"/>
-            </w:r>
-          </w:hyperlink>
-        </w:p>
-        <w:p>
-          <w:pPr>
-            <w:pStyle w:val="TOC2"/>
-            <w:rPr>
-              <w:rFonts w:eastAsiaTheme="minorEastAsia"/>
-              <w:noProof/>
-              <w:kern w:val="2"/>
-              <w:sz w:val="24"/>
-              <w:szCs w:val="24"/>
-              <w:lang w:val="en-US"/>
-              <w14:ligatures w14:val="standardContextual"/>
-            </w:rPr>
-          </w:pPr>
-          <w:hyperlink w:anchor="_Toc227704611" w:history="1">
-            <w:r>
-              <w:rPr>
-                <w:rStyle w:val="Hyperlink"/>
-                <w:noProof/>
-              </w:rPr>
-              <w:t>7.4.</w:t>
-            </w:r>
-            <w:r>
-              <w:rPr>
-                <w:rFonts w:eastAsiaTheme="minorEastAsia"/>
-                <w:noProof/>
-                <w:kern w:val="2"/>
-                <w:sz w:val="24"/>
-                <w:szCs w:val="24"/>
-                <w:lang w:val="en-US"/>
-                <w14:ligatures w14:val="standardContextual"/>
-              </w:rPr>
-              <w:tab/>
-            </w:r>
-            <w:r>
-              <w:rPr>
-                <w:rStyle w:val="Hyperlink"/>
-                <w:noProof/>
-              </w:rPr>
-              <w:t>Leadott rendelések</w:t>
-            </w:r>
-            <w:r>
-              <w:rPr>
-                <w:noProof/>
-                <w:webHidden/>
-              </w:rPr>
-              <w:tab/>
-            </w:r>
-            <w:r>
-              <w:rPr>
-                <w:noProof/>
-                <w:webHidden/>
-              </w:rPr>
-              <w:fldChar w:fldCharType="begin"/>
-            </w:r>
-            <w:r>
-              <w:rPr>
-                <w:noProof/>
-                <w:webHidden/>
-              </w:rPr>
-              <w:instrText xml:space="preserve"> PAGEREF _Toc227704611 \h </w:instrText>
-            </w:r>
-            <w:r>
-              <w:rPr>
-                <w:noProof/>
-                <w:webHidden/>
-              </w:rPr>
-            </w:r>
-            <w:r>
-              <w:rPr>
-                <w:noProof/>
-                <w:webHidden/>
-              </w:rPr>
-              <w:fldChar w:fldCharType="separate"/>
-            </w:r>
-            <w:r>
-              <w:rPr>
-                <w:noProof/>
-                <w:webHidden/>
-              </w:rPr>
-              <w:t>10</w:t>
-            </w:r>
-            <w:r>
-              <w:rPr>
-                <w:noProof/>
-                <w:webHidden/>
-              </w:rPr>
-              <w:fldChar w:fldCharType="end"/>
-            </w:r>
-          </w:hyperlink>
-        </w:p>
-        <w:p>
-          <w:pPr>
-            <w:pStyle w:val="TOC2"/>
-            <w:rPr>
-              <w:rFonts w:eastAsiaTheme="minorEastAsia"/>
-              <w:noProof/>
-              <w:kern w:val="2"/>
-              <w:sz w:val="24"/>
-              <w:szCs w:val="24"/>
-              <w:lang w:val="en-US"/>
-              <w14:ligatures w14:val="standardContextual"/>
-            </w:rPr>
-          </w:pPr>
-          <w:hyperlink w:anchor="_Toc227704612" w:history="1">
-            <w:r>
-              <w:rPr>
-                <w:rStyle w:val="Hyperlink"/>
-                <w:noProof/>
-              </w:rPr>
-              <w:t>7.5.</w:t>
-            </w:r>
-            <w:r>
-              <w:rPr>
-                <w:rFonts w:eastAsiaTheme="minorEastAsia"/>
-                <w:noProof/>
-                <w:kern w:val="2"/>
-                <w:sz w:val="24"/>
-                <w:szCs w:val="24"/>
-                <w:lang w:val="en-US"/>
-                <w14:ligatures w14:val="standardContextual"/>
-              </w:rPr>
-              <w:tab/>
-            </w:r>
-            <w:r>
-              <w:rPr>
-                <w:rStyle w:val="Hyperlink"/>
-                <w:noProof/>
-              </w:rPr>
-              <w:t>g</w:t>
-            </w:r>
-            <w:r>
-              <w:rPr>
-                <w:noProof/>
-                <w:webHidden/>
-              </w:rPr>
-              <w:tab/>
-            </w:r>
-            <w:r>
-              <w:rPr>
-                <w:noProof/>
-                <w:webHidden/>
-              </w:rPr>
-              <w:fldChar w:fldCharType="begin"/>
-            </w:r>
-            <w:r>
-              <w:rPr>
-                <w:noProof/>
-                <w:webHidden/>
-              </w:rPr>
-              <w:instrText xml:space="preserve"> PAGEREF _Toc227704612 \h </w:instrText>
-            </w:r>
-            <w:r>
-              <w:rPr>
-                <w:noProof/>
-                <w:webHidden/>
-              </w:rPr>
-            </w:r>
-            <w:r>
-              <w:rPr>
-                <w:noProof/>
-                <w:webHidden/>
-              </w:rPr>
-              <w:fldChar w:fldCharType="separate"/>
-            </w:r>
-            <w:r>
-              <w:rPr>
-                <w:noProof/>
-                <w:webHidden/>
-              </w:rPr>
-              <w:t>10</w:t>
-            </w:r>
-            <w:r>
-              <w:rPr>
-                <w:noProof/>
-                <w:webHidden/>
-              </w:rPr>
-              <w:fldChar w:fldCharType="end"/>
-            </w:r>
-          </w:hyperlink>
-        </w:p>
-        <w:p>
-          <w:pPr>
-            <w:pStyle w:val="TOC1"/>
-            <w:rPr>
-              <w:rFonts w:cstheme="minorBidi"/>
-              <w:noProof/>
-              <w:kern w:val="2"/>
-              <w:sz w:val="24"/>
-              <w:szCs w:val="24"/>
-              <w:lang w:val="en-US" w:eastAsia="en-US"/>
-              <w14:ligatures w14:val="standardContextual"/>
-            </w:rPr>
-          </w:pPr>
-          <w:hyperlink w:anchor="_Toc227704613" w:history="1">
-            <w:r>
-              <w:rPr>
-                <w:rStyle w:val="Hyperlink"/>
-                <w:rFonts w:cstheme="majorHAnsi"/>
-                <w:noProof/>
-              </w:rPr>
-              <w:t>8.</w:t>
-            </w:r>
-            <w:r>
-              <w:rPr>
-                <w:rFonts w:cstheme="minorBidi"/>
-                <w:noProof/>
-                <w:kern w:val="2"/>
-                <w:sz w:val="24"/>
-                <w:szCs w:val="24"/>
-                <w:lang w:val="en-US" w:eastAsia="en-US"/>
-                <w14:ligatures w14:val="standardContextual"/>
-              </w:rPr>
-              <w:tab/>
-            </w:r>
-            <w:r>
-              <w:rPr>
-                <w:rStyle w:val="Hyperlink"/>
-                <w:noProof/>
-              </w:rPr>
-              <w:t>Projekt adatlap</w:t>
-            </w:r>
-            <w:r>
-              <w:rPr>
-                <w:noProof/>
-                <w:webHidden/>
-              </w:rPr>
-              <w:tab/>
-            </w:r>
-            <w:r>
-              <w:rPr>
-                <w:noProof/>
-                <w:webHidden/>
-              </w:rPr>
-              <w:fldChar w:fldCharType="begin"/>
-            </w:r>
-            <w:r>
-              <w:rPr>
-                <w:noProof/>
-                <w:webHidden/>
-              </w:rPr>
-              <w:instrText xml:space="preserve"> PAGEREF _Toc227704613 \h </w:instrText>
-            </w:r>
-            <w:r>
-              <w:rPr>
-                <w:noProof/>
-                <w:webHidden/>
-              </w:rPr>
-            </w:r>
-            <w:r>
-              <w:rPr>
-                <w:noProof/>
-                <w:webHidden/>
-              </w:rPr>
-              <w:fldChar w:fldCharType="separate"/>
-            </w:r>
-            <w:r>
-              <w:rPr>
-                <w:noProof/>
-                <w:webHidden/>
-              </w:rPr>
-              <w:t>11</w:t>
+              <w:t>14</w:t>
             </w:r>
             <w:r>
               <w:rPr>
@@ -4385,7 +3306,7 @@
     </w:sdt>
     <w:p>
       <w:pPr>
-        <w:pStyle w:val="Heading1"/>
+        <w:pStyle w:val="Cmsor1"/>
         <w:numPr>
           <w:ilvl w:val="0"/>
           <w:numId w:val="18"/>
@@ -4395,11 +3316,11 @@
           <w:szCs w:val="36"/>
         </w:rPr>
       </w:pPr>
-      <w:bookmarkStart w:id="1" w:name="_Toc227704570"/>
       <w:r>
         <w:lastRenderedPageBreak/>
         <w:t xml:space="preserve"> </w:t>
       </w:r>
+      <w:bookmarkStart w:id="1" w:name="_Toc227746230"/>
       <w:r>
         <w:t>Bevezetés</w:t>
       </w:r>
@@ -4408,13 +3329,13 @@
     </w:p>
     <w:p>
       <w:pPr>
-        <w:pStyle w:val="Heading2"/>
+        <w:pStyle w:val="Cmsor2"/>
         <w:numPr>
           <w:ilvl w:val="1"/>
           <w:numId w:val="18"/>
         </w:numPr>
       </w:pPr>
-      <w:bookmarkStart w:id="2" w:name="_Toc227704571"/>
+      <w:bookmarkStart w:id="2" w:name="_Toc227746231"/>
       <w:r>
         <w:t>Ismertetés</w:t>
       </w:r>
@@ -4460,13 +3381,13 @@
     </w:p>
     <w:p>
       <w:pPr>
-        <w:pStyle w:val="Heading2"/>
+        <w:pStyle w:val="Cmsor2"/>
         <w:numPr>
           <w:ilvl w:val="1"/>
           <w:numId w:val="18"/>
         </w:numPr>
       </w:pPr>
-      <w:bookmarkStart w:id="3" w:name="_Toc227704572"/>
+      <w:bookmarkStart w:id="3" w:name="_Toc227746232"/>
       <w:r>
         <w:t>Célközönség</w:t>
       </w:r>
@@ -4485,72 +3406,7 @@
     </w:p>
     <w:p>
       <w:pPr>
-        <w:pStyle w:val="Heading2"/>
-        <w:numPr>
-          <w:ilvl w:val="1"/>
-          <w:numId w:val="18"/>
-        </w:numPr>
-      </w:pPr>
-      <w:bookmarkStart w:id="4" w:name="_Toc227704573"/>
-      <w:r>
-        <w:t>Harmadik</w:t>
-      </w:r>
-      <w:bookmarkEnd w:id="4"/>
-    </w:p>
-    <w:p>
-      <w:r>
-        <w:t xml:space="preserve">A RÉKA </w:t>
-      </w:r>
-    </w:p>
-    <w:p>
-      <w:pPr>
-        <w:pStyle w:val="Heading2"/>
-        <w:numPr>
-          <w:ilvl w:val="1"/>
-          <w:numId w:val="18"/>
-        </w:numPr>
-      </w:pPr>
-      <w:bookmarkStart w:id="5" w:name="_Toc227704574"/>
-      <w:proofErr w:type="spellStart"/>
-      <w:r>
-        <w:t>gf</w:t>
-      </w:r>
-      <w:bookmarkEnd w:id="5"/>
-      <w:proofErr w:type="spellEnd"/>
-    </w:p>
-    <w:p>
-      <w:pPr>
-        <w:pStyle w:val="Heading2"/>
-        <w:numPr>
-          <w:ilvl w:val="1"/>
-          <w:numId w:val="18"/>
-        </w:numPr>
-      </w:pPr>
-      <w:bookmarkStart w:id="6" w:name="_Toc227704575"/>
-      <w:proofErr w:type="spellStart"/>
-      <w:r>
-        <w:t>gasd</w:t>
-      </w:r>
-      <w:bookmarkEnd w:id="6"/>
-      <w:proofErr w:type="spellEnd"/>
-    </w:p>
-    <w:p>
-      <w:pPr>
-        <w:pStyle w:val="Heading2"/>
-        <w:numPr>
-          <w:ilvl w:val="1"/>
-          <w:numId w:val="18"/>
-        </w:numPr>
-      </w:pPr>
-      <w:bookmarkStart w:id="7" w:name="_Toc227704576"/>
-      <w:r>
-        <w:t>h</w:t>
-      </w:r>
-      <w:bookmarkEnd w:id="7"/>
-    </w:p>
-    <w:p>
-      <w:pPr>
-        <w:pStyle w:val="Heading1"/>
+        <w:pStyle w:val="Cmsor1"/>
         <w:numPr>
           <w:ilvl w:val="0"/>
           <w:numId w:val="18"/>
@@ -4560,29 +3416,29 @@
           <w:szCs w:val="27"/>
         </w:rPr>
       </w:pPr>
-      <w:bookmarkStart w:id="8" w:name="_Toc227704577"/>
       <w:r>
         <w:lastRenderedPageBreak/>
         <w:t xml:space="preserve"> </w:t>
       </w:r>
+      <w:bookmarkStart w:id="4" w:name="_Toc227746233"/>
       <w:r>
         <w:t>Telepítés és beállítás</w:t>
       </w:r>
-      <w:bookmarkEnd w:id="8"/>
-    </w:p>
-    <w:p>
-      <w:pPr>
-        <w:pStyle w:val="Heading2"/>
+      <w:bookmarkEnd w:id="4"/>
+    </w:p>
+    <w:p>
+      <w:pPr>
+        <w:pStyle w:val="Cmsor2"/>
         <w:numPr>
           <w:ilvl w:val="1"/>
           <w:numId w:val="18"/>
         </w:numPr>
       </w:pPr>
-      <w:bookmarkStart w:id="9" w:name="_Toc227704578"/>
+      <w:bookmarkStart w:id="5" w:name="_Toc227746234"/>
       <w:r>
         <w:t>Rendszerkövetelmények</w:t>
       </w:r>
-      <w:bookmarkEnd w:id="9"/>
+      <w:bookmarkEnd w:id="5"/>
     </w:p>
     <w:p>
       <w:r>
@@ -4591,17 +3447,17 @@
     </w:p>
     <w:p>
       <w:pPr>
-        <w:pStyle w:val="Heading2"/>
+        <w:pStyle w:val="Cmsor2"/>
         <w:numPr>
           <w:ilvl w:val="1"/>
           <w:numId w:val="18"/>
         </w:numPr>
       </w:pPr>
-      <w:bookmarkStart w:id="10" w:name="_Toc227704579"/>
+      <w:bookmarkStart w:id="6" w:name="_Toc227746235"/>
       <w:r>
         <w:t>Telepítés</w:t>
       </w:r>
-      <w:bookmarkEnd w:id="10"/>
+      <w:bookmarkEnd w:id="6"/>
     </w:p>
     <w:p>
       <w:r>
@@ -4610,17 +3466,17 @@
     </w:p>
     <w:p>
       <w:pPr>
-        <w:pStyle w:val="Heading2"/>
+        <w:pStyle w:val="Cmsor2"/>
         <w:numPr>
           <w:ilvl w:val="1"/>
           <w:numId w:val="18"/>
         </w:numPr>
       </w:pPr>
-      <w:bookmarkStart w:id="11" w:name="_Toc227704580"/>
+      <w:bookmarkStart w:id="7" w:name="_Toc227746236"/>
       <w:r>
         <w:t>Beállítás</w:t>
       </w:r>
-      <w:bookmarkEnd w:id="11"/>
+      <w:bookmarkEnd w:id="7"/>
     </w:p>
     <w:p>
       <w:r>
@@ -4633,23 +3489,52 @@
         <w:t>ben.</w:t>
       </w:r>
     </w:p>
-    <w:p>
-      <w:pPr>
-        <w:pStyle w:val="Heading2"/>
-        <w:numPr>
-          <w:ilvl w:val="1"/>
-          <w:numId w:val="18"/>
-        </w:numPr>
-      </w:pPr>
-      <w:bookmarkStart w:id="12" w:name="_Toc227704581"/>
-      <w:r>
-        <w:t>HA</w:t>
-      </w:r>
-      <w:bookmarkEnd w:id="12"/>
-    </w:p>
-    <w:p>
-      <w:pPr>
-        <w:pStyle w:val="Heading1"/>
+    <w:p/>
+    <w:p>
+      <w:r>
+        <w:rPr>
+          <w:noProof/>
+        </w:rPr>
+        <w:drawing>
+          <wp:inline distT="0" distB="0" distL="0" distR="0" wp14:anchorId="47DF4860" wp14:editId="7C4667DD">
+            <wp:extent cx="4886325" cy="2747481"/>
+            <wp:effectExtent l="0" t="0" r="0" b="0"/>
+            <wp:docPr id="12" name="Kép 12"/>
+            <wp:cNvGraphicFramePr>
+              <a:graphicFrameLocks xmlns:a="http://schemas.openxmlformats.org/drawingml/2006/main" noChangeAspect="1"/>
+            </wp:cNvGraphicFramePr>
+            <a:graphic xmlns:a="http://schemas.openxmlformats.org/drawingml/2006/main">
+              <a:graphicData uri="http://schemas.openxmlformats.org/drawingml/2006/picture">
+                <pic:pic xmlns:pic="http://schemas.openxmlformats.org/drawingml/2006/picture">
+                  <pic:nvPicPr>
+                    <pic:cNvPr id="1" name=""/>
+                    <pic:cNvPicPr/>
+                  </pic:nvPicPr>
+                  <pic:blipFill>
+                    <a:blip r:embed="rId9"/>
+                    <a:stretch>
+                      <a:fillRect/>
+                    </a:stretch>
+                  </pic:blipFill>
+                  <pic:spPr>
+                    <a:xfrm>
+                      <a:off x="0" y="0"/>
+                      <a:ext cx="4899616" cy="2754954"/>
+                    </a:xfrm>
+                    <a:prstGeom prst="rect">
+                      <a:avLst/>
+                    </a:prstGeom>
+                  </pic:spPr>
+                </pic:pic>
+              </a:graphicData>
+            </a:graphic>
+          </wp:inline>
+        </w:drawing>
+      </w:r>
+    </w:p>
+    <w:p>
+      <w:pPr>
+        <w:pStyle w:val="Cmsor1"/>
         <w:numPr>
           <w:ilvl w:val="0"/>
           <w:numId w:val="18"/>
@@ -4659,7 +3544,7 @@
           <w:szCs w:val="27"/>
         </w:rPr>
       </w:pPr>
-      <w:bookmarkStart w:id="13" w:name="_Toc227704583"/>
+      <w:bookmarkStart w:id="8" w:name="_Toc227746237"/>
       <w:r>
         <w:lastRenderedPageBreak/>
         <w:t>Regisztráció</w:t>
@@ -4667,21 +3552,21 @@
       <w:r>
         <w:t>, rendszerkezelői útmutató</w:t>
       </w:r>
-      <w:bookmarkEnd w:id="13"/>
-    </w:p>
-    <w:p>
-      <w:pPr>
-        <w:pStyle w:val="Heading2"/>
+      <w:bookmarkEnd w:id="8"/>
+    </w:p>
+    <w:p>
+      <w:pPr>
+        <w:pStyle w:val="Cmsor2"/>
         <w:numPr>
           <w:ilvl w:val="1"/>
           <w:numId w:val="18"/>
         </w:numPr>
       </w:pPr>
-      <w:bookmarkStart w:id="14" w:name="_Toc227704584"/>
+      <w:bookmarkStart w:id="9" w:name="_Toc227746238"/>
       <w:r>
         <w:t>Regisztráció cégeknek</w:t>
       </w:r>
-      <w:bookmarkEnd w:id="14"/>
+      <w:bookmarkEnd w:id="9"/>
     </w:p>
     <w:p>
       <w:r>
@@ -4692,7 +3577,10 @@
         <w:t>Figyelem!</w:t>
       </w:r>
       <w:r>
-        <w:t xml:space="preserve"> Céget regisztrálni a RÉKA rendszerbe kizárólag a cég vezetőinek vagy az általuk megbízott informatikai döntéshozóknak van jogosultságuk</w:t>
+        <w:t xml:space="preserve"> Céget regisztrálni a RÉKA rendszerbe kizárólag a cég vezetői vagy az általuk megbízott informatikai döntéshozók </w:t>
+      </w:r>
+      <w:r>
+        <w:t>számára engedélyezett</w:t>
       </w:r>
       <w:r>
         <w:t>, a szolgáltatás felhasználási feltételei</w:t>
@@ -4710,7 +3598,13 @@
         <w:t xml:space="preserve"> megismerése és elfogadása után</w:t>
       </w:r>
       <w:r>
-        <w:t>. Az ennek nem megfelelő regisztrációk törlésre kerülhetnek.</w:t>
+        <w:t>.</w:t>
+      </w:r>
+      <w:r>
+        <w:t xml:space="preserve"> Magánszemélyek számára sem engedélyezett a regisztráció ezzel az űrlappal.</w:t>
+      </w:r>
+      <w:r>
+        <w:t xml:space="preserve"> Az ennek nem megfelelő regisztrációk törlésre kerülhetnek.</w:t>
       </w:r>
     </w:p>
     <w:p>
@@ -4748,18 +3642,60 @@
       </w:r>
     </w:p>
     <w:p>
-      <w:pPr>
-        <w:pStyle w:val="Heading2"/>
+      <w:r>
+        <w:rPr>
+          <w:noProof/>
+        </w:rPr>
+        <w:drawing>
+          <wp:inline distT="0" distB="0" distL="0" distR="0" wp14:anchorId="19DD1E86" wp14:editId="0E081FFB">
+            <wp:extent cx="4895850" cy="2752836"/>
+            <wp:effectExtent l="0" t="0" r="0" b="9525"/>
+            <wp:docPr id="13" name="Kép 13"/>
+            <wp:cNvGraphicFramePr>
+              <a:graphicFrameLocks xmlns:a="http://schemas.openxmlformats.org/drawingml/2006/main" noChangeAspect="1"/>
+            </wp:cNvGraphicFramePr>
+            <a:graphic xmlns:a="http://schemas.openxmlformats.org/drawingml/2006/main">
+              <a:graphicData uri="http://schemas.openxmlformats.org/drawingml/2006/picture">
+                <pic:pic xmlns:pic="http://schemas.openxmlformats.org/drawingml/2006/picture">
+                  <pic:nvPicPr>
+                    <pic:cNvPr id="1" name=""/>
+                    <pic:cNvPicPr/>
+                  </pic:nvPicPr>
+                  <pic:blipFill>
+                    <a:blip r:embed="rId10"/>
+                    <a:stretch>
+                      <a:fillRect/>
+                    </a:stretch>
+                  </pic:blipFill>
+                  <pic:spPr>
+                    <a:xfrm>
+                      <a:off x="0" y="0"/>
+                      <a:ext cx="4915064" cy="2763639"/>
+                    </a:xfrm>
+                    <a:prstGeom prst="rect">
+                      <a:avLst/>
+                    </a:prstGeom>
+                  </pic:spPr>
+                </pic:pic>
+              </a:graphicData>
+            </a:graphic>
+          </wp:inline>
+        </w:drawing>
+      </w:r>
+    </w:p>
+    <w:p>
+      <w:pPr>
+        <w:pStyle w:val="Cmsor2"/>
         <w:numPr>
           <w:ilvl w:val="1"/>
           <w:numId w:val="18"/>
         </w:numPr>
       </w:pPr>
-      <w:bookmarkStart w:id="15" w:name="_Toc227704585"/>
+      <w:bookmarkStart w:id="10" w:name="_Toc227746239"/>
       <w:r>
         <w:t>Szükséges adatok</w:t>
       </w:r>
-      <w:bookmarkEnd w:id="15"/>
+      <w:bookmarkEnd w:id="10"/>
     </w:p>
     <w:p>
       <w:r>
@@ -4768,7 +3704,7 @@
     </w:p>
     <w:p>
       <w:pPr>
-        <w:pStyle w:val="ListParagraph"/>
+        <w:pStyle w:val="Listaszerbekezds"/>
         <w:numPr>
           <w:ilvl w:val="0"/>
           <w:numId w:val="26"/>
@@ -4780,7 +3716,7 @@
     </w:p>
     <w:p>
       <w:pPr>
-        <w:pStyle w:val="ListParagraph"/>
+        <w:pStyle w:val="Listaszerbekezds"/>
         <w:numPr>
           <w:ilvl w:val="0"/>
           <w:numId w:val="26"/>
@@ -4792,7 +3728,7 @@
     </w:p>
     <w:p>
       <w:pPr>
-        <w:pStyle w:val="ListParagraph"/>
+        <w:pStyle w:val="Listaszerbekezds"/>
         <w:numPr>
           <w:ilvl w:val="0"/>
           <w:numId w:val="26"/>
@@ -4804,7 +3740,7 @@
     </w:p>
     <w:p>
       <w:pPr>
-        <w:pStyle w:val="ListParagraph"/>
+        <w:pStyle w:val="Listaszerbekezds"/>
         <w:numPr>
           <w:ilvl w:val="0"/>
           <w:numId w:val="26"/>
@@ -4816,7 +3752,7 @@
     </w:p>
     <w:p>
       <w:pPr>
-        <w:pStyle w:val="ListParagraph"/>
+        <w:pStyle w:val="Listaszerbekezds"/>
         <w:numPr>
           <w:ilvl w:val="0"/>
           <w:numId w:val="26"/>
@@ -4828,7 +3764,7 @@
     </w:p>
     <w:p>
       <w:pPr>
-        <w:pStyle w:val="ListParagraph"/>
+        <w:pStyle w:val="Listaszerbekezds"/>
         <w:numPr>
           <w:ilvl w:val="0"/>
           <w:numId w:val="26"/>
@@ -4840,7 +3776,7 @@
     </w:p>
     <w:p>
       <w:pPr>
-        <w:pStyle w:val="ListParagraph"/>
+        <w:pStyle w:val="Listaszerbekezds"/>
         <w:numPr>
           <w:ilvl w:val="0"/>
           <w:numId w:val="26"/>
@@ -4852,7 +3788,7 @@
     </w:p>
     <w:p>
       <w:pPr>
-        <w:pStyle w:val="ListParagraph"/>
+        <w:pStyle w:val="Listaszerbekezds"/>
         <w:numPr>
           <w:ilvl w:val="0"/>
           <w:numId w:val="26"/>
@@ -4872,7 +3808,7 @@
     </w:p>
     <w:p>
       <w:pPr>
-        <w:pStyle w:val="ListParagraph"/>
+        <w:pStyle w:val="Listaszerbekezds"/>
         <w:numPr>
           <w:ilvl w:val="0"/>
           <w:numId w:val="27"/>
@@ -4884,19 +3820,20 @@
     </w:p>
     <w:p>
       <w:pPr>
-        <w:pStyle w:val="ListParagraph"/>
+        <w:pStyle w:val="Listaszerbekezds"/>
         <w:numPr>
           <w:ilvl w:val="0"/>
           <w:numId w:val="27"/>
         </w:numPr>
       </w:pPr>
       <w:r>
+        <w:lastRenderedPageBreak/>
         <w:t>Jelszó</w:t>
       </w:r>
     </w:p>
     <w:p>
       <w:pPr>
-        <w:pStyle w:val="ListParagraph"/>
+        <w:pStyle w:val="Listaszerbekezds"/>
         <w:numPr>
           <w:ilvl w:val="0"/>
           <w:numId w:val="27"/>
@@ -4908,7 +3845,7 @@
     </w:p>
     <w:p>
       <w:pPr>
-        <w:pStyle w:val="ListParagraph"/>
+        <w:pStyle w:val="Listaszerbekezds"/>
         <w:numPr>
           <w:ilvl w:val="0"/>
           <w:numId w:val="27"/>
@@ -4921,7 +3858,7 @@
     <w:p/>
     <w:p>
       <w:pPr>
-        <w:pStyle w:val="ListParagraph"/>
+        <w:pStyle w:val="Listaszerbekezds"/>
         <w:numPr>
           <w:ilvl w:val="0"/>
           <w:numId w:val="27"/>
@@ -4933,17 +3870,17 @@
     </w:p>
     <w:p>
       <w:pPr>
-        <w:pStyle w:val="Heading2"/>
+        <w:pStyle w:val="Cmsor2"/>
         <w:numPr>
           <w:ilvl w:val="1"/>
           <w:numId w:val="18"/>
         </w:numPr>
       </w:pPr>
-      <w:bookmarkStart w:id="16" w:name="_Toc227704586"/>
+      <w:bookmarkStart w:id="11" w:name="_Toc227746240"/>
       <w:r>
         <w:t>Előfizetés</w:t>
       </w:r>
-      <w:bookmarkEnd w:id="16"/>
+      <w:bookmarkEnd w:id="11"/>
     </w:p>
     <w:p>
       <w:r>
@@ -4961,17 +3898,17 @@
     </w:p>
     <w:p>
       <w:pPr>
-        <w:pStyle w:val="Heading2"/>
+        <w:pStyle w:val="Cmsor2"/>
         <w:numPr>
           <w:ilvl w:val="1"/>
           <w:numId w:val="18"/>
         </w:numPr>
       </w:pPr>
-      <w:bookmarkStart w:id="17" w:name="_Toc227704587"/>
+      <w:bookmarkStart w:id="12" w:name="_Toc227746241"/>
       <w:r>
         <w:t>Céghez tartozó felhasználók felvétele</w:t>
       </w:r>
-      <w:bookmarkEnd w:id="17"/>
+      <w:bookmarkEnd w:id="12"/>
     </w:p>
     <w:p>
       <w:r>
@@ -4981,19 +3918,13 @@
         <w:t>a rendszerkezelőknek lehetősége van</w:t>
       </w:r>
       <w:r>
-        <w:t xml:space="preserve"> lehetőség elérni a céghez tartozó </w:t>
-      </w:r>
-      <w:r>
-        <w:lastRenderedPageBreak/>
-        <w:t xml:space="preserve">felhasználói profilok listáját, újakat felvenni és a </w:t>
-      </w:r>
-      <w:proofErr w:type="spellStart"/>
-      <w:r>
-        <w:t>meglévőeket</w:t>
-      </w:r>
-      <w:proofErr w:type="spellEnd"/>
-      <w:r>
-        <w:t xml:space="preserve"> módosítani. Ezen funkció használatához nincsen szükség előfizetésre.</w:t>
+        <w:t xml:space="preserve"> lehetőség elérni a céghez tartozó felhasználói profilok listáját, újakat felvenni és a meglévőket módosítani. </w:t>
+      </w:r>
+      <w:r>
+        <w:t>Új felhasználók felvételére</w:t>
+      </w:r>
+      <w:r>
+        <w:t xml:space="preserve"> nincsen szükség előfizetésre.</w:t>
       </w:r>
     </w:p>
     <w:p>
@@ -5003,7 +3934,7 @@
     </w:p>
     <w:p>
       <w:pPr>
-        <w:pStyle w:val="ListParagraph"/>
+        <w:pStyle w:val="Listaszerbekezds"/>
         <w:numPr>
           <w:ilvl w:val="0"/>
           <w:numId w:val="28"/>
@@ -5015,7 +3946,7 @@
     </w:p>
     <w:p>
       <w:pPr>
-        <w:pStyle w:val="ListParagraph"/>
+        <w:pStyle w:val="Listaszerbekezds"/>
         <w:numPr>
           <w:ilvl w:val="0"/>
           <w:numId w:val="28"/>
@@ -5027,7 +3958,7 @@
     </w:p>
     <w:p>
       <w:pPr>
-        <w:pStyle w:val="ListParagraph"/>
+        <w:pStyle w:val="Listaszerbekezds"/>
         <w:numPr>
           <w:ilvl w:val="0"/>
           <w:numId w:val="28"/>
@@ -5039,7 +3970,7 @@
     </w:p>
     <w:p>
       <w:pPr>
-        <w:pStyle w:val="ListParagraph"/>
+        <w:pStyle w:val="Listaszerbekezds"/>
         <w:numPr>
           <w:ilvl w:val="0"/>
           <w:numId w:val="28"/>
@@ -5051,7 +3982,7 @@
     </w:p>
     <w:p>
       <w:pPr>
-        <w:pStyle w:val="ListParagraph"/>
+        <w:pStyle w:val="Listaszerbekezds"/>
         <w:numPr>
           <w:ilvl w:val="0"/>
           <w:numId w:val="28"/>
@@ -5070,18 +4001,61 @@
       </w:r>
     </w:p>
     <w:p>
-      <w:pPr>
-        <w:pStyle w:val="Heading2"/>
+      <w:r>
+        <w:rPr>
+          <w:noProof/>
+        </w:rPr>
+        <w:drawing>
+          <wp:inline distT="0" distB="0" distL="0" distR="0" wp14:anchorId="1C750130" wp14:editId="403E563B">
+            <wp:extent cx="4867275" cy="2736769"/>
+            <wp:effectExtent l="0" t="0" r="0" b="6985"/>
+            <wp:docPr id="5" name="Kép 5"/>
+            <wp:cNvGraphicFramePr>
+              <a:graphicFrameLocks xmlns:a="http://schemas.openxmlformats.org/drawingml/2006/main" noChangeAspect="1"/>
+            </wp:cNvGraphicFramePr>
+            <a:graphic xmlns:a="http://schemas.openxmlformats.org/drawingml/2006/main">
+              <a:graphicData uri="http://schemas.openxmlformats.org/drawingml/2006/picture">
+                <pic:pic xmlns:pic="http://schemas.openxmlformats.org/drawingml/2006/picture">
+                  <pic:nvPicPr>
+                    <pic:cNvPr id="1" name=""/>
+                    <pic:cNvPicPr/>
+                  </pic:nvPicPr>
+                  <pic:blipFill>
+                    <a:blip r:embed="rId11"/>
+                    <a:stretch>
+                      <a:fillRect/>
+                    </a:stretch>
+                  </pic:blipFill>
+                  <pic:spPr>
+                    <a:xfrm>
+                      <a:off x="0" y="0"/>
+                      <a:ext cx="4886999" cy="2747859"/>
+                    </a:xfrm>
+                    <a:prstGeom prst="rect">
+                      <a:avLst/>
+                    </a:prstGeom>
+                  </pic:spPr>
+                </pic:pic>
+              </a:graphicData>
+            </a:graphic>
+          </wp:inline>
+        </w:drawing>
+      </w:r>
+    </w:p>
+    <w:p>
+      <w:pPr>
+        <w:pStyle w:val="Cmsor2"/>
         <w:numPr>
           <w:ilvl w:val="1"/>
           <w:numId w:val="18"/>
         </w:numPr>
       </w:pPr>
-      <w:bookmarkStart w:id="18" w:name="_Toc227704588"/>
-      <w:r>
+      <w:bookmarkStart w:id="13" w:name="_Toc227746242"/>
+      <w:r>
+        <w:lastRenderedPageBreak/>
         <w:t>Jogosultságok</w:t>
       </w:r>
-      <w:bookmarkEnd w:id="18"/>
+      <w:bookmarkEnd w:id="13"/>
     </w:p>
     <w:p>
       <w:r>
@@ -5152,7 +4126,7 @@
     </w:p>
     <w:p>
       <w:pPr>
-        <w:pStyle w:val="ListParagraph"/>
+        <w:pStyle w:val="Listaszerbekezds"/>
         <w:numPr>
           <w:ilvl w:val="0"/>
           <w:numId w:val="29"/>
@@ -5164,7 +4138,7 @@
     </w:p>
     <w:p>
       <w:pPr>
-        <w:pStyle w:val="ListParagraph"/>
+        <w:pStyle w:val="Listaszerbekezds"/>
         <w:numPr>
           <w:ilvl w:val="0"/>
           <w:numId w:val="29"/>
@@ -5176,7 +4150,7 @@
     </w:p>
     <w:p>
       <w:pPr>
-        <w:pStyle w:val="ListParagraph"/>
+        <w:pStyle w:val="Listaszerbekezds"/>
         <w:numPr>
           <w:ilvl w:val="0"/>
           <w:numId w:val="29"/>
@@ -5188,7 +4162,7 @@
     </w:p>
     <w:p>
       <w:pPr>
-        <w:pStyle w:val="ListParagraph"/>
+        <w:pStyle w:val="Listaszerbekezds"/>
         <w:numPr>
           <w:ilvl w:val="0"/>
           <w:numId w:val="29"/>
@@ -5200,17 +4174,17 @@
     </w:p>
     <w:p>
       <w:pPr>
-        <w:pStyle w:val="Heading2"/>
+        <w:pStyle w:val="Cmsor2"/>
         <w:numPr>
           <w:ilvl w:val="1"/>
           <w:numId w:val="18"/>
         </w:numPr>
       </w:pPr>
-      <w:bookmarkStart w:id="19" w:name="_Toc227704589"/>
+      <w:bookmarkStart w:id="14" w:name="_Toc227746243"/>
       <w:r>
         <w:t>Partnerségek</w:t>
       </w:r>
-      <w:bookmarkEnd w:id="19"/>
+      <w:bookmarkEnd w:id="14"/>
     </w:p>
     <w:p>
       <w:r>
@@ -5224,7 +4198,27 @@
     </w:p>
     <w:p>
       <w:r>
-        <w:t>Kizárólag RÉKA-előfizetéssel és rendszerkezelői jogosultsággal rendelkező felhasználók vehetnek fel új eladói partnerséget egy másik céggel.</w:t>
+        <w:t xml:space="preserve">Kizárólag </w:t>
+      </w:r>
+      <w:r>
+        <w:rPr>
+          <w:b/>
+          <w:bCs/>
+        </w:rPr>
+        <w:t>RÉKA-előfizetéssel</w:t>
+      </w:r>
+      <w:r>
+        <w:t xml:space="preserve"> és </w:t>
+      </w:r>
+      <w:r>
+        <w:rPr>
+          <w:b/>
+          <w:bCs/>
+        </w:rPr>
+        <w:t>rendszerkezelői jogosultsággal</w:t>
+      </w:r>
+      <w:r>
+        <w:t xml:space="preserve"> rendelkező felhasználók vehetnek fel új eladói partnerséget egy másik céggel.</w:t>
       </w:r>
     </w:p>
     <w:p>
@@ -5236,22 +4230,89 @@
       </w:r>
     </w:p>
     <w:p>
-      <w:pPr>
-        <w:pStyle w:val="Heading2"/>
+      <w:r>
+        <w:rPr>
+          <w:noProof/>
+        </w:rPr>
+        <w:drawing>
+          <wp:inline distT="0" distB="0" distL="0" distR="0" wp14:anchorId="28C6DCCF" wp14:editId="2996B7DE">
+            <wp:extent cx="4886325" cy="2747481"/>
+            <wp:effectExtent l="0" t="0" r="0" b="0"/>
+            <wp:docPr id="6" name="Kép 6"/>
+            <wp:cNvGraphicFramePr>
+              <a:graphicFrameLocks xmlns:a="http://schemas.openxmlformats.org/drawingml/2006/main" noChangeAspect="1"/>
+            </wp:cNvGraphicFramePr>
+            <a:graphic xmlns:a="http://schemas.openxmlformats.org/drawingml/2006/main">
+              <a:graphicData uri="http://schemas.openxmlformats.org/drawingml/2006/picture">
+                <pic:pic xmlns:pic="http://schemas.openxmlformats.org/drawingml/2006/picture">
+                  <pic:nvPicPr>
+                    <pic:cNvPr id="1" name=""/>
+                    <pic:cNvPicPr/>
+                  </pic:nvPicPr>
+                  <pic:blipFill>
+                    <a:blip r:embed="rId12"/>
+                    <a:stretch>
+                      <a:fillRect/>
+                    </a:stretch>
+                  </pic:blipFill>
+                  <pic:spPr>
+                    <a:xfrm>
+                      <a:off x="0" y="0"/>
+                      <a:ext cx="4899193" cy="2754716"/>
+                    </a:xfrm>
+                    <a:prstGeom prst="rect">
+                      <a:avLst/>
+                    </a:prstGeom>
+                  </pic:spPr>
+                </pic:pic>
+              </a:graphicData>
+            </a:graphic>
+          </wp:inline>
+        </w:drawing>
+      </w:r>
+    </w:p>
+    <w:p>
+      <w:pPr>
+        <w:pStyle w:val="Cmsor2"/>
         <w:numPr>
           <w:ilvl w:val="1"/>
           <w:numId w:val="18"/>
         </w:numPr>
-      </w:pPr>
-      <w:bookmarkStart w:id="20" w:name="_Toc227704590"/>
-      <w:r>
-        <w:t>n</w:t>
-      </w:r>
-      <w:bookmarkEnd w:id="20"/>
-    </w:p>
-    <w:p>
-      <w:pPr>
-        <w:pStyle w:val="Heading1"/>
+        <w:tabs>
+          <w:tab w:val="num" w:pos="1440"/>
+        </w:tabs>
+        <w:ind w:hanging="731"/>
+      </w:pPr>
+      <w:bookmarkStart w:id="15" w:name="_Toc227746244"/>
+      <w:r>
+        <w:lastRenderedPageBreak/>
+        <w:t>Rendelés törlése</w:t>
+      </w:r>
+      <w:bookmarkEnd w:id="15"/>
+    </w:p>
+    <w:p>
+      <w:r>
+        <w:t>Adminisztrátori jogosultsággal rendelkező felhasználók törölhetnek beérkezett rendeléseket. Amennyiben még nem lett számla legenerálva az adott rendeléshez, akkor a rendelés eltávolításra kerül a rendszerből. Ha a számla már létre lett hozva, abban az esetben egy sztornó számla kerül kiállításra</w:t>
+      </w:r>
+      <w:r>
+        <w:t>, ami az eredeti számlával együtt érvényes</w:t>
+      </w:r>
+      <w:r>
+        <w:t>.</w:t>
+      </w:r>
+    </w:p>
+    <w:p>
+      <w:pPr>
+        <w:rPr>
+          <w:b/>
+          <w:bCs/>
+        </w:rPr>
+      </w:pPr>
+    </w:p>
+    <w:p/>
+    <w:p>
+      <w:pPr>
+        <w:pStyle w:val="Cmsor1"/>
         <w:numPr>
           <w:ilvl w:val="0"/>
           <w:numId w:val="18"/>
@@ -5265,25 +4326,25 @@
         <w:lastRenderedPageBreak/>
         <w:t xml:space="preserve"> </w:t>
       </w:r>
-      <w:bookmarkStart w:id="21" w:name="_Toc227704591"/>
+      <w:bookmarkStart w:id="16" w:name="_Toc227746245"/>
       <w:r>
         <w:t>Rendelés leadása</w:t>
       </w:r>
-      <w:bookmarkEnd w:id="21"/>
-    </w:p>
-    <w:p>
-      <w:pPr>
-        <w:pStyle w:val="Heading2"/>
+      <w:bookmarkEnd w:id="16"/>
+    </w:p>
+    <w:p>
+      <w:pPr>
+        <w:pStyle w:val="Cmsor2"/>
         <w:numPr>
           <w:ilvl w:val="1"/>
           <w:numId w:val="18"/>
         </w:numPr>
       </w:pPr>
-      <w:bookmarkStart w:id="22" w:name="_Toc227704592"/>
+      <w:bookmarkStart w:id="17" w:name="_Toc227746246"/>
       <w:r>
         <w:t>Jogosultság bemutatása</w:t>
       </w:r>
-      <w:bookmarkEnd w:id="22"/>
+      <w:bookmarkEnd w:id="17"/>
     </w:p>
     <w:p>
       <w:r>
@@ -5316,17 +4377,17 @@
     </w:p>
     <w:p>
       <w:pPr>
-        <w:pStyle w:val="Heading2"/>
+        <w:pStyle w:val="Cmsor2"/>
         <w:numPr>
           <w:ilvl w:val="1"/>
           <w:numId w:val="18"/>
         </w:numPr>
       </w:pPr>
-      <w:bookmarkStart w:id="23" w:name="_Toc227704593"/>
+      <w:bookmarkStart w:id="18" w:name="_Toc227746247"/>
       <w:r>
         <w:t>Áruház használata</w:t>
       </w:r>
-      <w:bookmarkEnd w:id="23"/>
+      <w:bookmarkEnd w:id="18"/>
     </w:p>
     <w:p>
       <w:r>
@@ -5343,25 +4404,74 @@
     </w:p>
     <w:p>
       <w:r>
-        <w:t xml:space="preserve">Fontos: egyszerre csak egy </w:t>
-      </w:r>
-      <w:r>
-        <w:t xml:space="preserve">cég készletéről helyezhetünk kosárba termékeket. </w:t>
-      </w:r>
-    </w:p>
-    <w:p>
-      <w:pPr>
-        <w:pStyle w:val="Heading2"/>
+        <w:rPr>
+          <w:b/>
+          <w:bCs/>
+        </w:rPr>
+        <w:t>Fontos:</w:t>
+      </w:r>
+      <w:r>
+        <w:t xml:space="preserve"> egyszerre csak egy </w:t>
+      </w:r>
+      <w:r>
+        <w:t>cég készletéről helyezhetünk kosárba termékeket.</w:t>
+      </w:r>
+    </w:p>
+    <w:p>
+      <w:r>
+        <w:rPr>
+          <w:noProof/>
+        </w:rPr>
+        <w:drawing>
+          <wp:inline distT="0" distB="0" distL="0" distR="0" wp14:anchorId="352E51D0" wp14:editId="73EDCB7D">
+            <wp:extent cx="4876800" cy="2742125"/>
+            <wp:effectExtent l="0" t="0" r="0" b="1270"/>
+            <wp:docPr id="7" name="Kép 7"/>
+            <wp:cNvGraphicFramePr>
+              <a:graphicFrameLocks xmlns:a="http://schemas.openxmlformats.org/drawingml/2006/main" noChangeAspect="1"/>
+            </wp:cNvGraphicFramePr>
+            <a:graphic xmlns:a="http://schemas.openxmlformats.org/drawingml/2006/main">
+              <a:graphicData uri="http://schemas.openxmlformats.org/drawingml/2006/picture">
+                <pic:pic xmlns:pic="http://schemas.openxmlformats.org/drawingml/2006/picture">
+                  <pic:nvPicPr>
+                    <pic:cNvPr id="1" name=""/>
+                    <pic:cNvPicPr/>
+                  </pic:nvPicPr>
+                  <pic:blipFill>
+                    <a:blip r:embed="rId13"/>
+                    <a:stretch>
+                      <a:fillRect/>
+                    </a:stretch>
+                  </pic:blipFill>
+                  <pic:spPr>
+                    <a:xfrm>
+                      <a:off x="0" y="0"/>
+                      <a:ext cx="4885336" cy="2746924"/>
+                    </a:xfrm>
+                    <a:prstGeom prst="rect">
+                      <a:avLst/>
+                    </a:prstGeom>
+                  </pic:spPr>
+                </pic:pic>
+              </a:graphicData>
+            </a:graphic>
+          </wp:inline>
+        </w:drawing>
+      </w:r>
+    </w:p>
+    <w:p>
+      <w:pPr>
+        <w:pStyle w:val="Cmsor2"/>
         <w:numPr>
           <w:ilvl w:val="1"/>
           <w:numId w:val="18"/>
         </w:numPr>
       </w:pPr>
-      <w:bookmarkStart w:id="24" w:name="_Toc227704594"/>
+      <w:bookmarkStart w:id="19" w:name="_Toc227746248"/>
       <w:r>
         <w:t>Kosár használata</w:t>
       </w:r>
-      <w:bookmarkEnd w:id="24"/>
+      <w:bookmarkEnd w:id="19"/>
     </w:p>
     <w:p>
       <w:r>
@@ -5374,21 +4484,72 @@
       </w:r>
     </w:p>
     <w:p>
-      <w:pPr>
-        <w:pStyle w:val="Heading2"/>
+      <w:r>
+        <w:t>Ha a kosárban lévő termékek összege változik, egy árváltozásról szóló figyelmeztetés jelenik meg a kosár tartalma felett.</w:t>
+      </w:r>
+    </w:p>
+    <w:p>
+      <w:r>
+        <w:rPr>
+          <w:noProof/>
+        </w:rPr>
+        <w:lastRenderedPageBreak/>
+        <w:drawing>
+          <wp:inline distT="0" distB="0" distL="0" distR="0" wp14:anchorId="46FE7D14" wp14:editId="5845829F">
+            <wp:extent cx="4867275" cy="2736769"/>
+            <wp:effectExtent l="0" t="0" r="0" b="6985"/>
+            <wp:docPr id="8" name="Kép 8"/>
+            <wp:cNvGraphicFramePr>
+              <a:graphicFrameLocks xmlns:a="http://schemas.openxmlformats.org/drawingml/2006/main" noChangeAspect="1"/>
+            </wp:cNvGraphicFramePr>
+            <a:graphic xmlns:a="http://schemas.openxmlformats.org/drawingml/2006/main">
+              <a:graphicData uri="http://schemas.openxmlformats.org/drawingml/2006/picture">
+                <pic:pic xmlns:pic="http://schemas.openxmlformats.org/drawingml/2006/picture">
+                  <pic:nvPicPr>
+                    <pic:cNvPr id="1" name=""/>
+                    <pic:cNvPicPr/>
+                  </pic:nvPicPr>
+                  <pic:blipFill>
+                    <a:blip r:embed="rId14"/>
+                    <a:stretch>
+                      <a:fillRect/>
+                    </a:stretch>
+                  </pic:blipFill>
+                  <pic:spPr>
+                    <a:xfrm>
+                      <a:off x="0" y="0"/>
+                      <a:ext cx="4883864" cy="2746097"/>
+                    </a:xfrm>
+                    <a:prstGeom prst="rect">
+                      <a:avLst/>
+                    </a:prstGeom>
+                  </pic:spPr>
+                </pic:pic>
+              </a:graphicData>
+            </a:graphic>
+          </wp:inline>
+        </w:drawing>
+      </w:r>
+    </w:p>
+    <w:p>
+      <w:pPr>
+        <w:pStyle w:val="Cmsor2"/>
         <w:numPr>
           <w:ilvl w:val="1"/>
           <w:numId w:val="18"/>
         </w:numPr>
       </w:pPr>
-      <w:bookmarkStart w:id="25" w:name="_Toc227704595"/>
-      <w:r>
-        <w:t>Leadott rendelések</w:t>
-      </w:r>
-      <w:bookmarkEnd w:id="25"/>
-    </w:p>
-    <w:p>
-      <w:bookmarkStart w:id="26" w:name="_Hlk227667298"/>
+      <w:bookmarkStart w:id="20" w:name="_Toc227746249"/>
+      <w:r>
+        <w:t>Leadott</w:t>
+      </w:r>
+      <w:r>
+        <w:t xml:space="preserve"> rendelések</w:t>
+      </w:r>
+      <w:bookmarkEnd w:id="20"/>
+    </w:p>
+    <w:p>
+      <w:bookmarkStart w:id="21" w:name="_Hlk227667298"/>
       <w:r>
         <w:t xml:space="preserve">Ezen </w:t>
       </w:r>
@@ -5402,7 +4563,13 @@
         <w:t>láthatóak</w:t>
       </w:r>
       <w:r>
-        <w:t xml:space="preserve"> az elküldött rendelések részletei</w:t>
+        <w:t xml:space="preserve"> az </w:t>
+      </w:r>
+      <w:r>
+        <w:t>leadott</w:t>
+      </w:r>
+      <w:r>
+        <w:t xml:space="preserve"> rendelések részletei</w:t>
       </w:r>
       <w:r>
         <w:t xml:space="preserve"> és állapota</w:t>
@@ -5410,25 +4577,11 @@
       <w:r>
         <w:t>.</w:t>
       </w:r>
-    </w:p>
-    <w:p>
-      <w:pPr>
-        <w:pStyle w:val="Heading2"/>
-        <w:numPr>
-          <w:ilvl w:val="1"/>
-          <w:numId w:val="18"/>
-        </w:numPr>
-      </w:pPr>
-      <w:bookmarkStart w:id="27" w:name="_Toc227704596"/>
-      <w:bookmarkEnd w:id="26"/>
-      <w:r>
-        <w:t>g</w:t>
-      </w:r>
-      <w:bookmarkEnd w:id="27"/>
-    </w:p>
-    <w:p>
-      <w:pPr>
-        <w:pStyle w:val="Heading1"/>
+      <w:bookmarkEnd w:id="21"/>
+    </w:p>
+    <w:p>
+      <w:pPr>
+        <w:pStyle w:val="Cmsor1"/>
         <w:numPr>
           <w:ilvl w:val="0"/>
           <w:numId w:val="18"/>
@@ -5438,30 +4591,30 @@
           <w:szCs w:val="27"/>
         </w:rPr>
       </w:pPr>
-      <w:bookmarkStart w:id="28" w:name="_Toc209178492"/>
-      <w:bookmarkStart w:id="29" w:name="_Toc227704597"/>
+      <w:bookmarkStart w:id="22" w:name="_Toc209178492"/>
       <w:r>
         <w:lastRenderedPageBreak/>
         <w:t xml:space="preserve"> </w:t>
       </w:r>
+      <w:bookmarkStart w:id="23" w:name="_Toc227746250"/>
       <w:r>
         <w:t>Rendelés összekészítés</w:t>
       </w:r>
-      <w:bookmarkEnd w:id="29"/>
-    </w:p>
-    <w:p>
-      <w:pPr>
-        <w:pStyle w:val="Heading2"/>
+      <w:bookmarkEnd w:id="23"/>
+    </w:p>
+    <w:p>
+      <w:pPr>
+        <w:pStyle w:val="Cmsor2"/>
         <w:numPr>
           <w:ilvl w:val="1"/>
           <w:numId w:val="18"/>
         </w:numPr>
       </w:pPr>
-      <w:bookmarkStart w:id="30" w:name="_Toc227704598"/>
+      <w:bookmarkStart w:id="24" w:name="_Toc227746251"/>
       <w:r>
         <w:t>Jogosultság bemutatása</w:t>
       </w:r>
-      <w:bookmarkEnd w:id="30"/>
+      <w:bookmarkEnd w:id="24"/>
     </w:p>
     <w:p>
       <w:r>
@@ -5476,23 +4629,23 @@
     </w:p>
     <w:p>
       <w:pPr>
-        <w:pStyle w:val="Heading2"/>
+        <w:pStyle w:val="Cmsor2"/>
         <w:numPr>
           <w:ilvl w:val="1"/>
           <w:numId w:val="18"/>
         </w:numPr>
       </w:pPr>
-      <w:bookmarkStart w:id="31" w:name="_Toc227704599"/>
+      <w:bookmarkStart w:id="25" w:name="_Toc227746252"/>
       <w:r>
         <w:t>Beérkezett</w:t>
       </w:r>
       <w:r>
         <w:t xml:space="preserve"> rendelések</w:t>
       </w:r>
-      <w:bookmarkEnd w:id="31"/>
-    </w:p>
-    <w:p>
-      <w:bookmarkStart w:id="32" w:name="_Hlk227667272"/>
+      <w:bookmarkEnd w:id="25"/>
+    </w:p>
+    <w:p>
+      <w:bookmarkStart w:id="26" w:name="_Hlk227667272"/>
       <w:r>
         <w:t xml:space="preserve">Ezen az oldalon láthatóak a </w:t>
       </w:r>
@@ -5508,7 +4661,7 @@
       <w:r>
         <w:t xml:space="preserve"> </w:t>
       </w:r>
-      <w:bookmarkEnd w:id="32"/>
+      <w:bookmarkEnd w:id="26"/>
       <w:r>
         <w:t xml:space="preserve">Az új rendelések teljesítéséhez be kell jelölni a rendelésben lévő termékek előtt a jelölőnégyzeteket, meggyőződve arról, hogy minden termék elő lett készítve a rendeléshez. </w:t>
       </w:r>
@@ -5523,21 +4676,63 @@
       </w:r>
     </w:p>
     <w:p>
-      <w:pPr>
-        <w:pStyle w:val="Heading2"/>
+      <w:r>
+        <w:rPr>
+          <w:noProof/>
+        </w:rPr>
+        <w:drawing>
+          <wp:inline distT="0" distB="0" distL="0" distR="0" wp14:anchorId="269F0DE2" wp14:editId="2539AF22">
+            <wp:extent cx="4838700" cy="2720702"/>
+            <wp:effectExtent l="0" t="0" r="0" b="3810"/>
+            <wp:docPr id="9" name="Kép 9"/>
+            <wp:cNvGraphicFramePr>
+              <a:graphicFrameLocks xmlns:a="http://schemas.openxmlformats.org/drawingml/2006/main" noChangeAspect="1"/>
+            </wp:cNvGraphicFramePr>
+            <a:graphic xmlns:a="http://schemas.openxmlformats.org/drawingml/2006/main">
+              <a:graphicData uri="http://schemas.openxmlformats.org/drawingml/2006/picture">
+                <pic:pic xmlns:pic="http://schemas.openxmlformats.org/drawingml/2006/picture">
+                  <pic:nvPicPr>
+                    <pic:cNvPr id="1" name=""/>
+                    <pic:cNvPicPr/>
+                  </pic:nvPicPr>
+                  <pic:blipFill>
+                    <a:blip r:embed="rId15"/>
+                    <a:stretch>
+                      <a:fillRect/>
+                    </a:stretch>
+                  </pic:blipFill>
+                  <pic:spPr>
+                    <a:xfrm>
+                      <a:off x="0" y="0"/>
+                      <a:ext cx="4848335" cy="2726120"/>
+                    </a:xfrm>
+                    <a:prstGeom prst="rect">
+                      <a:avLst/>
+                    </a:prstGeom>
+                  </pic:spPr>
+                </pic:pic>
+              </a:graphicData>
+            </a:graphic>
+          </wp:inline>
+        </w:drawing>
+      </w:r>
+    </w:p>
+    <w:p>
+      <w:pPr>
+        <w:pStyle w:val="Cmsor2"/>
         <w:numPr>
           <w:ilvl w:val="1"/>
           <w:numId w:val="18"/>
         </w:numPr>
       </w:pPr>
-      <w:bookmarkStart w:id="33" w:name="_Toc227704600"/>
+      <w:bookmarkStart w:id="27" w:name="_Toc227746253"/>
       <w:r>
         <w:t>Raktár</w:t>
       </w:r>
       <w:r>
         <w:t xml:space="preserve"> használata</w:t>
       </w:r>
-      <w:bookmarkEnd w:id="33"/>
+      <w:bookmarkEnd w:id="27"/>
     </w:p>
     <w:p>
       <w:r>
@@ -5549,7 +4744,7 @@
     </w:p>
     <w:p>
       <w:pPr>
-        <w:pStyle w:val="Heading1"/>
+        <w:pStyle w:val="Cmsor1"/>
         <w:numPr>
           <w:ilvl w:val="0"/>
           <w:numId w:val="18"/>
@@ -5559,31 +4754,31 @@
           <w:szCs w:val="27"/>
         </w:rPr>
       </w:pPr>
-      <w:bookmarkStart w:id="34" w:name="_Toc209178493"/>
-      <w:bookmarkStart w:id="35" w:name="_Toc227704601"/>
-      <w:bookmarkEnd w:id="28"/>
+      <w:bookmarkStart w:id="28" w:name="_Toc209178493"/>
+      <w:bookmarkEnd w:id="22"/>
       <w:r>
         <w:lastRenderedPageBreak/>
         <w:t xml:space="preserve"> </w:t>
       </w:r>
+      <w:bookmarkStart w:id="29" w:name="_Toc227746254"/>
       <w:r>
         <w:t>Számlakészítés</w:t>
       </w:r>
-      <w:bookmarkEnd w:id="35"/>
-    </w:p>
-    <w:p>
-      <w:pPr>
-        <w:pStyle w:val="Heading2"/>
+      <w:bookmarkEnd w:id="29"/>
+    </w:p>
+    <w:p>
+      <w:pPr>
+        <w:pStyle w:val="Cmsor2"/>
         <w:numPr>
           <w:ilvl w:val="1"/>
           <w:numId w:val="18"/>
         </w:numPr>
       </w:pPr>
-      <w:bookmarkStart w:id="36" w:name="_Toc227704602"/>
+      <w:bookmarkStart w:id="30" w:name="_Toc227746255"/>
       <w:r>
         <w:t>Jogosultság bemutatása</w:t>
       </w:r>
-      <w:bookmarkEnd w:id="36"/>
+      <w:bookmarkEnd w:id="30"/>
     </w:p>
     <w:p>
       <w:r>
@@ -5604,20 +4799,20 @@
     </w:p>
     <w:p>
       <w:pPr>
-        <w:pStyle w:val="Heading2"/>
+        <w:pStyle w:val="Cmsor2"/>
         <w:numPr>
           <w:ilvl w:val="1"/>
           <w:numId w:val="18"/>
         </w:numPr>
       </w:pPr>
-      <w:bookmarkStart w:id="37" w:name="_Toc227704603"/>
+      <w:bookmarkStart w:id="31" w:name="_Toc227746256"/>
       <w:r>
         <w:t xml:space="preserve">Beérkezett </w:t>
       </w:r>
       <w:r>
         <w:t>rendelések</w:t>
       </w:r>
-      <w:bookmarkEnd w:id="37"/>
+      <w:bookmarkEnd w:id="31"/>
     </w:p>
     <w:p>
       <w:r>
@@ -5640,22 +4835,73 @@
       </w:r>
     </w:p>
     <w:p>
-      <w:pPr>
-        <w:pStyle w:val="Heading2"/>
+      <w:r>
+        <w:rPr>
+          <w:noProof/>
+        </w:rPr>
+        <w:drawing>
+          <wp:inline distT="0" distB="0" distL="0" distR="0" wp14:anchorId="3E2483B2" wp14:editId="0AF4849A">
+            <wp:extent cx="4883682" cy="3981450"/>
+            <wp:effectExtent l="0" t="0" r="0" b="0"/>
+            <wp:docPr id="10" name="Kép 10"/>
+            <wp:cNvGraphicFramePr>
+              <a:graphicFrameLocks xmlns:a="http://schemas.openxmlformats.org/drawingml/2006/main" noChangeAspect="1"/>
+            </wp:cNvGraphicFramePr>
+            <a:graphic xmlns:a="http://schemas.openxmlformats.org/drawingml/2006/main">
+              <a:graphicData uri="http://schemas.openxmlformats.org/drawingml/2006/picture">
+                <pic:pic xmlns:pic="http://schemas.openxmlformats.org/drawingml/2006/picture">
+                  <pic:nvPicPr>
+                    <pic:cNvPr id="1" name=""/>
+                    <pic:cNvPicPr/>
+                  </pic:nvPicPr>
+                  <pic:blipFill>
+                    <a:blip r:embed="rId16"/>
+                    <a:stretch>
+                      <a:fillRect/>
+                    </a:stretch>
+                  </pic:blipFill>
+                  <pic:spPr>
+                    <a:xfrm>
+                      <a:off x="0" y="0"/>
+                      <a:ext cx="4893366" cy="3989345"/>
+                    </a:xfrm>
+                    <a:prstGeom prst="rect">
+                      <a:avLst/>
+                    </a:prstGeom>
+                  </pic:spPr>
+                </pic:pic>
+              </a:graphicData>
+            </a:graphic>
+          </wp:inline>
+        </w:drawing>
+      </w:r>
+    </w:p>
+    <w:p>
+      <w:pPr>
+        <w:pStyle w:val="Cmsor2"/>
         <w:numPr>
           <w:ilvl w:val="1"/>
           <w:numId w:val="18"/>
         </w:numPr>
       </w:pPr>
-      <w:bookmarkStart w:id="38" w:name="_Toc227704604"/>
-      <w:r>
-        <w:t>Elküldött rendelések</w:t>
-      </w:r>
-      <w:bookmarkEnd w:id="38"/>
-    </w:p>
-    <w:p>
-      <w:r>
-        <w:t>Ezen az oldalon láthatóak az elküldött rendelések részletei és állapota.</w:t>
+      <w:bookmarkStart w:id="32" w:name="_Toc227746257"/>
+      <w:r>
+        <w:t>Leadott</w:t>
+      </w:r>
+      <w:r>
+        <w:t xml:space="preserve"> rendelések</w:t>
+      </w:r>
+      <w:bookmarkEnd w:id="32"/>
+    </w:p>
+    <w:p>
+      <w:r>
+        <w:t xml:space="preserve">Ezen az oldalon láthatóak az </w:t>
+      </w:r>
+      <w:r>
+        <w:t>leadott</w:t>
+      </w:r>
+      <w:r>
+        <w:t xml:space="preserve"> rendelések részletei és állapota.</w:t>
       </w:r>
       <w:r>
         <w:t xml:space="preserve"> </w:t>
@@ -5669,40 +4915,7 @@
     </w:p>
     <w:p>
       <w:pPr>
-        <w:pStyle w:val="Heading2"/>
-        <w:numPr>
-          <w:ilvl w:val="1"/>
-          <w:numId w:val="18"/>
-        </w:numPr>
-      </w:pPr>
-      <w:bookmarkStart w:id="39" w:name="_Toc227704605"/>
-      <w:r>
-        <w:t>Leadott rendelések</w:t>
-      </w:r>
-      <w:bookmarkEnd w:id="39"/>
-    </w:p>
-    <w:p>
-      <w:r>
-        <w:t>Ezen az oldalon láthatóak az elküldött rendelések részletei és állapota.</w:t>
-      </w:r>
-    </w:p>
-    <w:p>
-      <w:pPr>
-        <w:pStyle w:val="Heading2"/>
-        <w:numPr>
-          <w:ilvl w:val="1"/>
-          <w:numId w:val="18"/>
-        </w:numPr>
-      </w:pPr>
-      <w:bookmarkStart w:id="40" w:name="_Toc227704606"/>
-      <w:r>
-        <w:t>g</w:t>
-      </w:r>
-      <w:bookmarkEnd w:id="40"/>
-    </w:p>
-    <w:p>
-      <w:pPr>
-        <w:pStyle w:val="Heading1"/>
+        <w:pStyle w:val="Cmsor1"/>
         <w:numPr>
           <w:ilvl w:val="0"/>
           <w:numId w:val="18"/>
@@ -5712,29 +4925,29 @@
           <w:szCs w:val="27"/>
         </w:rPr>
       </w:pPr>
-      <w:bookmarkStart w:id="41" w:name="_Toc227704607"/>
       <w:r>
         <w:lastRenderedPageBreak/>
         <w:t xml:space="preserve"> </w:t>
       </w:r>
+      <w:bookmarkStart w:id="33" w:name="_Toc227746258"/>
       <w:r>
         <w:t>Raktárkezelés</w:t>
       </w:r>
-      <w:bookmarkEnd w:id="41"/>
-    </w:p>
-    <w:p>
-      <w:pPr>
-        <w:pStyle w:val="Heading2"/>
+      <w:bookmarkEnd w:id="33"/>
+    </w:p>
+    <w:p>
+      <w:pPr>
+        <w:pStyle w:val="Cmsor2"/>
         <w:numPr>
           <w:ilvl w:val="1"/>
           <w:numId w:val="18"/>
         </w:numPr>
       </w:pPr>
-      <w:bookmarkStart w:id="42" w:name="_Toc227704608"/>
+      <w:bookmarkStart w:id="34" w:name="_Toc227746259"/>
       <w:r>
         <w:t>Jogosultság bemutatása</w:t>
       </w:r>
-      <w:bookmarkEnd w:id="42"/>
+      <w:bookmarkEnd w:id="34"/>
     </w:p>
     <w:p>
       <w:r>
@@ -5755,17 +4968,17 @@
     </w:p>
     <w:p>
       <w:pPr>
-        <w:pStyle w:val="Heading2"/>
+        <w:pStyle w:val="Cmsor2"/>
         <w:numPr>
           <w:ilvl w:val="1"/>
           <w:numId w:val="18"/>
         </w:numPr>
       </w:pPr>
-      <w:bookmarkStart w:id="43" w:name="_Toc227704609"/>
+      <w:bookmarkStart w:id="35" w:name="_Toc227746260"/>
       <w:r>
         <w:t>Raktár</w:t>
       </w:r>
-      <w:bookmarkEnd w:id="43"/>
+      <w:bookmarkEnd w:id="35"/>
     </w:p>
     <w:p>
       <w:r>
@@ -5794,7 +5007,7 @@
     </w:p>
     <w:p>
       <w:pPr>
-        <w:pStyle w:val="ListParagraph"/>
+        <w:pStyle w:val="Listaszerbekezds"/>
         <w:numPr>
           <w:ilvl w:val="0"/>
           <w:numId w:val="30"/>
@@ -5806,7 +5019,7 @@
     </w:p>
     <w:p>
       <w:pPr>
-        <w:pStyle w:val="ListParagraph"/>
+        <w:pStyle w:val="Listaszerbekezds"/>
         <w:numPr>
           <w:ilvl w:val="0"/>
           <w:numId w:val="30"/>
@@ -5818,7 +5031,7 @@
     </w:p>
     <w:p>
       <w:pPr>
-        <w:pStyle w:val="ListParagraph"/>
+        <w:pStyle w:val="Listaszerbekezds"/>
         <w:numPr>
           <w:ilvl w:val="0"/>
           <w:numId w:val="30"/>
@@ -5830,7 +5043,7 @@
     </w:p>
     <w:p>
       <w:pPr>
-        <w:pStyle w:val="ListParagraph"/>
+        <w:pStyle w:val="Listaszerbekezds"/>
         <w:numPr>
           <w:ilvl w:val="0"/>
           <w:numId w:val="30"/>
@@ -5842,7 +5055,7 @@
     </w:p>
     <w:p>
       <w:pPr>
-        <w:pStyle w:val="ListParagraph"/>
+        <w:pStyle w:val="Listaszerbekezds"/>
         <w:numPr>
           <w:ilvl w:val="0"/>
           <w:numId w:val="30"/>
@@ -5854,7 +5067,7 @@
     </w:p>
     <w:p>
       <w:pPr>
-        <w:pStyle w:val="ListParagraph"/>
+        <w:pStyle w:val="Listaszerbekezds"/>
         <w:numPr>
           <w:ilvl w:val="0"/>
           <w:numId w:val="30"/>
@@ -5866,7 +5079,7 @@
     </w:p>
     <w:p>
       <w:pPr>
-        <w:pStyle w:val="ListParagraph"/>
+        <w:pStyle w:val="Listaszerbekezds"/>
         <w:numPr>
           <w:ilvl w:val="0"/>
           <w:numId w:val="30"/>
@@ -5878,7 +5091,7 @@
     </w:p>
     <w:p>
       <w:pPr>
-        <w:pStyle w:val="ListParagraph"/>
+        <w:pStyle w:val="Listaszerbekezds"/>
         <w:numPr>
           <w:ilvl w:val="0"/>
           <w:numId w:val="30"/>
@@ -5890,7 +5103,7 @@
     </w:p>
     <w:p>
       <w:pPr>
-        <w:pStyle w:val="ListParagraph"/>
+        <w:pStyle w:val="Listaszerbekezds"/>
         <w:numPr>
           <w:ilvl w:val="0"/>
           <w:numId w:val="30"/>
@@ -5906,64 +5119,51 @@
       </w:r>
     </w:p>
     <w:p>
-      <w:pPr>
-        <w:pStyle w:val="Heading2"/>
-        <w:numPr>
-          <w:ilvl w:val="1"/>
-          <w:numId w:val="18"/>
-        </w:numPr>
-      </w:pPr>
-      <w:bookmarkStart w:id="44" w:name="_Toc227704610"/>
-      <w:r>
-        <w:t>Elküldött rendelések</w:t>
-      </w:r>
-      <w:bookmarkEnd w:id="44"/>
-    </w:p>
-    <w:p>
-      <w:r>
-        <w:t>Ezen az oldalon láthatóak az elküldött rendelések részletei és állapota.</w:t>
-      </w:r>
-      <w:r>
-        <w:t xml:space="preserve"> Amennyiben egy elküldött rendeléshez ki lett állítva a számla (és a sztornó számla) a megrendelést teljesítő fél által, a megrendelő cég számlakészítési jogosultsággal rendelkező felhasználói is letölthetik a kiállított számlát/számlákat.</w:t>
-      </w:r>
-    </w:p>
-    <w:p>
-      <w:pPr>
-        <w:pStyle w:val="Heading2"/>
-        <w:numPr>
-          <w:ilvl w:val="1"/>
-          <w:numId w:val="18"/>
-        </w:numPr>
-      </w:pPr>
-      <w:bookmarkStart w:id="45" w:name="_Toc227704611"/>
-      <w:r>
-        <w:t>Leadott rendelések</w:t>
-      </w:r>
-      <w:bookmarkEnd w:id="45"/>
-    </w:p>
-    <w:p>
-      <w:r>
-        <w:t>Ezen az oldalon láthatóak az elküldött rendelések részletei és állapota.</w:t>
-      </w:r>
-    </w:p>
-    <w:p>
-      <w:pPr>
-        <w:pStyle w:val="Heading2"/>
-        <w:numPr>
-          <w:ilvl w:val="1"/>
-          <w:numId w:val="18"/>
-        </w:numPr>
-      </w:pPr>
-      <w:bookmarkStart w:id="46" w:name="_Toc227704612"/>
-      <w:r>
-        <w:t>g</w:t>
-      </w:r>
-      <w:bookmarkEnd w:id="46"/>
-    </w:p>
-    <w:bookmarkEnd w:id="34"/>
-    <w:p>
-      <w:pPr>
-        <w:pStyle w:val="Heading1"/>
+      <w:r>
+        <w:rPr>
+          <w:noProof/>
+        </w:rPr>
+        <w:drawing>
+          <wp:inline distT="0" distB="0" distL="0" distR="0" wp14:anchorId="79AC33FB" wp14:editId="68799DCB">
+            <wp:extent cx="4867275" cy="2739452"/>
+            <wp:effectExtent l="0" t="0" r="0" b="3810"/>
+            <wp:docPr id="11" name="Kép 11"/>
+            <wp:cNvGraphicFramePr>
+              <a:graphicFrameLocks xmlns:a="http://schemas.openxmlformats.org/drawingml/2006/main" noChangeAspect="1"/>
+            </wp:cNvGraphicFramePr>
+            <a:graphic xmlns:a="http://schemas.openxmlformats.org/drawingml/2006/main">
+              <a:graphicData uri="http://schemas.openxmlformats.org/drawingml/2006/picture">
+                <pic:pic xmlns:pic="http://schemas.openxmlformats.org/drawingml/2006/picture">
+                  <pic:nvPicPr>
+                    <pic:cNvPr id="1" name=""/>
+                    <pic:cNvPicPr/>
+                  </pic:nvPicPr>
+                  <pic:blipFill>
+                    <a:blip r:embed="rId17"/>
+                    <a:stretch>
+                      <a:fillRect/>
+                    </a:stretch>
+                  </pic:blipFill>
+                  <pic:spPr>
+                    <a:xfrm>
+                      <a:off x="0" y="0"/>
+                      <a:ext cx="4875910" cy="2744312"/>
+                    </a:xfrm>
+                    <a:prstGeom prst="rect">
+                      <a:avLst/>
+                    </a:prstGeom>
+                  </pic:spPr>
+                </pic:pic>
+              </a:graphicData>
+            </a:graphic>
+          </wp:inline>
+        </w:drawing>
+      </w:r>
+    </w:p>
+    <w:bookmarkEnd w:id="28"/>
+    <w:p>
+      <w:pPr>
+        <w:pStyle w:val="Cmsor1"/>
         <w:numPr>
           <w:ilvl w:val="0"/>
           <w:numId w:val="18"/>
@@ -5977,62 +5177,69 @@
         <w:lastRenderedPageBreak/>
         <w:t xml:space="preserve"> </w:t>
       </w:r>
+      <w:bookmarkStart w:id="36" w:name="_Toc227746261"/>
       <w:r>
         <w:t>Problémakezelés</w:t>
       </w:r>
-    </w:p>
-    <w:p>
-      <w:pPr>
-        <w:pStyle w:val="Heading2"/>
+      <w:bookmarkEnd w:id="36"/>
+    </w:p>
+    <w:p>
+      <w:pPr>
+        <w:pStyle w:val="Cmsor2"/>
         <w:numPr>
           <w:ilvl w:val="1"/>
           <w:numId w:val="18"/>
         </w:numPr>
       </w:pPr>
+      <w:bookmarkStart w:id="37" w:name="_Toc227746262"/>
       <w:r>
         <w:t>Elfelejtett felhasználónév vagy jelszó</w:t>
       </w:r>
-    </w:p>
-    <w:p>
-      <w:proofErr w:type="spellStart"/>
-      <w:r>
-        <w:t>Elfelejett</w:t>
-      </w:r>
-      <w:proofErr w:type="spellEnd"/>
-      <w:r>
-        <w:t xml:space="preserve"> felhasználónév/jelszó nem rendszerkezelő felhasználók esetén:</w:t>
+      <w:bookmarkEnd w:id="37"/>
+    </w:p>
+    <w:p>
+      <w:r>
+        <w:t>Elfelej</w:t>
+      </w:r>
+      <w:r>
+        <w:t>t</w:t>
+      </w:r>
+      <w:r>
+        <w:t>ett felhasználónév/jelszó nem rendszerkezelő felhasználók esetén:</w:t>
       </w:r>
       <w:r>
         <w:br/>
-        <w:t>Forduljon a vállalata rendszerkezelő felhasználójához a probléma megoldásához.</w:t>
-      </w:r>
-    </w:p>
-    <w:p>
-      <w:r>
-        <w:t xml:space="preserve">Elfelejtett </w:t>
-      </w:r>
-      <w:r>
-        <w:t>felhasználónév/</w:t>
-      </w:r>
-      <w:r>
-        <w:t>jelszó rendszerkezelő felhasználók esetén:</w:t>
+        <w:t>Forduljon a vállalat rendszerkezelő felhasználójához a probléma megoldásához.</w:t>
+      </w:r>
+    </w:p>
+    <w:p>
+      <w:r>
+        <w:t>Elfelejtett felhasználónév/jelszó rendszerkezelő felhasználók esetén:</w:t>
       </w:r>
       <w:r>
         <w:br/>
-        <w:t>Vegye fel a kapcsolatot a RÉKA problémamegoldási csapatával emailben.</w:t>
-      </w:r>
-    </w:p>
-    <w:p>
-      <w:pPr>
-        <w:pStyle w:val="Heading2"/>
+        <w:t>Vegye fel a kapcsolatot a RÉKA problémamegoldási csapatával emailben</w:t>
+      </w:r>
+      <w:r>
+        <w:t xml:space="preserve"> vagy telefonon</w:t>
+      </w:r>
+      <w:r>
+        <w:t>.</w:t>
+      </w:r>
+    </w:p>
+    <w:p>
+      <w:pPr>
+        <w:pStyle w:val="Cmsor2"/>
         <w:numPr>
           <w:ilvl w:val="1"/>
           <w:numId w:val="18"/>
         </w:numPr>
       </w:pPr>
+      <w:bookmarkStart w:id="38" w:name="_Toc227746263"/>
       <w:r>
         <w:t>Hibabejelentés</w:t>
       </w:r>
+      <w:bookmarkEnd w:id="38"/>
     </w:p>
     <w:p>
       <w:r>
@@ -6050,26 +5257,26 @@
       <w:r>
         <w:t xml:space="preserve">problémát a RÉKA hivatalos hibabejelentési csatornáján vagy értesítse </w:t>
       </w:r>
-      <w:proofErr w:type="spellStart"/>
-      <w:r>
-        <w:t>cége</w:t>
-      </w:r>
-      <w:proofErr w:type="spellEnd"/>
+      <w:r>
+        <w:t>cég</w:t>
+      </w:r>
       <w:r>
         <w:t xml:space="preserve"> adminisztrátorát a problémával kapcsolatban.</w:t>
       </w:r>
     </w:p>
     <w:p>
       <w:pPr>
-        <w:pStyle w:val="Heading2"/>
+        <w:pStyle w:val="Cmsor2"/>
         <w:numPr>
           <w:ilvl w:val="1"/>
           <w:numId w:val="18"/>
         </w:numPr>
       </w:pPr>
+      <w:bookmarkStart w:id="39" w:name="_Toc227746264"/>
       <w:r>
         <w:t>Kapcsolatfelvétel</w:t>
       </w:r>
+      <w:bookmarkEnd w:id="39"/>
     </w:p>
     <w:p>
       <w:r>
@@ -6085,134 +5292,9 @@
         <w:t xml:space="preserve"> vagy kérheti a vállalata rendszerkezelő felhasználójának segítségét is.</w:t>
       </w:r>
     </w:p>
-    <w:p>
-      <w:pPr>
-        <w:pStyle w:val="Heading2"/>
-        <w:numPr>
-          <w:ilvl w:val="1"/>
-          <w:numId w:val="18"/>
-        </w:numPr>
-      </w:pPr>
-      <w:proofErr w:type="spellStart"/>
-      <w:r>
-        <w:t>asd</w:t>
-      </w:r>
-      <w:proofErr w:type="spellEnd"/>
-    </w:p>
-    <w:p>
-      <w:pPr>
-        <w:pStyle w:val="Heading1"/>
-        <w:numPr>
-          <w:ilvl w:val="0"/>
-          <w:numId w:val="18"/>
-        </w:numPr>
-        <w:rPr>
-          <w:sz w:val="27"/>
-          <w:szCs w:val="27"/>
-        </w:rPr>
-      </w:pPr>
-      <w:r>
-        <w:lastRenderedPageBreak/>
-        <w:t>Számlakészítés</w:t>
-      </w:r>
-    </w:p>
-    <w:p>
-      <w:pPr>
-        <w:pStyle w:val="Heading2"/>
-        <w:numPr>
-          <w:ilvl w:val="1"/>
-          <w:numId w:val="18"/>
-        </w:numPr>
-      </w:pPr>
-      <w:r>
-        <w:t>Jogosultság bemutatása</w:t>
-      </w:r>
-    </w:p>
-    <w:p>
-      <w:r>
-        <w:t>A jogosultság lehetőséget ad a beérkezett és a leadott rendelések oldalakon található számlakészítési funkciók használatához.</w:t>
-      </w:r>
-    </w:p>
-    <w:p>
-      <w:pPr>
-        <w:pStyle w:val="Heading2"/>
-        <w:numPr>
-          <w:ilvl w:val="1"/>
-          <w:numId w:val="18"/>
-        </w:numPr>
-      </w:pPr>
-      <w:r>
-        <w:t>Beérkezett rendelések</w:t>
-      </w:r>
-    </w:p>
-    <w:p>
-      <w:r>
-        <w:t xml:space="preserve">Ezen az oldalon láthatóak a beérkezett rendelések részletei és állapota. </w:t>
-      </w:r>
-      <w:r>
-        <w:t>A teljesített státuszban lévő rendeléseknél a számlakészítésre jogosult felhasználók letölthetik a rendeléshez tartozó PDF formátumú elektronikus számlát, amit a rendszer állít ki automatikusan. A számla kiállítási dátuma a számla első letöltésének napja. Amennyiben a rendelés azután lett törölve, hogy a számla le lett generálva, egy sztornó számla is kiállításra kerül.</w:t>
-      </w:r>
-    </w:p>
-    <w:p>
-      <w:pPr>
-        <w:pStyle w:val="Heading2"/>
-        <w:numPr>
-          <w:ilvl w:val="1"/>
-          <w:numId w:val="18"/>
-        </w:numPr>
-      </w:pPr>
-      <w:r>
-        <w:t>Elküldött rendelések</w:t>
-      </w:r>
-    </w:p>
-    <w:p>
-      <w:r>
-        <w:t>Ezen az oldalon láthatóak az elküldött rendelések részletei és állapota.</w:t>
-      </w:r>
-      <w:r>
-        <w:t xml:space="preserve"> Amennyiben egy elküldött rendeléshez ki lett állítva a számla (és a sztornó számla) a megrendelést teljesítő fél által, a megrendelő cég számlakészítési jogosultsággal rendelkező felhasználói is letölthetik a kiállított számlát/számlákat.</w:t>
-      </w:r>
-    </w:p>
-    <w:p>
-      <w:pPr>
-        <w:pStyle w:val="Heading2"/>
-        <w:numPr>
-          <w:ilvl w:val="1"/>
-          <w:numId w:val="18"/>
-        </w:numPr>
-      </w:pPr>
-      <w:r>
-        <w:t>Leadott rendelések</w:t>
-      </w:r>
-    </w:p>
-    <w:p>
-      <w:r>
-        <w:t>Ezen az oldalon láthatóak az elküldött rendelések részletei és állapota.</w:t>
-      </w:r>
-    </w:p>
-    <w:p>
-      <w:pPr>
-        <w:pStyle w:val="Heading2"/>
-        <w:numPr>
-          <w:ilvl w:val="1"/>
-          <w:numId w:val="18"/>
-        </w:numPr>
-      </w:pPr>
-      <w:r>
-        <w:t>g</w:t>
-      </w:r>
-    </w:p>
-    <w:p>
-      <w:pPr>
-        <w:ind w:left="0"/>
-        <w:rPr>
-          <w:lang w:eastAsia="hu-HU"/>
-        </w:rPr>
-      </w:pPr>
-    </w:p>
     <w:sectPr>
-      <w:headerReference w:type="default" r:id="rId9"/>
-      <w:footerReference w:type="default" r:id="rId10"/>
+      <w:headerReference w:type="default" r:id="rId18"/>
+      <w:footerReference w:type="default" r:id="rId19"/>
       <w:pgSz w:w="11906" w:h="16838"/>
       <w:pgMar w:top="1417" w:right="1417" w:bottom="1417" w:left="1417" w:header="708" w:footer="708" w:gutter="0"/>
       <w:pgNumType w:start="0" w:chapStyle="1"/>
@@ -6225,7 +5307,7 @@
 </file>
 
 <file path=word/endnotes.xml><?xml version="1.0" encoding="utf-8"?>
-<w:endnotes xmlns:wpc="http://schemas.microsoft.com/office/word/2010/wordprocessingCanvas" xmlns:cx="http://schemas.microsoft.com/office/drawing/2014/chartex" xmlns:cx1="http://schemas.microsoft.com/office/drawing/2015/9/8/chartex" xmlns:cx2="http://schemas.microsoft.com/office/drawing/2015/10/21/chartex" xmlns:cx3="http://schemas.microsoft.com/office/drawing/2016/5/9/chartex" xmlns:cx4="http://schemas.microsoft.com/office/drawing/2016/5/10/chartex" xmlns:cx5="http://schemas.microsoft.com/office/drawing/2016/5/11/chartex" xmlns:cx6="http://schemas.microsoft.com/office/drawing/2016/5/12/chartex" xmlns:cx7="http://schemas.microsoft.com/office/drawing/2016/5/13/chartex" xmlns:cx8="http://schemas.microsoft.com/office/drawing/2016/5/14/chartex" xmlns:mc="http://schemas.openxmlformats.org/markup-compatibility/2006" xmlns:aink="http://schemas.microsoft.com/office/drawing/2016/ink" xmlns:am3d="http://schemas.microsoft.com/office/drawing/2017/model3d" xmlns:o="urn:schemas-microsoft-com:office:office" xmlns:oel="http://schemas.microsoft.com/office/2019/extlst" xmlns:r="http://schemas.openxmlformats.org/officeDocument/2006/relationships" xmlns:m="http://schemas.openxmlformats.org/officeDocument/2006/math" xmlns:v="urn:schemas-microsoft-com:vml" xmlns:wp14="http://schemas.microsoft.com/office/word/2010/wordprocessingDrawing" xmlns:wp="http://schemas.openxmlformats.org/drawingml/2006/wordprocessingDrawing" xmlns:w10="urn:schemas-microsoft-com:office:word" xmlns:w="http://schemas.openxmlformats.org/wordprocessingml/2006/main" xmlns:w14="http://schemas.microsoft.com/office/word/2010/wordml" xmlns:w15="http://schemas.microsoft.com/office/word/2012/wordml" xmlns:w16cex="http://schemas.microsoft.com/office/word/2018/wordml/cex" xmlns:w16cid="http://schemas.microsoft.com/office/word/2016/wordml/cid" xmlns:w16="http://schemas.microsoft.com/office/word/2018/wordml" xmlns:w16du="http://schemas.microsoft.com/office/word/2023/wordml/word16du" xmlns:w16sdtdh="http://schemas.microsoft.com/office/word/2020/wordml/sdtdatahash" xmlns:w16sdtfl="http://schemas.microsoft.com/office/word/2024/wordml/sdtformatlock" xmlns:w16se="http://schemas.microsoft.com/office/word/2015/wordml/symex" xmlns:wpg="http://schemas.microsoft.com/office/word/2010/wordprocessingGroup" xmlns:wpi="http://schemas.microsoft.com/office/word/2010/wordprocessingInk" xmlns:wne="http://schemas.microsoft.com/office/word/2006/wordml" xmlns:wps="http://schemas.microsoft.com/office/word/2010/wordprocessingShape" mc:Ignorable="w14 w15 w16se w16cid w16 w16cex w16sdtdh w16sdtfl w16du wp14">
+<w:endnotes xmlns:wpc="http://schemas.microsoft.com/office/word/2010/wordprocessingCanvas" xmlns:cx="http://schemas.microsoft.com/office/drawing/2014/chartex" xmlns:cx1="http://schemas.microsoft.com/office/drawing/2015/9/8/chartex" xmlns:cx2="http://schemas.microsoft.com/office/drawing/2015/10/21/chartex" xmlns:cx3="http://schemas.microsoft.com/office/drawing/2016/5/9/chartex" xmlns:cx4="http://schemas.microsoft.com/office/drawing/2016/5/10/chartex" xmlns:cx5="http://schemas.microsoft.com/office/drawing/2016/5/11/chartex" xmlns:cx6="http://schemas.microsoft.com/office/drawing/2016/5/12/chartex" xmlns:cx7="http://schemas.microsoft.com/office/drawing/2016/5/13/chartex" xmlns:cx8="http://schemas.microsoft.com/office/drawing/2016/5/14/chartex" xmlns:mc="http://schemas.openxmlformats.org/markup-compatibility/2006" xmlns:aink="http://schemas.microsoft.com/office/drawing/2016/ink" xmlns:am3d="http://schemas.microsoft.com/office/drawing/2017/model3d" xmlns:o="urn:schemas-microsoft-com:office:office" xmlns:r="http://schemas.openxmlformats.org/officeDocument/2006/relationships" xmlns:m="http://schemas.openxmlformats.org/officeDocument/2006/math" xmlns:v="urn:schemas-microsoft-com:vml" xmlns:wp14="http://schemas.microsoft.com/office/word/2010/wordprocessingDrawing" xmlns:wp="http://schemas.openxmlformats.org/drawingml/2006/wordprocessingDrawing" xmlns:w10="urn:schemas-microsoft-com:office:word" xmlns:w="http://schemas.openxmlformats.org/wordprocessingml/2006/main" xmlns:w14="http://schemas.microsoft.com/office/word/2010/wordml" xmlns:w15="http://schemas.microsoft.com/office/word/2012/wordml" xmlns:w16cex="http://schemas.microsoft.com/office/word/2018/wordml/cex" xmlns:w16cid="http://schemas.microsoft.com/office/word/2016/wordml/cid" xmlns:w16="http://schemas.microsoft.com/office/word/2018/wordml" xmlns:w16sdtdh="http://schemas.microsoft.com/office/word/2020/wordml/sdtdatahash" xmlns:w16se="http://schemas.microsoft.com/office/word/2015/wordml/symex" xmlns:wpg="http://schemas.microsoft.com/office/word/2010/wordprocessingGroup" xmlns:wpi="http://schemas.microsoft.com/office/word/2010/wordprocessingInk" xmlns:wne="http://schemas.microsoft.com/office/word/2006/wordml" xmlns:wps="http://schemas.microsoft.com/office/word/2010/wordprocessingShape" mc:Ignorable="w14 w15 w16se w16cid w16 w16cex w16sdtdh wp14">
   <w:endnote w:type="separator" w:id="-1">
     <w:p>
       <w:pPr>
@@ -6250,7 +5332,7 @@
 </file>
 
 <file path=word/footer1.xml><?xml version="1.0" encoding="utf-8"?>
-<w:ftr xmlns:wpc="http://schemas.microsoft.com/office/word/2010/wordprocessingCanvas" xmlns:cx="http://schemas.microsoft.com/office/drawing/2014/chartex" xmlns:cx1="http://schemas.microsoft.com/office/drawing/2015/9/8/chartex" xmlns:cx2="http://schemas.microsoft.com/office/drawing/2015/10/21/chartex" xmlns:cx3="http://schemas.microsoft.com/office/drawing/2016/5/9/chartex" xmlns:cx4="http://schemas.microsoft.com/office/drawing/2016/5/10/chartex" xmlns:cx5="http://schemas.microsoft.com/office/drawing/2016/5/11/chartex" xmlns:cx6="http://schemas.microsoft.com/office/drawing/2016/5/12/chartex" xmlns:cx7="http://schemas.microsoft.com/office/drawing/2016/5/13/chartex" xmlns:cx8="http://schemas.microsoft.com/office/drawing/2016/5/14/chartex" xmlns:mc="http://schemas.openxmlformats.org/markup-compatibility/2006" xmlns:aink="http://schemas.microsoft.com/office/drawing/2016/ink" xmlns:am3d="http://schemas.microsoft.com/office/drawing/2017/model3d" xmlns:o="urn:schemas-microsoft-com:office:office" xmlns:oel="http://schemas.microsoft.com/office/2019/extlst" xmlns:r="http://schemas.openxmlformats.org/officeDocument/2006/relationships" xmlns:m="http://schemas.openxmlformats.org/officeDocument/2006/math" xmlns:v="urn:schemas-microsoft-com:vml" xmlns:wp14="http://schemas.microsoft.com/office/word/2010/wordprocessingDrawing" xmlns:wp="http://schemas.openxmlformats.org/drawingml/2006/wordprocessingDrawing" xmlns:w10="urn:schemas-microsoft-com:office:word" xmlns:w="http://schemas.openxmlformats.org/wordprocessingml/2006/main" xmlns:w14="http://schemas.microsoft.com/office/word/2010/wordml" xmlns:w15="http://schemas.microsoft.com/office/word/2012/wordml" xmlns:w16cex="http://schemas.microsoft.com/office/word/2018/wordml/cex" xmlns:w16cid="http://schemas.microsoft.com/office/word/2016/wordml/cid" xmlns:w16="http://schemas.microsoft.com/office/word/2018/wordml" xmlns:w16du="http://schemas.microsoft.com/office/word/2023/wordml/word16du" xmlns:w16sdtdh="http://schemas.microsoft.com/office/word/2020/wordml/sdtdatahash" xmlns:w16sdtfl="http://schemas.microsoft.com/office/word/2024/wordml/sdtformatlock" xmlns:w16se="http://schemas.microsoft.com/office/word/2015/wordml/symex" xmlns:wpg="http://schemas.microsoft.com/office/word/2010/wordprocessingGroup" xmlns:wpi="http://schemas.microsoft.com/office/word/2010/wordprocessingInk" xmlns:wne="http://schemas.microsoft.com/office/word/2006/wordml" xmlns:wps="http://schemas.microsoft.com/office/word/2010/wordprocessingShape" mc:Ignorable="w14 w15 w16se w16cid w16 w16cex w16sdtdh w16sdtfl w16du wp14">
+<w:ftr xmlns:wpc="http://schemas.microsoft.com/office/word/2010/wordprocessingCanvas" xmlns:cx="http://schemas.microsoft.com/office/drawing/2014/chartex" xmlns:cx1="http://schemas.microsoft.com/office/drawing/2015/9/8/chartex" xmlns:cx2="http://schemas.microsoft.com/office/drawing/2015/10/21/chartex" xmlns:cx3="http://schemas.microsoft.com/office/drawing/2016/5/9/chartex" xmlns:cx4="http://schemas.microsoft.com/office/drawing/2016/5/10/chartex" xmlns:cx5="http://schemas.microsoft.com/office/drawing/2016/5/11/chartex" xmlns:cx6="http://schemas.microsoft.com/office/drawing/2016/5/12/chartex" xmlns:cx7="http://schemas.microsoft.com/office/drawing/2016/5/13/chartex" xmlns:cx8="http://schemas.microsoft.com/office/drawing/2016/5/14/chartex" xmlns:mc="http://schemas.openxmlformats.org/markup-compatibility/2006" xmlns:aink="http://schemas.microsoft.com/office/drawing/2016/ink" xmlns:am3d="http://schemas.microsoft.com/office/drawing/2017/model3d" xmlns:o="urn:schemas-microsoft-com:office:office" xmlns:r="http://schemas.openxmlformats.org/officeDocument/2006/relationships" xmlns:m="http://schemas.openxmlformats.org/officeDocument/2006/math" xmlns:v="urn:schemas-microsoft-com:vml" xmlns:wp14="http://schemas.microsoft.com/office/word/2010/wordprocessingDrawing" xmlns:wp="http://schemas.openxmlformats.org/drawingml/2006/wordprocessingDrawing" xmlns:w10="urn:schemas-microsoft-com:office:word" xmlns:w="http://schemas.openxmlformats.org/wordprocessingml/2006/main" xmlns:w14="http://schemas.microsoft.com/office/word/2010/wordml" xmlns:w15="http://schemas.microsoft.com/office/word/2012/wordml" xmlns:w16cex="http://schemas.microsoft.com/office/word/2018/wordml/cex" xmlns:w16cid="http://schemas.microsoft.com/office/word/2016/wordml/cid" xmlns:w16="http://schemas.microsoft.com/office/word/2018/wordml" xmlns:w16sdtdh="http://schemas.microsoft.com/office/word/2020/wordml/sdtdatahash" xmlns:w16se="http://schemas.microsoft.com/office/word/2015/wordml/symex" xmlns:wpg="http://schemas.microsoft.com/office/word/2010/wordprocessingGroup" xmlns:wpi="http://schemas.microsoft.com/office/word/2010/wordprocessingInk" xmlns:wne="http://schemas.microsoft.com/office/word/2006/wordml" xmlns:wps="http://schemas.microsoft.com/office/word/2010/wordprocessingShape" mc:Ignorable="w14 w15 w16se w16cid w16 w16cex w16sdtdh wp14">
   <w:sdt>
     <w:sdtPr>
       <w:id w:val="-484398938"/>
@@ -6268,7 +5350,7 @@
     <w:sdtContent>
       <w:p>
         <w:pPr>
-          <w:pStyle w:val="Footer"/>
+          <w:pStyle w:val="llb"/>
           <w:pBdr>
             <w:top w:val="single" w:sz="6" w:space="1" w:color="auto"/>
           </w:pBdr>
@@ -6337,7 +5419,23 @@
             <w:bCs/>
             <w:color w:val="00635D" w:themeColor="accent1" w:themeShade="80"/>
           </w:rPr>
-          <w:t>8 </w:t>
+          <w:t>1</w:t>
+        </w:r>
+        <w:r>
+          <w:rPr>
+            <w:b/>
+            <w:bCs/>
+            <w:color w:val="00635D" w:themeColor="accent1" w:themeShade="80"/>
+          </w:rPr>
+          <w:t>4</w:t>
+        </w:r>
+        <w:r>
+          <w:rPr>
+            <w:b/>
+            <w:bCs/>
+            <w:color w:val="00635D" w:themeColor="accent1" w:themeShade="80"/>
+          </w:rPr>
+          <w:t> </w:t>
         </w:r>
         <w:r>
           <w:rPr>
@@ -6354,7 +5452,7 @@
 </file>
 
 <file path=word/footnotes.xml><?xml version="1.0" encoding="utf-8"?>
-<w:footnotes xmlns:wpc="http://schemas.microsoft.com/office/word/2010/wordprocessingCanvas" xmlns:cx="http://schemas.microsoft.com/office/drawing/2014/chartex" xmlns:cx1="http://schemas.microsoft.com/office/drawing/2015/9/8/chartex" xmlns:cx2="http://schemas.microsoft.com/office/drawing/2015/10/21/chartex" xmlns:cx3="http://schemas.microsoft.com/office/drawing/2016/5/9/chartex" xmlns:cx4="http://schemas.microsoft.com/office/drawing/2016/5/10/chartex" xmlns:cx5="http://schemas.microsoft.com/office/drawing/2016/5/11/chartex" xmlns:cx6="http://schemas.microsoft.com/office/drawing/2016/5/12/chartex" xmlns:cx7="http://schemas.microsoft.com/office/drawing/2016/5/13/chartex" xmlns:cx8="http://schemas.microsoft.com/office/drawing/2016/5/14/chartex" xmlns:mc="http://schemas.openxmlformats.org/markup-compatibility/2006" xmlns:aink="http://schemas.microsoft.com/office/drawing/2016/ink" xmlns:am3d="http://schemas.microsoft.com/office/drawing/2017/model3d" xmlns:o="urn:schemas-microsoft-com:office:office" xmlns:oel="http://schemas.microsoft.com/office/2019/extlst" xmlns:r="http://schemas.openxmlformats.org/officeDocument/2006/relationships" xmlns:m="http://schemas.openxmlformats.org/officeDocument/2006/math" xmlns:v="urn:schemas-microsoft-com:vml" xmlns:wp14="http://schemas.microsoft.com/office/word/2010/wordprocessingDrawing" xmlns:wp="http://schemas.openxmlformats.org/drawingml/2006/wordprocessingDrawing" xmlns:w10="urn:schemas-microsoft-com:office:word" xmlns:w="http://schemas.openxmlformats.org/wordprocessingml/2006/main" xmlns:w14="http://schemas.microsoft.com/office/word/2010/wordml" xmlns:w15="http://schemas.microsoft.com/office/word/2012/wordml" xmlns:w16cex="http://schemas.microsoft.com/office/word/2018/wordml/cex" xmlns:w16cid="http://schemas.microsoft.com/office/word/2016/wordml/cid" xmlns:w16="http://schemas.microsoft.com/office/word/2018/wordml" xmlns:w16du="http://schemas.microsoft.com/office/word/2023/wordml/word16du" xmlns:w16sdtdh="http://schemas.microsoft.com/office/word/2020/wordml/sdtdatahash" xmlns:w16sdtfl="http://schemas.microsoft.com/office/word/2024/wordml/sdtformatlock" xmlns:w16se="http://schemas.microsoft.com/office/word/2015/wordml/symex" xmlns:wpg="http://schemas.microsoft.com/office/word/2010/wordprocessingGroup" xmlns:wpi="http://schemas.microsoft.com/office/word/2010/wordprocessingInk" xmlns:wne="http://schemas.microsoft.com/office/word/2006/wordml" xmlns:wps="http://schemas.microsoft.com/office/word/2010/wordprocessingShape" mc:Ignorable="w14 w15 w16se w16cid w16 w16cex w16sdtdh w16sdtfl w16du wp14">
+<w:footnotes xmlns:wpc="http://schemas.microsoft.com/office/word/2010/wordprocessingCanvas" xmlns:cx="http://schemas.microsoft.com/office/drawing/2014/chartex" xmlns:cx1="http://schemas.microsoft.com/office/drawing/2015/9/8/chartex" xmlns:cx2="http://schemas.microsoft.com/office/drawing/2015/10/21/chartex" xmlns:cx3="http://schemas.microsoft.com/office/drawing/2016/5/9/chartex" xmlns:cx4="http://schemas.microsoft.com/office/drawing/2016/5/10/chartex" xmlns:cx5="http://schemas.microsoft.com/office/drawing/2016/5/11/chartex" xmlns:cx6="http://schemas.microsoft.com/office/drawing/2016/5/12/chartex" xmlns:cx7="http://schemas.microsoft.com/office/drawing/2016/5/13/chartex" xmlns:cx8="http://schemas.microsoft.com/office/drawing/2016/5/14/chartex" xmlns:mc="http://schemas.openxmlformats.org/markup-compatibility/2006" xmlns:aink="http://schemas.microsoft.com/office/drawing/2016/ink" xmlns:am3d="http://schemas.microsoft.com/office/drawing/2017/model3d" xmlns:o="urn:schemas-microsoft-com:office:office" xmlns:r="http://schemas.openxmlformats.org/officeDocument/2006/relationships" xmlns:m="http://schemas.openxmlformats.org/officeDocument/2006/math" xmlns:v="urn:schemas-microsoft-com:vml" xmlns:wp14="http://schemas.microsoft.com/office/word/2010/wordprocessingDrawing" xmlns:wp="http://schemas.openxmlformats.org/drawingml/2006/wordprocessingDrawing" xmlns:w10="urn:schemas-microsoft-com:office:word" xmlns:w="http://schemas.openxmlformats.org/wordprocessingml/2006/main" xmlns:w14="http://schemas.microsoft.com/office/word/2010/wordml" xmlns:w15="http://schemas.microsoft.com/office/word/2012/wordml" xmlns:w16cex="http://schemas.microsoft.com/office/word/2018/wordml/cex" xmlns:w16cid="http://schemas.microsoft.com/office/word/2016/wordml/cid" xmlns:w16="http://schemas.microsoft.com/office/word/2018/wordml" xmlns:w16sdtdh="http://schemas.microsoft.com/office/word/2020/wordml/sdtdatahash" xmlns:w16se="http://schemas.microsoft.com/office/word/2015/wordml/symex" xmlns:wpg="http://schemas.microsoft.com/office/word/2010/wordprocessingGroup" xmlns:wpi="http://schemas.microsoft.com/office/word/2010/wordprocessingInk" xmlns:wne="http://schemas.microsoft.com/office/word/2006/wordml" xmlns:wps="http://schemas.microsoft.com/office/word/2010/wordprocessingShape" mc:Ignorable="w14 w15 w16se w16cid w16 w16cex w16sdtdh wp14">
   <w:footnote w:type="separator" w:id="-1">
     <w:p>
       <w:pPr>
@@ -6379,7 +5477,7 @@
 </file>
 
 <file path=word/header1.xml><?xml version="1.0" encoding="utf-8"?>
-<w:hdr xmlns:wpc="http://schemas.microsoft.com/office/word/2010/wordprocessingCanvas" xmlns:cx="http://schemas.microsoft.com/office/drawing/2014/chartex" xmlns:cx1="http://schemas.microsoft.com/office/drawing/2015/9/8/chartex" xmlns:cx2="http://schemas.microsoft.com/office/drawing/2015/10/21/chartex" xmlns:cx3="http://schemas.microsoft.com/office/drawing/2016/5/9/chartex" xmlns:cx4="http://schemas.microsoft.com/office/drawing/2016/5/10/chartex" xmlns:cx5="http://schemas.microsoft.com/office/drawing/2016/5/11/chartex" xmlns:cx6="http://schemas.microsoft.com/office/drawing/2016/5/12/chartex" xmlns:cx7="http://schemas.microsoft.com/office/drawing/2016/5/13/chartex" xmlns:cx8="http://schemas.microsoft.com/office/drawing/2016/5/14/chartex" xmlns:mc="http://schemas.openxmlformats.org/markup-compatibility/2006" xmlns:aink="http://schemas.microsoft.com/office/drawing/2016/ink" xmlns:am3d="http://schemas.microsoft.com/office/drawing/2017/model3d" xmlns:o="urn:schemas-microsoft-com:office:office" xmlns:oel="http://schemas.microsoft.com/office/2019/extlst" xmlns:r="http://schemas.openxmlformats.org/officeDocument/2006/relationships" xmlns:m="http://schemas.openxmlformats.org/officeDocument/2006/math" xmlns:v="urn:schemas-microsoft-com:vml" xmlns:wp14="http://schemas.microsoft.com/office/word/2010/wordprocessingDrawing" xmlns:wp="http://schemas.openxmlformats.org/drawingml/2006/wordprocessingDrawing" xmlns:w10="urn:schemas-microsoft-com:office:word" xmlns:w="http://schemas.openxmlformats.org/wordprocessingml/2006/main" xmlns:w14="http://schemas.microsoft.com/office/word/2010/wordml" xmlns:w15="http://schemas.microsoft.com/office/word/2012/wordml" xmlns:w16cex="http://schemas.microsoft.com/office/word/2018/wordml/cex" xmlns:w16cid="http://schemas.microsoft.com/office/word/2016/wordml/cid" xmlns:w16="http://schemas.microsoft.com/office/word/2018/wordml" xmlns:w16du="http://schemas.microsoft.com/office/word/2023/wordml/word16du" xmlns:w16sdtdh="http://schemas.microsoft.com/office/word/2020/wordml/sdtdatahash" xmlns:w16sdtfl="http://schemas.microsoft.com/office/word/2024/wordml/sdtformatlock" xmlns:w16se="http://schemas.microsoft.com/office/word/2015/wordml/symex" xmlns:wpg="http://schemas.microsoft.com/office/word/2010/wordprocessingGroup" xmlns:wpi="http://schemas.microsoft.com/office/word/2010/wordprocessingInk" xmlns:wne="http://schemas.microsoft.com/office/word/2006/wordml" xmlns:wps="http://schemas.microsoft.com/office/word/2010/wordprocessingShape" mc:Ignorable="w14 w15 w16se w16cid w16 w16cex w16sdtdh w16sdtfl w16du wp14">
+<w:hdr xmlns:wpc="http://schemas.microsoft.com/office/word/2010/wordprocessingCanvas" xmlns:cx="http://schemas.microsoft.com/office/drawing/2014/chartex" xmlns:cx1="http://schemas.microsoft.com/office/drawing/2015/9/8/chartex" xmlns:cx2="http://schemas.microsoft.com/office/drawing/2015/10/21/chartex" xmlns:cx3="http://schemas.microsoft.com/office/drawing/2016/5/9/chartex" xmlns:cx4="http://schemas.microsoft.com/office/drawing/2016/5/10/chartex" xmlns:cx5="http://schemas.microsoft.com/office/drawing/2016/5/11/chartex" xmlns:cx6="http://schemas.microsoft.com/office/drawing/2016/5/12/chartex" xmlns:cx7="http://schemas.microsoft.com/office/drawing/2016/5/13/chartex" xmlns:cx8="http://schemas.microsoft.com/office/drawing/2016/5/14/chartex" xmlns:mc="http://schemas.openxmlformats.org/markup-compatibility/2006" xmlns:aink="http://schemas.microsoft.com/office/drawing/2016/ink" xmlns:am3d="http://schemas.microsoft.com/office/drawing/2017/model3d" xmlns:o="urn:schemas-microsoft-com:office:office" xmlns:r="http://schemas.openxmlformats.org/officeDocument/2006/relationships" xmlns:m="http://schemas.openxmlformats.org/officeDocument/2006/math" xmlns:v="urn:schemas-microsoft-com:vml" xmlns:wp14="http://schemas.microsoft.com/office/word/2010/wordprocessingDrawing" xmlns:wp="http://schemas.openxmlformats.org/drawingml/2006/wordprocessingDrawing" xmlns:w10="urn:schemas-microsoft-com:office:word" xmlns:w="http://schemas.openxmlformats.org/wordprocessingml/2006/main" xmlns:w14="http://schemas.microsoft.com/office/word/2010/wordml" xmlns:w15="http://schemas.microsoft.com/office/word/2012/wordml" xmlns:w16cex="http://schemas.microsoft.com/office/word/2018/wordml/cex" xmlns:w16cid="http://schemas.microsoft.com/office/word/2016/wordml/cid" xmlns:w16="http://schemas.microsoft.com/office/word/2018/wordml" xmlns:w16sdtdh="http://schemas.microsoft.com/office/word/2020/wordml/sdtdatahash" xmlns:w16se="http://schemas.microsoft.com/office/word/2015/wordml/symex" xmlns:wpg="http://schemas.microsoft.com/office/word/2010/wordprocessingGroup" xmlns:wpi="http://schemas.microsoft.com/office/word/2010/wordprocessingInk" xmlns:wne="http://schemas.microsoft.com/office/word/2006/wordml" xmlns:wps="http://schemas.microsoft.com/office/word/2010/wordprocessingShape" mc:Ignorable="w14 w15 w16se w16cid w16 w16cex w16sdtdh wp14">
   <w:p>
     <w:pPr>
       <w:pBdr>
@@ -6501,7 +5599,7 @@
 </file>
 
 <file path=word/numbering.xml><?xml version="1.0" encoding="utf-8"?>
-<w:numbering xmlns:wpc="http://schemas.microsoft.com/office/word/2010/wordprocessingCanvas" xmlns:cx="http://schemas.microsoft.com/office/drawing/2014/chartex" xmlns:cx1="http://schemas.microsoft.com/office/drawing/2015/9/8/chartex" xmlns:cx2="http://schemas.microsoft.com/office/drawing/2015/10/21/chartex" xmlns:cx3="http://schemas.microsoft.com/office/drawing/2016/5/9/chartex" xmlns:cx4="http://schemas.microsoft.com/office/drawing/2016/5/10/chartex" xmlns:cx5="http://schemas.microsoft.com/office/drawing/2016/5/11/chartex" xmlns:cx6="http://schemas.microsoft.com/office/drawing/2016/5/12/chartex" xmlns:cx7="http://schemas.microsoft.com/office/drawing/2016/5/13/chartex" xmlns:cx8="http://schemas.microsoft.com/office/drawing/2016/5/14/chartex" xmlns:mc="http://schemas.openxmlformats.org/markup-compatibility/2006" xmlns:aink="http://schemas.microsoft.com/office/drawing/2016/ink" xmlns:am3d="http://schemas.microsoft.com/office/drawing/2017/model3d" xmlns:o="urn:schemas-microsoft-com:office:office" xmlns:oel="http://schemas.microsoft.com/office/2019/extlst" xmlns:r="http://schemas.openxmlformats.org/officeDocument/2006/relationships" xmlns:m="http://schemas.openxmlformats.org/officeDocument/2006/math" xmlns:v="urn:schemas-microsoft-com:vml" xmlns:wp14="http://schemas.microsoft.com/office/word/2010/wordprocessingDrawing" xmlns:wp="http://schemas.openxmlformats.org/drawingml/2006/wordprocessingDrawing" xmlns:w10="urn:schemas-microsoft-com:office:word" xmlns:w="http://schemas.openxmlformats.org/wordprocessingml/2006/main" xmlns:w14="http://schemas.microsoft.com/office/word/2010/wordml" xmlns:w15="http://schemas.microsoft.com/office/word/2012/wordml" xmlns:w16cex="http://schemas.microsoft.com/office/word/2018/wordml/cex" xmlns:w16cid="http://schemas.microsoft.com/office/word/2016/wordml/cid" xmlns:w16="http://schemas.microsoft.com/office/word/2018/wordml" xmlns:w16du="http://schemas.microsoft.com/office/word/2023/wordml/word16du" xmlns:w16sdtdh="http://schemas.microsoft.com/office/word/2020/wordml/sdtdatahash" xmlns:w16sdtfl="http://schemas.microsoft.com/office/word/2024/wordml/sdtformatlock" xmlns:w16se="http://schemas.microsoft.com/office/word/2015/wordml/symex" xmlns:wpg="http://schemas.microsoft.com/office/word/2010/wordprocessingGroup" xmlns:wpi="http://schemas.microsoft.com/office/word/2010/wordprocessingInk" xmlns:wne="http://schemas.microsoft.com/office/word/2006/wordml" xmlns:wps="http://schemas.microsoft.com/office/word/2010/wordprocessingShape" mc:Ignorable="w14 w15 w16se w16cid w16 w16cex w16sdtdh w16sdtfl w16du wp14">
+<w:numbering xmlns:wpc="http://schemas.microsoft.com/office/word/2010/wordprocessingCanvas" xmlns:cx="http://schemas.microsoft.com/office/drawing/2014/chartex" xmlns:cx1="http://schemas.microsoft.com/office/drawing/2015/9/8/chartex" xmlns:cx2="http://schemas.microsoft.com/office/drawing/2015/10/21/chartex" xmlns:cx3="http://schemas.microsoft.com/office/drawing/2016/5/9/chartex" xmlns:cx4="http://schemas.microsoft.com/office/drawing/2016/5/10/chartex" xmlns:cx5="http://schemas.microsoft.com/office/drawing/2016/5/11/chartex" xmlns:cx6="http://schemas.microsoft.com/office/drawing/2016/5/12/chartex" xmlns:cx7="http://schemas.microsoft.com/office/drawing/2016/5/13/chartex" xmlns:cx8="http://schemas.microsoft.com/office/drawing/2016/5/14/chartex" xmlns:mc="http://schemas.openxmlformats.org/markup-compatibility/2006" xmlns:aink="http://schemas.microsoft.com/office/drawing/2016/ink" xmlns:am3d="http://schemas.microsoft.com/office/drawing/2017/model3d" xmlns:o="urn:schemas-microsoft-com:office:office" xmlns:r="http://schemas.openxmlformats.org/officeDocument/2006/relationships" xmlns:m="http://schemas.openxmlformats.org/officeDocument/2006/math" xmlns:v="urn:schemas-microsoft-com:vml" xmlns:wp14="http://schemas.microsoft.com/office/word/2010/wordprocessingDrawing" xmlns:wp="http://schemas.openxmlformats.org/drawingml/2006/wordprocessingDrawing" xmlns:w10="urn:schemas-microsoft-com:office:word" xmlns:w="http://schemas.openxmlformats.org/wordprocessingml/2006/main" xmlns:w14="http://schemas.microsoft.com/office/word/2010/wordml" xmlns:w15="http://schemas.microsoft.com/office/word/2012/wordml" xmlns:w16cex="http://schemas.microsoft.com/office/word/2018/wordml/cex" xmlns:w16cid="http://schemas.microsoft.com/office/word/2016/wordml/cid" xmlns:w16="http://schemas.microsoft.com/office/word/2018/wordml" xmlns:w16sdtdh="http://schemas.microsoft.com/office/word/2020/wordml/sdtdatahash" xmlns:w16se="http://schemas.microsoft.com/office/word/2015/wordml/symex" xmlns:wpg="http://schemas.microsoft.com/office/word/2010/wordprocessingGroup" xmlns:wpi="http://schemas.microsoft.com/office/word/2010/wordprocessingInk" xmlns:wne="http://schemas.microsoft.com/office/word/2006/wordml" xmlns:wps="http://schemas.microsoft.com/office/word/2010/wordprocessingShape" mc:Ignorable="w14 w15 w16se w16cid w16 w16cex w16sdtdh wp14">
   <w:numPicBullet w:numPicBulletId="0">
     <w:pict>
       <v:shapetype id="_x0000_t75" coordsize="21600,21600" o:spt="75" o:preferrelative="t" path="m@4@5l@4@11@9@11@9@5xe" filled="f" stroked="f">
@@ -6523,7 +5621,7 @@
         <v:path o:extrusionok="f" gradientshapeok="t" o:connecttype="rect"/>
         <o:lock v:ext="edit" aspectratio="t"/>
       </v:shapetype>
-      <v:shape id="_x0000_i1025" type="#_x0000_t75" style="width:159.7pt;height:173.25pt" o:bullet="t">
+      <v:shape id="_x0000_i1066" type="#_x0000_t75" style="width:159.75pt;height:173.25pt" o:bullet="t">
         <v:imagedata r:id="rId1" o:title="reka_symbol_alt"/>
       </v:shape>
     </w:pict>
@@ -6755,7 +5853,7 @@
     <w:lvl w:ilvl="0" w:tplc="0E60F622">
       <w:start w:val="1"/>
       <w:numFmt w:val="decimal"/>
-      <w:pStyle w:val="Heading2"/>
+      <w:pStyle w:val="Cmsor2"/>
       <w:lvlText w:val="%1.1."/>
       <w:lvlJc w:val="left"/>
       <w:pPr>
@@ -7457,7 +6555,7 @@
     <w:lvl w:ilvl="0" w:tplc="97F03C8C">
       <w:start w:val="1"/>
       <w:numFmt w:val="bullet"/>
-      <w:pStyle w:val="ListParagraph"/>
+      <w:pStyle w:val="Listaszerbekezds"/>
       <w:lvlText w:val="-"/>
       <w:lvlJc w:val="left"/>
       <w:pPr>
@@ -7571,7 +6669,7 @@
     <w:lvl w:ilvl="0" w:tplc="90BC0C40">
       <w:start w:val="1"/>
       <w:numFmt w:val="decimal"/>
-      <w:pStyle w:val="Heading1"/>
+      <w:pStyle w:val="Cmsor1"/>
       <w:lvlText w:val="%1."/>
       <w:lvlJc w:val="left"/>
       <w:pPr>
@@ -10050,101 +9148,101 @@
       </w:pPr>
     </w:lvl>
   </w:abstractNum>
-  <w:num w:numId="1" w16cid:durableId="221061948">
+  <w:num w:numId="1">
     <w:abstractNumId w:val="28"/>
   </w:num>
-  <w:num w:numId="2" w16cid:durableId="1257443387">
+  <w:num w:numId="2">
     <w:abstractNumId w:val="25"/>
   </w:num>
-  <w:num w:numId="3" w16cid:durableId="101924119">
+  <w:num w:numId="3">
     <w:abstractNumId w:val="17"/>
   </w:num>
-  <w:num w:numId="4" w16cid:durableId="1346709830">
+  <w:num w:numId="4">
     <w:abstractNumId w:val="7"/>
   </w:num>
-  <w:num w:numId="5" w16cid:durableId="1719821427">
+  <w:num w:numId="5">
     <w:abstractNumId w:val="10"/>
   </w:num>
-  <w:num w:numId="6" w16cid:durableId="1086341797">
+  <w:num w:numId="6">
     <w:abstractNumId w:val="27"/>
   </w:num>
-  <w:num w:numId="7" w16cid:durableId="1746369056">
+  <w:num w:numId="7">
     <w:abstractNumId w:val="16"/>
   </w:num>
-  <w:num w:numId="8" w16cid:durableId="755785843">
+  <w:num w:numId="8">
     <w:abstractNumId w:val="3"/>
   </w:num>
-  <w:num w:numId="9" w16cid:durableId="2132017370">
+  <w:num w:numId="9">
     <w:abstractNumId w:val="11"/>
   </w:num>
-  <w:num w:numId="10" w16cid:durableId="1559584851">
+  <w:num w:numId="10">
     <w:abstractNumId w:val="0"/>
   </w:num>
-  <w:num w:numId="11" w16cid:durableId="825977406">
+  <w:num w:numId="11">
     <w:abstractNumId w:val="13"/>
   </w:num>
-  <w:num w:numId="12" w16cid:durableId="886989741">
+  <w:num w:numId="12">
     <w:abstractNumId w:val="12"/>
   </w:num>
-  <w:num w:numId="13" w16cid:durableId="860630714">
+  <w:num w:numId="13">
     <w:abstractNumId w:val="29"/>
   </w:num>
-  <w:num w:numId="14" w16cid:durableId="1551917817">
+  <w:num w:numId="14">
     <w:abstractNumId w:val="15"/>
   </w:num>
-  <w:num w:numId="15" w16cid:durableId="705757534">
+  <w:num w:numId="15">
     <w:abstractNumId w:val="21"/>
   </w:num>
-  <w:num w:numId="16" w16cid:durableId="1609314536">
+  <w:num w:numId="16">
     <w:abstractNumId w:val="24"/>
   </w:num>
-  <w:num w:numId="17" w16cid:durableId="1646855013">
+  <w:num w:numId="17">
     <w:abstractNumId w:val="6"/>
   </w:num>
-  <w:num w:numId="18" w16cid:durableId="377897428">
+  <w:num w:numId="18">
     <w:abstractNumId w:val="1"/>
   </w:num>
-  <w:num w:numId="19" w16cid:durableId="1826893730">
+  <w:num w:numId="19">
     <w:abstractNumId w:val="4"/>
   </w:num>
-  <w:num w:numId="20" w16cid:durableId="1268657091">
+  <w:num w:numId="20">
     <w:abstractNumId w:val="19"/>
   </w:num>
-  <w:num w:numId="21" w16cid:durableId="1634752734">
+  <w:num w:numId="21">
     <w:abstractNumId w:val="22"/>
   </w:num>
-  <w:num w:numId="22" w16cid:durableId="2050756595">
+  <w:num w:numId="22">
     <w:abstractNumId w:val="23"/>
   </w:num>
-  <w:num w:numId="23" w16cid:durableId="628514724">
+  <w:num w:numId="23">
     <w:abstractNumId w:val="9"/>
   </w:num>
-  <w:num w:numId="24" w16cid:durableId="44716292">
+  <w:num w:numId="24">
     <w:abstractNumId w:val="2"/>
   </w:num>
-  <w:num w:numId="25" w16cid:durableId="1778256001">
+  <w:num w:numId="25">
     <w:abstractNumId w:val="8"/>
   </w:num>
-  <w:num w:numId="26" w16cid:durableId="1945913704">
+  <w:num w:numId="26">
     <w:abstractNumId w:val="20"/>
   </w:num>
-  <w:num w:numId="27" w16cid:durableId="644624002">
+  <w:num w:numId="27">
     <w:abstractNumId w:val="5"/>
   </w:num>
-  <w:num w:numId="28" w16cid:durableId="309134629">
+  <w:num w:numId="28">
     <w:abstractNumId w:val="14"/>
   </w:num>
-  <w:num w:numId="29" w16cid:durableId="219486880">
+  <w:num w:numId="29">
     <w:abstractNumId w:val="18"/>
   </w:num>
-  <w:num w:numId="30" w16cid:durableId="617948938">
+  <w:num w:numId="30">
     <w:abstractNumId w:val="26"/>
   </w:num>
 </w:numbering>
 </file>
 
 <file path=word/styles.xml><?xml version="1.0" encoding="utf-8"?>
-<w:styles xmlns:mc="http://schemas.openxmlformats.org/markup-compatibility/2006" xmlns:r="http://schemas.openxmlformats.org/officeDocument/2006/relationships" xmlns:w="http://schemas.openxmlformats.org/wordprocessingml/2006/main" xmlns:w14="http://schemas.microsoft.com/office/word/2010/wordml" xmlns:w15="http://schemas.microsoft.com/office/word/2012/wordml" xmlns:w16cex="http://schemas.microsoft.com/office/word/2018/wordml/cex" xmlns:w16cid="http://schemas.microsoft.com/office/word/2016/wordml/cid" xmlns:w16="http://schemas.microsoft.com/office/word/2018/wordml" xmlns:w16du="http://schemas.microsoft.com/office/word/2023/wordml/word16du" xmlns:w16sdtdh="http://schemas.microsoft.com/office/word/2020/wordml/sdtdatahash" xmlns:w16sdtfl="http://schemas.microsoft.com/office/word/2024/wordml/sdtformatlock" xmlns:w16se="http://schemas.microsoft.com/office/word/2015/wordml/symex" mc:Ignorable="w14 w15 w16se w16cid w16 w16cex w16sdtdh w16sdtfl w16du">
+<w:styles xmlns:mc="http://schemas.openxmlformats.org/markup-compatibility/2006" xmlns:r="http://schemas.openxmlformats.org/officeDocument/2006/relationships" xmlns:w="http://schemas.openxmlformats.org/wordprocessingml/2006/main" xmlns:w14="http://schemas.microsoft.com/office/word/2010/wordml" xmlns:w15="http://schemas.microsoft.com/office/word/2012/wordml" xmlns:w16cex="http://schemas.microsoft.com/office/word/2018/wordml/cex" xmlns:w16cid="http://schemas.microsoft.com/office/word/2016/wordml/cid" xmlns:w16="http://schemas.microsoft.com/office/word/2018/wordml" xmlns:w16sdtdh="http://schemas.microsoft.com/office/word/2020/wordml/sdtdatahash" xmlns:w16se="http://schemas.microsoft.com/office/word/2015/wordml/symex" mc:Ignorable="w14 w15 w16se w16cid w16 w16cex w16sdtdh">
   <w:docDefaults>
     <w:rPrDefault>
       <w:rPr>
@@ -10538,7 +9636,7 @@
     <w:lsdException w:name="Unresolved Mention" w:semiHidden="1" w:unhideWhenUsed="1"/>
     <w:lsdException w:name="Smart Link" w:semiHidden="1" w:unhideWhenUsed="1"/>
   </w:latentStyles>
-  <w:style w:type="paragraph" w:default="1" w:styleId="Normal">
+  <w:style w:type="paragraph" w:default="1" w:styleId="Norml">
     <w:name w:val="Normal"/>
     <w:qFormat/>
     <w:rsid w:val="003F1D12"/>
@@ -10548,10 +9646,10 @@
       <w:jc w:val="both"/>
     </w:pPr>
   </w:style>
-  <w:style w:type="paragraph" w:styleId="Heading1">
+  <w:style w:type="paragraph" w:styleId="Cmsor1">
     <w:name w:val="heading 1"/>
-    <w:basedOn w:val="Normal"/>
-    <w:link w:val="Heading1Char"/>
+    <w:basedOn w:val="Norml"/>
+    <w:link w:val="Cmsor1Char"/>
     <w:uiPriority w:val="9"/>
     <w:qFormat/>
     <w:rsid w:val="004D1363"/>
@@ -10576,10 +9674,10 @@
       <w:lang w:eastAsia="hu-HU"/>
     </w:rPr>
   </w:style>
-  <w:style w:type="paragraph" w:styleId="Heading2">
+  <w:style w:type="paragraph" w:styleId="Cmsor2">
     <w:name w:val="heading 2"/>
-    <w:basedOn w:val="Normal"/>
-    <w:link w:val="Heading2Char"/>
+    <w:basedOn w:val="Norml"/>
+    <w:link w:val="Cmsor2Char"/>
     <w:uiPriority w:val="9"/>
     <w:qFormat/>
     <w:rsid w:val="003F1D12"/>
@@ -10602,10 +9700,10 @@
       <w:lang w:eastAsia="hu-HU"/>
     </w:rPr>
   </w:style>
-  <w:style w:type="paragraph" w:styleId="Heading3">
+  <w:style w:type="paragraph" w:styleId="Cmsor3">
     <w:name w:val="heading 3"/>
-    <w:basedOn w:val="Normal"/>
-    <w:link w:val="Heading3Char"/>
+    <w:basedOn w:val="Norml"/>
+    <w:link w:val="Cmsor3Char"/>
     <w:uiPriority w:val="9"/>
     <w:qFormat/>
     <w:rsid w:val="00491871"/>
@@ -10622,13 +9720,13 @@
       <w:lang w:eastAsia="hu-HU"/>
     </w:rPr>
   </w:style>
-  <w:style w:type="character" w:default="1" w:styleId="DefaultParagraphFont">
+  <w:style w:type="character" w:default="1" w:styleId="Bekezdsalapbettpusa">
     <w:name w:val="Default Paragraph Font"/>
     <w:uiPriority w:val="1"/>
     <w:semiHidden/>
     <w:unhideWhenUsed/>
   </w:style>
-  <w:style w:type="table" w:default="1" w:styleId="TableNormal">
+  <w:style w:type="table" w:default="1" w:styleId="Normltblzat">
     <w:name w:val="Normal Table"/>
     <w:uiPriority w:val="99"/>
     <w:semiHidden/>
@@ -10643,16 +9741,16 @@
       </w:tblCellMar>
     </w:tblPr>
   </w:style>
-  <w:style w:type="numbering" w:default="1" w:styleId="NoList">
+  <w:style w:type="numbering" w:default="1" w:styleId="Nemlista">
     <w:name w:val="No List"/>
     <w:uiPriority w:val="99"/>
     <w:semiHidden/>
     <w:unhideWhenUsed/>
   </w:style>
-  <w:style w:type="character" w:customStyle="1" w:styleId="Heading1Char">
-    <w:name w:val="Heading 1 Char"/>
-    <w:basedOn w:val="DefaultParagraphFont"/>
-    <w:link w:val="Heading1"/>
+  <w:style w:type="character" w:customStyle="1" w:styleId="Cmsor1Char">
+    <w:name w:val="Címsor 1 Char"/>
+    <w:basedOn w:val="Bekezdsalapbettpusa"/>
+    <w:link w:val="Cmsor1"/>
     <w:uiPriority w:val="9"/>
     <w:rsid w:val="004D1363"/>
     <w:rPr>
@@ -10666,10 +9764,10 @@
       <w:lang w:eastAsia="hu-HU"/>
     </w:rPr>
   </w:style>
-  <w:style w:type="character" w:customStyle="1" w:styleId="Heading2Char">
-    <w:name w:val="Heading 2 Char"/>
-    <w:basedOn w:val="DefaultParagraphFont"/>
-    <w:link w:val="Heading2"/>
+  <w:style w:type="character" w:customStyle="1" w:styleId="Cmsor2Char">
+    <w:name w:val="Címsor 2 Char"/>
+    <w:basedOn w:val="Bekezdsalapbettpusa"/>
+    <w:link w:val="Cmsor2"/>
     <w:uiPriority w:val="9"/>
     <w:rsid w:val="003F1D12"/>
     <w:rPr>
@@ -10682,10 +9780,10 @@
       <w:lang w:eastAsia="hu-HU"/>
     </w:rPr>
   </w:style>
-  <w:style w:type="character" w:customStyle="1" w:styleId="Heading3Char">
-    <w:name w:val="Heading 3 Char"/>
-    <w:basedOn w:val="DefaultParagraphFont"/>
-    <w:link w:val="Heading3"/>
+  <w:style w:type="character" w:customStyle="1" w:styleId="Cmsor3Char">
+    <w:name w:val="Címsor 3 Char"/>
+    <w:basedOn w:val="Bekezdsalapbettpusa"/>
+    <w:link w:val="Cmsor3"/>
     <w:uiPriority w:val="9"/>
     <w:rsid w:val="00491871"/>
     <w:rPr>
@@ -10697,9 +9795,9 @@
       <w:lang w:eastAsia="hu-HU"/>
     </w:rPr>
   </w:style>
-  <w:style w:type="character" w:styleId="Strong">
+  <w:style w:type="character" w:styleId="Kiemels2">
     <w:name w:val="Strong"/>
-    <w:basedOn w:val="DefaultParagraphFont"/>
+    <w:basedOn w:val="Bekezdsalapbettpusa"/>
     <w:uiPriority w:val="22"/>
     <w:qFormat/>
     <w:rsid w:val="00491871"/>
@@ -10708,9 +9806,9 @@
       <w:bCs/>
     </w:rPr>
   </w:style>
-  <w:style w:type="paragraph" w:styleId="NormalWeb">
+  <w:style w:type="paragraph" w:styleId="NormlWeb">
     <w:name w:val="Normal (Web)"/>
-    <w:basedOn w:val="Normal"/>
+    <w:basedOn w:val="Norml"/>
     <w:uiPriority w:val="99"/>
     <w:semiHidden/>
     <w:unhideWhenUsed/>
@@ -10725,9 +9823,9 @@
       <w:lang w:eastAsia="hu-HU"/>
     </w:rPr>
   </w:style>
-  <w:style w:type="character" w:styleId="Emphasis">
+  <w:style w:type="character" w:styleId="Kiemels">
     <w:name w:val="Emphasis"/>
-    <w:basedOn w:val="DefaultParagraphFont"/>
+    <w:basedOn w:val="Bekezdsalapbettpusa"/>
     <w:uiPriority w:val="20"/>
     <w:qFormat/>
     <w:rsid w:val="00491871"/>
@@ -10736,10 +9834,10 @@
       <w:iCs/>
     </w:rPr>
   </w:style>
-  <w:style w:type="paragraph" w:styleId="Header">
+  <w:style w:type="paragraph" w:styleId="lfej">
     <w:name w:val="header"/>
-    <w:basedOn w:val="Normal"/>
-    <w:link w:val="HeaderChar"/>
+    <w:basedOn w:val="Norml"/>
+    <w:link w:val="lfejChar"/>
     <w:uiPriority w:val="99"/>
     <w:unhideWhenUsed/>
     <w:rsid w:val="00033854"/>
@@ -10751,17 +9849,17 @@
       <w:spacing w:line="240" w:lineRule="auto"/>
     </w:pPr>
   </w:style>
-  <w:style w:type="character" w:customStyle="1" w:styleId="HeaderChar">
-    <w:name w:val="Header Char"/>
-    <w:basedOn w:val="DefaultParagraphFont"/>
-    <w:link w:val="Header"/>
+  <w:style w:type="character" w:customStyle="1" w:styleId="lfejChar">
+    <w:name w:val="Élőfej Char"/>
+    <w:basedOn w:val="Bekezdsalapbettpusa"/>
+    <w:link w:val="lfej"/>
     <w:uiPriority w:val="99"/>
     <w:rsid w:val="00033854"/>
   </w:style>
-  <w:style w:type="paragraph" w:styleId="Footer">
+  <w:style w:type="paragraph" w:styleId="llb">
     <w:name w:val="footer"/>
-    <w:basedOn w:val="Normal"/>
-    <w:link w:val="FooterChar"/>
+    <w:basedOn w:val="Norml"/>
+    <w:link w:val="llbChar"/>
     <w:uiPriority w:val="99"/>
     <w:unhideWhenUsed/>
     <w:rsid w:val="00033854"/>
@@ -10773,16 +9871,16 @@
       <w:spacing w:line="240" w:lineRule="auto"/>
     </w:pPr>
   </w:style>
-  <w:style w:type="character" w:customStyle="1" w:styleId="FooterChar">
-    <w:name w:val="Footer Char"/>
-    <w:basedOn w:val="DefaultParagraphFont"/>
-    <w:link w:val="Footer"/>
+  <w:style w:type="character" w:customStyle="1" w:styleId="llbChar">
+    <w:name w:val="Élőláb Char"/>
+    <w:basedOn w:val="Bekezdsalapbettpusa"/>
+    <w:link w:val="llb"/>
     <w:uiPriority w:val="99"/>
     <w:rsid w:val="00033854"/>
   </w:style>
-  <w:style w:type="paragraph" w:styleId="ListParagraph">
+  <w:style w:type="paragraph" w:styleId="Listaszerbekezds">
     <w:name w:val="List Paragraph"/>
-    <w:basedOn w:val="Normal"/>
+    <w:basedOn w:val="Norml"/>
     <w:uiPriority w:val="34"/>
     <w:qFormat/>
     <w:rsid w:val="00E23FA0"/>
@@ -10794,10 +9892,10 @@
       <w:contextualSpacing/>
     </w:pPr>
   </w:style>
-  <w:style w:type="paragraph" w:styleId="TOCHeading">
+  <w:style w:type="paragraph" w:styleId="Tartalomjegyzkcmsora">
     <w:name w:val="TOC Heading"/>
-    <w:basedOn w:val="Heading1"/>
-    <w:next w:val="Normal"/>
+    <w:basedOn w:val="Cmsor1"/>
+    <w:next w:val="Norml"/>
     <w:uiPriority w:val="39"/>
     <w:unhideWhenUsed/>
     <w:qFormat/>
@@ -10816,10 +9914,10 @@
       <w:szCs w:val="32"/>
     </w:rPr>
   </w:style>
-  <w:style w:type="paragraph" w:styleId="TOC2">
+  <w:style w:type="paragraph" w:styleId="TJ2">
     <w:name w:val="toc 2"/>
-    <w:basedOn w:val="Normal"/>
-    <w:next w:val="Normal"/>
+    <w:basedOn w:val="Norml"/>
+    <w:next w:val="Norml"/>
     <w:autoRedefine/>
     <w:uiPriority w:val="39"/>
     <w:unhideWhenUsed/>
@@ -10833,10 +9931,10 @@
       <w:ind w:left="426" w:hanging="206"/>
     </w:pPr>
   </w:style>
-  <w:style w:type="paragraph" w:styleId="TOC3">
+  <w:style w:type="paragraph" w:styleId="TJ3">
     <w:name w:val="toc 3"/>
-    <w:basedOn w:val="Normal"/>
-    <w:next w:val="Normal"/>
+    <w:basedOn w:val="Norml"/>
+    <w:next w:val="Norml"/>
     <w:autoRedefine/>
     <w:uiPriority w:val="39"/>
     <w:unhideWhenUsed/>
@@ -10846,9 +9944,9 @@
       <w:ind w:left="440"/>
     </w:pPr>
   </w:style>
-  <w:style w:type="character" w:styleId="Hyperlink">
+  <w:style w:type="character" w:styleId="Hiperhivatkozs">
     <w:name w:val="Hyperlink"/>
-    <w:basedOn w:val="DefaultParagraphFont"/>
+    <w:basedOn w:val="Bekezdsalapbettpusa"/>
     <w:uiPriority w:val="99"/>
     <w:unhideWhenUsed/>
     <w:rsid w:val="00610CA0"/>
@@ -10857,11 +9955,11 @@
       <w:u w:val="single"/>
     </w:rPr>
   </w:style>
-  <w:style w:type="paragraph" w:styleId="TOC1">
+  <w:style w:type="paragraph" w:styleId="TJ1">
     <w:name w:val="toc 1"/>
-    <w:basedOn w:val="Normal"/>
-    <w:next w:val="Normal"/>
-    <w:link w:val="TOC1Char"/>
+    <w:basedOn w:val="Norml"/>
+    <w:next w:val="Norml"/>
+    <w:link w:val="TJ1Char"/>
     <w:autoRedefine/>
     <w:uiPriority w:val="39"/>
     <w:unhideWhenUsed/>
@@ -10879,9 +9977,9 @@
       <w:lang w:eastAsia="hu-HU"/>
     </w:rPr>
   </w:style>
-  <w:style w:type="paragraph" w:styleId="NoSpacing">
+  <w:style w:type="paragraph" w:styleId="Nincstrkz">
     <w:name w:val="No Spacing"/>
-    <w:link w:val="NoSpacingChar"/>
+    <w:link w:val="NincstrkzChar"/>
     <w:uiPriority w:val="1"/>
     <w:qFormat/>
     <w:rsid w:val="000A6D75"/>
@@ -10893,10 +9991,10 @@
       <w:lang w:eastAsia="hu-HU"/>
     </w:rPr>
   </w:style>
-  <w:style w:type="character" w:customStyle="1" w:styleId="NoSpacingChar">
-    <w:name w:val="No Spacing Char"/>
-    <w:basedOn w:val="DefaultParagraphFont"/>
-    <w:link w:val="NoSpacing"/>
+  <w:style w:type="character" w:customStyle="1" w:styleId="NincstrkzChar">
+    <w:name w:val="Nincs térköz Char"/>
+    <w:basedOn w:val="Bekezdsalapbettpusa"/>
+    <w:link w:val="Nincstrkz"/>
     <w:uiPriority w:val="1"/>
     <w:rsid w:val="000A6D75"/>
     <w:rPr>
@@ -10906,7 +10004,7 @@
   </w:style>
   <w:style w:type="paragraph" w:customStyle="1" w:styleId="Logo">
     <w:name w:val="Logo"/>
-    <w:basedOn w:val="Normal"/>
+    <w:basedOn w:val="Norml"/>
     <w:link w:val="LogoChar"/>
     <w:qFormat/>
     <w:rsid w:val="00CB2ECD"/>
@@ -10919,11 +10017,11 @@
       <w:sz w:val="110"/>
     </w:rPr>
   </w:style>
-  <w:style w:type="paragraph" w:styleId="Subtitle">
+  <w:style w:type="paragraph" w:styleId="Alcm">
     <w:name w:val="Subtitle"/>
-    <w:basedOn w:val="Normal"/>
-    <w:next w:val="Normal"/>
-    <w:link w:val="SubtitleChar"/>
+    <w:basedOn w:val="Norml"/>
+    <w:next w:val="Norml"/>
+    <w:link w:val="AlcmChar"/>
     <w:uiPriority w:val="11"/>
     <w:qFormat/>
     <w:rsid w:val="00CB2ECD"/>
@@ -10942,7 +10040,7 @@
   </w:style>
   <w:style w:type="character" w:customStyle="1" w:styleId="LogoChar">
     <w:name w:val="Logo Char"/>
-    <w:basedOn w:val="DefaultParagraphFont"/>
+    <w:basedOn w:val="Bekezdsalapbettpusa"/>
     <w:link w:val="Logo"/>
     <w:rsid w:val="00CB2ECD"/>
     <w:rPr>
@@ -10951,10 +10049,10 @@
       <w:sz w:val="110"/>
     </w:rPr>
   </w:style>
-  <w:style w:type="character" w:customStyle="1" w:styleId="SubtitleChar">
-    <w:name w:val="Subtitle Char"/>
-    <w:basedOn w:val="DefaultParagraphFont"/>
-    <w:link w:val="Subtitle"/>
+  <w:style w:type="character" w:customStyle="1" w:styleId="AlcmChar">
+    <w:name w:val="Alcím Char"/>
+    <w:basedOn w:val="Bekezdsalapbettpusa"/>
+    <w:link w:val="Alcm"/>
     <w:uiPriority w:val="11"/>
     <w:rsid w:val="00CB2ECD"/>
     <w:rPr>
@@ -10966,8 +10064,8 @@
   </w:style>
   <w:style w:type="paragraph" w:customStyle="1" w:styleId="Tartalomjegyzk">
     <w:name w:val="Tartalomjegyzék"/>
-    <w:basedOn w:val="TOC1"/>
-    <w:next w:val="Normal"/>
+    <w:basedOn w:val="TJ1"/>
+    <w:next w:val="Norml"/>
     <w:link w:val="TartalomjegyzkChar"/>
     <w:qFormat/>
     <w:rsid w:val="004D1363"/>
@@ -10978,7 +10076,7 @@
   </w:style>
   <w:style w:type="paragraph" w:customStyle="1" w:styleId="Tartalom">
     <w:name w:val="Tartalom"/>
-    <w:basedOn w:val="Normal"/>
+    <w:basedOn w:val="Norml"/>
     <w:link w:val="TartalomChar"/>
     <w:qFormat/>
     <w:rsid w:val="004D1363"/>
@@ -10986,10 +10084,10 @@
       <w:lang w:eastAsia="hu-HU"/>
     </w:rPr>
   </w:style>
-  <w:style w:type="character" w:customStyle="1" w:styleId="TOC1Char">
-    <w:name w:val="TOC 1 Char"/>
-    <w:basedOn w:val="DefaultParagraphFont"/>
-    <w:link w:val="TOC1"/>
+  <w:style w:type="character" w:customStyle="1" w:styleId="TJ1Char">
+    <w:name w:val="TJ 1 Char"/>
+    <w:basedOn w:val="Bekezdsalapbettpusa"/>
+    <w:link w:val="TJ1"/>
     <w:uiPriority w:val="39"/>
     <w:rsid w:val="006C40CF"/>
     <w:rPr>
@@ -10999,7 +10097,7 @@
   </w:style>
   <w:style w:type="character" w:customStyle="1" w:styleId="TartalomjegyzkChar">
     <w:name w:val="Tartalomjegyzék Char"/>
-    <w:basedOn w:val="TOC1Char"/>
+    <w:basedOn w:val="TJ1Char"/>
     <w:link w:val="Tartalomjegyzk"/>
     <w:rsid w:val="004D1363"/>
     <w:rPr>
@@ -11011,7 +10109,7 @@
   </w:style>
   <w:style w:type="character" w:customStyle="1" w:styleId="TartalomChar">
     <w:name w:val="Tartalom Char"/>
-    <w:basedOn w:val="DefaultParagraphFont"/>
+    <w:basedOn w:val="Bekezdsalapbettpusa"/>
     <w:link w:val="Tartalom"/>
     <w:rsid w:val="004D1363"/>
     <w:rPr>
@@ -11022,7 +10120,7 @@
 </file>
 
 <file path=word/glossary/document.xml><?xml version="1.0" encoding="utf-8"?>
-<w:glossaryDocument xmlns:wpc="http://schemas.microsoft.com/office/word/2010/wordprocessingCanvas" xmlns:cx="http://schemas.microsoft.com/office/drawing/2014/chartex" xmlns:cx1="http://schemas.microsoft.com/office/drawing/2015/9/8/chartex" xmlns:cx2="http://schemas.microsoft.com/office/drawing/2015/10/21/chartex" xmlns:cx3="http://schemas.microsoft.com/office/drawing/2016/5/9/chartex" xmlns:cx4="http://schemas.microsoft.com/office/drawing/2016/5/10/chartex" xmlns:cx5="http://schemas.microsoft.com/office/drawing/2016/5/11/chartex" xmlns:cx6="http://schemas.microsoft.com/office/drawing/2016/5/12/chartex" xmlns:cx7="http://schemas.microsoft.com/office/drawing/2016/5/13/chartex" xmlns:cx8="http://schemas.microsoft.com/office/drawing/2016/5/14/chartex" xmlns:mc="http://schemas.openxmlformats.org/markup-compatibility/2006" xmlns:aink="http://schemas.microsoft.com/office/drawing/2016/ink" xmlns:am3d="http://schemas.microsoft.com/office/drawing/2017/model3d" xmlns:o="urn:schemas-microsoft-com:office:office" xmlns:oel="http://schemas.microsoft.com/office/2019/extlst" xmlns:r="http://schemas.openxmlformats.org/officeDocument/2006/relationships" xmlns:m="http://schemas.openxmlformats.org/officeDocument/2006/math" xmlns:v="urn:schemas-microsoft-com:vml" xmlns:wp14="http://schemas.microsoft.com/office/word/2010/wordprocessingDrawing" xmlns:wp="http://schemas.openxmlformats.org/drawingml/2006/wordprocessingDrawing" xmlns:w10="urn:schemas-microsoft-com:office:word" xmlns:w="http://schemas.openxmlformats.org/wordprocessingml/2006/main" xmlns:w14="http://schemas.microsoft.com/office/word/2010/wordml" xmlns:w15="http://schemas.microsoft.com/office/word/2012/wordml" xmlns:w16cex="http://schemas.microsoft.com/office/word/2018/wordml/cex" xmlns:w16cid="http://schemas.microsoft.com/office/word/2016/wordml/cid" xmlns:w16="http://schemas.microsoft.com/office/word/2018/wordml" xmlns:w16du="http://schemas.microsoft.com/office/word/2023/wordml/word16du" xmlns:w16sdtdh="http://schemas.microsoft.com/office/word/2020/wordml/sdtdatahash" xmlns:w16sdtfl="http://schemas.microsoft.com/office/word/2024/wordml/sdtformatlock" xmlns:w16se="http://schemas.microsoft.com/office/word/2015/wordml/symex" xmlns:wpg="http://schemas.microsoft.com/office/word/2010/wordprocessingGroup" xmlns:wpi="http://schemas.microsoft.com/office/word/2010/wordprocessingInk" xmlns:wne="http://schemas.microsoft.com/office/word/2006/wordml" xmlns:wps="http://schemas.microsoft.com/office/word/2010/wordprocessingShape" mc:Ignorable="w14 w15 w16se w16cid w16 w16cex w16sdtdh w16sdtfl w16du wp14">
+<w:glossaryDocument xmlns:wpc="http://schemas.microsoft.com/office/word/2010/wordprocessingCanvas" xmlns:cx="http://schemas.microsoft.com/office/drawing/2014/chartex" xmlns:cx1="http://schemas.microsoft.com/office/drawing/2015/9/8/chartex" xmlns:cx2="http://schemas.microsoft.com/office/drawing/2015/10/21/chartex" xmlns:cx3="http://schemas.microsoft.com/office/drawing/2016/5/9/chartex" xmlns:cx4="http://schemas.microsoft.com/office/drawing/2016/5/10/chartex" xmlns:cx5="http://schemas.microsoft.com/office/drawing/2016/5/11/chartex" xmlns:cx6="http://schemas.microsoft.com/office/drawing/2016/5/12/chartex" xmlns:cx7="http://schemas.microsoft.com/office/drawing/2016/5/13/chartex" xmlns:cx8="http://schemas.microsoft.com/office/drawing/2016/5/14/chartex" xmlns:mc="http://schemas.openxmlformats.org/markup-compatibility/2006" xmlns:aink="http://schemas.microsoft.com/office/drawing/2016/ink" xmlns:am3d="http://schemas.microsoft.com/office/drawing/2017/model3d" xmlns:o="urn:schemas-microsoft-com:office:office" xmlns:r="http://schemas.openxmlformats.org/officeDocument/2006/relationships" xmlns:m="http://schemas.openxmlformats.org/officeDocument/2006/math" xmlns:v="urn:schemas-microsoft-com:vml" xmlns:wp14="http://schemas.microsoft.com/office/word/2010/wordprocessingDrawing" xmlns:wp="http://schemas.openxmlformats.org/drawingml/2006/wordprocessingDrawing" xmlns:w10="urn:schemas-microsoft-com:office:word" xmlns:w="http://schemas.openxmlformats.org/wordprocessingml/2006/main" xmlns:w14="http://schemas.microsoft.com/office/word/2010/wordml" xmlns:w15="http://schemas.microsoft.com/office/word/2012/wordml" xmlns:w16cex="http://schemas.microsoft.com/office/word/2018/wordml/cex" xmlns:w16cid="http://schemas.microsoft.com/office/word/2016/wordml/cid" xmlns:w16="http://schemas.microsoft.com/office/word/2018/wordml" xmlns:w16sdtdh="http://schemas.microsoft.com/office/word/2020/wordml/sdtdatahash" xmlns:w16se="http://schemas.microsoft.com/office/word/2015/wordml/symex" xmlns:wpg="http://schemas.microsoft.com/office/word/2010/wordprocessingGroup" xmlns:wpi="http://schemas.microsoft.com/office/word/2010/wordprocessingInk" xmlns:wne="http://schemas.microsoft.com/office/word/2006/wordml" xmlns:wps="http://schemas.microsoft.com/office/word/2010/wordprocessingShape" mc:Ignorable="w14 w15 w16se w16cid w16 w16cex w16sdtdh wp14">
   <w:docParts>
     <w:docPart>
       <w:docPartPr>
@@ -11046,7 +10144,7 @@
           </w:pPr>
           <w:r>
             <w:rPr>
-              <w:color w:val="0F4761" w:themeColor="accent1" w:themeShade="BF"/>
+              <w:color w:val="2F5496" w:themeColor="accent1" w:themeShade="BF"/>
               <w:sz w:val="24"/>
               <w:szCs w:val="24"/>
             </w:rPr>
@@ -11077,7 +10175,7 @@
           </w:pPr>
           <w:r>
             <w:rPr>
-              <w:color w:val="156082" w:themeColor="accent1"/>
+              <w:color w:val="4472C4" w:themeColor="accent1"/>
               <w:sz w:val="28"/>
               <w:szCs w:val="28"/>
             </w:rPr>
@@ -11108,7 +10206,7 @@
           </w:pPr>
           <w:r>
             <w:rPr>
-              <w:color w:val="156082" w:themeColor="accent1"/>
+              <w:color w:val="4472C4" w:themeColor="accent1"/>
               <w:sz w:val="28"/>
               <w:szCs w:val="28"/>
             </w:rPr>
@@ -11122,7 +10220,7 @@
 </file>
 
 <file path=word/glossary/fontTable.xml><?xml version="1.0" encoding="utf-8"?>
-<w:fonts xmlns:mc="http://schemas.openxmlformats.org/markup-compatibility/2006" xmlns:r="http://schemas.openxmlformats.org/officeDocument/2006/relationships" xmlns:w="http://schemas.openxmlformats.org/wordprocessingml/2006/main" xmlns:w14="http://schemas.microsoft.com/office/word/2010/wordml" xmlns:w15="http://schemas.microsoft.com/office/word/2012/wordml" xmlns:w16cex="http://schemas.microsoft.com/office/word/2018/wordml/cex" xmlns:w16cid="http://schemas.microsoft.com/office/word/2016/wordml/cid" xmlns:w16="http://schemas.microsoft.com/office/word/2018/wordml" xmlns:w16du="http://schemas.microsoft.com/office/word/2023/wordml/word16du" xmlns:w16sdtdh="http://schemas.microsoft.com/office/word/2020/wordml/sdtdatahash" xmlns:w16sdtfl="http://schemas.microsoft.com/office/word/2024/wordml/sdtformatlock" xmlns:w16se="http://schemas.microsoft.com/office/word/2015/wordml/symex" mc:Ignorable="w14 w15 w16se w16cid w16 w16cex w16sdtdh w16sdtfl w16du">
+<w:fonts xmlns:mc="http://schemas.openxmlformats.org/markup-compatibility/2006" xmlns:r="http://schemas.openxmlformats.org/officeDocument/2006/relationships" xmlns:w="http://schemas.openxmlformats.org/wordprocessingml/2006/main" xmlns:w14="http://schemas.microsoft.com/office/word/2010/wordml" xmlns:w15="http://schemas.microsoft.com/office/word/2012/wordml" xmlns:w16cex="http://schemas.microsoft.com/office/word/2018/wordml/cex" xmlns:w16cid="http://schemas.microsoft.com/office/word/2016/wordml/cid" xmlns:w16="http://schemas.microsoft.com/office/word/2018/wordml" xmlns:w16sdtdh="http://schemas.microsoft.com/office/word/2020/wordml/sdtdatahash" xmlns:w16se="http://schemas.microsoft.com/office/word/2015/wordml/symex" mc:Ignorable="w14 w15 w16se w16cid w16 w16cex w16sdtdh">
   <w:font w:name="Century Gothic">
     <w:panose1 w:val="020B0502020202020204"/>
     <w:charset w:val="EE"/>
@@ -11153,15 +10251,15 @@
   </w:font>
   <w:font w:name="Wingdings">
     <w:panose1 w:val="05000000000000000000"/>
-    <w:charset w:val="4D"/>
-    <w:family w:val="decorative"/>
+    <w:charset w:val="02"/>
+    <w:family w:val="auto"/>
     <w:pitch w:val="variable"/>
-    <w:sig w:usb0="00000003" w:usb1="00000000" w:usb2="00000000" w:usb3="00000000" w:csb0="80000001" w:csb1="00000000"/>
+    <w:sig w:usb0="00000000" w:usb1="10000000" w:usb2="00000000" w:usb3="00000000" w:csb0="80000000" w:csb1="00000000"/>
   </w:font>
   <w:font w:name="Symbol">
     <w:panose1 w:val="05050102010706020507"/>
     <w:charset w:val="02"/>
-    <w:family w:val="decorative"/>
+    <w:family w:val="roman"/>
     <w:pitch w:val="variable"/>
     <w:sig w:usb0="00000000" w:usb1="10000000" w:usb2="00000000" w:usb3="00000000" w:csb0="80000000" w:csb1="00000000"/>
   </w:font>
@@ -11173,25 +10271,18 @@
     <w:pitch w:val="variable"/>
     <w:sig w:usb0="00000007" w:usb1="10000000" w:usb2="00000000" w:usb3="00000000" w:csb0="00000093" w:csb1="00000000"/>
   </w:font>
-  <w:font w:name="Aptos">
-    <w:panose1 w:val="020B0004020202020204"/>
-    <w:charset w:val="00"/>
+  <w:font w:name="Calibri">
+    <w:panose1 w:val="020F0502020204030204"/>
+    <w:charset w:val="EE"/>
     <w:family w:val="swiss"/>
     <w:pitch w:val="variable"/>
-    <w:sig w:usb0="20000287" w:usb1="00000003" w:usb2="00000000" w:usb3="00000000" w:csb0="0000019F" w:csb1="00000000"/>
-  </w:font>
-  <w:font w:name="Aptos Display">
-    <w:panose1 w:val="020B0004020202020204"/>
-    <w:charset w:val="00"/>
-    <w:family w:val="swiss"/>
-    <w:pitch w:val="variable"/>
-    <w:sig w:usb0="20000287" w:usb1="00000003" w:usb2="00000000" w:usb3="00000000" w:csb0="0000019F" w:csb1="00000000"/>
+    <w:sig w:usb0="E4002EFF" w:usb1="C200247B" w:usb2="00000009" w:usb3="00000000" w:csb0="000001FF" w:csb1="00000000"/>
   </w:font>
 </w:fonts>
 </file>
 
 <file path=word/glossary/settings.xml><?xml version="1.0" encoding="utf-8"?>
-<w:settings xmlns:mc="http://schemas.openxmlformats.org/markup-compatibility/2006" xmlns:o="urn:schemas-microsoft-com:office:office" xmlns:r="http://schemas.openxmlformats.org/officeDocument/2006/relationships" xmlns:m="http://schemas.openxmlformats.org/officeDocument/2006/math" xmlns:v="urn:schemas-microsoft-com:vml" xmlns:w10="urn:schemas-microsoft-com:office:word" xmlns:w="http://schemas.openxmlformats.org/wordprocessingml/2006/main" xmlns:w14="http://schemas.microsoft.com/office/word/2010/wordml" xmlns:w15="http://schemas.microsoft.com/office/word/2012/wordml" xmlns:w16cex="http://schemas.microsoft.com/office/word/2018/wordml/cex" xmlns:w16cid="http://schemas.microsoft.com/office/word/2016/wordml/cid" xmlns:w16="http://schemas.microsoft.com/office/word/2018/wordml" xmlns:w16du="http://schemas.microsoft.com/office/word/2023/wordml/word16du" xmlns:w16sdtdh="http://schemas.microsoft.com/office/word/2020/wordml/sdtdatahash" xmlns:w16sdtfl="http://schemas.microsoft.com/office/word/2024/wordml/sdtformatlock" xmlns:w16se="http://schemas.microsoft.com/office/word/2015/wordml/symex" xmlns:sl="http://schemas.openxmlformats.org/schemaLibrary/2006/main" mc:Ignorable="w14 w15 w16se w16cid w16 w16cex w16sdtdh w16sdtfl w16du">
+<w:settings xmlns:mc="http://schemas.openxmlformats.org/markup-compatibility/2006" xmlns:o="urn:schemas-microsoft-com:office:office" xmlns:r="http://schemas.openxmlformats.org/officeDocument/2006/relationships" xmlns:m="http://schemas.openxmlformats.org/officeDocument/2006/math" xmlns:v="urn:schemas-microsoft-com:vml" xmlns:w10="urn:schemas-microsoft-com:office:word" xmlns:w="http://schemas.openxmlformats.org/wordprocessingml/2006/main" xmlns:w14="http://schemas.microsoft.com/office/word/2010/wordml" xmlns:w15="http://schemas.microsoft.com/office/word/2012/wordml" xmlns:w16cex="http://schemas.microsoft.com/office/word/2018/wordml/cex" xmlns:w16cid="http://schemas.microsoft.com/office/word/2016/wordml/cid" xmlns:w16="http://schemas.microsoft.com/office/word/2018/wordml" xmlns:w16sdtdh="http://schemas.microsoft.com/office/word/2020/wordml/sdtdatahash" xmlns:w16se="http://schemas.microsoft.com/office/word/2015/wordml/symex" xmlns:sl="http://schemas.openxmlformats.org/schemaLibrary/2006/main" mc:Ignorable="w14 w15 w16se w16cid w16 w16cex w16sdtdh">
   <w:view w:val="normal"/>
   <w:defaultTabStop w:val="708"/>
   <w:hyphenationZone w:val="425"/>
@@ -11208,6 +10299,7 @@
   <w:rsids>
     <w:rsidRoot w:val="00011E71"/>
     <w:rsid w:val="00011E71"/>
+    <w:rsid w:val="00175B7D"/>
     <w:rsid w:val="00180FC5"/>
     <w:rsid w:val="001A790F"/>
     <w:rsid w:val="001E09DD"/>
@@ -11227,6 +10319,7 @@
     <w:rsid w:val="008D461B"/>
     <w:rsid w:val="00977F14"/>
     <w:rsid w:val="00B268FD"/>
+    <w:rsid w:val="00BE385A"/>
     <w:rsid w:val="00CA50EE"/>
     <w:rsid w:val="00D1597E"/>
     <w:rsid w:val="00DA1126"/>
@@ -11250,14 +10343,14 @@
   </m:mathPr>
   <w:themeFontLang w:val="hu-HU"/>
   <w:clrSchemeMapping w:bg1="light1" w:t1="dark1" w:bg2="light2" w:t2="dark2" w:accent1="accent1" w:accent2="accent2" w:accent3="accent3" w:accent4="accent4" w:accent5="accent5" w:accent6="accent6" w:hyperlink="hyperlink" w:followedHyperlink="followedHyperlink"/>
-  <w:decimalSymbol w:val="."/>
-  <w:listSeparator w:val=","/>
+  <w:decimalSymbol w:val=","/>
+  <w:listSeparator w:val=";"/>
   <w15:chartTrackingRefBased/>
 </w:settings>
 </file>
 
 <file path=word/glossary/styles.xml><?xml version="1.0" encoding="utf-8"?>
-<w:styles xmlns:mc="http://schemas.openxmlformats.org/markup-compatibility/2006" xmlns:r="http://schemas.openxmlformats.org/officeDocument/2006/relationships" xmlns:w="http://schemas.openxmlformats.org/wordprocessingml/2006/main" xmlns:w14="http://schemas.microsoft.com/office/word/2010/wordml" xmlns:w15="http://schemas.microsoft.com/office/word/2012/wordml" xmlns:w16cex="http://schemas.microsoft.com/office/word/2018/wordml/cex" xmlns:w16cid="http://schemas.microsoft.com/office/word/2016/wordml/cid" xmlns:w16="http://schemas.microsoft.com/office/word/2018/wordml" xmlns:w16du="http://schemas.microsoft.com/office/word/2023/wordml/word16du" xmlns:w16sdtdh="http://schemas.microsoft.com/office/word/2020/wordml/sdtdatahash" xmlns:w16sdtfl="http://schemas.microsoft.com/office/word/2024/wordml/sdtformatlock" xmlns:w16se="http://schemas.microsoft.com/office/word/2015/wordml/symex" mc:Ignorable="w14 w15 w16se w16cid w16 w16cex w16sdtdh w16sdtfl w16du">
+<w:styles xmlns:mc="http://schemas.openxmlformats.org/markup-compatibility/2006" xmlns:r="http://schemas.openxmlformats.org/officeDocument/2006/relationships" xmlns:w="http://schemas.openxmlformats.org/wordprocessingml/2006/main" xmlns:w14="http://schemas.microsoft.com/office/word/2010/wordml" xmlns:w15="http://schemas.microsoft.com/office/word/2012/wordml" xmlns:w16cex="http://schemas.microsoft.com/office/word/2018/wordml/cex" xmlns:w16cid="http://schemas.microsoft.com/office/word/2016/wordml/cid" xmlns:w16="http://schemas.microsoft.com/office/word/2018/wordml" xmlns:w16sdtdh="http://schemas.microsoft.com/office/word/2020/wordml/sdtdatahash" xmlns:w16se="http://schemas.microsoft.com/office/word/2015/wordml/symex" mc:Ignorable="w14 w15 w16se w16cid w16 w16cex w16sdtdh">
   <w:docDefaults>
     <w:rPrDefault>
       <w:rPr>
@@ -11651,17 +10744,17 @@
     <w:lsdException w:name="Unresolved Mention" w:semiHidden="1" w:unhideWhenUsed="1"/>
     <w:lsdException w:name="Smart Link" w:semiHidden="1" w:unhideWhenUsed="1"/>
   </w:latentStyles>
-  <w:style w:type="paragraph" w:default="1" w:styleId="Normal">
+  <w:style w:type="paragraph" w:default="1" w:styleId="Norml">
     <w:name w:val="Normal"/>
     <w:qFormat/>
   </w:style>
-  <w:style w:type="character" w:default="1" w:styleId="DefaultParagraphFont">
+  <w:style w:type="character" w:default="1" w:styleId="Bekezdsalapbettpusa">
     <w:name w:val="Default Paragraph Font"/>
     <w:uiPriority w:val="1"/>
     <w:semiHidden/>
     <w:unhideWhenUsed/>
   </w:style>
-  <w:style w:type="table" w:default="1" w:styleId="TableNormal">
+  <w:style w:type="table" w:default="1" w:styleId="Normltblzat">
     <w:name w:val="Normal Table"/>
     <w:uiPriority w:val="99"/>
     <w:semiHidden/>
@@ -11676,7 +10769,7 @@
       </w:tblCellMar>
     </w:tblPr>
   </w:style>
-  <w:style w:type="numbering" w:default="1" w:styleId="NoList">
+  <w:style w:type="numbering" w:default="1" w:styleId="Nemlista">
     <w:name w:val="No List"/>
     <w:uiPriority w:val="99"/>
     <w:semiHidden/>
@@ -11698,7 +10791,7 @@
 </file>
 
 <file path=word/glossary/webSettings.xml><?xml version="1.0" encoding="utf-8"?>
-<w:webSettings xmlns:mc="http://schemas.openxmlformats.org/markup-compatibility/2006" xmlns:r="http://schemas.openxmlformats.org/officeDocument/2006/relationships" xmlns:w="http://schemas.openxmlformats.org/wordprocessingml/2006/main" xmlns:w14="http://schemas.microsoft.com/office/word/2010/wordml" xmlns:w15="http://schemas.microsoft.com/office/word/2012/wordml" xmlns:w16cex="http://schemas.microsoft.com/office/word/2018/wordml/cex" xmlns:w16cid="http://schemas.microsoft.com/office/word/2016/wordml/cid" xmlns:w16="http://schemas.microsoft.com/office/word/2018/wordml" xmlns:w16du="http://schemas.microsoft.com/office/word/2023/wordml/word16du" xmlns:w16sdtdh="http://schemas.microsoft.com/office/word/2020/wordml/sdtdatahash" xmlns:w16sdtfl="http://schemas.microsoft.com/office/word/2024/wordml/sdtformatlock" xmlns:w16se="http://schemas.microsoft.com/office/word/2015/wordml/symex" mc:Ignorable="w14 w15 w16se w16cid w16 w16cex w16sdtdh w16sdtfl w16du">
+<w:webSettings xmlns:mc="http://schemas.openxmlformats.org/markup-compatibility/2006" xmlns:r="http://schemas.openxmlformats.org/officeDocument/2006/relationships" xmlns:w="http://schemas.openxmlformats.org/wordprocessingml/2006/main" xmlns:w14="http://schemas.microsoft.com/office/word/2010/wordml" xmlns:w15="http://schemas.microsoft.com/office/word/2012/wordml" xmlns:w16cex="http://schemas.microsoft.com/office/word/2018/wordml/cex" xmlns:w16cid="http://schemas.microsoft.com/office/word/2016/wordml/cid" xmlns:w16="http://schemas.microsoft.com/office/word/2018/wordml" xmlns:w16sdtdh="http://schemas.microsoft.com/office/word/2020/wordml/sdtdatahash" xmlns:w16se="http://schemas.microsoft.com/office/word/2015/wordml/symex" mc:Ignorable="w14 w15 w16se w16cid w16 w16cex w16sdtdh">
   <w:optimizeForBrowser/>
   <w:allowPNG/>
 </w:webSettings>
